--- a/public/templates/sad-template.docx
+++ b/public/templates/sad-template.docx
@@ -2,6 +2,14 @@
 <file path=word/document.xml><?xml version="1.0" encoding="utf-8"?>
 <w:document xmlns:w="http://schemas.openxmlformats.org/wordprocessingml/2006/main" xmlns:m="http://schemas.openxmlformats.org/officeDocument/2006/math" xmlns:r="http://schemas.openxmlformats.org/officeDocument/2006/relationships" xmlns:o="urn:schemas-microsoft-com:office:office" xmlns:v="urn:schemas-microsoft-com:vml" xmlns:w10="urn:schemas-microsoft-com:office:word" xmlns:a="http://schemas.openxmlformats.org/drawingml/2006/main" xmlns:pic="http://schemas.openxmlformats.org/drawingml/2006/picture" xmlns:wp="http://schemas.openxmlformats.org/drawingml/2006/wordprocessingDrawing">
   <w:body>
+    <w:p>
+      <w:pPr>
+        <w:pStyle w:val="Title"/>
+      </w:pPr>
+      <w:r>
+        <w:t xml:space="preserve">ADS — Solution Architecture Document Template</w:t>
+      </w:r>
+    </w:p>
     <w:bookmarkStart w:id="97" w:name="solution-architecture-document"/>
     <w:p>
       <w:pPr>
@@ -26,7 +34,7 @@
         <w:t xml:space="preserve"> </w:t>
       </w:r>
       <w:r>
-        <w:t xml:space="preserve">ADS v1.0.0 (Architecture Description Standard)</w:t>
+        <w:t xml:space="preserve">ADS v1.3.0 (Architecture Description Standard)</w:t>
       </w:r>
       <w:r>
         <w:t xml:space="preserve"> </w:t>
@@ -913,32 +921,32 @@
                 <w:b/>
                 <w:bCs/>
               </w:rPr>
-              <w:t xml:space="preserve">Estimated Capex</w:t>
-            </w:r>
-          </w:p>
-        </w:tc>
-        <w:tc>
-          <w:tcPr/>
-          <w:p>
-            <w:pPr>
-              <w:pStyle w:val="Compact"/>
-            </w:pPr>
-          </w:p>
-        </w:tc>
-      </w:tr>
-      <w:tr>
-        <w:tc>
-          <w:tcPr/>
-          <w:p>
-            <w:pPr>
-              <w:pStyle w:val="Compact"/>
-            </w:pPr>
-            <w:r>
-              <w:rPr>
-                <w:b/>
-                <w:bCs/>
-              </w:rPr>
-              <w:t xml:space="preserve">Estimated Opex</w:t>
+              <w:t xml:space="preserve">Estimated CapEx</w:t>
+            </w:r>
+          </w:p>
+        </w:tc>
+        <w:tc>
+          <w:tcPr/>
+          <w:p>
+            <w:pPr>
+              <w:pStyle w:val="Compact"/>
+            </w:pPr>
+          </w:p>
+        </w:tc>
+      </w:tr>
+      <w:tr>
+        <w:tc>
+          <w:tcPr/>
+          <w:p>
+            <w:pPr>
+              <w:pStyle w:val="Compact"/>
+            </w:pPr>
+            <w:r>
+              <w:rPr>
+                <w:b/>
+                <w:bCs/>
+              </w:rPr>
+              <w:t xml:space="preserve">Estimated OpEx</w:t>
             </w:r>
           </w:p>
         </w:tc>
@@ -1300,6 +1308,18 @@
         <w:t xml:space="preserve">Components</w:t>
       </w:r>
     </w:p>
+    <w:p>
+      <w:pPr>
+        <w:pStyle w:val="FirstParagraph"/>
+      </w:pPr>
+      <w:r>
+        <w:rPr>
+          <w:i/>
+          <w:iCs/>
+        </w:rPr>
+        <w:t xml:space="preserve">Repeat the table below for each component.</w:t>
+      </w:r>
+    </w:p>
     <w:tbl>
       <w:tblPr>
         <w:tblStyle w:val="Table"/>
@@ -1308,12 +1328,8 @@
         <w:tblLook w:firstRow="1" w:lastRow="0" w:firstColumn="0" w:lastColumn="0" w:noHBand="0" w:noVBand="0" w:val="0020"/>
       </w:tblPr>
       <w:tblGrid>
-        <w:gridCol w:w="1320"/>
-        <w:gridCol w:w="1320"/>
-        <w:gridCol w:w="1320"/>
-        <w:gridCol w:w="1320"/>
-        <w:gridCol w:w="1320"/>
-        <w:gridCol w:w="1320"/>
+        <w:gridCol w:w="3960"/>
+        <w:gridCol w:w="3960"/>
       </w:tblGrid>
       <w:tr>
         <w:trPr>
@@ -1326,6 +1342,34 @@
               <w:pStyle w:val="Compact"/>
             </w:pPr>
             <w:r>
+              <w:t xml:space="preserve">Field</w:t>
+            </w:r>
+          </w:p>
+        </w:tc>
+        <w:tc>
+          <w:tcPr/>
+          <w:p>
+            <w:pPr>
+              <w:pStyle w:val="Compact"/>
+            </w:pPr>
+            <w:r>
+              <w:t xml:space="preserve">Value</w:t>
+            </w:r>
+          </w:p>
+        </w:tc>
+      </w:tr>
+      <w:tr>
+        <w:tc>
+          <w:tcPr/>
+          <w:p>
+            <w:pPr>
+              <w:pStyle w:val="Compact"/>
+            </w:pPr>
+            <w:r>
+              <w:rPr>
+                <w:b/>
+                <w:bCs/>
+              </w:rPr>
               <w:t xml:space="preserve">Name</w:t>
             </w:r>
           </w:p>
@@ -1336,7 +1380,21 @@
             <w:pPr>
               <w:pStyle w:val="Compact"/>
             </w:pPr>
-            <w:r>
+          </w:p>
+        </w:tc>
+      </w:tr>
+      <w:tr>
+        <w:tc>
+          <w:tcPr/>
+          <w:p>
+            <w:pPr>
+              <w:pStyle w:val="Compact"/>
+            </w:pPr>
+            <w:r>
+              <w:rPr>
+                <w:b/>
+                <w:bCs/>
+              </w:rPr>
               <w:t xml:space="preserve">Component Type</w:t>
             </w:r>
           </w:p>
@@ -1348,6 +1406,23 @@
               <w:pStyle w:val="Compact"/>
             </w:pPr>
             <w:r>
+              <w:t xml:space="preserve">[ ] Web Application [ ] API Service [ ] Backend Service [ ] Batch Job [ ] Message Broker [ ] Database [ ] Cache [ ] File Storage [ ] Search Engine [ ] CDN [ ] Gateway [ ] Load Balancer [ ] Queue [ ] Stream [ ] ML Model [ ] Other</w:t>
+            </w:r>
+          </w:p>
+        </w:tc>
+      </w:tr>
+      <w:tr>
+        <w:tc>
+          <w:tcPr/>
+          <w:p>
+            <w:pPr>
+              <w:pStyle w:val="Compact"/>
+            </w:pPr>
+            <w:r>
+              <w:rPr>
+                <w:b/>
+                <w:bCs/>
+              </w:rPr>
               <w:t xml:space="preserve">Description</w:t>
             </w:r>
           </w:p>
@@ -1358,7 +1433,21 @@
             <w:pPr>
               <w:pStyle w:val="Compact"/>
             </w:pPr>
-            <w:r>
+          </w:p>
+        </w:tc>
+      </w:tr>
+      <w:tr>
+        <w:tc>
+          <w:tcPr/>
+          <w:p>
+            <w:pPr>
+              <w:pStyle w:val="Compact"/>
+            </w:pPr>
+            <w:r>
+              <w:rPr>
+                <w:b/>
+                <w:bCs/>
+              </w:rPr>
               <w:t xml:space="preserve">Technology</w:t>
             </w:r>
           </w:p>
@@ -1369,7 +1458,21 @@
             <w:pPr>
               <w:pStyle w:val="Compact"/>
             </w:pPr>
-            <w:r>
+          </w:p>
+        </w:tc>
+      </w:tr>
+      <w:tr>
+        <w:tc>
+          <w:tcPr/>
+          <w:p>
+            <w:pPr>
+              <w:pStyle w:val="Compact"/>
+            </w:pPr>
+            <w:r>
+              <w:rPr>
+                <w:b/>
+                <w:bCs/>
+              </w:rPr>
               <w:t xml:space="preserve">Owner</w:t>
             </w:r>
           </w:p>
@@ -1380,54 +1483,23 @@
             <w:pPr>
               <w:pStyle w:val="Compact"/>
             </w:pPr>
-            <w:r>
+          </w:p>
+        </w:tc>
+      </w:tr>
+      <w:tr>
+        <w:tc>
+          <w:tcPr/>
+          <w:p>
+            <w:pPr>
+              <w:pStyle w:val="Compact"/>
+            </w:pPr>
+            <w:r>
+              <w:rPr>
+                <w:b/>
+                <w:bCs/>
+              </w:rPr>
               <w:t xml:space="preserve">Status</w:t>
             </w:r>
-          </w:p>
-        </w:tc>
-      </w:tr>
-      <w:tr>
-        <w:tc>
-          <w:tcPr/>
-          <w:p>
-            <w:pPr>
-              <w:pStyle w:val="Compact"/>
-            </w:pPr>
-          </w:p>
-        </w:tc>
-        <w:tc>
-          <w:tcPr/>
-          <w:p>
-            <w:pPr>
-              <w:pStyle w:val="Compact"/>
-            </w:pPr>
-            <w:r>
-              <w:t xml:space="preserve">[ ] Web Application [ ] Api Service [ ] Backend Service [ ] Batch Job [ ] Message Broker [ ] Database [ ] Cache [ ] File Storage [ ] Search Engine [ ] Cdn [ ] Gateway [ ] Load Balancer [ ] Queue [ ] Stream [ ] Ml Model [ ] Other</w:t>
-            </w:r>
-          </w:p>
-        </w:tc>
-        <w:tc>
-          <w:tcPr/>
-          <w:p>
-            <w:pPr>
-              <w:pStyle w:val="Compact"/>
-            </w:pPr>
-          </w:p>
-        </w:tc>
-        <w:tc>
-          <w:tcPr/>
-          <w:p>
-            <w:pPr>
-              <w:pStyle w:val="Compact"/>
-            </w:pPr>
-          </w:p>
-        </w:tc>
-        <w:tc>
-          <w:tcPr/>
-          <w:p>
-            <w:pPr>
-              <w:pStyle w:val="Compact"/>
-            </w:pPr>
           </w:p>
         </w:tc>
         <w:tc>
@@ -1511,7 +1583,7 @@
               <w:pStyle w:val="Compact"/>
             </w:pPr>
             <w:r>
-              <w:t xml:space="preserve">[ ] Microservices [ ] Monolith [ ] Modular Monolith [ ] Event Driven [ ] Cqrs [ ] Saga [ ] Strangler Fig [ ] Sidecar [ ] Api Gateway [ ] Bff [ ] Circuit Breaker [ ] Pub Sub [ ] Request Response [ ] Batch Processing [ ] Stream Processing [ ] Data Lake [ ] Data Mesh [ ] Other</w:t>
+              <w:t xml:space="preserve">[ ] Microservices [ ] Monolith [ ] Modular Monolith [ ] Event Driven [ ] CQRS [ ] Saga [ ] Strangler Fig [ ] Sidecar [ ] API Gateway [ ] BFF [ ] Circuit Breaker [ ] Pub Sub [ ] Request Response [ ] Batch Processing [ ] Stream Processing [ ] Data Lake [ ] Data Mesh [ ] Other</w:t>
             </w:r>
           </w:p>
         </w:tc>
@@ -1581,913 +1653,16 @@
         <w:t xml:space="preserve">Internal Component Connectivity</w:t>
       </w:r>
     </w:p>
-    <w:tbl>
-      <w:tblPr>
-        <w:tblStyle w:val="Table"/>
-        <w:tblW w:type="pct" w:w="5000"/>
-        <w:tblLayout w:type="fixed"/>
-        <w:tblLook w:firstRow="1" w:lastRow="0" w:firstColumn="0" w:lastColumn="0" w:noHBand="0" w:noVBand="0" w:val="0020"/>
-      </w:tblPr>
-      <w:tblGrid>
-        <w:gridCol w:w="990"/>
-        <w:gridCol w:w="990"/>
-        <w:gridCol w:w="990"/>
-        <w:gridCol w:w="990"/>
-        <w:gridCol w:w="990"/>
-        <w:gridCol w:w="990"/>
-        <w:gridCol w:w="990"/>
-        <w:gridCol w:w="990"/>
-      </w:tblGrid>
-      <w:tr>
-        <w:trPr>
-          <w:tblHeader w:val="on"/>
-        </w:trPr>
-        <w:tc>
-          <w:tcPr/>
-          <w:p>
-            <w:pPr>
-              <w:pStyle w:val="Compact"/>
-            </w:pPr>
-            <w:r>
-              <w:t xml:space="preserve">Source</w:t>
-            </w:r>
-          </w:p>
-        </w:tc>
-        <w:tc>
-          <w:tcPr/>
-          <w:p>
-            <w:pPr>
-              <w:pStyle w:val="Compact"/>
-            </w:pPr>
-            <w:r>
-              <w:t xml:space="preserve">Destination</w:t>
-            </w:r>
-          </w:p>
-        </w:tc>
-        <w:tc>
-          <w:tcPr/>
-          <w:p>
-            <w:pPr>
-              <w:pStyle w:val="Compact"/>
-            </w:pPr>
-            <w:r>
-              <w:t xml:space="preserve">Protocol</w:t>
-            </w:r>
-          </w:p>
-        </w:tc>
-        <w:tc>
-          <w:tcPr/>
-          <w:p>
-            <w:pPr>
-              <w:pStyle w:val="Compact"/>
-            </w:pPr>
-            <w:r>
-              <w:t xml:space="preserve">Encrypted</w:t>
-            </w:r>
-          </w:p>
-        </w:tc>
-        <w:tc>
-          <w:tcPr/>
-          <w:p>
-            <w:pPr>
-              <w:pStyle w:val="Compact"/>
-            </w:pPr>
-            <w:r>
-              <w:t xml:space="preserve">Authentication Method</w:t>
-            </w:r>
-          </w:p>
-        </w:tc>
-        <w:tc>
-          <w:tcPr/>
-          <w:p>
-            <w:pPr>
-              <w:pStyle w:val="Compact"/>
-            </w:pPr>
-            <w:r>
-              <w:t xml:space="preserve">Direction</w:t>
-            </w:r>
-          </w:p>
-        </w:tc>
-        <w:tc>
-          <w:tcPr/>
-          <w:p>
-            <w:pPr>
-              <w:pStyle w:val="Compact"/>
-            </w:pPr>
-            <w:r>
-              <w:t xml:space="preserve">Synchronicity</w:t>
-            </w:r>
-          </w:p>
-        </w:tc>
-        <w:tc>
-          <w:tcPr/>
-          <w:p>
-            <w:pPr>
-              <w:pStyle w:val="Compact"/>
-            </w:pPr>
-            <w:r>
-              <w:t xml:space="preserve">Purpose</w:t>
-            </w:r>
-          </w:p>
-        </w:tc>
-      </w:tr>
-      <w:tr>
-        <w:tc>
-          <w:tcPr/>
-          <w:p>
-            <w:pPr>
-              <w:pStyle w:val="Compact"/>
-            </w:pPr>
-          </w:p>
-        </w:tc>
-        <w:tc>
-          <w:tcPr/>
-          <w:p>
-            <w:pPr>
-              <w:pStyle w:val="Compact"/>
-            </w:pPr>
-          </w:p>
-        </w:tc>
-        <w:tc>
-          <w:tcPr/>
-          <w:p>
-            <w:pPr>
-              <w:pStyle w:val="Compact"/>
-            </w:pPr>
-            <w:r>
-              <w:t xml:space="preserve">[ ] Https [ ] Http [ ] Grpc [ ] Grpc Tls [ ] Tcp [ ] Tcp Tls [ ] Amqp [ ] Amqps [ ] Mqtt [ ] Mqtts [ ] Kafka [ ] Websocket [ ] Wss [ ] Jdbc [ ] Odbc [ ] Sftp [ ] Ftps [ ] Smtp [ ] Smtps [ ] Ldaps [ ] Ssh [ ] Other</w:t>
-            </w:r>
-          </w:p>
-        </w:tc>
-        <w:tc>
-          <w:tcPr/>
-          <w:p>
-            <w:pPr>
-              <w:pStyle w:val="Compact"/>
-            </w:pPr>
-            <w:r>
-              <w:t xml:space="preserve">[ ] Yes [ ] No</w:t>
-            </w:r>
-          </w:p>
-        </w:tc>
-        <w:tc>
-          <w:tcPr/>
-          <w:p>
-            <w:pPr>
-              <w:pStyle w:val="Compact"/>
-            </w:pPr>
-            <w:r>
-              <w:t xml:space="preserve">[ ] Mtls [ ] Oauth2 [ ] Api Key [ ] Jwt [ ] Saml [ ] Oidc [ ] Basic Auth [ ] Certificate [ ] Iam Role [ ] Kerberos [ ] None [ ] Other</w:t>
-            </w:r>
-          </w:p>
-        </w:tc>
-        <w:tc>
-          <w:tcPr/>
-          <w:p>
-            <w:pPr>
-              <w:pStyle w:val="Compact"/>
-            </w:pPr>
-            <w:r>
-              <w:t xml:space="preserve">[ ] Unidirectional [ ] Bidirectional</w:t>
-            </w:r>
-          </w:p>
-        </w:tc>
-        <w:tc>
-          <w:tcPr/>
-          <w:p>
-            <w:pPr>
-              <w:pStyle w:val="Compact"/>
-            </w:pPr>
-            <w:r>
-              <w:t xml:space="preserve">[ ] Synchronous [ ] Asynchronous [ ] Event Driven</w:t>
-            </w:r>
-          </w:p>
-        </w:tc>
-        <w:tc>
-          <w:tcPr/>
-          <w:p>
-            <w:pPr>
-              <w:pStyle w:val="Compact"/>
-            </w:pPr>
-          </w:p>
-        </w:tc>
-      </w:tr>
-    </w:tbl>
-    <w:bookmarkEnd w:id="34"/>
-    <w:bookmarkStart w:id="35" w:name="external-integrations"/>
     <w:p>
       <w:pPr>
-        <w:pStyle w:val="Heading4"/>
+        <w:pStyle w:val="FirstParagraph"/>
       </w:pPr>
       <w:r>
-        <w:t xml:space="preserve">External Integrations</w:t>
-      </w:r>
-    </w:p>
-    <w:tbl>
-      <w:tblPr>
-        <w:tblStyle w:val="Table"/>
-        <w:tblW w:type="pct" w:w="5000"/>
-        <w:tblLayout w:type="fixed"/>
-        <w:tblLook w:firstRow="1" w:lastRow="0" w:firstColumn="0" w:lastColumn="0" w:noHBand="0" w:noVBand="0" w:val="0020"/>
-      </w:tblPr>
-      <w:tblGrid>
-        <w:gridCol w:w="1131"/>
-        <w:gridCol w:w="1131"/>
-        <w:gridCol w:w="1131"/>
-        <w:gridCol w:w="1131"/>
-        <w:gridCol w:w="1131"/>
-        <w:gridCol w:w="1131"/>
-        <w:gridCol w:w="1131"/>
-      </w:tblGrid>
-      <w:tr>
-        <w:trPr>
-          <w:tblHeader w:val="on"/>
-        </w:trPr>
-        <w:tc>
-          <w:tcPr/>
-          <w:p>
-            <w:pPr>
-              <w:pStyle w:val="Compact"/>
-            </w:pPr>
-            <w:r>
-              <w:t xml:space="preserve">Source App</w:t>
-            </w:r>
-          </w:p>
-        </w:tc>
-        <w:tc>
-          <w:tcPr/>
-          <w:p>
-            <w:pPr>
-              <w:pStyle w:val="Compact"/>
-            </w:pPr>
-            <w:r>
-              <w:t xml:space="preserve">Destination App</w:t>
-            </w:r>
-          </w:p>
-        </w:tc>
-        <w:tc>
-          <w:tcPr/>
-          <w:p>
-            <w:pPr>
-              <w:pStyle w:val="Compact"/>
-            </w:pPr>
-            <w:r>
-              <w:t xml:space="preserve">Integration Type</w:t>
-            </w:r>
-          </w:p>
-        </w:tc>
-        <w:tc>
-          <w:tcPr/>
-          <w:p>
-            <w:pPr>
-              <w:pStyle w:val="Compact"/>
-            </w:pPr>
-            <w:r>
-              <w:t xml:space="preserve">Protocol</w:t>
-            </w:r>
-          </w:p>
-        </w:tc>
-        <w:tc>
-          <w:tcPr/>
-          <w:p>
-            <w:pPr>
-              <w:pStyle w:val="Compact"/>
-            </w:pPr>
-            <w:r>
-              <w:t xml:space="preserve">Encrypted</w:t>
-            </w:r>
-          </w:p>
-        </w:tc>
-        <w:tc>
-          <w:tcPr/>
-          <w:p>
-            <w:pPr>
-              <w:pStyle w:val="Compact"/>
-            </w:pPr>
-            <w:r>
-              <w:t xml:space="preserve">Authentication Method</w:t>
-            </w:r>
-          </w:p>
-        </w:tc>
-        <w:tc>
-          <w:tcPr/>
-          <w:p>
-            <w:pPr>
-              <w:pStyle w:val="Compact"/>
-            </w:pPr>
-            <w:r>
-              <w:t xml:space="preserve">Purpose</w:t>
-            </w:r>
-          </w:p>
-        </w:tc>
-      </w:tr>
-      <w:tr>
-        <w:tc>
-          <w:tcPr/>
-          <w:p>
-            <w:pPr>
-              <w:pStyle w:val="Compact"/>
-            </w:pPr>
-          </w:p>
-        </w:tc>
-        <w:tc>
-          <w:tcPr/>
-          <w:p>
-            <w:pPr>
-              <w:pStyle w:val="Compact"/>
-            </w:pPr>
-          </w:p>
-        </w:tc>
-        <w:tc>
-          <w:tcPr/>
-          <w:p>
-            <w:pPr>
-              <w:pStyle w:val="Compact"/>
-            </w:pPr>
-            <w:r>
-              <w:t xml:space="preserve">[ ] Internal App [ ] External Service [ ] Saas [ ] Partner [ ] Customer Facing</w:t>
-            </w:r>
-          </w:p>
-        </w:tc>
-        <w:tc>
-          <w:tcPr/>
-          <w:p>
-            <w:pPr>
-              <w:pStyle w:val="Compact"/>
-            </w:pPr>
-            <w:r>
-              <w:t xml:space="preserve">[ ] Https [ ] Http [ ] Grpc [ ] Grpc Tls [ ] Tcp [ ] Tcp Tls [ ] Amqp [ ] Amqps [ ] Mqtt [ ] Kafka [ ] Sftp [ ] Ftps [ ] Smtp [ ] Smtps [ ] Other</w:t>
-            </w:r>
-          </w:p>
-        </w:tc>
-        <w:tc>
-          <w:tcPr/>
-          <w:p>
-            <w:pPr>
-              <w:pStyle w:val="Compact"/>
-            </w:pPr>
-            <w:r>
-              <w:t xml:space="preserve">[ ] Yes [ ] No</w:t>
-            </w:r>
-          </w:p>
-        </w:tc>
-        <w:tc>
-          <w:tcPr/>
-          <w:p>
-            <w:pPr>
-              <w:pStyle w:val="Compact"/>
-            </w:pPr>
-            <w:r>
-              <w:t xml:space="preserve">[ ] Mtls [ ] Oauth2 [ ] Api Key [ ] Jwt [ ] Saml [ ] Oidc [ ] Basic Auth [ ] Certificate [ ] Iam Role [ ] None [ ] Other</w:t>
-            </w:r>
-          </w:p>
-        </w:tc>
-        <w:tc>
-          <w:tcPr/>
-          <w:p>
-            <w:pPr>
-              <w:pStyle w:val="Compact"/>
-            </w:pPr>
-          </w:p>
-        </w:tc>
-      </w:tr>
-    </w:tbl>
-    <w:bookmarkEnd w:id="35"/>
-    <w:bookmarkStart w:id="36" w:name="apis-interfaces"/>
-    <w:p>
-      <w:pPr>
-        <w:pStyle w:val="Heading4"/>
-      </w:pPr>
-      <w:r>
-        <w:t xml:space="preserve">APIs &amp; Interfaces</w:t>
-      </w:r>
-    </w:p>
-    <w:tbl>
-      <w:tblPr>
-        <w:tblStyle w:val="Table"/>
-        <w:tblW w:type="pct" w:w="5000"/>
-        <w:tblLayout w:type="fixed"/>
-        <w:tblLook w:firstRow="1" w:lastRow="0" w:firstColumn="0" w:lastColumn="0" w:noHBand="0" w:noVBand="0" w:val="0020"/>
-      </w:tblPr>
-      <w:tblGrid>
-        <w:gridCol w:w="1131"/>
-        <w:gridCol w:w="1131"/>
-        <w:gridCol w:w="1131"/>
-        <w:gridCol w:w="1131"/>
-        <w:gridCol w:w="1131"/>
-        <w:gridCol w:w="1131"/>
-        <w:gridCol w:w="1131"/>
-      </w:tblGrid>
-      <w:tr>
-        <w:trPr>
-          <w:tblHeader w:val="on"/>
-        </w:trPr>
-        <w:tc>
-          <w:tcPr/>
-          <w:p>
-            <w:pPr>
-              <w:pStyle w:val="Compact"/>
-            </w:pPr>
-            <w:r>
-              <w:t xml:space="preserve">Name</w:t>
-            </w:r>
-          </w:p>
-        </w:tc>
-        <w:tc>
-          <w:tcPr/>
-          <w:p>
-            <w:pPr>
-              <w:pStyle w:val="Compact"/>
-            </w:pPr>
-            <w:r>
-              <w:t xml:space="preserve">Api Type</w:t>
-            </w:r>
-          </w:p>
-        </w:tc>
-        <w:tc>
-          <w:tcPr/>
-          <w:p>
-            <w:pPr>
-              <w:pStyle w:val="Compact"/>
-            </w:pPr>
-            <w:r>
-              <w:t xml:space="preserve">Direction</w:t>
-            </w:r>
-          </w:p>
-        </w:tc>
-        <w:tc>
-          <w:tcPr/>
-          <w:p>
-            <w:pPr>
-              <w:pStyle w:val="Compact"/>
-            </w:pPr>
-            <w:r>
-              <w:t xml:space="preserve">Data Format</w:t>
-            </w:r>
-          </w:p>
-        </w:tc>
-        <w:tc>
-          <w:tcPr/>
-          <w:p>
-            <w:pPr>
-              <w:pStyle w:val="Compact"/>
-            </w:pPr>
-            <w:r>
-              <w:t xml:space="preserve">Version</w:t>
-            </w:r>
-          </w:p>
-        </w:tc>
-        <w:tc>
-          <w:tcPr/>
-          <w:p>
-            <w:pPr>
-              <w:pStyle w:val="Compact"/>
-            </w:pPr>
-            <w:r>
-              <w:t xml:space="preserve">Authenticated</w:t>
-            </w:r>
-          </w:p>
-        </w:tc>
-        <w:tc>
-          <w:tcPr/>
-          <w:p>
-            <w:pPr>
-              <w:pStyle w:val="Compact"/>
-            </w:pPr>
-            <w:r>
-              <w:t xml:space="preserve">Rate Limited</w:t>
-            </w:r>
-          </w:p>
-        </w:tc>
-      </w:tr>
-      <w:tr>
-        <w:tc>
-          <w:tcPr/>
-          <w:p>
-            <w:pPr>
-              <w:pStyle w:val="Compact"/>
-            </w:pPr>
-          </w:p>
-        </w:tc>
-        <w:tc>
-          <w:tcPr/>
-          <w:p>
-            <w:pPr>
-              <w:pStyle w:val="Compact"/>
-            </w:pPr>
-            <w:r>
-              <w:t xml:space="preserve">[ ] Rest [ ] Graphql [ ] Grpc [ ] Soap [ ] Websocket [ ] Event Stream [ ] File Transfer [ ] Other</w:t>
-            </w:r>
-          </w:p>
-        </w:tc>
-        <w:tc>
-          <w:tcPr/>
-          <w:p>
-            <w:pPr>
-              <w:pStyle w:val="Compact"/>
-            </w:pPr>
-            <w:r>
-              <w:t xml:space="preserve">[ ] Exposed [ ] Consumed</w:t>
-            </w:r>
-          </w:p>
-        </w:tc>
-        <w:tc>
-          <w:tcPr/>
-          <w:p>
-            <w:pPr>
-              <w:pStyle w:val="Compact"/>
-            </w:pPr>
-            <w:r>
-              <w:t xml:space="preserve">[ ] Json [ ] Xml [ ] Protobuf [ ] Avro [ ] Csv [ ] Parquet [ ] Binary [ ] Other</w:t>
-            </w:r>
-          </w:p>
-        </w:tc>
-        <w:tc>
-          <w:tcPr/>
-          <w:p>
-            <w:pPr>
-              <w:pStyle w:val="Compact"/>
-            </w:pPr>
-          </w:p>
-        </w:tc>
-        <w:tc>
-          <w:tcPr/>
-          <w:p>
-            <w:pPr>
-              <w:pStyle w:val="Compact"/>
-            </w:pPr>
-            <w:r>
-              <w:t xml:space="preserve">[ ] Yes [ ] No</w:t>
-            </w:r>
-          </w:p>
-        </w:tc>
-        <w:tc>
-          <w:tcPr/>
-          <w:p>
-            <w:pPr>
-              <w:pStyle w:val="Compact"/>
-            </w:pPr>
-            <w:r>
-              <w:t xml:space="preserve">[ ] Yes [ ] No</w:t>
-            </w:r>
-          </w:p>
-        </w:tc>
-      </w:tr>
-    </w:tbl>
-    <w:bookmarkEnd w:id="36"/>
-    <w:bookmarkEnd w:id="37"/>
-    <w:bookmarkStart w:id="39" w:name="quality-attribute-refs-1"/>
-    <w:p>
-      <w:pPr>
-        <w:pStyle w:val="Heading2"/>
-      </w:pPr>
-      <w:r>
         <w:rPr>
-          <w:b/>
-          <w:bCs/>
+          <w:i/>
+          <w:iCs/>
         </w:rPr>
-        <w:t xml:space="preserve">Quality Attribute Refs:</w:t>
-      </w:r>
-    </w:p>
-    <w:bookmarkStart w:id="38" w:name="physical-view"/>
-    <w:p>
-      <w:pPr>
-        <w:pStyle w:val="Heading3"/>
-      </w:pPr>
-      <w:r>
-        <w:t xml:space="preserve">3.3 Physical View</w:t>
-      </w:r>
-    </w:p>
-    <w:bookmarkEnd w:id="38"/>
-    <w:bookmarkEnd w:id="39"/>
-    <w:bookmarkStart w:id="41" w:name="diagrams-2"/>
-    <w:p>
-      <w:pPr>
-        <w:pStyle w:val="Heading2"/>
-      </w:pPr>
-      <w:r>
-        <w:rPr>
-          <w:b/>
-          <w:bCs/>
-        </w:rPr>
-        <w:t xml:space="preserve">Diagrams:</w:t>
-      </w:r>
-    </w:p>
-    <w:bookmarkStart w:id="40" w:name="hosting-infrastructure"/>
-    <w:p>
-      <w:pPr>
-        <w:pStyle w:val="Heading4"/>
-      </w:pPr>
-      <w:r>
-        <w:t xml:space="preserve">Hosting &amp; Infrastructure</w:t>
-      </w:r>
-    </w:p>
-    <w:bookmarkEnd w:id="40"/>
-    <w:bookmarkEnd w:id="41"/>
-    <w:bookmarkStart w:id="42" w:name="venue-types"/>
-    <w:p>
-      <w:pPr>
-        <w:pStyle w:val="Heading2"/>
-      </w:pPr>
-      <w:r>
-        <w:rPr>
-          <w:b/>
-          <w:bCs/>
-        </w:rPr>
-        <w:t xml:space="preserve">Venue Types:</w:t>
-      </w:r>
-    </w:p>
-    <w:bookmarkEnd w:id="42"/>
-    <w:bookmarkStart w:id="43" w:name="regions"/>
-    <w:p>
-      <w:pPr>
-        <w:pStyle w:val="Heading2"/>
-      </w:pPr>
-      <w:r>
-        <w:rPr>
-          <w:b/>
-          <w:bCs/>
-        </w:rPr>
-        <w:t xml:space="preserve">Regions:</w:t>
-      </w:r>
-    </w:p>
-    <w:bookmarkEnd w:id="43"/>
-    <w:bookmarkStart w:id="44" w:name="service-models"/>
-    <w:p>
-      <w:pPr>
-        <w:pStyle w:val="Heading2"/>
-      </w:pPr>
-      <w:r>
-        <w:rPr>
-          <w:b/>
-          <w:bCs/>
-        </w:rPr>
-        <w:t xml:space="preserve">Service Models:</w:t>
-      </w:r>
-    </w:p>
-    <w:bookmarkEnd w:id="44"/>
-    <w:bookmarkStart w:id="46" w:name="cloud-providers"/>
-    <w:p>
-      <w:pPr>
-        <w:pStyle w:val="Heading2"/>
-      </w:pPr>
-      <w:r>
-        <w:rPr>
-          <w:b/>
-          <w:bCs/>
-        </w:rPr>
-        <w:t xml:space="preserve">Cloud Providers:</w:t>
-      </w:r>
-    </w:p>
-    <w:bookmarkStart w:id="45" w:name="compute"/>
-    <w:p>
-      <w:pPr>
-        <w:pStyle w:val="Heading4"/>
-      </w:pPr>
-      <w:r>
-        <w:t xml:space="preserve">Compute</w:t>
-      </w:r>
-    </w:p>
-    <w:bookmarkEnd w:id="45"/>
-    <w:bookmarkEnd w:id="46"/>
-    <w:bookmarkStart w:id="49" w:name="compute-types"/>
-    <w:p>
-      <w:pPr>
-        <w:pStyle w:val="Heading2"/>
-      </w:pPr>
-      <w:r>
-        <w:rPr>
-          <w:b/>
-          <w:bCs/>
-        </w:rPr>
-        <w:t xml:space="preserve">Compute Types:</w:t>
-      </w:r>
-    </w:p>
-    <w:bookmarkStart w:id="47" w:name="servers"/>
-    <w:p>
-      <w:pPr>
-        <w:pStyle w:val="Heading5"/>
-      </w:pPr>
-      <w:r>
-        <w:t xml:space="preserve">Servers</w:t>
-      </w:r>
-    </w:p>
-    <w:tbl>
-      <w:tblPr>
-        <w:tblStyle w:val="Table"/>
-        <w:tblW w:type="pct" w:w="5000"/>
-        <w:tblLayout w:type="fixed"/>
-        <w:tblLook w:firstRow="1" w:lastRow="0" w:firstColumn="0" w:lastColumn="0" w:noHBand="0" w:noVBand="0" w:val="0020"/>
-      </w:tblPr>
-      <w:tblGrid>
-        <w:gridCol w:w="1131"/>
-        <w:gridCol w:w="1131"/>
-        <w:gridCol w:w="1131"/>
-        <w:gridCol w:w="1131"/>
-        <w:gridCol w:w="1131"/>
-        <w:gridCol w:w="1131"/>
-        <w:gridCol w:w="1131"/>
-      </w:tblGrid>
-      <w:tr>
-        <w:trPr>
-          <w:tblHeader w:val="on"/>
-        </w:trPr>
-        <w:tc>
-          <w:tcPr/>
-          <w:p>
-            <w:pPr>
-              <w:pStyle w:val="Compact"/>
-            </w:pPr>
-            <w:r>
-              <w:t xml:space="preserve">Name</w:t>
-            </w:r>
-          </w:p>
-        </w:tc>
-        <w:tc>
-          <w:tcPr/>
-          <w:p>
-            <w:pPr>
-              <w:pStyle w:val="Compact"/>
-            </w:pPr>
-            <w:r>
-              <w:t xml:space="preserve">Instance Type</w:t>
-            </w:r>
-          </w:p>
-        </w:tc>
-        <w:tc>
-          <w:tcPr/>
-          <w:p>
-            <w:pPr>
-              <w:pStyle w:val="Compact"/>
-            </w:pPr>
-            <w:r>
-              <w:t xml:space="preserve">V Cpu</w:t>
-            </w:r>
-          </w:p>
-        </w:tc>
-        <w:tc>
-          <w:tcPr/>
-          <w:p>
-            <w:pPr>
-              <w:pStyle w:val="Compact"/>
-            </w:pPr>
-            <w:r>
-              <w:t xml:space="preserve">Memory Gb</w:t>
-            </w:r>
-          </w:p>
-        </w:tc>
-        <w:tc>
-          <w:tcPr/>
-          <w:p>
-            <w:pPr>
-              <w:pStyle w:val="Compact"/>
-            </w:pPr>
-            <w:r>
-              <w:t xml:space="preserve">Storage Tb</w:t>
-            </w:r>
-          </w:p>
-        </w:tc>
-        <w:tc>
-          <w:tcPr/>
-          <w:p>
-            <w:pPr>
-              <w:pStyle w:val="Compact"/>
-            </w:pPr>
-            <w:r>
-              <w:t xml:space="preserve">Quantity</w:t>
-            </w:r>
-          </w:p>
-        </w:tc>
-        <w:tc>
-          <w:tcPr/>
-          <w:p>
-            <w:pPr>
-              <w:pStyle w:val="Compact"/>
-            </w:pPr>
-            <w:r>
-              <w:t xml:space="preserve">Os</w:t>
-            </w:r>
-          </w:p>
-        </w:tc>
-      </w:tr>
-      <w:tr>
-        <w:tc>
-          <w:tcPr/>
-          <w:p>
-            <w:pPr>
-              <w:pStyle w:val="Compact"/>
-            </w:pPr>
-          </w:p>
-        </w:tc>
-        <w:tc>
-          <w:tcPr/>
-          <w:p>
-            <w:pPr>
-              <w:pStyle w:val="Compact"/>
-            </w:pPr>
-          </w:p>
-        </w:tc>
-        <w:tc>
-          <w:tcPr/>
-          <w:p>
-            <w:pPr>
-              <w:pStyle w:val="Compact"/>
-            </w:pPr>
-          </w:p>
-        </w:tc>
-        <w:tc>
-          <w:tcPr/>
-          <w:p>
-            <w:pPr>
-              <w:pStyle w:val="Compact"/>
-            </w:pPr>
-          </w:p>
-        </w:tc>
-        <w:tc>
-          <w:tcPr/>
-          <w:p>
-            <w:pPr>
-              <w:pStyle w:val="Compact"/>
-            </w:pPr>
-          </w:p>
-        </w:tc>
-        <w:tc>
-          <w:tcPr/>
-          <w:p>
-            <w:pPr>
-              <w:pStyle w:val="Compact"/>
-            </w:pPr>
-          </w:p>
-        </w:tc>
-        <w:tc>
-          <w:tcPr/>
-          <w:p>
-            <w:pPr>
-              <w:pStyle w:val="Compact"/>
-            </w:pPr>
-            <w:r>
-              <w:t xml:space="preserve">[ ] Rhel [ ] Amazon Linux [ ] Ubuntu [ ] Debian [ ] Centos [ ] Windows Server [ ] Suse [ ] Other</w:t>
-            </w:r>
-          </w:p>
-        </w:tc>
-      </w:tr>
-    </w:tbl>
-    <w:bookmarkEnd w:id="47"/>
-    <w:bookmarkStart w:id="48" w:name="containers"/>
-    <w:p>
-      <w:pPr>
-        <w:pStyle w:val="Heading5"/>
-      </w:pPr>
-      <w:r>
-        <w:t xml:space="preserve">Containers</w:t>
-      </w:r>
-    </w:p>
-    <w:bookmarkEnd w:id="48"/>
-    <w:bookmarkEnd w:id="49"/>
-    <w:bookmarkStart w:id="51" w:name="base-images"/>
-    <w:p>
-      <w:pPr>
-        <w:pStyle w:val="Heading2"/>
-      </w:pPr>
-      <w:r>
-        <w:rPr>
-          <w:b/>
-          <w:bCs/>
-        </w:rPr>
-        <w:t xml:space="preserve">Base Images:</w:t>
-      </w:r>
-    </w:p>
-    <w:bookmarkStart w:id="50" w:name="serverless"/>
-    <w:p>
-      <w:pPr>
-        <w:pStyle w:val="Heading5"/>
-      </w:pPr>
-      <w:r>
-        <w:t xml:space="preserve">Serverless</w:t>
-      </w:r>
-    </w:p>
-    <w:bookmarkEnd w:id="50"/>
-    <w:bookmarkEnd w:id="51"/>
-    <w:bookmarkStart w:id="54" w:name="services"/>
-    <w:p>
-      <w:pPr>
-        <w:pStyle w:val="Heading2"/>
-      </w:pPr>
-      <w:r>
-        <w:rPr>
-          <w:b/>
-          <w:bCs/>
-        </w:rPr>
-        <w:t xml:space="preserve">Services:</w:t>
-      </w:r>
-    </w:p>
-    <w:bookmarkStart w:id="52" w:name="network-connectivity"/>
-    <w:p>
-      <w:pPr>
-        <w:pStyle w:val="Heading4"/>
-      </w:pPr>
-      <w:r>
-        <w:t xml:space="preserve">Network Connectivity</w:t>
+        <w:t xml:space="preserve">Repeat the table below for each internal component connectivity.</w:t>
       </w:r>
     </w:p>
     <w:tbl>
@@ -2540,6 +1715,1184 @@
                 <w:b/>
                 <w:bCs/>
               </w:rPr>
+              <w:t xml:space="preserve">Source</w:t>
+            </w:r>
+          </w:p>
+        </w:tc>
+        <w:tc>
+          <w:tcPr/>
+          <w:p>
+            <w:pPr>
+              <w:pStyle w:val="Compact"/>
+            </w:pPr>
+          </w:p>
+        </w:tc>
+      </w:tr>
+      <w:tr>
+        <w:tc>
+          <w:tcPr/>
+          <w:p>
+            <w:pPr>
+              <w:pStyle w:val="Compact"/>
+            </w:pPr>
+            <w:r>
+              <w:rPr>
+                <w:b/>
+                <w:bCs/>
+              </w:rPr>
+              <w:t xml:space="preserve">Destination</w:t>
+            </w:r>
+          </w:p>
+        </w:tc>
+        <w:tc>
+          <w:tcPr/>
+          <w:p>
+            <w:pPr>
+              <w:pStyle w:val="Compact"/>
+            </w:pPr>
+          </w:p>
+        </w:tc>
+      </w:tr>
+      <w:tr>
+        <w:tc>
+          <w:tcPr/>
+          <w:p>
+            <w:pPr>
+              <w:pStyle w:val="Compact"/>
+            </w:pPr>
+            <w:r>
+              <w:rPr>
+                <w:b/>
+                <w:bCs/>
+              </w:rPr>
+              <w:t xml:space="preserve">Protocol</w:t>
+            </w:r>
+          </w:p>
+        </w:tc>
+        <w:tc>
+          <w:tcPr/>
+          <w:p>
+            <w:pPr>
+              <w:pStyle w:val="Compact"/>
+            </w:pPr>
+            <w:r>
+              <w:t xml:space="preserve">[ ] HTTPS [ ] HTTP [ ] gRPC [ ] gRPC TLS [ ] TCP [ ] TCP TLS [ ] AMQP [ ] AMQPS [ ] MQTT [ ] MQTTS [ ] Kafka [ ] WebSocket [ ] WSS [ ] JDBC [ ] ODBC [ ] SFTP [ ] FTPS [ ] SMTP [ ] SMTPS [ ] LDAPS [ ] SSH [ ] Other</w:t>
+            </w:r>
+          </w:p>
+        </w:tc>
+      </w:tr>
+      <w:tr>
+        <w:tc>
+          <w:tcPr/>
+          <w:p>
+            <w:pPr>
+              <w:pStyle w:val="Compact"/>
+            </w:pPr>
+            <w:r>
+              <w:rPr>
+                <w:b/>
+                <w:bCs/>
+              </w:rPr>
+              <w:t xml:space="preserve">Encrypted</w:t>
+            </w:r>
+          </w:p>
+        </w:tc>
+        <w:tc>
+          <w:tcPr/>
+          <w:p>
+            <w:pPr>
+              <w:pStyle w:val="Compact"/>
+            </w:pPr>
+            <w:r>
+              <w:t xml:space="preserve">[ ] Yes [ ] No</w:t>
+            </w:r>
+          </w:p>
+        </w:tc>
+      </w:tr>
+      <w:tr>
+        <w:tc>
+          <w:tcPr/>
+          <w:p>
+            <w:pPr>
+              <w:pStyle w:val="Compact"/>
+            </w:pPr>
+            <w:r>
+              <w:rPr>
+                <w:b/>
+                <w:bCs/>
+              </w:rPr>
+              <w:t xml:space="preserve">Authentication Method</w:t>
+            </w:r>
+          </w:p>
+        </w:tc>
+        <w:tc>
+          <w:tcPr/>
+          <w:p>
+            <w:pPr>
+              <w:pStyle w:val="Compact"/>
+            </w:pPr>
+            <w:r>
+              <w:t xml:space="preserve">[ ] mTLS [ ] OAuth2 [ ] API Key [ ] JWT [ ] SAML [ ] OIDC [ ] Basic Auth [ ] Certificate [ ] IAM Role [ ] Kerberos [ ] None [ ] Other</w:t>
+            </w:r>
+          </w:p>
+        </w:tc>
+      </w:tr>
+      <w:tr>
+        <w:tc>
+          <w:tcPr/>
+          <w:p>
+            <w:pPr>
+              <w:pStyle w:val="Compact"/>
+            </w:pPr>
+            <w:r>
+              <w:rPr>
+                <w:b/>
+                <w:bCs/>
+              </w:rPr>
+              <w:t xml:space="preserve">Direction</w:t>
+            </w:r>
+          </w:p>
+        </w:tc>
+        <w:tc>
+          <w:tcPr/>
+          <w:p>
+            <w:pPr>
+              <w:pStyle w:val="Compact"/>
+            </w:pPr>
+            <w:r>
+              <w:t xml:space="preserve">[ ] Unidirectional [ ] Bidirectional</w:t>
+            </w:r>
+          </w:p>
+        </w:tc>
+      </w:tr>
+      <w:tr>
+        <w:tc>
+          <w:tcPr/>
+          <w:p>
+            <w:pPr>
+              <w:pStyle w:val="Compact"/>
+            </w:pPr>
+            <w:r>
+              <w:rPr>
+                <w:b/>
+                <w:bCs/>
+              </w:rPr>
+              <w:t xml:space="preserve">Synchronicity</w:t>
+            </w:r>
+          </w:p>
+        </w:tc>
+        <w:tc>
+          <w:tcPr/>
+          <w:p>
+            <w:pPr>
+              <w:pStyle w:val="Compact"/>
+            </w:pPr>
+            <w:r>
+              <w:t xml:space="preserve">[ ] Synchronous [ ] Asynchronous [ ] Event Driven</w:t>
+            </w:r>
+          </w:p>
+        </w:tc>
+      </w:tr>
+      <w:tr>
+        <w:tc>
+          <w:tcPr/>
+          <w:p>
+            <w:pPr>
+              <w:pStyle w:val="Compact"/>
+            </w:pPr>
+            <w:r>
+              <w:rPr>
+                <w:b/>
+                <w:bCs/>
+              </w:rPr>
+              <w:t xml:space="preserve">Purpose</w:t>
+            </w:r>
+          </w:p>
+        </w:tc>
+        <w:tc>
+          <w:tcPr/>
+          <w:p>
+            <w:pPr>
+              <w:pStyle w:val="Compact"/>
+            </w:pPr>
+          </w:p>
+        </w:tc>
+      </w:tr>
+    </w:tbl>
+    <w:bookmarkEnd w:id="34"/>
+    <w:bookmarkStart w:id="35" w:name="external-integrations"/>
+    <w:p>
+      <w:pPr>
+        <w:pStyle w:val="Heading4"/>
+      </w:pPr>
+      <w:r>
+        <w:t xml:space="preserve">External Integrations</w:t>
+      </w:r>
+    </w:p>
+    <w:p>
+      <w:pPr>
+        <w:pStyle w:val="FirstParagraph"/>
+      </w:pPr>
+      <w:r>
+        <w:rPr>
+          <w:i/>
+          <w:iCs/>
+        </w:rPr>
+        <w:t xml:space="preserve">Repeat the table below for each external integration.</w:t>
+      </w:r>
+    </w:p>
+    <w:tbl>
+      <w:tblPr>
+        <w:tblStyle w:val="Table"/>
+        <w:tblW w:type="pct" w:w="5000"/>
+        <w:tblLayout w:type="fixed"/>
+        <w:tblLook w:firstRow="1" w:lastRow="0" w:firstColumn="0" w:lastColumn="0" w:noHBand="0" w:noVBand="0" w:val="0020"/>
+      </w:tblPr>
+      <w:tblGrid>
+        <w:gridCol w:w="3960"/>
+        <w:gridCol w:w="3960"/>
+      </w:tblGrid>
+      <w:tr>
+        <w:trPr>
+          <w:tblHeader w:val="on"/>
+        </w:trPr>
+        <w:tc>
+          <w:tcPr/>
+          <w:p>
+            <w:pPr>
+              <w:pStyle w:val="Compact"/>
+            </w:pPr>
+            <w:r>
+              <w:t xml:space="preserve">Field</w:t>
+            </w:r>
+          </w:p>
+        </w:tc>
+        <w:tc>
+          <w:tcPr/>
+          <w:p>
+            <w:pPr>
+              <w:pStyle w:val="Compact"/>
+            </w:pPr>
+            <w:r>
+              <w:t xml:space="preserve">Value</w:t>
+            </w:r>
+          </w:p>
+        </w:tc>
+      </w:tr>
+      <w:tr>
+        <w:tc>
+          <w:tcPr/>
+          <w:p>
+            <w:pPr>
+              <w:pStyle w:val="Compact"/>
+            </w:pPr>
+            <w:r>
+              <w:rPr>
+                <w:b/>
+                <w:bCs/>
+              </w:rPr>
+              <w:t xml:space="preserve">Source App</w:t>
+            </w:r>
+          </w:p>
+        </w:tc>
+        <w:tc>
+          <w:tcPr/>
+          <w:p>
+            <w:pPr>
+              <w:pStyle w:val="Compact"/>
+            </w:pPr>
+          </w:p>
+        </w:tc>
+      </w:tr>
+      <w:tr>
+        <w:tc>
+          <w:tcPr/>
+          <w:p>
+            <w:pPr>
+              <w:pStyle w:val="Compact"/>
+            </w:pPr>
+            <w:r>
+              <w:rPr>
+                <w:b/>
+                <w:bCs/>
+              </w:rPr>
+              <w:t xml:space="preserve">Destination App</w:t>
+            </w:r>
+          </w:p>
+        </w:tc>
+        <w:tc>
+          <w:tcPr/>
+          <w:p>
+            <w:pPr>
+              <w:pStyle w:val="Compact"/>
+            </w:pPr>
+          </w:p>
+        </w:tc>
+      </w:tr>
+      <w:tr>
+        <w:tc>
+          <w:tcPr/>
+          <w:p>
+            <w:pPr>
+              <w:pStyle w:val="Compact"/>
+            </w:pPr>
+            <w:r>
+              <w:rPr>
+                <w:b/>
+                <w:bCs/>
+              </w:rPr>
+              <w:t xml:space="preserve">Integration Type</w:t>
+            </w:r>
+          </w:p>
+        </w:tc>
+        <w:tc>
+          <w:tcPr/>
+          <w:p>
+            <w:pPr>
+              <w:pStyle w:val="Compact"/>
+            </w:pPr>
+            <w:r>
+              <w:t xml:space="preserve">[ ] Internal App [ ] External Service [ ] SaaS [ ] Partner [ ] Customer Facing</w:t>
+            </w:r>
+          </w:p>
+        </w:tc>
+      </w:tr>
+      <w:tr>
+        <w:tc>
+          <w:tcPr/>
+          <w:p>
+            <w:pPr>
+              <w:pStyle w:val="Compact"/>
+            </w:pPr>
+            <w:r>
+              <w:rPr>
+                <w:b/>
+                <w:bCs/>
+              </w:rPr>
+              <w:t xml:space="preserve">Protocol</w:t>
+            </w:r>
+          </w:p>
+        </w:tc>
+        <w:tc>
+          <w:tcPr/>
+          <w:p>
+            <w:pPr>
+              <w:pStyle w:val="Compact"/>
+            </w:pPr>
+            <w:r>
+              <w:t xml:space="preserve">[ ] HTTPS [ ] HTTP [ ] gRPC [ ] gRPC TLS [ ] TCP [ ] TCP TLS [ ] AMQP [ ] AMQPS [ ] MQTT [ ] Kafka [ ] SFTP [ ] FTPS [ ] SMTP [ ] SMTPS [ ] Other</w:t>
+            </w:r>
+          </w:p>
+        </w:tc>
+      </w:tr>
+      <w:tr>
+        <w:tc>
+          <w:tcPr/>
+          <w:p>
+            <w:pPr>
+              <w:pStyle w:val="Compact"/>
+            </w:pPr>
+            <w:r>
+              <w:rPr>
+                <w:b/>
+                <w:bCs/>
+              </w:rPr>
+              <w:t xml:space="preserve">Encrypted</w:t>
+            </w:r>
+          </w:p>
+        </w:tc>
+        <w:tc>
+          <w:tcPr/>
+          <w:p>
+            <w:pPr>
+              <w:pStyle w:val="Compact"/>
+            </w:pPr>
+            <w:r>
+              <w:t xml:space="preserve">[ ] Yes [ ] No</w:t>
+            </w:r>
+          </w:p>
+        </w:tc>
+      </w:tr>
+      <w:tr>
+        <w:tc>
+          <w:tcPr/>
+          <w:p>
+            <w:pPr>
+              <w:pStyle w:val="Compact"/>
+            </w:pPr>
+            <w:r>
+              <w:rPr>
+                <w:b/>
+                <w:bCs/>
+              </w:rPr>
+              <w:t xml:space="preserve">Authentication Method</w:t>
+            </w:r>
+          </w:p>
+        </w:tc>
+        <w:tc>
+          <w:tcPr/>
+          <w:p>
+            <w:pPr>
+              <w:pStyle w:val="Compact"/>
+            </w:pPr>
+            <w:r>
+              <w:t xml:space="preserve">[ ] mTLS [ ] OAuth2 [ ] API Key [ ] JWT [ ] SAML [ ] OIDC [ ] Basic Auth [ ] Certificate [ ] IAM Role [ ] None [ ] Other</w:t>
+            </w:r>
+          </w:p>
+        </w:tc>
+      </w:tr>
+      <w:tr>
+        <w:tc>
+          <w:tcPr/>
+          <w:p>
+            <w:pPr>
+              <w:pStyle w:val="Compact"/>
+            </w:pPr>
+            <w:r>
+              <w:rPr>
+                <w:b/>
+                <w:bCs/>
+              </w:rPr>
+              <w:t xml:space="preserve">Purpose</w:t>
+            </w:r>
+          </w:p>
+        </w:tc>
+        <w:tc>
+          <w:tcPr/>
+          <w:p>
+            <w:pPr>
+              <w:pStyle w:val="Compact"/>
+            </w:pPr>
+          </w:p>
+        </w:tc>
+      </w:tr>
+    </w:tbl>
+    <w:bookmarkEnd w:id="35"/>
+    <w:bookmarkStart w:id="36" w:name="apis-interfaces"/>
+    <w:p>
+      <w:pPr>
+        <w:pStyle w:val="Heading4"/>
+      </w:pPr>
+      <w:r>
+        <w:t xml:space="preserve">APIs &amp; Interfaces</w:t>
+      </w:r>
+    </w:p>
+    <w:p>
+      <w:pPr>
+        <w:pStyle w:val="FirstParagraph"/>
+      </w:pPr>
+      <w:r>
+        <w:rPr>
+          <w:i/>
+          <w:iCs/>
+        </w:rPr>
+        <w:t xml:space="preserve">Repeat the table below for each apis &amp; interface.</w:t>
+      </w:r>
+    </w:p>
+    <w:tbl>
+      <w:tblPr>
+        <w:tblStyle w:val="Table"/>
+        <w:tblW w:type="pct" w:w="5000"/>
+        <w:tblLayout w:type="fixed"/>
+        <w:tblLook w:firstRow="1" w:lastRow="0" w:firstColumn="0" w:lastColumn="0" w:noHBand="0" w:noVBand="0" w:val="0020"/>
+      </w:tblPr>
+      <w:tblGrid>
+        <w:gridCol w:w="3960"/>
+        <w:gridCol w:w="3960"/>
+      </w:tblGrid>
+      <w:tr>
+        <w:trPr>
+          <w:tblHeader w:val="on"/>
+        </w:trPr>
+        <w:tc>
+          <w:tcPr/>
+          <w:p>
+            <w:pPr>
+              <w:pStyle w:val="Compact"/>
+            </w:pPr>
+            <w:r>
+              <w:t xml:space="preserve">Field</w:t>
+            </w:r>
+          </w:p>
+        </w:tc>
+        <w:tc>
+          <w:tcPr/>
+          <w:p>
+            <w:pPr>
+              <w:pStyle w:val="Compact"/>
+            </w:pPr>
+            <w:r>
+              <w:t xml:space="preserve">Value</w:t>
+            </w:r>
+          </w:p>
+        </w:tc>
+      </w:tr>
+      <w:tr>
+        <w:tc>
+          <w:tcPr/>
+          <w:p>
+            <w:pPr>
+              <w:pStyle w:val="Compact"/>
+            </w:pPr>
+            <w:r>
+              <w:rPr>
+                <w:b/>
+                <w:bCs/>
+              </w:rPr>
+              <w:t xml:space="preserve">Name</w:t>
+            </w:r>
+          </w:p>
+        </w:tc>
+        <w:tc>
+          <w:tcPr/>
+          <w:p>
+            <w:pPr>
+              <w:pStyle w:val="Compact"/>
+            </w:pPr>
+          </w:p>
+        </w:tc>
+      </w:tr>
+      <w:tr>
+        <w:tc>
+          <w:tcPr/>
+          <w:p>
+            <w:pPr>
+              <w:pStyle w:val="Compact"/>
+            </w:pPr>
+            <w:r>
+              <w:rPr>
+                <w:b/>
+                <w:bCs/>
+              </w:rPr>
+              <w:t xml:space="preserve">API Type</w:t>
+            </w:r>
+          </w:p>
+        </w:tc>
+        <w:tc>
+          <w:tcPr/>
+          <w:p>
+            <w:pPr>
+              <w:pStyle w:val="Compact"/>
+            </w:pPr>
+            <w:r>
+              <w:t xml:space="preserve">[ ] REST [ ] GraphQL [ ] gRPC [ ] SOAP [ ] WebSocket [ ] Event Stream [ ] File Transfer [ ] Other</w:t>
+            </w:r>
+          </w:p>
+        </w:tc>
+      </w:tr>
+      <w:tr>
+        <w:tc>
+          <w:tcPr/>
+          <w:p>
+            <w:pPr>
+              <w:pStyle w:val="Compact"/>
+            </w:pPr>
+            <w:r>
+              <w:rPr>
+                <w:b/>
+                <w:bCs/>
+              </w:rPr>
+              <w:t xml:space="preserve">Direction</w:t>
+            </w:r>
+          </w:p>
+        </w:tc>
+        <w:tc>
+          <w:tcPr/>
+          <w:p>
+            <w:pPr>
+              <w:pStyle w:val="Compact"/>
+            </w:pPr>
+            <w:r>
+              <w:t xml:space="preserve">[ ] Exposed [ ] Consumed</w:t>
+            </w:r>
+          </w:p>
+        </w:tc>
+      </w:tr>
+      <w:tr>
+        <w:tc>
+          <w:tcPr/>
+          <w:p>
+            <w:pPr>
+              <w:pStyle w:val="Compact"/>
+            </w:pPr>
+            <w:r>
+              <w:rPr>
+                <w:b/>
+                <w:bCs/>
+              </w:rPr>
+              <w:t xml:space="preserve">Data Format</w:t>
+            </w:r>
+          </w:p>
+        </w:tc>
+        <w:tc>
+          <w:tcPr/>
+          <w:p>
+            <w:pPr>
+              <w:pStyle w:val="Compact"/>
+            </w:pPr>
+            <w:r>
+              <w:t xml:space="preserve">[ ] JSON [ ] XML [ ] Protobuf [ ] Avro [ ] CSV [ ] Parquet [ ] Binary [ ] Other</w:t>
+            </w:r>
+          </w:p>
+        </w:tc>
+      </w:tr>
+      <w:tr>
+        <w:tc>
+          <w:tcPr/>
+          <w:p>
+            <w:pPr>
+              <w:pStyle w:val="Compact"/>
+            </w:pPr>
+            <w:r>
+              <w:rPr>
+                <w:b/>
+                <w:bCs/>
+              </w:rPr>
+              <w:t xml:space="preserve">Version</w:t>
+            </w:r>
+          </w:p>
+        </w:tc>
+        <w:tc>
+          <w:tcPr/>
+          <w:p>
+            <w:pPr>
+              <w:pStyle w:val="Compact"/>
+            </w:pPr>
+          </w:p>
+        </w:tc>
+      </w:tr>
+      <w:tr>
+        <w:tc>
+          <w:tcPr/>
+          <w:p>
+            <w:pPr>
+              <w:pStyle w:val="Compact"/>
+            </w:pPr>
+            <w:r>
+              <w:rPr>
+                <w:b/>
+                <w:bCs/>
+              </w:rPr>
+              <w:t xml:space="preserve">Authenticated</w:t>
+            </w:r>
+          </w:p>
+        </w:tc>
+        <w:tc>
+          <w:tcPr/>
+          <w:p>
+            <w:pPr>
+              <w:pStyle w:val="Compact"/>
+            </w:pPr>
+            <w:r>
+              <w:t xml:space="preserve">[ ] Yes [ ] No</w:t>
+            </w:r>
+          </w:p>
+        </w:tc>
+      </w:tr>
+      <w:tr>
+        <w:tc>
+          <w:tcPr/>
+          <w:p>
+            <w:pPr>
+              <w:pStyle w:val="Compact"/>
+            </w:pPr>
+            <w:r>
+              <w:rPr>
+                <w:b/>
+                <w:bCs/>
+              </w:rPr>
+              <w:t xml:space="preserve">Rate Limited</w:t>
+            </w:r>
+          </w:p>
+        </w:tc>
+        <w:tc>
+          <w:tcPr/>
+          <w:p>
+            <w:pPr>
+              <w:pStyle w:val="Compact"/>
+            </w:pPr>
+            <w:r>
+              <w:t xml:space="preserve">[ ] Yes [ ] No</w:t>
+            </w:r>
+          </w:p>
+        </w:tc>
+      </w:tr>
+    </w:tbl>
+    <w:bookmarkEnd w:id="36"/>
+    <w:bookmarkEnd w:id="37"/>
+    <w:bookmarkStart w:id="39" w:name="quality-attribute-refs-1"/>
+    <w:p>
+      <w:pPr>
+        <w:pStyle w:val="Heading2"/>
+      </w:pPr>
+      <w:r>
+        <w:rPr>
+          <w:b/>
+          <w:bCs/>
+        </w:rPr>
+        <w:t xml:space="preserve">Quality Attribute Refs:</w:t>
+      </w:r>
+    </w:p>
+    <w:bookmarkStart w:id="38" w:name="physical-view"/>
+    <w:p>
+      <w:pPr>
+        <w:pStyle w:val="Heading3"/>
+      </w:pPr>
+      <w:r>
+        <w:t xml:space="preserve">3.3 Physical View</w:t>
+      </w:r>
+    </w:p>
+    <w:bookmarkEnd w:id="38"/>
+    <w:bookmarkEnd w:id="39"/>
+    <w:bookmarkStart w:id="41" w:name="diagrams-2"/>
+    <w:p>
+      <w:pPr>
+        <w:pStyle w:val="Heading2"/>
+      </w:pPr>
+      <w:r>
+        <w:rPr>
+          <w:b/>
+          <w:bCs/>
+        </w:rPr>
+        <w:t xml:space="preserve">Diagrams:</w:t>
+      </w:r>
+    </w:p>
+    <w:bookmarkStart w:id="40" w:name="hosting-infrastructure"/>
+    <w:p>
+      <w:pPr>
+        <w:pStyle w:val="Heading4"/>
+      </w:pPr>
+      <w:r>
+        <w:t xml:space="preserve">Hosting &amp; Infrastructure</w:t>
+      </w:r>
+    </w:p>
+    <w:bookmarkEnd w:id="40"/>
+    <w:bookmarkEnd w:id="41"/>
+    <w:bookmarkStart w:id="42" w:name="venue-types"/>
+    <w:p>
+      <w:pPr>
+        <w:pStyle w:val="Heading2"/>
+      </w:pPr>
+      <w:r>
+        <w:rPr>
+          <w:b/>
+          <w:bCs/>
+        </w:rPr>
+        <w:t xml:space="preserve">Venue Types:</w:t>
+      </w:r>
+    </w:p>
+    <w:bookmarkEnd w:id="42"/>
+    <w:bookmarkStart w:id="43" w:name="regions"/>
+    <w:p>
+      <w:pPr>
+        <w:pStyle w:val="Heading2"/>
+      </w:pPr>
+      <w:r>
+        <w:rPr>
+          <w:b/>
+          <w:bCs/>
+        </w:rPr>
+        <w:t xml:space="preserve">Regions:</w:t>
+      </w:r>
+    </w:p>
+    <w:bookmarkEnd w:id="43"/>
+    <w:bookmarkStart w:id="44" w:name="service-models"/>
+    <w:p>
+      <w:pPr>
+        <w:pStyle w:val="Heading2"/>
+      </w:pPr>
+      <w:r>
+        <w:rPr>
+          <w:b/>
+          <w:bCs/>
+        </w:rPr>
+        <w:t xml:space="preserve">Service Models:</w:t>
+      </w:r>
+    </w:p>
+    <w:bookmarkEnd w:id="44"/>
+    <w:bookmarkStart w:id="46" w:name="cloud-providers"/>
+    <w:p>
+      <w:pPr>
+        <w:pStyle w:val="Heading2"/>
+      </w:pPr>
+      <w:r>
+        <w:rPr>
+          <w:b/>
+          <w:bCs/>
+        </w:rPr>
+        <w:t xml:space="preserve">Cloud Providers:</w:t>
+      </w:r>
+    </w:p>
+    <w:bookmarkStart w:id="45" w:name="compute"/>
+    <w:p>
+      <w:pPr>
+        <w:pStyle w:val="Heading4"/>
+      </w:pPr>
+      <w:r>
+        <w:t xml:space="preserve">Compute</w:t>
+      </w:r>
+    </w:p>
+    <w:bookmarkEnd w:id="45"/>
+    <w:bookmarkEnd w:id="46"/>
+    <w:bookmarkStart w:id="49" w:name="compute-types"/>
+    <w:p>
+      <w:pPr>
+        <w:pStyle w:val="Heading2"/>
+      </w:pPr>
+      <w:r>
+        <w:rPr>
+          <w:b/>
+          <w:bCs/>
+        </w:rPr>
+        <w:t xml:space="preserve">Compute Types:</w:t>
+      </w:r>
+    </w:p>
+    <w:bookmarkStart w:id="47" w:name="servers"/>
+    <w:p>
+      <w:pPr>
+        <w:pStyle w:val="Heading5"/>
+      </w:pPr>
+      <w:r>
+        <w:t xml:space="preserve">Servers</w:t>
+      </w:r>
+    </w:p>
+    <w:p>
+      <w:pPr>
+        <w:pStyle w:val="FirstParagraph"/>
+      </w:pPr>
+      <w:r>
+        <w:rPr>
+          <w:i/>
+          <w:iCs/>
+        </w:rPr>
+        <w:t xml:space="preserve">Repeat the table below for each server.</w:t>
+      </w:r>
+    </w:p>
+    <w:tbl>
+      <w:tblPr>
+        <w:tblStyle w:val="Table"/>
+        <w:tblW w:type="pct" w:w="5000"/>
+        <w:tblLayout w:type="fixed"/>
+        <w:tblLook w:firstRow="1" w:lastRow="0" w:firstColumn="0" w:lastColumn="0" w:noHBand="0" w:noVBand="0" w:val="0020"/>
+      </w:tblPr>
+      <w:tblGrid>
+        <w:gridCol w:w="3960"/>
+        <w:gridCol w:w="3960"/>
+      </w:tblGrid>
+      <w:tr>
+        <w:trPr>
+          <w:tblHeader w:val="on"/>
+        </w:trPr>
+        <w:tc>
+          <w:tcPr/>
+          <w:p>
+            <w:pPr>
+              <w:pStyle w:val="Compact"/>
+            </w:pPr>
+            <w:r>
+              <w:t xml:space="preserve">Field</w:t>
+            </w:r>
+          </w:p>
+        </w:tc>
+        <w:tc>
+          <w:tcPr/>
+          <w:p>
+            <w:pPr>
+              <w:pStyle w:val="Compact"/>
+            </w:pPr>
+            <w:r>
+              <w:t xml:space="preserve">Value</w:t>
+            </w:r>
+          </w:p>
+        </w:tc>
+      </w:tr>
+      <w:tr>
+        <w:tc>
+          <w:tcPr/>
+          <w:p>
+            <w:pPr>
+              <w:pStyle w:val="Compact"/>
+            </w:pPr>
+            <w:r>
+              <w:rPr>
+                <w:b/>
+                <w:bCs/>
+              </w:rPr>
+              <w:t xml:space="preserve">Name</w:t>
+            </w:r>
+          </w:p>
+        </w:tc>
+        <w:tc>
+          <w:tcPr/>
+          <w:p>
+            <w:pPr>
+              <w:pStyle w:val="Compact"/>
+            </w:pPr>
+          </w:p>
+        </w:tc>
+      </w:tr>
+      <w:tr>
+        <w:tc>
+          <w:tcPr/>
+          <w:p>
+            <w:pPr>
+              <w:pStyle w:val="Compact"/>
+            </w:pPr>
+            <w:r>
+              <w:rPr>
+                <w:b/>
+                <w:bCs/>
+              </w:rPr>
+              <w:t xml:space="preserve">Instance Type</w:t>
+            </w:r>
+          </w:p>
+        </w:tc>
+        <w:tc>
+          <w:tcPr/>
+          <w:p>
+            <w:pPr>
+              <w:pStyle w:val="Compact"/>
+            </w:pPr>
+          </w:p>
+        </w:tc>
+      </w:tr>
+      <w:tr>
+        <w:tc>
+          <w:tcPr/>
+          <w:p>
+            <w:pPr>
+              <w:pStyle w:val="Compact"/>
+            </w:pPr>
+            <w:r>
+              <w:rPr>
+                <w:b/>
+                <w:bCs/>
+              </w:rPr>
+              <w:t xml:space="preserve">V Cpu</w:t>
+            </w:r>
+          </w:p>
+        </w:tc>
+        <w:tc>
+          <w:tcPr/>
+          <w:p>
+            <w:pPr>
+              <w:pStyle w:val="Compact"/>
+            </w:pPr>
+          </w:p>
+        </w:tc>
+      </w:tr>
+      <w:tr>
+        <w:tc>
+          <w:tcPr/>
+          <w:p>
+            <w:pPr>
+              <w:pStyle w:val="Compact"/>
+            </w:pPr>
+            <w:r>
+              <w:rPr>
+                <w:b/>
+                <w:bCs/>
+              </w:rPr>
+              <w:t xml:space="preserve">Memory Gb</w:t>
+            </w:r>
+          </w:p>
+        </w:tc>
+        <w:tc>
+          <w:tcPr/>
+          <w:p>
+            <w:pPr>
+              <w:pStyle w:val="Compact"/>
+            </w:pPr>
+          </w:p>
+        </w:tc>
+      </w:tr>
+      <w:tr>
+        <w:tc>
+          <w:tcPr/>
+          <w:p>
+            <w:pPr>
+              <w:pStyle w:val="Compact"/>
+            </w:pPr>
+            <w:r>
+              <w:rPr>
+                <w:b/>
+                <w:bCs/>
+              </w:rPr>
+              <w:t xml:space="preserve">Storage Tb</w:t>
+            </w:r>
+          </w:p>
+        </w:tc>
+        <w:tc>
+          <w:tcPr/>
+          <w:p>
+            <w:pPr>
+              <w:pStyle w:val="Compact"/>
+            </w:pPr>
+          </w:p>
+        </w:tc>
+      </w:tr>
+      <w:tr>
+        <w:tc>
+          <w:tcPr/>
+          <w:p>
+            <w:pPr>
+              <w:pStyle w:val="Compact"/>
+            </w:pPr>
+            <w:r>
+              <w:rPr>
+                <w:b/>
+                <w:bCs/>
+              </w:rPr>
+              <w:t xml:space="preserve">Quantity</w:t>
+            </w:r>
+          </w:p>
+        </w:tc>
+        <w:tc>
+          <w:tcPr/>
+          <w:p>
+            <w:pPr>
+              <w:pStyle w:val="Compact"/>
+            </w:pPr>
+          </w:p>
+        </w:tc>
+      </w:tr>
+      <w:tr>
+        <w:tc>
+          <w:tcPr/>
+          <w:p>
+            <w:pPr>
+              <w:pStyle w:val="Compact"/>
+            </w:pPr>
+            <w:r>
+              <w:rPr>
+                <w:b/>
+                <w:bCs/>
+              </w:rPr>
+              <w:t xml:space="preserve">OS</w:t>
+            </w:r>
+          </w:p>
+        </w:tc>
+        <w:tc>
+          <w:tcPr/>
+          <w:p>
+            <w:pPr>
+              <w:pStyle w:val="Compact"/>
+            </w:pPr>
+            <w:r>
+              <w:t xml:space="preserve">[ ] Rhel [ ] Amazon Linux [ ] Ubuntu [ ] Debian [ ] Centos [ ] Windows Server [ ] Suse [ ] Other</w:t>
+            </w:r>
+          </w:p>
+        </w:tc>
+      </w:tr>
+    </w:tbl>
+    <w:bookmarkEnd w:id="47"/>
+    <w:bookmarkStart w:id="48" w:name="containers"/>
+    <w:p>
+      <w:pPr>
+        <w:pStyle w:val="Heading5"/>
+      </w:pPr>
+      <w:r>
+        <w:t xml:space="preserve">Containers</w:t>
+      </w:r>
+    </w:p>
+    <w:bookmarkEnd w:id="48"/>
+    <w:bookmarkEnd w:id="49"/>
+    <w:bookmarkStart w:id="51" w:name="base-images"/>
+    <w:p>
+      <w:pPr>
+        <w:pStyle w:val="Heading2"/>
+      </w:pPr>
+      <w:r>
+        <w:rPr>
+          <w:b/>
+          <w:bCs/>
+        </w:rPr>
+        <w:t xml:space="preserve">Base Images:</w:t>
+      </w:r>
+    </w:p>
+    <w:bookmarkStart w:id="50" w:name="serverless"/>
+    <w:p>
+      <w:pPr>
+        <w:pStyle w:val="Heading5"/>
+      </w:pPr>
+      <w:r>
+        <w:t xml:space="preserve">Serverless</w:t>
+      </w:r>
+    </w:p>
+    <w:bookmarkEnd w:id="50"/>
+    <w:bookmarkEnd w:id="51"/>
+    <w:bookmarkStart w:id="54" w:name="services"/>
+    <w:p>
+      <w:pPr>
+        <w:pStyle w:val="Heading2"/>
+      </w:pPr>
+      <w:r>
+        <w:rPr>
+          <w:b/>
+          <w:bCs/>
+        </w:rPr>
+        <w:t xml:space="preserve">Services:</w:t>
+      </w:r>
+    </w:p>
+    <w:bookmarkStart w:id="52" w:name="network-connectivity"/>
+    <w:p>
+      <w:pPr>
+        <w:pStyle w:val="Heading4"/>
+      </w:pPr>
+      <w:r>
+        <w:t xml:space="preserve">Network Connectivity</w:t>
+      </w:r>
+    </w:p>
+    <w:tbl>
+      <w:tblPr>
+        <w:tblStyle w:val="Table"/>
+        <w:tblW w:type="pct" w:w="5000"/>
+        <w:tblLayout w:type="fixed"/>
+        <w:tblLook w:firstRow="1" w:lastRow="0" w:firstColumn="0" w:lastColumn="0" w:noHBand="0" w:noVBand="0" w:val="0020"/>
+      </w:tblPr>
+      <w:tblGrid>
+        <w:gridCol w:w="3960"/>
+        <w:gridCol w:w="3960"/>
+      </w:tblGrid>
+      <w:tr>
+        <w:trPr>
+          <w:tblHeader w:val="on"/>
+        </w:trPr>
+        <w:tc>
+          <w:tcPr/>
+          <w:p>
+            <w:pPr>
+              <w:pStyle w:val="Compact"/>
+            </w:pPr>
+            <w:r>
+              <w:t xml:space="preserve">Field</w:t>
+            </w:r>
+          </w:p>
+        </w:tc>
+        <w:tc>
+          <w:tcPr/>
+          <w:p>
+            <w:pPr>
+              <w:pStyle w:val="Compact"/>
+            </w:pPr>
+            <w:r>
+              <w:t xml:space="preserve">Value</w:t>
+            </w:r>
+          </w:p>
+        </w:tc>
+      </w:tr>
+      <w:tr>
+        <w:tc>
+          <w:tcPr/>
+          <w:p>
+            <w:pPr>
+              <w:pStyle w:val="Compact"/>
+            </w:pPr>
+            <w:r>
+              <w:rPr>
+                <w:b/>
+                <w:bCs/>
+              </w:rPr>
               <w:t xml:space="preserve">Internet Facing</w:t>
             </w:r>
           </w:p>
@@ -2596,7 +2949,7 @@
                 <w:b/>
                 <w:bCs/>
               </w:rPr>
-              <w:t xml:space="preserve">Cloud To On Prem</w:t>
+              <w:t xml:space="preserve">Cloud-to-On-Premises Connectivity</w:t>
             </w:r>
           </w:p>
         </w:tc>
@@ -2624,7 +2977,7 @@
                 <w:b/>
                 <w:bCs/>
               </w:rPr>
-              <w:t xml:space="preserve">Third Party Connectivity</w:t>
+              <w:t xml:space="preserve">Third-Party Connectivity</w:t>
             </w:r>
           </w:p>
         </w:tc>
@@ -2708,32 +3061,32 @@
                 <w:b/>
                 <w:bCs/>
               </w:rPr>
-              <w:t xml:space="preserve">Peak Egress Mbps</w:t>
-            </w:r>
-          </w:p>
-        </w:tc>
-        <w:tc>
-          <w:tcPr/>
-          <w:p>
-            <w:pPr>
-              <w:pStyle w:val="Compact"/>
-            </w:pPr>
-          </w:p>
-        </w:tc>
-      </w:tr>
-      <w:tr>
-        <w:tc>
-          <w:tcPr/>
-          <w:p>
-            <w:pPr>
-              <w:pStyle w:val="Compact"/>
-            </w:pPr>
-            <w:r>
-              <w:rPr>
-                <w:b/>
-                <w:bCs/>
-              </w:rPr>
-              <w:t xml:space="preserve">Peak Ingress Mbps</w:t>
+              <w:t xml:space="preserve">Peak Egress (Mbps)</w:t>
+            </w:r>
+          </w:p>
+        </w:tc>
+        <w:tc>
+          <w:tcPr/>
+          <w:p>
+            <w:pPr>
+              <w:pStyle w:val="Compact"/>
+            </w:pPr>
+          </w:p>
+        </w:tc>
+      </w:tr>
+      <w:tr>
+        <w:tc>
+          <w:tcPr/>
+          <w:p>
+            <w:pPr>
+              <w:pStyle w:val="Compact"/>
+            </w:pPr>
+            <w:r>
+              <w:rPr>
+                <w:b/>
+                <w:bCs/>
+              </w:rPr>
+              <w:t xml:space="preserve">Peak Ingress (Mbps)</w:t>
             </w:r>
           </w:p>
         </w:tc>
@@ -2814,7 +3167,7 @@
                 <w:b/>
                 <w:bCs/>
               </w:rPr>
-              <w:t xml:space="preserve">Ddos Protection</w:t>
+              <w:t xml:space="preserve">DDoS Protection</w:t>
             </w:r>
           </w:p>
         </w:tc>
@@ -2842,35 +3195,35 @@
                 <w:b/>
                 <w:bCs/>
               </w:rPr>
-              <w:t xml:space="preserve">Ddos Provider</w:t>
-            </w:r>
-          </w:p>
-        </w:tc>
-        <w:tc>
-          <w:tcPr/>
-          <w:p>
-            <w:pPr>
-              <w:pStyle w:val="Compact"/>
-            </w:pPr>
-            <w:r>
-              <w:t xml:space="preserve">[ ] Aws Shield [ ] Azure Ddos [ ] Cloudflare [ ] Akamai [ ] Gcp Cloud Armor [ ] Arbor [ ] Other [ ] None</w:t>
-            </w:r>
-          </w:p>
-        </w:tc>
-      </w:tr>
-      <w:tr>
-        <w:tc>
-          <w:tcPr/>
-          <w:p>
-            <w:pPr>
-              <w:pStyle w:val="Compact"/>
-            </w:pPr>
-            <w:r>
-              <w:rPr>
-                <w:b/>
-                <w:bCs/>
-              </w:rPr>
-              <w:t xml:space="preserve">Waf Enabled</w:t>
+              <w:t xml:space="preserve">DDoS Provider</w:t>
+            </w:r>
+          </w:p>
+        </w:tc>
+        <w:tc>
+          <w:tcPr/>
+          <w:p>
+            <w:pPr>
+              <w:pStyle w:val="Compact"/>
+            </w:pPr>
+            <w:r>
+              <w:t xml:space="preserve">[ ] AWS Shield [ ] Azure DDoS [ ] Cloudflare [ ] Akamai [ ] GCP Cloud Armor [ ] Arbor [ ] Other [ ] None</w:t>
+            </w:r>
+          </w:p>
+        </w:tc>
+      </w:tr>
+      <w:tr>
+        <w:tc>
+          <w:tcPr/>
+          <w:p>
+            <w:pPr>
+              <w:pStyle w:val="Compact"/>
+            </w:pPr>
+            <w:r>
+              <w:rPr>
+                <w:b/>
+                <w:bCs/>
+              </w:rPr>
+              <w:t xml:space="preserve">WAF Enabled</w:t>
             </w:r>
           </w:p>
         </w:tc>
@@ -2898,18 +3251,18 @@
                 <w:b/>
                 <w:bCs/>
               </w:rPr>
-              <w:t xml:space="preserve">Waf Provider</w:t>
-            </w:r>
-          </w:p>
-        </w:tc>
-        <w:tc>
-          <w:tcPr/>
-          <w:p>
-            <w:pPr>
-              <w:pStyle w:val="Compact"/>
-            </w:pPr>
-            <w:r>
-              <w:t xml:space="preserve">[ ] Aws Waf [ ] Azure Waf [ ] Cloudflare Waf [ ] Gcp Cloud Armor [ ] F5 [ ] Imperva [ ] Other [ ] None</w:t>
+              <w:t xml:space="preserve">WAF Provider</w:t>
+            </w:r>
+          </w:p>
+        </w:tc>
+        <w:tc>
+          <w:tcPr/>
+          <w:p>
+            <w:pPr>
+              <w:pStyle w:val="Compact"/>
+            </w:pPr>
+            <w:r>
+              <w:t xml:space="preserve">[ ] AWS WAF [ ] Azure WAF [ ] Cloudflare WAF [ ] GCP Cloud Armor [ ] F5 [ ] Imperva [ ] Other [ ] None</w:t>
             </w:r>
           </w:p>
         </w:tc>
@@ -3023,7 +3376,7 @@
               <w:pStyle w:val="Compact"/>
             </w:pPr>
             <w:r>
-              <w:t xml:space="preserve">[ ] Development [ ] Test [ ] Qa [ ] Integration Test [ ] Staging [ ] Pre Production [ ] Production [ ] Dr [ ] Sandbox [ ] Demo [ ] Performance Test</w:t>
+              <w:t xml:space="preserve">[ ] Development [ ] Test [ ] Qa [ ] Integration Test [ ] Staging [ ] Pre Production [ ] Production [ ] DR [ ] Sandbox [ ] Demo [ ] Performance Test</w:t>
             </w:r>
           </w:p>
         </w:tc>
@@ -3101,6 +3454,18 @@
       </w:pPr>
       <w:r>
         <w:t xml:space="preserve">Data Stores</w:t>
+      </w:r>
+    </w:p>
+    <w:p>
+      <w:pPr>
+        <w:pStyle w:val="FirstParagraph"/>
+      </w:pPr>
+      <w:r>
+        <w:rPr>
+          <w:i/>
+          <w:iCs/>
+        </w:rPr>
+        <w:t xml:space="preserve">Repeat the table below for each data store.</w:t>
       </w:r>
     </w:p>
     <w:tbl>
@@ -3111,17 +3476,8 @@
         <w:tblLook w:firstRow="1" w:lastRow="0" w:firstColumn="0" w:lastColumn="0" w:noHBand="0" w:noVBand="0" w:val="0020"/>
       </w:tblPr>
       <w:tblGrid>
-        <w:gridCol w:w="719"/>
-        <w:gridCol w:w="719"/>
-        <w:gridCol w:w="719"/>
-        <w:gridCol w:w="719"/>
-        <w:gridCol w:w="719"/>
-        <w:gridCol w:w="719"/>
-        <w:gridCol w:w="719"/>
-        <w:gridCol w:w="719"/>
-        <w:gridCol w:w="719"/>
-        <w:gridCol w:w="719"/>
-        <w:gridCol w:w="719"/>
+        <w:gridCol w:w="3960"/>
+        <w:gridCol w:w="3960"/>
       </w:tblGrid>
       <w:tr>
         <w:trPr>
@@ -3134,6 +3490,34 @@
               <w:pStyle w:val="Compact"/>
             </w:pPr>
             <w:r>
+              <w:t xml:space="preserve">Field</w:t>
+            </w:r>
+          </w:p>
+        </w:tc>
+        <w:tc>
+          <w:tcPr/>
+          <w:p>
+            <w:pPr>
+              <w:pStyle w:val="Compact"/>
+            </w:pPr>
+            <w:r>
+              <w:t xml:space="preserve">Value</w:t>
+            </w:r>
+          </w:p>
+        </w:tc>
+      </w:tr>
+      <w:tr>
+        <w:tc>
+          <w:tcPr/>
+          <w:p>
+            <w:pPr>
+              <w:pStyle w:val="Compact"/>
+            </w:pPr>
+            <w:r>
+              <w:rPr>
+                <w:b/>
+                <w:bCs/>
+              </w:rPr>
               <w:t xml:space="preserve">Name</w:t>
             </w:r>
           </w:p>
@@ -3144,7 +3528,21 @@
             <w:pPr>
               <w:pStyle w:val="Compact"/>
             </w:pPr>
-            <w:r>
+          </w:p>
+        </w:tc>
+      </w:tr>
+      <w:tr>
+        <w:tc>
+          <w:tcPr/>
+          <w:p>
+            <w:pPr>
+              <w:pStyle w:val="Compact"/>
+            </w:pPr>
+            <w:r>
+              <w:rPr>
+                <w:b/>
+                <w:bCs/>
+              </w:rPr>
               <w:t xml:space="preserve">Store Type</w:t>
             </w:r>
           </w:p>
@@ -3156,6 +3554,23 @@
               <w:pStyle w:val="Compact"/>
             </w:pPr>
             <w:r>
+              <w:t xml:space="preserve">[ ] Relational DB [ ] NoSQL Document [ ] NoSQL Key Value [ ] NoSQL Graph [ ] NoSQL Columnar [ ] Object Storage [ ] Block Storage [ ] File Storage [ ] Data Warehouse [ ] Data Lake [ ] Cache [ ] Message Queue [ ] Search Index [ ] Time Series DB [ ] In Memory [ ] Other</w:t>
+            </w:r>
+          </w:p>
+        </w:tc>
+      </w:tr>
+      <w:tr>
+        <w:tc>
+          <w:tcPr/>
+          <w:p>
+            <w:pPr>
+              <w:pStyle w:val="Compact"/>
+            </w:pPr>
+            <w:r>
+              <w:rPr>
+                <w:b/>
+                <w:bCs/>
+              </w:rPr>
               <w:t xml:space="preserve">Technology</w:t>
             </w:r>
           </w:p>
@@ -3166,7 +3581,21 @@
             <w:pPr>
               <w:pStyle w:val="Compact"/>
             </w:pPr>
-            <w:r>
+          </w:p>
+        </w:tc>
+      </w:tr>
+      <w:tr>
+        <w:tc>
+          <w:tcPr/>
+          <w:p>
+            <w:pPr>
+              <w:pStyle w:val="Compact"/>
+            </w:pPr>
+            <w:r>
+              <w:rPr>
+                <w:b/>
+                <w:bCs/>
+              </w:rPr>
               <w:t xml:space="preserve">Authoritative</w:t>
             </w:r>
           </w:p>
@@ -3178,6 +3607,23 @@
               <w:pStyle w:val="Compact"/>
             </w:pPr>
             <w:r>
+              <w:t xml:space="preserve">[ ] Yes [ ] No</w:t>
+            </w:r>
+          </w:p>
+        </w:tc>
+      </w:tr>
+      <w:tr>
+        <w:tc>
+          <w:tcPr/>
+          <w:p>
+            <w:pPr>
+              <w:pStyle w:val="Compact"/>
+            </w:pPr>
+            <w:r>
+              <w:rPr>
+                <w:b/>
+                <w:bCs/>
+              </w:rPr>
               <w:t xml:space="preserve">Retention Period</w:t>
             </w:r>
           </w:p>
@@ -3189,6 +3635,23 @@
               <w:pStyle w:val="Compact"/>
             </w:pPr>
             <w:r>
+              <w:t xml:space="preserve">[ ] Transient [ ] Hours [ ] Days [ ] Weeks [ ] Months [ ] 1 Year [ ] 2 5 Years [ ] 5 10 Years [ ] 10 Plus Years [ ] Indefinite</w:t>
+            </w:r>
+          </w:p>
+        </w:tc>
+      </w:tr>
+      <w:tr>
+        <w:tc>
+          <w:tcPr/>
+          <w:p>
+            <w:pPr>
+              <w:pStyle w:val="Compact"/>
+            </w:pPr>
+            <w:r>
+              <w:rPr>
+                <w:b/>
+                <w:bCs/>
+              </w:rPr>
               <w:t xml:space="preserve">Data Size Category</w:t>
             </w:r>
           </w:p>
@@ -3200,6 +3663,23 @@
               <w:pStyle w:val="Compact"/>
             </w:pPr>
             <w:r>
+              <w:t xml:space="preserve">[ ] Under 1 GB [ ] 1 100 GB [ ] 100 GB 1 TB [ ] 1 10 TB [ ] 10 100 TB [ ] 100 TB 1 PB [ ] Over 1 PB</w:t>
+            </w:r>
+          </w:p>
+        </w:tc>
+      </w:tr>
+      <w:tr>
+        <w:tc>
+          <w:tcPr/>
+          <w:p>
+            <w:pPr>
+              <w:pStyle w:val="Compact"/>
+            </w:pPr>
+            <w:r>
+              <w:rPr>
+                <w:b/>
+                <w:bCs/>
+              </w:rPr>
               <w:t xml:space="preserve">Classification</w:t>
             </w:r>
           </w:p>
@@ -3211,6 +3691,23 @@
               <w:pStyle w:val="Compact"/>
             </w:pPr>
             <w:r>
+              <w:t xml:space="preserve">[ ] Public [ ] Internal [ ] Restricted [ ] Highly Restricted</w:t>
+            </w:r>
+          </w:p>
+        </w:tc>
+      </w:tr>
+      <w:tr>
+        <w:tc>
+          <w:tcPr/>
+          <w:p>
+            <w:pPr>
+              <w:pStyle w:val="Compact"/>
+            </w:pPr>
+            <w:r>
+              <w:rPr>
+                <w:b/>
+                <w:bCs/>
+              </w:rPr>
               <w:t xml:space="preserve">Contains Personal Data</w:t>
             </w:r>
           </w:p>
@@ -3222,6 +3719,23 @@
               <w:pStyle w:val="Compact"/>
             </w:pPr>
             <w:r>
+              <w:t xml:space="preserve">[ ] Yes [ ] No</w:t>
+            </w:r>
+          </w:p>
+        </w:tc>
+      </w:tr>
+      <w:tr>
+        <w:tc>
+          <w:tcPr/>
+          <w:p>
+            <w:pPr>
+              <w:pStyle w:val="Compact"/>
+            </w:pPr>
+            <w:r>
+              <w:rPr>
+                <w:b/>
+                <w:bCs/>
+              </w:rPr>
               <w:t xml:space="preserve">Contains Sensitive Personal Data</w:t>
             </w:r>
           </w:p>
@@ -3233,6 +3747,23 @@
               <w:pStyle w:val="Compact"/>
             </w:pPr>
             <w:r>
+              <w:t xml:space="preserve">[ ] Yes [ ] No</w:t>
+            </w:r>
+          </w:p>
+        </w:tc>
+      </w:tr>
+      <w:tr>
+        <w:tc>
+          <w:tcPr/>
+          <w:p>
+            <w:pPr>
+              <w:pStyle w:val="Compact"/>
+            </w:pPr>
+            <w:r>
+              <w:rPr>
+                <w:b/>
+                <w:bCs/>
+              </w:rPr>
               <w:t xml:space="preserve">Encryption Level</w:t>
             </w:r>
           </w:p>
@@ -3244,124 +3775,35 @@
               <w:pStyle w:val="Compact"/>
             </w:pPr>
             <w:r>
+              <w:t xml:space="preserve">[ ] None [ ] Storage Level [ ] Logical Container [ ] Application Level [ ] Field Level</w:t>
+            </w:r>
+          </w:p>
+        </w:tc>
+      </w:tr>
+      <w:tr>
+        <w:tc>
+          <w:tcPr/>
+          <w:p>
+            <w:pPr>
+              <w:pStyle w:val="Compact"/>
+            </w:pPr>
+            <w:r>
+              <w:rPr>
+                <w:b/>
+                <w:bCs/>
+              </w:rPr>
               <w:t xml:space="preserve">Key Management</w:t>
             </w:r>
           </w:p>
         </w:tc>
-      </w:tr>
-      <w:tr>
-        <w:tc>
-          <w:tcPr/>
-          <w:p>
-            <w:pPr>
-              <w:pStyle w:val="Compact"/>
-            </w:pPr>
-          </w:p>
-        </w:tc>
-        <w:tc>
-          <w:tcPr/>
-          <w:p>
-            <w:pPr>
-              <w:pStyle w:val="Compact"/>
-            </w:pPr>
-            <w:r>
-              <w:t xml:space="preserve">[ ] Relational Db [ ] Nosql Document [ ] Nosql Key Value [ ] Nosql Graph [ ] Nosql Columnar [ ] Object Storage [ ] Block Storage [ ] File Storage [ ] Data Warehouse [ ] Data Lake [ ] Cache [ ] Message Queue [ ] Search Index [ ] Time Series Db [ ] In Memory [ ] Other</w:t>
-            </w:r>
-          </w:p>
-        </w:tc>
-        <w:tc>
-          <w:tcPr/>
-          <w:p>
-            <w:pPr>
-              <w:pStyle w:val="Compact"/>
-            </w:pPr>
-          </w:p>
-        </w:tc>
-        <w:tc>
-          <w:tcPr/>
-          <w:p>
-            <w:pPr>
-              <w:pStyle w:val="Compact"/>
-            </w:pPr>
-            <w:r>
-              <w:t xml:space="preserve">[ ] Yes [ ] No</w:t>
-            </w:r>
-          </w:p>
-        </w:tc>
-        <w:tc>
-          <w:tcPr/>
-          <w:p>
-            <w:pPr>
-              <w:pStyle w:val="Compact"/>
-            </w:pPr>
-            <w:r>
-              <w:t xml:space="preserve">[ ] Transient [ ] Hours [ ] Days [ ] Weeks [ ] Months [ ] 1 Year [ ] 2 5 Years [ ] 5 10 Years [ ] 10 Plus Years [ ] Indefinite</w:t>
-            </w:r>
-          </w:p>
-        </w:tc>
-        <w:tc>
-          <w:tcPr/>
-          <w:p>
-            <w:pPr>
-              <w:pStyle w:val="Compact"/>
-            </w:pPr>
-            <w:r>
-              <w:t xml:space="preserve">[ ] Under 1gb [ ] 1 100gb [ ] 100gb 1tb [ ] 1 10tb [ ] 10 100tb [ ] 100tb 1pb [ ] Over 1pb</w:t>
-            </w:r>
-          </w:p>
-        </w:tc>
-        <w:tc>
-          <w:tcPr/>
-          <w:p>
-            <w:pPr>
-              <w:pStyle w:val="Compact"/>
-            </w:pPr>
-            <w:r>
-              <w:t xml:space="preserve">[ ] Public [ ] Internal [ ] Restricted [ ] Highly Restricted</w:t>
-            </w:r>
-          </w:p>
-        </w:tc>
-        <w:tc>
-          <w:tcPr/>
-          <w:p>
-            <w:pPr>
-              <w:pStyle w:val="Compact"/>
-            </w:pPr>
-            <w:r>
-              <w:t xml:space="preserve">[ ] Yes [ ] No</w:t>
-            </w:r>
-          </w:p>
-        </w:tc>
-        <w:tc>
-          <w:tcPr/>
-          <w:p>
-            <w:pPr>
-              <w:pStyle w:val="Compact"/>
-            </w:pPr>
-            <w:r>
-              <w:t xml:space="preserve">[ ] Yes [ ] No</w:t>
-            </w:r>
-          </w:p>
-        </w:tc>
-        <w:tc>
-          <w:tcPr/>
-          <w:p>
-            <w:pPr>
-              <w:pStyle w:val="Compact"/>
-            </w:pPr>
-            <w:r>
-              <w:t xml:space="preserve">[ ] None [ ] Storage Level [ ] Logical Container [ ] Application Level [ ] Field Level</w:t>
-            </w:r>
-          </w:p>
-        </w:tc>
-        <w:tc>
-          <w:tcPr/>
-          <w:p>
-            <w:pPr>
-              <w:pStyle w:val="Compact"/>
-            </w:pPr>
-            <w:r>
-              <w:t xml:space="preserve">[ ] Provider Managed [ ] Customer Managed Kms [ ] Hsm [ ] Byok [ ] Custom [ ] None</w:t>
+        <w:tc>
+          <w:tcPr/>
+          <w:p>
+            <w:pPr>
+              <w:pStyle w:val="Compact"/>
+            </w:pPr>
+            <w:r>
+              <w:t xml:space="preserve">[ ] Provider Managed [ ] Customer Managed KMS [ ] HSM [ ] BYOK [ ] Custom [ ] None</w:t>
             </w:r>
           </w:p>
         </w:tc>
@@ -3489,7 +3931,7 @@
               <w:pStyle w:val="Compact"/>
             </w:pPr>
             <w:r>
-              <w:t xml:space="preserve">[ ] Api [ ] Sftp [ ] Email [ ] Message Queue [ ] Database Replication [ ] File Share [ ] Manual [ ] Other</w:t>
+              <w:t xml:space="preserve">[ ] API [ ] SFTP [ ] Email [ ] Message Queue [ ] Database Replication [ ] File Share [ ] Manual [ ] Other</w:t>
             </w:r>
           </w:p>
         </w:tc>
@@ -3759,18 +4201,18 @@
               <w:pStyle w:val="Compact"/>
             </w:pPr>
             <w:r>
-              <w:t xml:space="preserve">[ ] End User Internal [ ] End User External [ ] It Operations [ ] Service Account [ ] Api Consumer</w:t>
-            </w:r>
-          </w:p>
-        </w:tc>
-        <w:tc>
-          <w:tcPr/>
-          <w:p>
-            <w:pPr>
-              <w:pStyle w:val="Compact"/>
-            </w:pPr>
-            <w:r>
-              <w:t xml:space="preserve">[ ] Sso Saml [ ] Sso Oidc [ ] Mfa [ ] Certificate [ ] Api Key [ ] Oauth2 [ ] Basic Auth [ ] Kerberos [ ] Passwordless [ ] Custom</w:t>
+              <w:t xml:space="preserve">[ ] End User Internal [ ] End User External [ ] IT Operations [ ] Service Account [ ] API Consumer</w:t>
+            </w:r>
+          </w:p>
+        </w:tc>
+        <w:tc>
+          <w:tcPr/>
+          <w:p>
+            <w:pPr>
+              <w:pStyle w:val="Compact"/>
+            </w:pPr>
+            <w:r>
+              <w:t xml:space="preserve">[ ] SSO SAML [ ] SSO OIDC [ ] MFA [ ] Certificate [ ] API Key [ ] OAuth2 [ ] Basic Auth [ ] Kerberos [ ] Passwordless [ ] Custom</w:t>
             </w:r>
           </w:p>
         </w:tc>
@@ -3858,7 +4300,7 @@
               <w:pStyle w:val="Compact"/>
             </w:pPr>
             <w:r>
-              <w:t xml:space="preserve">[ ] Rbac [ ] Abac [ ] Pbac [ ] Acl [ ] Custom</w:t>
+              <w:t xml:space="preserve">[ ] RBAC [ ] ABAC [ ] PBAC [ ] ACL [ ] Custom</w:t>
             </w:r>
           </w:p>
         </w:tc>
@@ -3911,7 +4353,7 @@
               <w:pStyle w:val="Compact"/>
             </w:pPr>
             <w:r>
-              <w:t xml:space="preserve">[ ] Automated Idm [ ] Manual Request [ ] Self Service [ ] Api Driven [ ] Other</w:t>
+              <w:t xml:space="preserve">[ ] Automated IDM [ ] Manual Request [ ] Self Service [ ] API Driven [ ] Other</w:t>
             </w:r>
           </w:p>
         </w:tc>
@@ -4032,7 +4474,7 @@
                 <w:b/>
                 <w:bCs/>
               </w:rPr>
-              <w:t xml:space="preserve">Pam Solution</w:t>
+              <w:t xml:space="preserve">PAM Solution</w:t>
             </w:r>
           </w:p>
         </w:tc>
@@ -4310,7 +4752,7 @@
               <w:pStyle w:val="Compact"/>
             </w:pPr>
             <w:r>
-              <w:t xml:space="preserve">[ ] Hsm Fips140 L3 [ ] Hsm Fips140 L2 [ ] Kms [ ] Software [ ] Other</w:t>
+              <w:t xml:space="preserve">[ ] HSM FIPS 140 L3 [ ] HSM FIPS 140 L2 [ ] KMS [ ] Software [ ] Other</w:t>
             </w:r>
           </w:p>
         </w:tc>
@@ -4338,24 +4780,24 @@
               <w:pStyle w:val="Compact"/>
             </w:pPr>
             <w:r>
-              <w:t xml:space="preserve">[ ] Hsm [ ] Kms [ ] Software Keystore [ ] Other</w:t>
-            </w:r>
-          </w:p>
-        </w:tc>
-      </w:tr>
-      <w:tr>
-        <w:tc>
-          <w:tcPr/>
-          <w:p>
-            <w:pPr>
-              <w:pStyle w:val="Compact"/>
-            </w:pPr>
-            <w:r>
-              <w:rPr>
-                <w:b/>
-                <w:bCs/>
-              </w:rPr>
-              <w:t xml:space="preserve">Key Rotation Days</w:t>
+              <w:t xml:space="preserve">[ ] HSM [ ] KMS [ ] Software Keystore [ ] Other</w:t>
+            </w:r>
+          </w:p>
+        </w:tc>
+      </w:tr>
+      <w:tr>
+        <w:tc>
+          <w:tcPr/>
+          <w:p>
+            <w:pPr>
+              <w:pStyle w:val="Compact"/>
+            </w:pPr>
+            <w:r>
+              <w:rPr>
+                <w:b/>
+                <w:bCs/>
+              </w:rPr>
+              <w:t xml:space="preserve">Key Rotation (Days)</w:t>
             </w:r>
           </w:p>
         </w:tc>
@@ -4440,7 +4882,7 @@
               <w:pStyle w:val="Compact"/>
             </w:pPr>
             <w:r>
-              <w:t xml:space="preserve">[ ] Hashicorp Vault [ ] Aws Secrets Manager [ ] Azure Key Vault [ ] Gcp Secret Manager [ ] Cyberark [ ] Custom [ ] None</w:t>
+              <w:t xml:space="preserve">[ ] Hashicorp Vault [ ] AWS Secrets Manager [ ] Azure Key Vault [ ] GCP Secret Manager [ ] Cyberark [ ] Custom [ ] None</w:t>
             </w:r>
           </w:p>
         </w:tc>
@@ -4561,7 +5003,7 @@
                 <w:b/>
                 <w:bCs/>
               </w:rPr>
-              <w:t xml:space="preserve">Siem Integration</w:t>
+              <w:t xml:space="preserve">SIEM Integration</w:t>
             </w:r>
           </w:p>
         </w:tc>
@@ -4589,7 +5031,7 @@
                 <w:b/>
                 <w:bCs/>
               </w:rPr>
-              <w:t xml:space="preserve">Siem Tool</w:t>
+              <w:t xml:space="preserve">SIEM Tool</w:t>
             </w:r>
           </w:p>
         </w:tc>
@@ -4693,6 +5135,18 @@
         <w:t xml:space="preserve">Key Use Cases</w:t>
       </w:r>
     </w:p>
+    <w:p>
+      <w:pPr>
+        <w:pStyle w:val="FirstParagraph"/>
+      </w:pPr>
+      <w:r>
+        <w:rPr>
+          <w:i/>
+          <w:iCs/>
+        </w:rPr>
+        <w:t xml:space="preserve">Repeat the table below for each key use case.</w:t>
+      </w:r>
+    </w:p>
     <w:tbl>
       <w:tblPr>
         <w:tblStyle w:val="Table"/>
@@ -4700,12 +5154,8 @@
         <w:tblLook w:firstRow="1" w:lastRow="0" w:firstColumn="0" w:lastColumn="0" w:noHBand="0" w:noVBand="0" w:val="0020"/>
       </w:tblPr>
       <w:tblGrid>
-        <w:gridCol w:w="1320"/>
-        <w:gridCol w:w="1320"/>
-        <w:gridCol w:w="1320"/>
-        <w:gridCol w:w="1320"/>
-        <w:gridCol w:w="1320"/>
-        <w:gridCol w:w="1320"/>
+        <w:gridCol w:w="3960"/>
+        <w:gridCol w:w="3960"/>
       </w:tblGrid>
       <w:tr>
         <w:trPr>
@@ -4718,6 +5168,34 @@
               <w:pStyle w:val="Compact"/>
             </w:pPr>
             <w:r>
+              <w:t xml:space="preserve">Field</w:t>
+            </w:r>
+          </w:p>
+        </w:tc>
+        <w:tc>
+          <w:tcPr/>
+          <w:p>
+            <w:pPr>
+              <w:pStyle w:val="Compact"/>
+            </w:pPr>
+            <w:r>
+              <w:t xml:space="preserve">Value</w:t>
+            </w:r>
+          </w:p>
+        </w:tc>
+      </w:tr>
+      <w:tr>
+        <w:tc>
+          <w:tcPr/>
+          <w:p>
+            <w:pPr>
+              <w:pStyle w:val="Compact"/>
+            </w:pPr>
+            <w:r>
+              <w:rPr>
+                <w:b/>
+                <w:bCs/>
+              </w:rPr>
               <w:t xml:space="preserve">Id</w:t>
             </w:r>
           </w:p>
@@ -4728,7 +5206,21 @@
             <w:pPr>
               <w:pStyle w:val="Compact"/>
             </w:pPr>
-            <w:r>
+          </w:p>
+        </w:tc>
+      </w:tr>
+      <w:tr>
+        <w:tc>
+          <w:tcPr/>
+          <w:p>
+            <w:pPr>
+              <w:pStyle w:val="Compact"/>
+            </w:pPr>
+            <w:r>
+              <w:rPr>
+                <w:b/>
+                <w:bCs/>
+              </w:rPr>
               <w:t xml:space="preserve">Name</w:t>
             </w:r>
           </w:p>
@@ -4739,7 +5231,21 @@
             <w:pPr>
               <w:pStyle w:val="Compact"/>
             </w:pPr>
-            <w:r>
+          </w:p>
+        </w:tc>
+      </w:tr>
+      <w:tr>
+        <w:tc>
+          <w:tcPr/>
+          <w:p>
+            <w:pPr>
+              <w:pStyle w:val="Compact"/>
+            </w:pPr>
+            <w:r>
+              <w:rPr>
+                <w:b/>
+                <w:bCs/>
+              </w:rPr>
               <w:t xml:space="preserve">Actors</w:t>
             </w:r>
           </w:p>
@@ -4750,7 +5256,21 @@
             <w:pPr>
               <w:pStyle w:val="Compact"/>
             </w:pPr>
-            <w:r>
+          </w:p>
+        </w:tc>
+      </w:tr>
+      <w:tr>
+        <w:tc>
+          <w:tcPr/>
+          <w:p>
+            <w:pPr>
+              <w:pStyle w:val="Compact"/>
+            </w:pPr>
+            <w:r>
+              <w:rPr>
+                <w:b/>
+                <w:bCs/>
+              </w:rPr>
               <w:t xml:space="preserve">Trigger</w:t>
             </w:r>
           </w:p>
@@ -4761,7 +5281,21 @@
             <w:pPr>
               <w:pStyle w:val="Compact"/>
             </w:pPr>
-            <w:r>
+          </w:p>
+        </w:tc>
+      </w:tr>
+      <w:tr>
+        <w:tc>
+          <w:tcPr/>
+          <w:p>
+            <w:pPr>
+              <w:pStyle w:val="Compact"/>
+            </w:pPr>
+            <w:r>
+              <w:rPr>
+                <w:b/>
+                <w:bCs/>
+              </w:rPr>
               <w:t xml:space="preserve">Main Flow</w:t>
             </w:r>
           </w:p>
@@ -4772,51 +5306,23 @@
             <w:pPr>
               <w:pStyle w:val="Compact"/>
             </w:pPr>
-            <w:r>
+          </w:p>
+        </w:tc>
+      </w:tr>
+      <w:tr>
+        <w:tc>
+          <w:tcPr/>
+          <w:p>
+            <w:pPr>
+              <w:pStyle w:val="Compact"/>
+            </w:pPr>
+            <w:r>
+              <w:rPr>
+                <w:b/>
+                <w:bCs/>
+              </w:rPr>
               <w:t xml:space="preserve">Views Involved</w:t>
             </w:r>
-          </w:p>
-        </w:tc>
-      </w:tr>
-      <w:tr>
-        <w:tc>
-          <w:tcPr/>
-          <w:p>
-            <w:pPr>
-              <w:pStyle w:val="Compact"/>
-            </w:pPr>
-          </w:p>
-        </w:tc>
-        <w:tc>
-          <w:tcPr/>
-          <w:p>
-            <w:pPr>
-              <w:pStyle w:val="Compact"/>
-            </w:pPr>
-          </w:p>
-        </w:tc>
-        <w:tc>
-          <w:tcPr/>
-          <w:p>
-            <w:pPr>
-              <w:pStyle w:val="Compact"/>
-            </w:pPr>
-          </w:p>
-        </w:tc>
-        <w:tc>
-          <w:tcPr/>
-          <w:p>
-            <w:pPr>
-              <w:pStyle w:val="Compact"/>
-            </w:pPr>
-          </w:p>
-        </w:tc>
-        <w:tc>
-          <w:tcPr/>
-          <w:p>
-            <w:pPr>
-              <w:pStyle w:val="Compact"/>
-            </w:pPr>
           </w:p>
         </w:tc>
         <w:tc>
@@ -4839,23 +5345,27 @@
         <w:t xml:space="preserve">Architecture Decision Records</w:t>
       </w:r>
     </w:p>
+    <w:p>
+      <w:pPr>
+        <w:pStyle w:val="FirstParagraph"/>
+      </w:pPr>
+      <w:r>
+        <w:rPr>
+          <w:i/>
+          <w:iCs/>
+        </w:rPr>
+        <w:t xml:space="preserve">Repeat the table below for each architecture decision record.</w:t>
+      </w:r>
+    </w:p>
     <w:tbl>
       <w:tblPr>
         <w:tblStyle w:val="Table"/>
-        <w:tblW w:type="pct" w:w="5000"/>
-        <w:tblLayout w:type="fixed"/>
+        <w:tblW w:type="auto" w:w="0"/>
         <w:tblLook w:firstRow="1" w:lastRow="0" w:firstColumn="0" w:lastColumn="0" w:noHBand="0" w:noVBand="0" w:val="0020"/>
       </w:tblPr>
       <w:tblGrid>
-        <w:gridCol w:w="879"/>
-        <w:gridCol w:w="879"/>
-        <w:gridCol w:w="879"/>
-        <w:gridCol w:w="879"/>
-        <w:gridCol w:w="879"/>
-        <w:gridCol w:w="879"/>
-        <w:gridCol w:w="879"/>
-        <w:gridCol w:w="879"/>
-        <w:gridCol w:w="879"/>
+        <w:gridCol w:w="3960"/>
+        <w:gridCol w:w="3960"/>
       </w:tblGrid>
       <w:tr>
         <w:trPr>
@@ -4868,6 +5378,34 @@
               <w:pStyle w:val="Compact"/>
             </w:pPr>
             <w:r>
+              <w:t xml:space="preserve">Field</w:t>
+            </w:r>
+          </w:p>
+        </w:tc>
+        <w:tc>
+          <w:tcPr/>
+          <w:p>
+            <w:pPr>
+              <w:pStyle w:val="Compact"/>
+            </w:pPr>
+            <w:r>
+              <w:t xml:space="preserve">Value</w:t>
+            </w:r>
+          </w:p>
+        </w:tc>
+      </w:tr>
+      <w:tr>
+        <w:tc>
+          <w:tcPr/>
+          <w:p>
+            <w:pPr>
+              <w:pStyle w:val="Compact"/>
+            </w:pPr>
+            <w:r>
+              <w:rPr>
+                <w:b/>
+                <w:bCs/>
+              </w:rPr>
               <w:t xml:space="preserve">Id</w:t>
             </w:r>
           </w:p>
@@ -4878,7 +5416,21 @@
             <w:pPr>
               <w:pStyle w:val="Compact"/>
             </w:pPr>
-            <w:r>
+          </w:p>
+        </w:tc>
+      </w:tr>
+      <w:tr>
+        <w:tc>
+          <w:tcPr/>
+          <w:p>
+            <w:pPr>
+              <w:pStyle w:val="Compact"/>
+            </w:pPr>
+            <w:r>
+              <w:rPr>
+                <w:b/>
+                <w:bCs/>
+              </w:rPr>
               <w:t xml:space="preserve">Title</w:t>
             </w:r>
           </w:p>
@@ -4889,7 +5441,21 @@
             <w:pPr>
               <w:pStyle w:val="Compact"/>
             </w:pPr>
-            <w:r>
+          </w:p>
+        </w:tc>
+      </w:tr>
+      <w:tr>
+        <w:tc>
+          <w:tcPr/>
+          <w:p>
+            <w:pPr>
+              <w:pStyle w:val="Compact"/>
+            </w:pPr>
+            <w:r>
+              <w:rPr>
+                <w:b/>
+                <w:bCs/>
+              </w:rPr>
               <w:t xml:space="preserve">Status</w:t>
             </w:r>
           </w:p>
@@ -4901,6 +5467,23 @@
               <w:pStyle w:val="Compact"/>
             </w:pPr>
             <w:r>
+              <w:t xml:space="preserve">[ ] Proposed [ ] Accepted [ ] Superseded [ ] Deprecated</w:t>
+            </w:r>
+          </w:p>
+        </w:tc>
+      </w:tr>
+      <w:tr>
+        <w:tc>
+          <w:tcPr/>
+          <w:p>
+            <w:pPr>
+              <w:pStyle w:val="Compact"/>
+            </w:pPr>
+            <w:r>
+              <w:rPr>
+                <w:b/>
+                <w:bCs/>
+              </w:rPr>
               <w:t xml:space="preserve">Date</w:t>
             </w:r>
           </w:p>
@@ -4911,7 +5494,21 @@
             <w:pPr>
               <w:pStyle w:val="Compact"/>
             </w:pPr>
-            <w:r>
+          </w:p>
+        </w:tc>
+      </w:tr>
+      <w:tr>
+        <w:tc>
+          <w:tcPr/>
+          <w:p>
+            <w:pPr>
+              <w:pStyle w:val="Compact"/>
+            </w:pPr>
+            <w:r>
+              <w:rPr>
+                <w:b/>
+                <w:bCs/>
+              </w:rPr>
               <w:t xml:space="preserve">Context</w:t>
             </w:r>
           </w:p>
@@ -4922,7 +5519,21 @@
             <w:pPr>
               <w:pStyle w:val="Compact"/>
             </w:pPr>
-            <w:r>
+          </w:p>
+        </w:tc>
+      </w:tr>
+      <w:tr>
+        <w:tc>
+          <w:tcPr/>
+          <w:p>
+            <w:pPr>
+              <w:pStyle w:val="Compact"/>
+            </w:pPr>
+            <w:r>
+              <w:rPr>
+                <w:b/>
+                <w:bCs/>
+              </w:rPr>
               <w:t xml:space="preserve">Decision</w:t>
             </w:r>
           </w:p>
@@ -4933,7 +5544,21 @@
             <w:pPr>
               <w:pStyle w:val="Compact"/>
             </w:pPr>
-            <w:r>
+          </w:p>
+        </w:tc>
+      </w:tr>
+      <w:tr>
+        <w:tc>
+          <w:tcPr/>
+          <w:p>
+            <w:pPr>
+              <w:pStyle w:val="Compact"/>
+            </w:pPr>
+            <w:r>
+              <w:rPr>
+                <w:b/>
+                <w:bCs/>
+              </w:rPr>
               <w:t xml:space="preserve">Alternatives</w:t>
             </w:r>
           </w:p>
@@ -4944,7 +5569,21 @@
             <w:pPr>
               <w:pStyle w:val="Compact"/>
             </w:pPr>
-            <w:r>
+          </w:p>
+        </w:tc>
+      </w:tr>
+      <w:tr>
+        <w:tc>
+          <w:tcPr/>
+          <w:p>
+            <w:pPr>
+              <w:pStyle w:val="Compact"/>
+            </w:pPr>
+            <w:r>
+              <w:rPr>
+                <w:b/>
+                <w:bCs/>
+              </w:rPr>
               <w:t xml:space="preserve">Consequences</w:t>
             </w:r>
           </w:p>
@@ -4955,78 +5594,23 @@
             <w:pPr>
               <w:pStyle w:val="Compact"/>
             </w:pPr>
-            <w:r>
+          </w:p>
+        </w:tc>
+      </w:tr>
+      <w:tr>
+        <w:tc>
+          <w:tcPr/>
+          <w:p>
+            <w:pPr>
+              <w:pStyle w:val="Compact"/>
+            </w:pPr>
+            <w:r>
+              <w:rPr>
+                <w:b/>
+                <w:bCs/>
+              </w:rPr>
               <w:t xml:space="preserve">Affected Attributes</w:t>
             </w:r>
-          </w:p>
-        </w:tc>
-      </w:tr>
-      <w:tr>
-        <w:tc>
-          <w:tcPr/>
-          <w:p>
-            <w:pPr>
-              <w:pStyle w:val="Compact"/>
-            </w:pPr>
-          </w:p>
-        </w:tc>
-        <w:tc>
-          <w:tcPr/>
-          <w:p>
-            <w:pPr>
-              <w:pStyle w:val="Compact"/>
-            </w:pPr>
-          </w:p>
-        </w:tc>
-        <w:tc>
-          <w:tcPr/>
-          <w:p>
-            <w:pPr>
-              <w:pStyle w:val="Compact"/>
-            </w:pPr>
-            <w:r>
-              <w:t xml:space="preserve">[ ] Proposed [ ] Accepted [ ] Superseded [ ] Deprecated</w:t>
-            </w:r>
-          </w:p>
-        </w:tc>
-        <w:tc>
-          <w:tcPr/>
-          <w:p>
-            <w:pPr>
-              <w:pStyle w:val="Compact"/>
-            </w:pPr>
-          </w:p>
-        </w:tc>
-        <w:tc>
-          <w:tcPr/>
-          <w:p>
-            <w:pPr>
-              <w:pStyle w:val="Compact"/>
-            </w:pPr>
-          </w:p>
-        </w:tc>
-        <w:tc>
-          <w:tcPr/>
-          <w:p>
-            <w:pPr>
-              <w:pStyle w:val="Compact"/>
-            </w:pPr>
-          </w:p>
-        </w:tc>
-        <w:tc>
-          <w:tcPr/>
-          <w:p>
-            <w:pPr>
-              <w:pStyle w:val="Compact"/>
-            </w:pPr>
-          </w:p>
-        </w:tc>
-        <w:tc>
-          <w:tcPr/>
-          <w:p>
-            <w:pPr>
-              <w:pStyle w:val="Compact"/>
-            </w:pPr>
           </w:p>
         </w:tc>
         <w:tc>
@@ -5327,7 +5911,7 @@
                 <w:b/>
                 <w:bCs/>
               </w:rPr>
-              <w:t xml:space="preserve">Dr Strategy</w:t>
+              <w:t xml:space="preserve">DR Strategy</w:t>
             </w:r>
           </w:p>
         </w:tc>
@@ -5383,32 +5967,32 @@
                 <w:b/>
                 <w:bCs/>
               </w:rPr>
-              <w:t xml:space="preserve">Rto Target</w:t>
-            </w:r>
-          </w:p>
-        </w:tc>
-        <w:tc>
-          <w:tcPr/>
-          <w:p>
-            <w:pPr>
-              <w:pStyle w:val="Compact"/>
-            </w:pPr>
-          </w:p>
-        </w:tc>
-      </w:tr>
-      <w:tr>
-        <w:tc>
-          <w:tcPr/>
-          <w:p>
-            <w:pPr>
-              <w:pStyle w:val="Compact"/>
-            </w:pPr>
-            <w:r>
-              <w:rPr>
-                <w:b/>
-                <w:bCs/>
-              </w:rPr>
-              <w:t xml:space="preserve">Rpo Target</w:t>
+              <w:t xml:space="preserve">RTO Target</w:t>
+            </w:r>
+          </w:p>
+        </w:tc>
+        <w:tc>
+          <w:tcPr/>
+          <w:p>
+            <w:pPr>
+              <w:pStyle w:val="Compact"/>
+            </w:pPr>
+          </w:p>
+        </w:tc>
+      </w:tr>
+      <w:tr>
+        <w:tc>
+          <w:tcPr/>
+          <w:p>
+            <w:pPr>
+              <w:pStyle w:val="Compact"/>
+            </w:pPr>
+            <w:r>
+              <w:rPr>
+                <w:b/>
+                <w:bCs/>
+              </w:rPr>
+              <w:t xml:space="preserve">RPO Target</w:t>
             </w:r>
           </w:p>
         </w:tc>
@@ -6233,7 +6817,7 @@
                 <w:b/>
                 <w:bCs/>
               </w:rPr>
-              <w:t xml:space="preserve">Hosting Location Optimised For Carbon</w:t>
+              <w:t xml:space="preserve">Hosting Location Optimised for Carbon</w:t>
             </w:r>
           </w:p>
         </w:tc>
@@ -6261,7 +6845,7 @@
                 <w:b/>
                 <w:bCs/>
               </w:rPr>
-              <w:t xml:space="preserve">Non Prod Auto Shutdown</w:t>
+              <w:t xml:space="preserve">Non-Production Auto-Shutdown</w:t>
             </w:r>
           </w:p>
         </w:tc>
@@ -6289,7 +6873,7 @@
                 <w:b/>
                 <w:bCs/>
               </w:rPr>
-              <w:t xml:space="preserve">Resources Rightsized</w:t>
+              <w:t xml:space="preserve">Resources Right-Sized</w:t>
             </w:r>
           </w:p>
         </w:tc>
@@ -7211,21 +7795,27 @@
         <w:t xml:space="preserve">6.2 Assumptions</w:t>
       </w:r>
     </w:p>
+    <w:p>
+      <w:pPr>
+        <w:pStyle w:val="FirstParagraph"/>
+      </w:pPr>
+      <w:r>
+        <w:rPr>
+          <w:i/>
+          <w:iCs/>
+        </w:rPr>
+        <w:t xml:space="preserve">Repeat the table below for each assumption.</w:t>
+      </w:r>
+    </w:p>
     <w:tbl>
       <w:tblPr>
         <w:tblStyle w:val="Table"/>
-        <w:tblW w:type="pct" w:w="5000"/>
-        <w:tblLayout w:type="fixed"/>
+        <w:tblW w:type="auto" w:w="0"/>
         <w:tblLook w:firstRow="1" w:lastRow="0" w:firstColumn="0" w:lastColumn="0" w:noHBand="0" w:noVBand="0" w:val="0020"/>
       </w:tblPr>
       <w:tblGrid>
-        <w:gridCol w:w="1131"/>
-        <w:gridCol w:w="1131"/>
-        <w:gridCol w:w="1131"/>
-        <w:gridCol w:w="1131"/>
-        <w:gridCol w:w="1131"/>
-        <w:gridCol w:w="1131"/>
-        <w:gridCol w:w="1131"/>
+        <w:gridCol w:w="3960"/>
+        <w:gridCol w:w="3960"/>
       </w:tblGrid>
       <w:tr>
         <w:trPr>
@@ -7238,6 +7828,34 @@
               <w:pStyle w:val="Compact"/>
             </w:pPr>
             <w:r>
+              <w:t xml:space="preserve">Field</w:t>
+            </w:r>
+          </w:p>
+        </w:tc>
+        <w:tc>
+          <w:tcPr/>
+          <w:p>
+            <w:pPr>
+              <w:pStyle w:val="Compact"/>
+            </w:pPr>
+            <w:r>
+              <w:t xml:space="preserve">Value</w:t>
+            </w:r>
+          </w:p>
+        </w:tc>
+      </w:tr>
+      <w:tr>
+        <w:tc>
+          <w:tcPr/>
+          <w:p>
+            <w:pPr>
+              <w:pStyle w:val="Compact"/>
+            </w:pPr>
+            <w:r>
+              <w:rPr>
+                <w:b/>
+                <w:bCs/>
+              </w:rPr>
               <w:t xml:space="preserve">Id</w:t>
             </w:r>
           </w:p>
@@ -7248,7 +7866,21 @@
             <w:pPr>
               <w:pStyle w:val="Compact"/>
             </w:pPr>
-            <w:r>
+          </w:p>
+        </w:tc>
+      </w:tr>
+      <w:tr>
+        <w:tc>
+          <w:tcPr/>
+          <w:p>
+            <w:pPr>
+              <w:pStyle w:val="Compact"/>
+            </w:pPr>
+            <w:r>
+              <w:rPr>
+                <w:b/>
+                <w:bCs/>
+              </w:rPr>
               <w:t xml:space="preserve">Assumption</w:t>
             </w:r>
           </w:p>
@@ -7259,7 +7891,21 @@
             <w:pPr>
               <w:pStyle w:val="Compact"/>
             </w:pPr>
-            <w:r>
+          </w:p>
+        </w:tc>
+      </w:tr>
+      <w:tr>
+        <w:tc>
+          <w:tcPr/>
+          <w:p>
+            <w:pPr>
+              <w:pStyle w:val="Compact"/>
+            </w:pPr>
+            <w:r>
+              <w:rPr>
+                <w:b/>
+                <w:bCs/>
+              </w:rPr>
               <w:t xml:space="preserve">Impact If False</w:t>
             </w:r>
           </w:p>
@@ -7270,7 +7916,21 @@
             <w:pPr>
               <w:pStyle w:val="Compact"/>
             </w:pPr>
-            <w:r>
+          </w:p>
+        </w:tc>
+      </w:tr>
+      <w:tr>
+        <w:tc>
+          <w:tcPr/>
+          <w:p>
+            <w:pPr>
+              <w:pStyle w:val="Compact"/>
+            </w:pPr>
+            <w:r>
+              <w:rPr>
+                <w:b/>
+                <w:bCs/>
+              </w:rPr>
               <w:t xml:space="preserve">Certainty</w:t>
             </w:r>
           </w:p>
@@ -7282,6 +7942,23 @@
               <w:pStyle w:val="Compact"/>
             </w:pPr>
             <w:r>
+              <w:t xml:space="preserve">[ ] High [ ] Medium [ ] Low</w:t>
+            </w:r>
+          </w:p>
+        </w:tc>
+      </w:tr>
+      <w:tr>
+        <w:tc>
+          <w:tcPr/>
+          <w:p>
+            <w:pPr>
+              <w:pStyle w:val="Compact"/>
+            </w:pPr>
+            <w:r>
+              <w:rPr>
+                <w:b/>
+                <w:bCs/>
+              </w:rPr>
               <w:t xml:space="preserve">Status</w:t>
             </w:r>
           </w:p>
@@ -7293,6 +7970,23 @@
               <w:pStyle w:val="Compact"/>
             </w:pPr>
             <w:r>
+              <w:t xml:space="preserve">[ ] Open [ ] Closed</w:t>
+            </w:r>
+          </w:p>
+        </w:tc>
+      </w:tr>
+      <w:tr>
+        <w:tc>
+          <w:tcPr/>
+          <w:p>
+            <w:pPr>
+              <w:pStyle w:val="Compact"/>
+            </w:pPr>
+            <w:r>
+              <w:rPr>
+                <w:b/>
+                <w:bCs/>
+              </w:rPr>
               <w:t xml:space="preserve">Owner</w:t>
             </w:r>
           </w:p>
@@ -7303,65 +7997,23 @@
             <w:pPr>
               <w:pStyle w:val="Compact"/>
             </w:pPr>
-            <w:r>
+          </w:p>
+        </w:tc>
+      </w:tr>
+      <w:tr>
+        <w:tc>
+          <w:tcPr/>
+          <w:p>
+            <w:pPr>
+              <w:pStyle w:val="Compact"/>
+            </w:pPr>
+            <w:r>
+              <w:rPr>
+                <w:b/>
+                <w:bCs/>
+              </w:rPr>
               <w:t xml:space="preserve">Evidence</w:t>
             </w:r>
-          </w:p>
-        </w:tc>
-      </w:tr>
-      <w:tr>
-        <w:tc>
-          <w:tcPr/>
-          <w:p>
-            <w:pPr>
-              <w:pStyle w:val="Compact"/>
-            </w:pPr>
-          </w:p>
-        </w:tc>
-        <w:tc>
-          <w:tcPr/>
-          <w:p>
-            <w:pPr>
-              <w:pStyle w:val="Compact"/>
-            </w:pPr>
-          </w:p>
-        </w:tc>
-        <w:tc>
-          <w:tcPr/>
-          <w:p>
-            <w:pPr>
-              <w:pStyle w:val="Compact"/>
-            </w:pPr>
-          </w:p>
-        </w:tc>
-        <w:tc>
-          <w:tcPr/>
-          <w:p>
-            <w:pPr>
-              <w:pStyle w:val="Compact"/>
-            </w:pPr>
-            <w:r>
-              <w:t xml:space="preserve">[ ] High [ ] Medium [ ] Low</w:t>
-            </w:r>
-          </w:p>
-        </w:tc>
-        <w:tc>
-          <w:tcPr/>
-          <w:p>
-            <w:pPr>
-              <w:pStyle w:val="Compact"/>
-            </w:pPr>
-            <w:r>
-              <w:t xml:space="preserve">[ ] Open [ ] Closed</w:t>
-            </w:r>
-          </w:p>
-        </w:tc>
-        <w:tc>
-          <w:tcPr/>
-          <w:p>
-            <w:pPr>
-              <w:pStyle w:val="Compact"/>
-            </w:pPr>
           </w:p>
         </w:tc>
         <w:tc>
@@ -7382,6 +8034,18 @@
       </w:pPr>
       <w:r>
         <w:t xml:space="preserve">6.3 Risks</w:t>
+      </w:r>
+    </w:p>
+    <w:p>
+      <w:pPr>
+        <w:pStyle w:val="FirstParagraph"/>
+      </w:pPr>
+      <w:r>
+        <w:rPr>
+          <w:i/>
+          <w:iCs/>
+        </w:rPr>
+        <w:t xml:space="preserve">Repeat the table below for each risk.</w:t>
       </w:r>
     </w:p>
     <w:tbl>
@@ -7392,16 +8056,8 @@
         <w:tblLook w:firstRow="1" w:lastRow="0" w:firstColumn="0" w:lastColumn="0" w:noHBand="0" w:noVBand="0" w:val="0020"/>
       </w:tblPr>
       <w:tblGrid>
-        <w:gridCol w:w="792"/>
-        <w:gridCol w:w="792"/>
-        <w:gridCol w:w="792"/>
-        <w:gridCol w:w="792"/>
-        <w:gridCol w:w="792"/>
-        <w:gridCol w:w="792"/>
-        <w:gridCol w:w="792"/>
-        <w:gridCol w:w="792"/>
-        <w:gridCol w:w="792"/>
-        <w:gridCol w:w="792"/>
+        <w:gridCol w:w="3960"/>
+        <w:gridCol w:w="3960"/>
       </w:tblGrid>
       <w:tr>
         <w:trPr>
@@ -7414,6 +8070,34 @@
               <w:pStyle w:val="Compact"/>
             </w:pPr>
             <w:r>
+              <w:t xml:space="preserve">Field</w:t>
+            </w:r>
+          </w:p>
+        </w:tc>
+        <w:tc>
+          <w:tcPr/>
+          <w:p>
+            <w:pPr>
+              <w:pStyle w:val="Compact"/>
+            </w:pPr>
+            <w:r>
+              <w:t xml:space="preserve">Value</w:t>
+            </w:r>
+          </w:p>
+        </w:tc>
+      </w:tr>
+      <w:tr>
+        <w:tc>
+          <w:tcPr/>
+          <w:p>
+            <w:pPr>
+              <w:pStyle w:val="Compact"/>
+            </w:pPr>
+            <w:r>
+              <w:rPr>
+                <w:b/>
+                <w:bCs/>
+              </w:rPr>
               <w:t xml:space="preserve">Id</w:t>
             </w:r>
           </w:p>
@@ -7424,7 +8108,21 @@
             <w:pPr>
               <w:pStyle w:val="Compact"/>
             </w:pPr>
-            <w:r>
+          </w:p>
+        </w:tc>
+      </w:tr>
+      <w:tr>
+        <w:tc>
+          <w:tcPr/>
+          <w:p>
+            <w:pPr>
+              <w:pStyle w:val="Compact"/>
+            </w:pPr>
+            <w:r>
+              <w:rPr>
+                <w:b/>
+                <w:bCs/>
+              </w:rPr>
               <w:t xml:space="preserve">Risk Event</w:t>
             </w:r>
           </w:p>
@@ -7435,7 +8133,21 @@
             <w:pPr>
               <w:pStyle w:val="Compact"/>
             </w:pPr>
-            <w:r>
+          </w:p>
+        </w:tc>
+      </w:tr>
+      <w:tr>
+        <w:tc>
+          <w:tcPr/>
+          <w:p>
+            <w:pPr>
+              <w:pStyle w:val="Compact"/>
+            </w:pPr>
+            <w:r>
+              <w:rPr>
+                <w:b/>
+                <w:bCs/>
+              </w:rPr>
               <w:t xml:space="preserve">Risk Category</w:t>
             </w:r>
           </w:p>
@@ -7447,6 +8159,23 @@
               <w:pStyle w:val="Compact"/>
             </w:pPr>
             <w:r>
+              <w:t xml:space="preserve">[ ] Technical [ ] Security [ ] Operational [ ] Delivery [ ] Commercial [ ] Compliance [ ] Other</w:t>
+            </w:r>
+          </w:p>
+        </w:tc>
+      </w:tr>
+      <w:tr>
+        <w:tc>
+          <w:tcPr/>
+          <w:p>
+            <w:pPr>
+              <w:pStyle w:val="Compact"/>
+            </w:pPr>
+            <w:r>
+              <w:rPr>
+                <w:b/>
+                <w:bCs/>
+              </w:rPr>
               <w:t xml:space="preserve">Severity</w:t>
             </w:r>
           </w:p>
@@ -7458,6 +8187,23 @@
               <w:pStyle w:val="Compact"/>
             </w:pPr>
             <w:r>
+              <w:t xml:space="preserve">[ ] Critical [ ] High [ ] Medium [ ] Low [ ] Negligible</w:t>
+            </w:r>
+          </w:p>
+        </w:tc>
+      </w:tr>
+      <w:tr>
+        <w:tc>
+          <w:tcPr/>
+          <w:p>
+            <w:pPr>
+              <w:pStyle w:val="Compact"/>
+            </w:pPr>
+            <w:r>
+              <w:rPr>
+                <w:b/>
+                <w:bCs/>
+              </w:rPr>
               <w:t xml:space="preserve">Likelihood</w:t>
             </w:r>
           </w:p>
@@ -7469,6 +8215,23 @@
               <w:pStyle w:val="Compact"/>
             </w:pPr>
             <w:r>
+              <w:t xml:space="preserve">[ ] Critical [ ] High [ ] Medium [ ] Low [ ] Negligible</w:t>
+            </w:r>
+          </w:p>
+        </w:tc>
+      </w:tr>
+      <w:tr>
+        <w:tc>
+          <w:tcPr/>
+          <w:p>
+            <w:pPr>
+              <w:pStyle w:val="Compact"/>
+            </w:pPr>
+            <w:r>
+              <w:rPr>
+                <w:b/>
+                <w:bCs/>
+              </w:rPr>
               <w:t xml:space="preserve">Mitigation Strategy</w:t>
             </w:r>
           </w:p>
@@ -7480,6 +8243,23 @@
               <w:pStyle w:val="Compact"/>
             </w:pPr>
             <w:r>
+              <w:t xml:space="preserve">[ ] Accept [ ] Mitigate [ ] Transfer [ ] Avoid</w:t>
+            </w:r>
+          </w:p>
+        </w:tc>
+      </w:tr>
+      <w:tr>
+        <w:tc>
+          <w:tcPr/>
+          <w:p>
+            <w:pPr>
+              <w:pStyle w:val="Compact"/>
+            </w:pPr>
+            <w:r>
+              <w:rPr>
+                <w:b/>
+                <w:bCs/>
+              </w:rPr>
               <w:t xml:space="preserve">Mitigation Plan</w:t>
             </w:r>
           </w:p>
@@ -7490,7 +8270,21 @@
             <w:pPr>
               <w:pStyle w:val="Compact"/>
             </w:pPr>
-            <w:r>
+          </w:p>
+        </w:tc>
+      </w:tr>
+      <w:tr>
+        <w:tc>
+          <w:tcPr/>
+          <w:p>
+            <w:pPr>
+              <w:pStyle w:val="Compact"/>
+            </w:pPr>
+            <w:r>
+              <w:rPr>
+                <w:b/>
+                <w:bCs/>
+              </w:rPr>
               <w:t xml:space="preserve">Residual Risk</w:t>
             </w:r>
           </w:p>
@@ -7502,6 +8296,23 @@
               <w:pStyle w:val="Compact"/>
             </w:pPr>
             <w:r>
+              <w:t xml:space="preserve">[ ] Critical [ ] High [ ] Medium [ ] Low [ ] Negligible</w:t>
+            </w:r>
+          </w:p>
+        </w:tc>
+      </w:tr>
+      <w:tr>
+        <w:tc>
+          <w:tcPr/>
+          <w:p>
+            <w:pPr>
+              <w:pStyle w:val="Compact"/>
+            </w:pPr>
+            <w:r>
+              <w:rPr>
+                <w:b/>
+                <w:bCs/>
+              </w:rPr>
               <w:t xml:space="preserve">Owner</w:t>
             </w:r>
           </w:p>
@@ -7512,98 +8323,23 @@
             <w:pPr>
               <w:pStyle w:val="Compact"/>
             </w:pPr>
-            <w:r>
+          </w:p>
+        </w:tc>
+      </w:tr>
+      <w:tr>
+        <w:tc>
+          <w:tcPr/>
+          <w:p>
+            <w:pPr>
+              <w:pStyle w:val="Compact"/>
+            </w:pPr>
+            <w:r>
+              <w:rPr>
+                <w:b/>
+                <w:bCs/>
+              </w:rPr>
               <w:t xml:space="preserve">Last Assessed</w:t>
             </w:r>
-          </w:p>
-        </w:tc>
-      </w:tr>
-      <w:tr>
-        <w:tc>
-          <w:tcPr/>
-          <w:p>
-            <w:pPr>
-              <w:pStyle w:val="Compact"/>
-            </w:pPr>
-          </w:p>
-        </w:tc>
-        <w:tc>
-          <w:tcPr/>
-          <w:p>
-            <w:pPr>
-              <w:pStyle w:val="Compact"/>
-            </w:pPr>
-          </w:p>
-        </w:tc>
-        <w:tc>
-          <w:tcPr/>
-          <w:p>
-            <w:pPr>
-              <w:pStyle w:val="Compact"/>
-            </w:pPr>
-            <w:r>
-              <w:t xml:space="preserve">[ ] Technical [ ] Security [ ] Operational [ ] Delivery [ ] Commercial [ ] Compliance [ ] Other</w:t>
-            </w:r>
-          </w:p>
-        </w:tc>
-        <w:tc>
-          <w:tcPr/>
-          <w:p>
-            <w:pPr>
-              <w:pStyle w:val="Compact"/>
-            </w:pPr>
-            <w:r>
-              <w:t xml:space="preserve">[ ] Critical [ ] High [ ] Medium [ ] Low [ ] Negligible</w:t>
-            </w:r>
-          </w:p>
-        </w:tc>
-        <w:tc>
-          <w:tcPr/>
-          <w:p>
-            <w:pPr>
-              <w:pStyle w:val="Compact"/>
-            </w:pPr>
-            <w:r>
-              <w:t xml:space="preserve">[ ] Critical [ ] High [ ] Medium [ ] Low [ ] Negligible</w:t>
-            </w:r>
-          </w:p>
-        </w:tc>
-        <w:tc>
-          <w:tcPr/>
-          <w:p>
-            <w:pPr>
-              <w:pStyle w:val="Compact"/>
-            </w:pPr>
-            <w:r>
-              <w:t xml:space="preserve">[ ] Accept [ ] Mitigate [ ] Transfer [ ] Avoid</w:t>
-            </w:r>
-          </w:p>
-        </w:tc>
-        <w:tc>
-          <w:tcPr/>
-          <w:p>
-            <w:pPr>
-              <w:pStyle w:val="Compact"/>
-            </w:pPr>
-          </w:p>
-        </w:tc>
-        <w:tc>
-          <w:tcPr/>
-          <w:p>
-            <w:pPr>
-              <w:pStyle w:val="Compact"/>
-            </w:pPr>
-            <w:r>
-              <w:t xml:space="preserve">[ ] Critical [ ] High [ ] Medium [ ] Low [ ] Negligible</w:t>
-            </w:r>
-          </w:p>
-        </w:tc>
-        <w:tc>
-          <w:tcPr/>
-          <w:p>
-            <w:pPr>
-              <w:pStyle w:val="Compact"/>
-            </w:pPr>
           </w:p>
         </w:tc>
         <w:tc>
@@ -7624,6 +8360,259 @@
       </w:pPr>
       <w:r>
         <w:t xml:space="preserve">6.4 Dependencies</w:t>
+      </w:r>
+    </w:p>
+    <w:p>
+      <w:pPr>
+        <w:pStyle w:val="FirstParagraph"/>
+      </w:pPr>
+      <w:r>
+        <w:rPr>
+          <w:i/>
+          <w:iCs/>
+        </w:rPr>
+        <w:t xml:space="preserve">Repeat the table below for each dependencie.</w:t>
+      </w:r>
+    </w:p>
+    <w:tbl>
+      <w:tblPr>
+        <w:tblStyle w:val="Table"/>
+        <w:tblW w:type="auto" w:w="0"/>
+        <w:tblLook w:firstRow="1" w:lastRow="0" w:firstColumn="0" w:lastColumn="0" w:noHBand="0" w:noVBand="0" w:val="0020"/>
+      </w:tblPr>
+      <w:tblGrid>
+        <w:gridCol w:w="3960"/>
+        <w:gridCol w:w="3960"/>
+      </w:tblGrid>
+      <w:tr>
+        <w:trPr>
+          <w:tblHeader w:val="on"/>
+        </w:trPr>
+        <w:tc>
+          <w:tcPr/>
+          <w:p>
+            <w:pPr>
+              <w:pStyle w:val="Compact"/>
+            </w:pPr>
+            <w:r>
+              <w:t xml:space="preserve">Field</w:t>
+            </w:r>
+          </w:p>
+        </w:tc>
+        <w:tc>
+          <w:tcPr/>
+          <w:p>
+            <w:pPr>
+              <w:pStyle w:val="Compact"/>
+            </w:pPr>
+            <w:r>
+              <w:t xml:space="preserve">Value</w:t>
+            </w:r>
+          </w:p>
+        </w:tc>
+      </w:tr>
+      <w:tr>
+        <w:tc>
+          <w:tcPr/>
+          <w:p>
+            <w:pPr>
+              <w:pStyle w:val="Compact"/>
+            </w:pPr>
+            <w:r>
+              <w:rPr>
+                <w:b/>
+                <w:bCs/>
+              </w:rPr>
+              <w:t xml:space="preserve">Id</w:t>
+            </w:r>
+          </w:p>
+        </w:tc>
+        <w:tc>
+          <w:tcPr/>
+          <w:p>
+            <w:pPr>
+              <w:pStyle w:val="Compact"/>
+            </w:pPr>
+          </w:p>
+        </w:tc>
+      </w:tr>
+      <w:tr>
+        <w:tc>
+          <w:tcPr/>
+          <w:p>
+            <w:pPr>
+              <w:pStyle w:val="Compact"/>
+            </w:pPr>
+            <w:r>
+              <w:rPr>
+                <w:b/>
+                <w:bCs/>
+              </w:rPr>
+              <w:t xml:space="preserve">Dependency</w:t>
+            </w:r>
+          </w:p>
+        </w:tc>
+        <w:tc>
+          <w:tcPr/>
+          <w:p>
+            <w:pPr>
+              <w:pStyle w:val="Compact"/>
+            </w:pPr>
+          </w:p>
+        </w:tc>
+      </w:tr>
+      <w:tr>
+        <w:tc>
+          <w:tcPr/>
+          <w:p>
+            <w:pPr>
+              <w:pStyle w:val="Compact"/>
+            </w:pPr>
+            <w:r>
+              <w:rPr>
+                <w:b/>
+                <w:bCs/>
+              </w:rPr>
+              <w:t xml:space="preserve">Direction</w:t>
+            </w:r>
+          </w:p>
+        </w:tc>
+        <w:tc>
+          <w:tcPr/>
+          <w:p>
+            <w:pPr>
+              <w:pStyle w:val="Compact"/>
+            </w:pPr>
+            <w:r>
+              <w:t xml:space="preserve">[ ] Inbound [ ] Outbound</w:t>
+            </w:r>
+          </w:p>
+        </w:tc>
+      </w:tr>
+      <w:tr>
+        <w:tc>
+          <w:tcPr/>
+          <w:p>
+            <w:pPr>
+              <w:pStyle w:val="Compact"/>
+            </w:pPr>
+            <w:r>
+              <w:rPr>
+                <w:b/>
+                <w:bCs/>
+              </w:rPr>
+              <w:t xml:space="preserve">Status</w:t>
+            </w:r>
+          </w:p>
+        </w:tc>
+        <w:tc>
+          <w:tcPr/>
+          <w:p>
+            <w:pPr>
+              <w:pStyle w:val="Compact"/>
+            </w:pPr>
+            <w:r>
+              <w:t xml:space="preserve">[ ] Committed [ ] Not Committed [ ] Resolved</w:t>
+            </w:r>
+          </w:p>
+        </w:tc>
+      </w:tr>
+      <w:tr>
+        <w:tc>
+          <w:tcPr/>
+          <w:p>
+            <w:pPr>
+              <w:pStyle w:val="Compact"/>
+            </w:pPr>
+            <w:r>
+              <w:rPr>
+                <w:b/>
+                <w:bCs/>
+              </w:rPr>
+              <w:t xml:space="preserve">Owner</w:t>
+            </w:r>
+          </w:p>
+        </w:tc>
+        <w:tc>
+          <w:tcPr/>
+          <w:p>
+            <w:pPr>
+              <w:pStyle w:val="Compact"/>
+            </w:pPr>
+          </w:p>
+        </w:tc>
+      </w:tr>
+      <w:tr>
+        <w:tc>
+          <w:tcPr/>
+          <w:p>
+            <w:pPr>
+              <w:pStyle w:val="Compact"/>
+            </w:pPr>
+            <w:r>
+              <w:rPr>
+                <w:b/>
+                <w:bCs/>
+              </w:rPr>
+              <w:t xml:space="preserve">Evidence</w:t>
+            </w:r>
+          </w:p>
+        </w:tc>
+        <w:tc>
+          <w:tcPr/>
+          <w:p>
+            <w:pPr>
+              <w:pStyle w:val="Compact"/>
+            </w:pPr>
+          </w:p>
+        </w:tc>
+      </w:tr>
+      <w:tr>
+        <w:tc>
+          <w:tcPr/>
+          <w:p>
+            <w:pPr>
+              <w:pStyle w:val="Compact"/>
+            </w:pPr>
+            <w:r>
+              <w:rPr>
+                <w:b/>
+                <w:bCs/>
+              </w:rPr>
+              <w:t xml:space="preserve">Last Assessed</w:t>
+            </w:r>
+          </w:p>
+        </w:tc>
+        <w:tc>
+          <w:tcPr/>
+          <w:p>
+            <w:pPr>
+              <w:pStyle w:val="Compact"/>
+            </w:pPr>
+          </w:p>
+        </w:tc>
+      </w:tr>
+    </w:tbl>
+    <w:bookmarkEnd w:id="87"/>
+    <w:bookmarkStart w:id="88" w:name="issues"/>
+    <w:p>
+      <w:pPr>
+        <w:pStyle w:val="Heading3"/>
+      </w:pPr>
+      <w:r>
+        <w:t xml:space="preserve">6.5 Issues</w:t>
+      </w:r>
+    </w:p>
+    <w:p>
+      <w:pPr>
+        <w:pStyle w:val="FirstParagraph"/>
+      </w:pPr>
+      <w:r>
+        <w:rPr>
+          <w:i/>
+          <w:iCs/>
+        </w:rPr>
+        <w:t xml:space="preserve">Repeat the table below for each issue.</w:t>
       </w:r>
     </w:p>
     <w:tbl>
@@ -7634,13 +8623,8 @@
         <w:tblLook w:firstRow="1" w:lastRow="0" w:firstColumn="0" w:lastColumn="0" w:noHBand="0" w:noVBand="0" w:val="0020"/>
       </w:tblPr>
       <w:tblGrid>
-        <w:gridCol w:w="1131"/>
-        <w:gridCol w:w="1131"/>
-        <w:gridCol w:w="1131"/>
-        <w:gridCol w:w="1131"/>
-        <w:gridCol w:w="1131"/>
-        <w:gridCol w:w="1131"/>
-        <w:gridCol w:w="1131"/>
+        <w:gridCol w:w="3960"/>
+        <w:gridCol w:w="3960"/>
       </w:tblGrid>
       <w:tr>
         <w:trPr>
@@ -7653,6 +8637,34 @@
               <w:pStyle w:val="Compact"/>
             </w:pPr>
             <w:r>
+              <w:t xml:space="preserve">Field</w:t>
+            </w:r>
+          </w:p>
+        </w:tc>
+        <w:tc>
+          <w:tcPr/>
+          <w:p>
+            <w:pPr>
+              <w:pStyle w:val="Compact"/>
+            </w:pPr>
+            <w:r>
+              <w:t xml:space="preserve">Value</w:t>
+            </w:r>
+          </w:p>
+        </w:tc>
+      </w:tr>
+      <w:tr>
+        <w:tc>
+          <w:tcPr/>
+          <w:p>
+            <w:pPr>
+              <w:pStyle w:val="Compact"/>
+            </w:pPr>
+            <w:r>
+              <w:rPr>
+                <w:b/>
+                <w:bCs/>
+              </w:rPr>
               <w:t xml:space="preserve">Id</w:t>
             </w:r>
           </w:p>
@@ -7663,29 +8675,152 @@
             <w:pPr>
               <w:pStyle w:val="Compact"/>
             </w:pPr>
-            <w:r>
-              <w:t xml:space="preserve">Dependency</w:t>
-            </w:r>
-          </w:p>
-        </w:tc>
-        <w:tc>
-          <w:tcPr/>
-          <w:p>
-            <w:pPr>
-              <w:pStyle w:val="Compact"/>
-            </w:pPr>
-            <w:r>
-              <w:t xml:space="preserve">Direction</w:t>
-            </w:r>
-          </w:p>
-        </w:tc>
-        <w:tc>
-          <w:tcPr/>
-          <w:p>
-            <w:pPr>
-              <w:pStyle w:val="Compact"/>
-            </w:pPr>
-            <w:r>
+          </w:p>
+        </w:tc>
+      </w:tr>
+      <w:tr>
+        <w:tc>
+          <w:tcPr/>
+          <w:p>
+            <w:pPr>
+              <w:pStyle w:val="Compact"/>
+            </w:pPr>
+            <w:r>
+              <w:rPr>
+                <w:b/>
+                <w:bCs/>
+              </w:rPr>
+              <w:t xml:space="preserve">Issue</w:t>
+            </w:r>
+          </w:p>
+        </w:tc>
+        <w:tc>
+          <w:tcPr/>
+          <w:p>
+            <w:pPr>
+              <w:pStyle w:val="Compact"/>
+            </w:pPr>
+          </w:p>
+        </w:tc>
+      </w:tr>
+      <w:tr>
+        <w:tc>
+          <w:tcPr/>
+          <w:p>
+            <w:pPr>
+              <w:pStyle w:val="Compact"/>
+            </w:pPr>
+            <w:r>
+              <w:rPr>
+                <w:b/>
+                <w:bCs/>
+              </w:rPr>
+              <w:t xml:space="preserve">Category</w:t>
+            </w:r>
+          </w:p>
+        </w:tc>
+        <w:tc>
+          <w:tcPr/>
+          <w:p>
+            <w:pPr>
+              <w:pStyle w:val="Compact"/>
+            </w:pPr>
+            <w:r>
+              <w:t xml:space="preserve">[ ] Technical [ ] Security [ ] Operational [ ] Delivery [ ] Commercial</w:t>
+            </w:r>
+          </w:p>
+        </w:tc>
+      </w:tr>
+      <w:tr>
+        <w:tc>
+          <w:tcPr/>
+          <w:p>
+            <w:pPr>
+              <w:pStyle w:val="Compact"/>
+            </w:pPr>
+            <w:r>
+              <w:rPr>
+                <w:b/>
+                <w:bCs/>
+              </w:rPr>
+              <w:t xml:space="preserve">Impact</w:t>
+            </w:r>
+          </w:p>
+        </w:tc>
+        <w:tc>
+          <w:tcPr/>
+          <w:p>
+            <w:pPr>
+              <w:pStyle w:val="Compact"/>
+            </w:pPr>
+            <w:r>
+              <w:t xml:space="preserve">[ ] Critical [ ] High [ ] Medium [ ] Low [ ] Negligible</w:t>
+            </w:r>
+          </w:p>
+        </w:tc>
+      </w:tr>
+      <w:tr>
+        <w:tc>
+          <w:tcPr/>
+          <w:p>
+            <w:pPr>
+              <w:pStyle w:val="Compact"/>
+            </w:pPr>
+            <w:r>
+              <w:rPr>
+                <w:b/>
+                <w:bCs/>
+              </w:rPr>
+              <w:t xml:space="preserve">Owner</w:t>
+            </w:r>
+          </w:p>
+        </w:tc>
+        <w:tc>
+          <w:tcPr/>
+          <w:p>
+            <w:pPr>
+              <w:pStyle w:val="Compact"/>
+            </w:pPr>
+          </w:p>
+        </w:tc>
+      </w:tr>
+      <w:tr>
+        <w:tc>
+          <w:tcPr/>
+          <w:p>
+            <w:pPr>
+              <w:pStyle w:val="Compact"/>
+            </w:pPr>
+            <w:r>
+              <w:rPr>
+                <w:b/>
+                <w:bCs/>
+              </w:rPr>
+              <w:t xml:space="preserve">Resolution Plan</w:t>
+            </w:r>
+          </w:p>
+        </w:tc>
+        <w:tc>
+          <w:tcPr/>
+          <w:p>
+            <w:pPr>
+              <w:pStyle w:val="Compact"/>
+            </w:pPr>
+          </w:p>
+        </w:tc>
+      </w:tr>
+      <w:tr>
+        <w:tc>
+          <w:tcPr/>
+          <w:p>
+            <w:pPr>
+              <w:pStyle w:val="Compact"/>
+            </w:pPr>
+            <w:r>
+              <w:rPr>
+                <w:b/>
+                <w:bCs/>
+              </w:rPr>
               <w:t xml:space="preserve">Status</w:t>
             </w:r>
           </w:p>
@@ -7697,281 +8832,24 @@
               <w:pStyle w:val="Compact"/>
             </w:pPr>
             <w:r>
-              <w:t xml:space="preserve">Owner</w:t>
-            </w:r>
-          </w:p>
-        </w:tc>
-        <w:tc>
-          <w:tcPr/>
-          <w:p>
-            <w:pPr>
-              <w:pStyle w:val="Compact"/>
-            </w:pPr>
-            <w:r>
-              <w:t xml:space="preserve">Evidence</w:t>
-            </w:r>
-          </w:p>
-        </w:tc>
-        <w:tc>
-          <w:tcPr/>
-          <w:p>
-            <w:pPr>
-              <w:pStyle w:val="Compact"/>
-            </w:pPr>
-            <w:r>
+              <w:t xml:space="preserve">[ ] Open [ ] In Progress [ ] Resolved</w:t>
+            </w:r>
+          </w:p>
+        </w:tc>
+      </w:tr>
+      <w:tr>
+        <w:tc>
+          <w:tcPr/>
+          <w:p>
+            <w:pPr>
+              <w:pStyle w:val="Compact"/>
+            </w:pPr>
+            <w:r>
+              <w:rPr>
+                <w:b/>
+                <w:bCs/>
+              </w:rPr>
               <w:t xml:space="preserve">Last Assessed</w:t>
-            </w:r>
-          </w:p>
-        </w:tc>
-      </w:tr>
-      <w:tr>
-        <w:tc>
-          <w:tcPr/>
-          <w:p>
-            <w:pPr>
-              <w:pStyle w:val="Compact"/>
-            </w:pPr>
-          </w:p>
-        </w:tc>
-        <w:tc>
-          <w:tcPr/>
-          <w:p>
-            <w:pPr>
-              <w:pStyle w:val="Compact"/>
-            </w:pPr>
-          </w:p>
-        </w:tc>
-        <w:tc>
-          <w:tcPr/>
-          <w:p>
-            <w:pPr>
-              <w:pStyle w:val="Compact"/>
-            </w:pPr>
-            <w:r>
-              <w:t xml:space="preserve">[ ] Inbound [ ] Outbound</w:t>
-            </w:r>
-          </w:p>
-        </w:tc>
-        <w:tc>
-          <w:tcPr/>
-          <w:p>
-            <w:pPr>
-              <w:pStyle w:val="Compact"/>
-            </w:pPr>
-            <w:r>
-              <w:t xml:space="preserve">[ ] Committed [ ] Not Committed [ ] Resolved</w:t>
-            </w:r>
-          </w:p>
-        </w:tc>
-        <w:tc>
-          <w:tcPr/>
-          <w:p>
-            <w:pPr>
-              <w:pStyle w:val="Compact"/>
-            </w:pPr>
-          </w:p>
-        </w:tc>
-        <w:tc>
-          <w:tcPr/>
-          <w:p>
-            <w:pPr>
-              <w:pStyle w:val="Compact"/>
-            </w:pPr>
-          </w:p>
-        </w:tc>
-        <w:tc>
-          <w:tcPr/>
-          <w:p>
-            <w:pPr>
-              <w:pStyle w:val="Compact"/>
-            </w:pPr>
-          </w:p>
-        </w:tc>
-      </w:tr>
-    </w:tbl>
-    <w:bookmarkEnd w:id="87"/>
-    <w:bookmarkStart w:id="88" w:name="issues"/>
-    <w:p>
-      <w:pPr>
-        <w:pStyle w:val="Heading3"/>
-      </w:pPr>
-      <w:r>
-        <w:t xml:space="preserve">6.5 Issues</w:t>
-      </w:r>
-    </w:p>
-    <w:tbl>
-      <w:tblPr>
-        <w:tblStyle w:val="Table"/>
-        <w:tblW w:type="pct" w:w="5000"/>
-        <w:tblLayout w:type="fixed"/>
-        <w:tblLook w:firstRow="1" w:lastRow="0" w:firstColumn="0" w:lastColumn="0" w:noHBand="0" w:noVBand="0" w:val="0020"/>
-      </w:tblPr>
-      <w:tblGrid>
-        <w:gridCol w:w="990"/>
-        <w:gridCol w:w="990"/>
-        <w:gridCol w:w="990"/>
-        <w:gridCol w:w="990"/>
-        <w:gridCol w:w="990"/>
-        <w:gridCol w:w="990"/>
-        <w:gridCol w:w="990"/>
-        <w:gridCol w:w="990"/>
-      </w:tblGrid>
-      <w:tr>
-        <w:trPr>
-          <w:tblHeader w:val="on"/>
-        </w:trPr>
-        <w:tc>
-          <w:tcPr/>
-          <w:p>
-            <w:pPr>
-              <w:pStyle w:val="Compact"/>
-            </w:pPr>
-            <w:r>
-              <w:t xml:space="preserve">Id</w:t>
-            </w:r>
-          </w:p>
-        </w:tc>
-        <w:tc>
-          <w:tcPr/>
-          <w:p>
-            <w:pPr>
-              <w:pStyle w:val="Compact"/>
-            </w:pPr>
-            <w:r>
-              <w:t xml:space="preserve">Issue</w:t>
-            </w:r>
-          </w:p>
-        </w:tc>
-        <w:tc>
-          <w:tcPr/>
-          <w:p>
-            <w:pPr>
-              <w:pStyle w:val="Compact"/>
-            </w:pPr>
-            <w:r>
-              <w:t xml:space="preserve">Category</w:t>
-            </w:r>
-          </w:p>
-        </w:tc>
-        <w:tc>
-          <w:tcPr/>
-          <w:p>
-            <w:pPr>
-              <w:pStyle w:val="Compact"/>
-            </w:pPr>
-            <w:r>
-              <w:t xml:space="preserve">Impact</w:t>
-            </w:r>
-          </w:p>
-        </w:tc>
-        <w:tc>
-          <w:tcPr/>
-          <w:p>
-            <w:pPr>
-              <w:pStyle w:val="Compact"/>
-            </w:pPr>
-            <w:r>
-              <w:t xml:space="preserve">Owner</w:t>
-            </w:r>
-          </w:p>
-        </w:tc>
-        <w:tc>
-          <w:tcPr/>
-          <w:p>
-            <w:pPr>
-              <w:pStyle w:val="Compact"/>
-            </w:pPr>
-            <w:r>
-              <w:t xml:space="preserve">Resolution Plan</w:t>
-            </w:r>
-          </w:p>
-        </w:tc>
-        <w:tc>
-          <w:tcPr/>
-          <w:p>
-            <w:pPr>
-              <w:pStyle w:val="Compact"/>
-            </w:pPr>
-            <w:r>
-              <w:t xml:space="preserve">Status</w:t>
-            </w:r>
-          </w:p>
-        </w:tc>
-        <w:tc>
-          <w:tcPr/>
-          <w:p>
-            <w:pPr>
-              <w:pStyle w:val="Compact"/>
-            </w:pPr>
-            <w:r>
-              <w:t xml:space="preserve">Last Assessed</w:t>
-            </w:r>
-          </w:p>
-        </w:tc>
-      </w:tr>
-      <w:tr>
-        <w:tc>
-          <w:tcPr/>
-          <w:p>
-            <w:pPr>
-              <w:pStyle w:val="Compact"/>
-            </w:pPr>
-          </w:p>
-        </w:tc>
-        <w:tc>
-          <w:tcPr/>
-          <w:p>
-            <w:pPr>
-              <w:pStyle w:val="Compact"/>
-            </w:pPr>
-          </w:p>
-        </w:tc>
-        <w:tc>
-          <w:tcPr/>
-          <w:p>
-            <w:pPr>
-              <w:pStyle w:val="Compact"/>
-            </w:pPr>
-            <w:r>
-              <w:t xml:space="preserve">[ ] Technical [ ] Security [ ] Operational [ ] Delivery [ ] Commercial</w:t>
-            </w:r>
-          </w:p>
-        </w:tc>
-        <w:tc>
-          <w:tcPr/>
-          <w:p>
-            <w:pPr>
-              <w:pStyle w:val="Compact"/>
-            </w:pPr>
-            <w:r>
-              <w:t xml:space="preserve">[ ] Critical [ ] High [ ] Medium [ ] Low [ ] Negligible</w:t>
-            </w:r>
-          </w:p>
-        </w:tc>
-        <w:tc>
-          <w:tcPr/>
-          <w:p>
-            <w:pPr>
-              <w:pStyle w:val="Compact"/>
-            </w:pPr>
-          </w:p>
-        </w:tc>
-        <w:tc>
-          <w:tcPr/>
-          <w:p>
-            <w:pPr>
-              <w:pStyle w:val="Compact"/>
-            </w:pPr>
-          </w:p>
-        </w:tc>
-        <w:tc>
-          <w:tcPr/>
-          <w:p>
-            <w:pPr>
-              <w:pStyle w:val="Compact"/>
-            </w:pPr>
-            <w:r>
-              <w:t xml:space="preserve">[ ] Open [ ] In Progress [ ] Resolved</w:t>
             </w:r>
           </w:p>
         </w:tc>
@@ -8253,7 +9131,7 @@
               <w:pStyle w:val="Compact"/>
             </w:pPr>
             <w:r>
-              <w:t xml:space="preserve">Url</w:t>
+              <w:t xml:space="preserve">URL</w:t>
             </w:r>
           </w:p>
         </w:tc>
@@ -9524,7 +10402,7 @@
         <w:rFonts w:asciiTheme="minorHAnsi" w:cstheme="minorBidi" w:eastAsiaTheme="minorEastAsia" w:hAnsiTheme="minorHAnsi"/>
         <w:sz w:val="24"/>
         <w:szCs w:val="24"/>
-        <w:lang w:bidi="ar-SA" w:eastAsia="zh-CN" w:val="en-US"/>
+        <w:lang w:bidi="ar-SA" w:eastAsia="zh-CN" w:val="en-GB"/>
       </w:rPr>
     </w:rPrDefault>
     <w:pPrDefault>

--- a/public/templates/sad-template.docx
+++ b/public/templates/sad-template.docx
@@ -44,13 +44,13 @@
           <w:b/>
           <w:bCs/>
         </w:rPr>
-        <w:t xml:space="preserve">Author:</w:t>
+        <w:t xml:space="preserve">Standard published by:</w:t>
       </w:r>
       <w:r>
         <w:t xml:space="preserve"> </w:t>
       </w:r>
       <w:r>
-        <w:t xml:space="preserve">Andi Chandler</w:t>
+        <w:t xml:space="preserve">ArchStandard (archstandard.org)</w:t>
       </w:r>
       <w:r>
         <w:t xml:space="preserve"> </w:t>
@@ -60,23 +60,7 @@
           <w:b/>
           <w:bCs/>
         </w:rPr>
-        <w:t xml:space="preserve">Published by:</w:t>
-      </w:r>
-      <w:r>
-        <w:t xml:space="preserve"> </w:t>
-      </w:r>
-      <w:r>
-        <w:t xml:space="preserve">ArchStandard (archstandard.org)</w:t>
-      </w:r>
-      <w:r>
-        <w:t xml:space="preserve"> </w:t>
-      </w:r>
-      <w:r>
-        <w:rPr>
-          <w:b/>
-          <w:bCs/>
-        </w:rPr>
-        <w:t xml:space="preserve">Licence:</w:t>
+        <w:t xml:space="preserve">Standard licence:</w:t>
       </w:r>
       <w:r>
         <w:t xml:space="preserve"> </w:t>
@@ -99,6 +83,18 @@
       </w:r>
       <w:r>
         <w:t xml:space="preserve">schema/ads.schema.json</w:t>
+      </w:r>
+    </w:p>
+    <w:p>
+      <w:pPr>
+        <w:pStyle w:val="BlockText"/>
+      </w:pPr>
+      <w:r>
+        <w:rPr>
+          <w:i/>
+          <w:iCs/>
+        </w:rPr>
+        <w:t xml:space="preserve">Document author and owner: complete in Section 0 (Document Control) below.</w:t>
       </w:r>
     </w:p>
     <w:p>

--- a/public/templates/sad-template.docx
+++ b/public/templates/sad-template.docx
@@ -1111,7 +1111,7 @@
               <w:pStyle w:val="Compact"/>
             </w:pPr>
             <w:r>
-              <w:t xml:space="preserve">[ ] Business Owner [ ] Solution Architect [ ] Enterprise Architect [ ] Security Architect [ ] Data Architect [ ] Infrastructure Engineer [ ] Developer [ ] Operations Sre [ ] Compliance [ ] Project Manager [ ] Vendor [ ] End User [ ] External Customer [ ] Other</w:t>
+              <w:t xml:space="preserve">[ ] Business Owner [ ] Solution Architect [ ] Enterprise Architect [ ] Security Architect [ ] Data Architect [ ] Infrastructure Engineer [ ] Developer [ ] Operations SRE [ ] Compliance [ ] Project Manager [ ] Vendor [ ] End User [ ] External Customer [ ] Other</w:t>
             </w:r>
           </w:p>
         </w:tc>
@@ -10278,6 +10278,8 @@
       <w:footnotePr>
         <w:numRestart w:val="eachSect"/>
       </w:footnotePr>
+      <w:pgSz w:h="16838" w:w="11906"/>
+      <w:pgMar w:bottom="851" w:footer="425" w:gutter="0" w:header="425" w:left="851" w:right="851" w:top="851"/>
     </w:sectPr>
   </w:body>
 </w:document>

--- a/public/templates/sad-template.docx
+++ b/public/templates/sad-template.docx
@@ -1603,7 +1603,7 @@
     </w:tbl>
     <w:bookmarkEnd w:id="30"/>
     <w:bookmarkEnd w:id="31"/>
-    <w:bookmarkStart w:id="33" w:name="quality-attribute-refs"/>
+    <w:bookmarkStart w:id="33" w:name="quality-attribute-references"/>
     <w:p>
       <w:pPr>
         <w:pStyle w:val="Heading2"/>
@@ -1613,7 +1613,7 @@
           <w:b/>
           <w:bCs/>
         </w:rPr>
-        <w:t xml:space="preserve">Quality Attribute Refs:</w:t>
+        <w:t xml:space="preserve">Quality Attribute References:</w:t>
       </w:r>
     </w:p>
     <w:bookmarkStart w:id="32" w:name="integration-data-flow-view"/>
@@ -2182,7 +2182,7 @@
           <w:i/>
           <w:iCs/>
         </w:rPr>
-        <w:t xml:space="preserve">Repeat the table below for each apis &amp; interface.</w:t>
+        <w:t xml:space="preserve">Repeat the table below for each API or interface.</w:t>
       </w:r>
     </w:p>
     <w:tbl>
@@ -2416,7 +2416,7 @@
     </w:tbl>
     <w:bookmarkEnd w:id="36"/>
     <w:bookmarkEnd w:id="37"/>
-    <w:bookmarkStart w:id="39" w:name="quality-attribute-refs-1"/>
+    <w:bookmarkStart w:id="39" w:name="quality-attribute-references-1"/>
     <w:p>
       <w:pPr>
         <w:pStyle w:val="Heading2"/>
@@ -2426,7 +2426,7 @@
           <w:b/>
           <w:bCs/>
         </w:rPr>
-        <w:t xml:space="preserve">Quality Attribute Refs:</w:t>
+        <w:t xml:space="preserve">Quality Attribute References:</w:t>
       </w:r>
     </w:p>
     <w:bookmarkStart w:id="38" w:name="physical-view"/>
@@ -2664,7 +2664,7 @@
                 <w:b/>
                 <w:bCs/>
               </w:rPr>
-              <w:t xml:space="preserve">V Cpu</w:t>
+              <w:t xml:space="preserve">V CPU</w:t>
             </w:r>
           </w:p>
         </w:tc>
@@ -2775,7 +2775,7 @@
               <w:pStyle w:val="Compact"/>
             </w:pPr>
             <w:r>
-              <w:t xml:space="preserve">[ ] Rhel [ ] Amazon Linux [ ] Ubuntu [ ] Debian [ ] Centos [ ] Windows Server [ ] Suse [ ] Other</w:t>
+              <w:t xml:space="preserve">[ ] RHEL [ ] Amazon Linux [ ] Ubuntu [ ] Debian [ ] CentOS [ ] Windows Server [ ] SUSE [ ] Other</w:t>
             </w:r>
           </w:p>
         </w:tc>
@@ -3372,7 +3372,7 @@
               <w:pStyle w:val="Compact"/>
             </w:pPr>
             <w:r>
-              <w:t xml:space="preserve">[ ] Development [ ] Test [ ] Qa [ ] Integration Test [ ] Staging [ ] Pre Production [ ] Production [ ] DR [ ] Sandbox [ ] Demo [ ] Performance Test</w:t>
+              <w:t xml:space="preserve">[ ] Development [ ] Test [ ] QA [ ] Integration Test [ ] Staging [ ] Pre Production [ ] Production [ ] DR [ ] Sandbox [ ] Demo [ ] Performance Test</w:t>
             </w:r>
           </w:p>
         </w:tc>
@@ -3421,7 +3421,7 @@
       </w:r>
     </w:p>
     <w:bookmarkEnd w:id="55"/>
-    <w:bookmarkStart w:id="59" w:name="quality-attribute-refs-2"/>
+    <w:bookmarkStart w:id="59" w:name="quality-attribute-references-2"/>
     <w:p>
       <w:pPr>
         <w:pStyle w:val="Heading2"/>
@@ -3431,7 +3431,7 @@
           <w:b/>
           <w:bCs/>
         </w:rPr>
-        <w:t xml:space="preserve">Quality Attribute Refs:</w:t>
+        <w:t xml:space="preserve">Quality Attribute References:</w:t>
       </w:r>
     </w:p>
     <w:bookmarkStart w:id="58" w:name="data-view"/>
@@ -3947,7 +3947,7 @@
     <w:bookmarkEnd w:id="57"/>
     <w:bookmarkEnd w:id="58"/>
     <w:bookmarkEnd w:id="59"/>
-    <w:bookmarkStart w:id="68" w:name="quality-attribute-refs-3"/>
+    <w:bookmarkStart w:id="68" w:name="quality-attribute-references-3"/>
     <w:p>
       <w:pPr>
         <w:pStyle w:val="Heading2"/>
@@ -3957,7 +3957,7 @@
           <w:b/>
           <w:bCs/>
         </w:rPr>
-        <w:t xml:space="preserve">Quality Attribute Refs:</w:t>
+        <w:t xml:space="preserve">Quality Attribute References:</w:t>
       </w:r>
     </w:p>
     <w:bookmarkStart w:id="67" w:name="security-view"/>
@@ -4878,7 +4878,7 @@
               <w:pStyle w:val="Compact"/>
             </w:pPr>
             <w:r>
-              <w:t xml:space="preserve">[ ] Hashicorp Vault [ ] AWS Secrets Manager [ ] Azure Key Vault [ ] GCP Secret Manager [ ] Cyberark [ ] Custom [ ] None</w:t>
+              <w:t xml:space="preserve">[ ] Hashicorp Vault [ ] AWS Secrets Manager [ ] Azure Key Vault [ ] GCP Secret Manager [ ] CyberArk [ ] Custom [ ] None</w:t>
             </w:r>
           </w:p>
         </w:tc>
@@ -5100,7 +5100,7 @@
     <w:bookmarkEnd w:id="66"/>
     <w:bookmarkEnd w:id="67"/>
     <w:bookmarkEnd w:id="68"/>
-    <w:bookmarkStart w:id="72" w:name="quality-attribute-refs-4"/>
+    <w:bookmarkStart w:id="72" w:name="quality-attribute-references-4"/>
     <w:p>
       <w:pPr>
         <w:pStyle w:val="Heading2"/>
@@ -5110,7 +5110,7 @@
           <w:b/>
           <w:bCs/>
         </w:rPr>
-        <w:t xml:space="preserve">Quality Attribute Refs:</w:t>
+        <w:t xml:space="preserve">Quality Attribute References:</w:t>
       </w:r>
     </w:p>
     <w:bookmarkStart w:id="71" w:name="scenarios"/>
@@ -6943,13 +6943,13 @@
       </w:tr>
     </w:tbl>
     <w:bookmarkEnd w:id="78"/>
-    <w:bookmarkStart w:id="79" w:name="quality-attribute-tradeoffs"/>
+    <w:bookmarkStart w:id="79" w:name="quality-attribute-trade-offs"/>
     <w:p>
       <w:pPr>
         <w:pStyle w:val="Heading3"/>
       </w:pPr>
       <w:r>
-        <w:t xml:space="preserve">Quality Attribute Tradeoffs</w:t>
+        <w:t xml:space="preserve">Quality Attribute Trade-offs</w:t>
       </w:r>
     </w:p>
     <w:tbl>
@@ -7505,7 +7505,7 @@
                 <w:b/>
                 <w:bCs/>
               </w:rPr>
-              <w:t xml:space="preserve">Cicd Management</w:t>
+              <w:t xml:space="preserve">CI/CD Management</w:t>
             </w:r>
           </w:p>
         </w:tc>
@@ -8367,7 +8367,7 @@
           <w:i/>
           <w:iCs/>
         </w:rPr>
-        <w:t xml:space="preserve">Repeat the table below for each dependencie.</w:t>
+        <w:t xml:space="preserve">Repeat the table below for each dependency.</w:t>
       </w:r>
     </w:p>
     <w:tbl>

--- a/public/templates/sad-template.docx
+++ b/public/templates/sad-template.docx
@@ -2,6 +2,14 @@
 <file path=word/document.xml><?xml version="1.0" encoding="utf-8"?>
 <w:document xmlns:w="http://schemas.openxmlformats.org/wordprocessingml/2006/main" xmlns:m="http://schemas.openxmlformats.org/officeDocument/2006/math" xmlns:r="http://schemas.openxmlformats.org/officeDocument/2006/relationships" xmlns:o="urn:schemas-microsoft-com:office:office" xmlns:v="urn:schemas-microsoft-com:vml" xmlns:w10="urn:schemas-microsoft-com:office:word" xmlns:a="http://schemas.openxmlformats.org/drawingml/2006/main" xmlns:pic="http://schemas.openxmlformats.org/drawingml/2006/picture" xmlns:wp="http://schemas.openxmlformats.org/drawingml/2006/wordprocessingDrawing">
   <w:body>
+    <w:p>
+      <w:pPr>
+        <w:pStyle w:val="Title"/>
+      </w:pPr>
+      <w:r>
+        <w:t xml:space="preserve">ADS — Solution Architecture Document Template</w:t>
+      </w:r>
+    </w:p>
     <w:bookmarkStart w:id="97" w:name="solution-architecture-document"/>
     <w:p>
       <w:pPr>
@@ -26,7 +34,7 @@
         <w:t xml:space="preserve"> </w:t>
       </w:r>
       <w:r>
-        <w:t xml:space="preserve">ADS v1.0.0 (Architecture Description Standard)</w:t>
+        <w:t xml:space="preserve">ADS v1.3.0 (Architecture Description Standard)</w:t>
       </w:r>
       <w:r>
         <w:t xml:space="preserve"> </w:t>
@@ -36,13 +44,13 @@
           <w:b/>
           <w:bCs/>
         </w:rPr>
-        <w:t xml:space="preserve">Author:</w:t>
+        <w:t xml:space="preserve">Standard published by:</w:t>
       </w:r>
       <w:r>
         <w:t xml:space="preserve"> </w:t>
       </w:r>
       <w:r>
-        <w:t xml:space="preserve">Andi Chandler</w:t>
+        <w:t xml:space="preserve">ArchStandard (archstandard.org)</w:t>
       </w:r>
       <w:r>
         <w:t xml:space="preserve"> </w:t>
@@ -52,23 +60,7 @@
           <w:b/>
           <w:bCs/>
         </w:rPr>
-        <w:t xml:space="preserve">Published by:</w:t>
-      </w:r>
-      <w:r>
-        <w:t xml:space="preserve"> </w:t>
-      </w:r>
-      <w:r>
-        <w:t xml:space="preserve">ArchStandard (archstandard.org)</w:t>
-      </w:r>
-      <w:r>
-        <w:t xml:space="preserve"> </w:t>
-      </w:r>
-      <w:r>
-        <w:rPr>
-          <w:b/>
-          <w:bCs/>
-        </w:rPr>
-        <w:t xml:space="preserve">Licence:</w:t>
+        <w:t xml:space="preserve">Standard licence:</w:t>
       </w:r>
       <w:r>
         <w:t xml:space="preserve"> </w:t>
@@ -91,6 +83,18 @@
       </w:r>
       <w:r>
         <w:t xml:space="preserve">schema/ads.schema.json</w:t>
+      </w:r>
+    </w:p>
+    <w:p>
+      <w:pPr>
+        <w:pStyle w:val="BlockText"/>
+      </w:pPr>
+      <w:r>
+        <w:rPr>
+          <w:i/>
+          <w:iCs/>
+        </w:rPr>
+        <w:t xml:space="preserve">Document author and owner: complete in Section 0 (Document Control) below.</w:t>
       </w:r>
     </w:p>
     <w:p>
@@ -913,32 +917,32 @@
                 <w:b/>
                 <w:bCs/>
               </w:rPr>
-              <w:t xml:space="preserve">Estimated Capex</w:t>
-            </w:r>
-          </w:p>
-        </w:tc>
-        <w:tc>
-          <w:tcPr/>
-          <w:p>
-            <w:pPr>
-              <w:pStyle w:val="Compact"/>
-            </w:pPr>
-          </w:p>
-        </w:tc>
-      </w:tr>
-      <w:tr>
-        <w:tc>
-          <w:tcPr/>
-          <w:p>
-            <w:pPr>
-              <w:pStyle w:val="Compact"/>
-            </w:pPr>
-            <w:r>
-              <w:rPr>
-                <w:b/>
-                <w:bCs/>
-              </w:rPr>
-              <w:t xml:space="preserve">Estimated Opex</w:t>
+              <w:t xml:space="preserve">Estimated CapEx</w:t>
+            </w:r>
+          </w:p>
+        </w:tc>
+        <w:tc>
+          <w:tcPr/>
+          <w:p>
+            <w:pPr>
+              <w:pStyle w:val="Compact"/>
+            </w:pPr>
+          </w:p>
+        </w:tc>
+      </w:tr>
+      <w:tr>
+        <w:tc>
+          <w:tcPr/>
+          <w:p>
+            <w:pPr>
+              <w:pStyle w:val="Compact"/>
+            </w:pPr>
+            <w:r>
+              <w:rPr>
+                <w:b/>
+                <w:bCs/>
+              </w:rPr>
+              <w:t xml:space="preserve">Estimated OpEx</w:t>
             </w:r>
           </w:p>
         </w:tc>
@@ -1107,7 +1111,7 @@
               <w:pStyle w:val="Compact"/>
             </w:pPr>
             <w:r>
-              <w:t xml:space="preserve">[ ] Business Owner [ ] Solution Architect [ ] Enterprise Architect [ ] Security Architect [ ] Data Architect [ ] Infrastructure Engineer [ ] Developer [ ] Operations Sre [ ] Compliance [ ] Project Manager [ ] Vendor [ ] End User [ ] External Customer [ ] Other</w:t>
+              <w:t xml:space="preserve">[ ] Business Owner [ ] Solution Architect [ ] Enterprise Architect [ ] Security Architect [ ] Data Architect [ ] Infrastructure Engineer [ ] Developer [ ] Operations SRE [ ] Compliance [ ] Project Manager [ ] Vendor [ ] End User [ ] External Customer [ ] Other</w:t>
             </w:r>
           </w:p>
         </w:tc>
@@ -1300,6 +1304,18 @@
         <w:t xml:space="preserve">Components</w:t>
       </w:r>
     </w:p>
+    <w:p>
+      <w:pPr>
+        <w:pStyle w:val="FirstParagraph"/>
+      </w:pPr>
+      <w:r>
+        <w:rPr>
+          <w:i/>
+          <w:iCs/>
+        </w:rPr>
+        <w:t xml:space="preserve">Repeat the table below for each component.</w:t>
+      </w:r>
+    </w:p>
     <w:tbl>
       <w:tblPr>
         <w:tblStyle w:val="Table"/>
@@ -1308,12 +1324,8 @@
         <w:tblLook w:firstRow="1" w:lastRow="0" w:firstColumn="0" w:lastColumn="0" w:noHBand="0" w:noVBand="0" w:val="0020"/>
       </w:tblPr>
       <w:tblGrid>
-        <w:gridCol w:w="1320"/>
-        <w:gridCol w:w="1320"/>
-        <w:gridCol w:w="1320"/>
-        <w:gridCol w:w="1320"/>
-        <w:gridCol w:w="1320"/>
-        <w:gridCol w:w="1320"/>
+        <w:gridCol w:w="3960"/>
+        <w:gridCol w:w="3960"/>
       </w:tblGrid>
       <w:tr>
         <w:trPr>
@@ -1326,6 +1338,34 @@
               <w:pStyle w:val="Compact"/>
             </w:pPr>
             <w:r>
+              <w:t xml:space="preserve">Field</w:t>
+            </w:r>
+          </w:p>
+        </w:tc>
+        <w:tc>
+          <w:tcPr/>
+          <w:p>
+            <w:pPr>
+              <w:pStyle w:val="Compact"/>
+            </w:pPr>
+            <w:r>
+              <w:t xml:space="preserve">Value</w:t>
+            </w:r>
+          </w:p>
+        </w:tc>
+      </w:tr>
+      <w:tr>
+        <w:tc>
+          <w:tcPr/>
+          <w:p>
+            <w:pPr>
+              <w:pStyle w:val="Compact"/>
+            </w:pPr>
+            <w:r>
+              <w:rPr>
+                <w:b/>
+                <w:bCs/>
+              </w:rPr>
               <w:t xml:space="preserve">Name</w:t>
             </w:r>
           </w:p>
@@ -1336,7 +1376,21 @@
             <w:pPr>
               <w:pStyle w:val="Compact"/>
             </w:pPr>
-            <w:r>
+          </w:p>
+        </w:tc>
+      </w:tr>
+      <w:tr>
+        <w:tc>
+          <w:tcPr/>
+          <w:p>
+            <w:pPr>
+              <w:pStyle w:val="Compact"/>
+            </w:pPr>
+            <w:r>
+              <w:rPr>
+                <w:b/>
+                <w:bCs/>
+              </w:rPr>
               <w:t xml:space="preserve">Component Type</w:t>
             </w:r>
           </w:p>
@@ -1348,6 +1402,23 @@
               <w:pStyle w:val="Compact"/>
             </w:pPr>
             <w:r>
+              <w:t xml:space="preserve">[ ] Web Application [ ] API Service [ ] Backend Service [ ] Batch Job [ ] Message Broker [ ] Database [ ] Cache [ ] File Storage [ ] Search Engine [ ] CDN [ ] Gateway [ ] Load Balancer [ ] Queue [ ] Stream [ ] ML Model [ ] Other</w:t>
+            </w:r>
+          </w:p>
+        </w:tc>
+      </w:tr>
+      <w:tr>
+        <w:tc>
+          <w:tcPr/>
+          <w:p>
+            <w:pPr>
+              <w:pStyle w:val="Compact"/>
+            </w:pPr>
+            <w:r>
+              <w:rPr>
+                <w:b/>
+                <w:bCs/>
+              </w:rPr>
               <w:t xml:space="preserve">Description</w:t>
             </w:r>
           </w:p>
@@ -1358,7 +1429,21 @@
             <w:pPr>
               <w:pStyle w:val="Compact"/>
             </w:pPr>
-            <w:r>
+          </w:p>
+        </w:tc>
+      </w:tr>
+      <w:tr>
+        <w:tc>
+          <w:tcPr/>
+          <w:p>
+            <w:pPr>
+              <w:pStyle w:val="Compact"/>
+            </w:pPr>
+            <w:r>
+              <w:rPr>
+                <w:b/>
+                <w:bCs/>
+              </w:rPr>
               <w:t xml:space="preserve">Technology</w:t>
             </w:r>
           </w:p>
@@ -1369,7 +1454,21 @@
             <w:pPr>
               <w:pStyle w:val="Compact"/>
             </w:pPr>
-            <w:r>
+          </w:p>
+        </w:tc>
+      </w:tr>
+      <w:tr>
+        <w:tc>
+          <w:tcPr/>
+          <w:p>
+            <w:pPr>
+              <w:pStyle w:val="Compact"/>
+            </w:pPr>
+            <w:r>
+              <w:rPr>
+                <w:b/>
+                <w:bCs/>
+              </w:rPr>
               <w:t xml:space="preserve">Owner</w:t>
             </w:r>
           </w:p>
@@ -1380,54 +1479,23 @@
             <w:pPr>
               <w:pStyle w:val="Compact"/>
             </w:pPr>
-            <w:r>
+          </w:p>
+        </w:tc>
+      </w:tr>
+      <w:tr>
+        <w:tc>
+          <w:tcPr/>
+          <w:p>
+            <w:pPr>
+              <w:pStyle w:val="Compact"/>
+            </w:pPr>
+            <w:r>
+              <w:rPr>
+                <w:b/>
+                <w:bCs/>
+              </w:rPr>
               <w:t xml:space="preserve">Status</w:t>
             </w:r>
-          </w:p>
-        </w:tc>
-      </w:tr>
-      <w:tr>
-        <w:tc>
-          <w:tcPr/>
-          <w:p>
-            <w:pPr>
-              <w:pStyle w:val="Compact"/>
-            </w:pPr>
-          </w:p>
-        </w:tc>
-        <w:tc>
-          <w:tcPr/>
-          <w:p>
-            <w:pPr>
-              <w:pStyle w:val="Compact"/>
-            </w:pPr>
-            <w:r>
-              <w:t xml:space="preserve">[ ] Web Application [ ] Api Service [ ] Backend Service [ ] Batch Job [ ] Message Broker [ ] Database [ ] Cache [ ] File Storage [ ] Search Engine [ ] Cdn [ ] Gateway [ ] Load Balancer [ ] Queue [ ] Stream [ ] Ml Model [ ] Other</w:t>
-            </w:r>
-          </w:p>
-        </w:tc>
-        <w:tc>
-          <w:tcPr/>
-          <w:p>
-            <w:pPr>
-              <w:pStyle w:val="Compact"/>
-            </w:pPr>
-          </w:p>
-        </w:tc>
-        <w:tc>
-          <w:tcPr/>
-          <w:p>
-            <w:pPr>
-              <w:pStyle w:val="Compact"/>
-            </w:pPr>
-          </w:p>
-        </w:tc>
-        <w:tc>
-          <w:tcPr/>
-          <w:p>
-            <w:pPr>
-              <w:pStyle w:val="Compact"/>
-            </w:pPr>
           </w:p>
         </w:tc>
         <w:tc>
@@ -1511,7 +1579,7 @@
               <w:pStyle w:val="Compact"/>
             </w:pPr>
             <w:r>
-              <w:t xml:space="preserve">[ ] Microservices [ ] Monolith [ ] Modular Monolith [ ] Event Driven [ ] Cqrs [ ] Saga [ ] Strangler Fig [ ] Sidecar [ ] Api Gateway [ ] Bff [ ] Circuit Breaker [ ] Pub Sub [ ] Request Response [ ] Batch Processing [ ] Stream Processing [ ] Data Lake [ ] Data Mesh [ ] Other</w:t>
+              <w:t xml:space="preserve">[ ] Microservices [ ] Monolith [ ] Modular Monolith [ ] Event Driven [ ] CQRS [ ] Saga [ ] Strangler Fig [ ] Sidecar [ ] API Gateway [ ] BFF [ ] Circuit Breaker [ ] Pub Sub [ ] Request Response [ ] Batch Processing [ ] Stream Processing [ ] Data Lake [ ] Data Mesh [ ] Other</w:t>
             </w:r>
           </w:p>
         </w:tc>
@@ -1535,7 +1603,7 @@
     </w:tbl>
     <w:bookmarkEnd w:id="30"/>
     <w:bookmarkEnd w:id="31"/>
-    <w:bookmarkStart w:id="33" w:name="quality-attribute-refs"/>
+    <w:bookmarkStart w:id="33" w:name="quality-attribute-references"/>
     <w:p>
       <w:pPr>
         <w:pStyle w:val="Heading2"/>
@@ -1545,7 +1613,7 @@
           <w:b/>
           <w:bCs/>
         </w:rPr>
-        <w:t xml:space="preserve">Quality Attribute Refs:</w:t>
+        <w:t xml:space="preserve">Quality Attribute References:</w:t>
       </w:r>
     </w:p>
     <w:bookmarkStart w:id="32" w:name="integration-data-flow-view"/>
@@ -1581,913 +1649,16 @@
         <w:t xml:space="preserve">Internal Component Connectivity</w:t>
       </w:r>
     </w:p>
-    <w:tbl>
-      <w:tblPr>
-        <w:tblStyle w:val="Table"/>
-        <w:tblW w:type="pct" w:w="5000"/>
-        <w:tblLayout w:type="fixed"/>
-        <w:tblLook w:firstRow="1" w:lastRow="0" w:firstColumn="0" w:lastColumn="0" w:noHBand="0" w:noVBand="0" w:val="0020"/>
-      </w:tblPr>
-      <w:tblGrid>
-        <w:gridCol w:w="990"/>
-        <w:gridCol w:w="990"/>
-        <w:gridCol w:w="990"/>
-        <w:gridCol w:w="990"/>
-        <w:gridCol w:w="990"/>
-        <w:gridCol w:w="990"/>
-        <w:gridCol w:w="990"/>
-        <w:gridCol w:w="990"/>
-      </w:tblGrid>
-      <w:tr>
-        <w:trPr>
-          <w:tblHeader w:val="on"/>
-        </w:trPr>
-        <w:tc>
-          <w:tcPr/>
-          <w:p>
-            <w:pPr>
-              <w:pStyle w:val="Compact"/>
-            </w:pPr>
-            <w:r>
-              <w:t xml:space="preserve">Source</w:t>
-            </w:r>
-          </w:p>
-        </w:tc>
-        <w:tc>
-          <w:tcPr/>
-          <w:p>
-            <w:pPr>
-              <w:pStyle w:val="Compact"/>
-            </w:pPr>
-            <w:r>
-              <w:t xml:space="preserve">Destination</w:t>
-            </w:r>
-          </w:p>
-        </w:tc>
-        <w:tc>
-          <w:tcPr/>
-          <w:p>
-            <w:pPr>
-              <w:pStyle w:val="Compact"/>
-            </w:pPr>
-            <w:r>
-              <w:t xml:space="preserve">Protocol</w:t>
-            </w:r>
-          </w:p>
-        </w:tc>
-        <w:tc>
-          <w:tcPr/>
-          <w:p>
-            <w:pPr>
-              <w:pStyle w:val="Compact"/>
-            </w:pPr>
-            <w:r>
-              <w:t xml:space="preserve">Encrypted</w:t>
-            </w:r>
-          </w:p>
-        </w:tc>
-        <w:tc>
-          <w:tcPr/>
-          <w:p>
-            <w:pPr>
-              <w:pStyle w:val="Compact"/>
-            </w:pPr>
-            <w:r>
-              <w:t xml:space="preserve">Authentication Method</w:t>
-            </w:r>
-          </w:p>
-        </w:tc>
-        <w:tc>
-          <w:tcPr/>
-          <w:p>
-            <w:pPr>
-              <w:pStyle w:val="Compact"/>
-            </w:pPr>
-            <w:r>
-              <w:t xml:space="preserve">Direction</w:t>
-            </w:r>
-          </w:p>
-        </w:tc>
-        <w:tc>
-          <w:tcPr/>
-          <w:p>
-            <w:pPr>
-              <w:pStyle w:val="Compact"/>
-            </w:pPr>
-            <w:r>
-              <w:t xml:space="preserve">Synchronicity</w:t>
-            </w:r>
-          </w:p>
-        </w:tc>
-        <w:tc>
-          <w:tcPr/>
-          <w:p>
-            <w:pPr>
-              <w:pStyle w:val="Compact"/>
-            </w:pPr>
-            <w:r>
-              <w:t xml:space="preserve">Purpose</w:t>
-            </w:r>
-          </w:p>
-        </w:tc>
-      </w:tr>
-      <w:tr>
-        <w:tc>
-          <w:tcPr/>
-          <w:p>
-            <w:pPr>
-              <w:pStyle w:val="Compact"/>
-            </w:pPr>
-          </w:p>
-        </w:tc>
-        <w:tc>
-          <w:tcPr/>
-          <w:p>
-            <w:pPr>
-              <w:pStyle w:val="Compact"/>
-            </w:pPr>
-          </w:p>
-        </w:tc>
-        <w:tc>
-          <w:tcPr/>
-          <w:p>
-            <w:pPr>
-              <w:pStyle w:val="Compact"/>
-            </w:pPr>
-            <w:r>
-              <w:t xml:space="preserve">[ ] Https [ ] Http [ ] Grpc [ ] Grpc Tls [ ] Tcp [ ] Tcp Tls [ ] Amqp [ ] Amqps [ ] Mqtt [ ] Mqtts [ ] Kafka [ ] Websocket [ ] Wss [ ] Jdbc [ ] Odbc [ ] Sftp [ ] Ftps [ ] Smtp [ ] Smtps [ ] Ldaps [ ] Ssh [ ] Other</w:t>
-            </w:r>
-          </w:p>
-        </w:tc>
-        <w:tc>
-          <w:tcPr/>
-          <w:p>
-            <w:pPr>
-              <w:pStyle w:val="Compact"/>
-            </w:pPr>
-            <w:r>
-              <w:t xml:space="preserve">[ ] Yes [ ] No</w:t>
-            </w:r>
-          </w:p>
-        </w:tc>
-        <w:tc>
-          <w:tcPr/>
-          <w:p>
-            <w:pPr>
-              <w:pStyle w:val="Compact"/>
-            </w:pPr>
-            <w:r>
-              <w:t xml:space="preserve">[ ] Mtls [ ] Oauth2 [ ] Api Key [ ] Jwt [ ] Saml [ ] Oidc [ ] Basic Auth [ ] Certificate [ ] Iam Role [ ] Kerberos [ ] None [ ] Other</w:t>
-            </w:r>
-          </w:p>
-        </w:tc>
-        <w:tc>
-          <w:tcPr/>
-          <w:p>
-            <w:pPr>
-              <w:pStyle w:val="Compact"/>
-            </w:pPr>
-            <w:r>
-              <w:t xml:space="preserve">[ ] Unidirectional [ ] Bidirectional</w:t>
-            </w:r>
-          </w:p>
-        </w:tc>
-        <w:tc>
-          <w:tcPr/>
-          <w:p>
-            <w:pPr>
-              <w:pStyle w:val="Compact"/>
-            </w:pPr>
-            <w:r>
-              <w:t xml:space="preserve">[ ] Synchronous [ ] Asynchronous [ ] Event Driven</w:t>
-            </w:r>
-          </w:p>
-        </w:tc>
-        <w:tc>
-          <w:tcPr/>
-          <w:p>
-            <w:pPr>
-              <w:pStyle w:val="Compact"/>
-            </w:pPr>
-          </w:p>
-        </w:tc>
-      </w:tr>
-    </w:tbl>
-    <w:bookmarkEnd w:id="34"/>
-    <w:bookmarkStart w:id="35" w:name="external-integrations"/>
     <w:p>
       <w:pPr>
-        <w:pStyle w:val="Heading4"/>
+        <w:pStyle w:val="FirstParagraph"/>
       </w:pPr>
       <w:r>
-        <w:t xml:space="preserve">External Integrations</w:t>
-      </w:r>
-    </w:p>
-    <w:tbl>
-      <w:tblPr>
-        <w:tblStyle w:val="Table"/>
-        <w:tblW w:type="pct" w:w="5000"/>
-        <w:tblLayout w:type="fixed"/>
-        <w:tblLook w:firstRow="1" w:lastRow="0" w:firstColumn="0" w:lastColumn="0" w:noHBand="0" w:noVBand="0" w:val="0020"/>
-      </w:tblPr>
-      <w:tblGrid>
-        <w:gridCol w:w="1131"/>
-        <w:gridCol w:w="1131"/>
-        <w:gridCol w:w="1131"/>
-        <w:gridCol w:w="1131"/>
-        <w:gridCol w:w="1131"/>
-        <w:gridCol w:w="1131"/>
-        <w:gridCol w:w="1131"/>
-      </w:tblGrid>
-      <w:tr>
-        <w:trPr>
-          <w:tblHeader w:val="on"/>
-        </w:trPr>
-        <w:tc>
-          <w:tcPr/>
-          <w:p>
-            <w:pPr>
-              <w:pStyle w:val="Compact"/>
-            </w:pPr>
-            <w:r>
-              <w:t xml:space="preserve">Source App</w:t>
-            </w:r>
-          </w:p>
-        </w:tc>
-        <w:tc>
-          <w:tcPr/>
-          <w:p>
-            <w:pPr>
-              <w:pStyle w:val="Compact"/>
-            </w:pPr>
-            <w:r>
-              <w:t xml:space="preserve">Destination App</w:t>
-            </w:r>
-          </w:p>
-        </w:tc>
-        <w:tc>
-          <w:tcPr/>
-          <w:p>
-            <w:pPr>
-              <w:pStyle w:val="Compact"/>
-            </w:pPr>
-            <w:r>
-              <w:t xml:space="preserve">Integration Type</w:t>
-            </w:r>
-          </w:p>
-        </w:tc>
-        <w:tc>
-          <w:tcPr/>
-          <w:p>
-            <w:pPr>
-              <w:pStyle w:val="Compact"/>
-            </w:pPr>
-            <w:r>
-              <w:t xml:space="preserve">Protocol</w:t>
-            </w:r>
-          </w:p>
-        </w:tc>
-        <w:tc>
-          <w:tcPr/>
-          <w:p>
-            <w:pPr>
-              <w:pStyle w:val="Compact"/>
-            </w:pPr>
-            <w:r>
-              <w:t xml:space="preserve">Encrypted</w:t>
-            </w:r>
-          </w:p>
-        </w:tc>
-        <w:tc>
-          <w:tcPr/>
-          <w:p>
-            <w:pPr>
-              <w:pStyle w:val="Compact"/>
-            </w:pPr>
-            <w:r>
-              <w:t xml:space="preserve">Authentication Method</w:t>
-            </w:r>
-          </w:p>
-        </w:tc>
-        <w:tc>
-          <w:tcPr/>
-          <w:p>
-            <w:pPr>
-              <w:pStyle w:val="Compact"/>
-            </w:pPr>
-            <w:r>
-              <w:t xml:space="preserve">Purpose</w:t>
-            </w:r>
-          </w:p>
-        </w:tc>
-      </w:tr>
-      <w:tr>
-        <w:tc>
-          <w:tcPr/>
-          <w:p>
-            <w:pPr>
-              <w:pStyle w:val="Compact"/>
-            </w:pPr>
-          </w:p>
-        </w:tc>
-        <w:tc>
-          <w:tcPr/>
-          <w:p>
-            <w:pPr>
-              <w:pStyle w:val="Compact"/>
-            </w:pPr>
-          </w:p>
-        </w:tc>
-        <w:tc>
-          <w:tcPr/>
-          <w:p>
-            <w:pPr>
-              <w:pStyle w:val="Compact"/>
-            </w:pPr>
-            <w:r>
-              <w:t xml:space="preserve">[ ] Internal App [ ] External Service [ ] Saas [ ] Partner [ ] Customer Facing</w:t>
-            </w:r>
-          </w:p>
-        </w:tc>
-        <w:tc>
-          <w:tcPr/>
-          <w:p>
-            <w:pPr>
-              <w:pStyle w:val="Compact"/>
-            </w:pPr>
-            <w:r>
-              <w:t xml:space="preserve">[ ] Https [ ] Http [ ] Grpc [ ] Grpc Tls [ ] Tcp [ ] Tcp Tls [ ] Amqp [ ] Amqps [ ] Mqtt [ ] Kafka [ ] Sftp [ ] Ftps [ ] Smtp [ ] Smtps [ ] Other</w:t>
-            </w:r>
-          </w:p>
-        </w:tc>
-        <w:tc>
-          <w:tcPr/>
-          <w:p>
-            <w:pPr>
-              <w:pStyle w:val="Compact"/>
-            </w:pPr>
-            <w:r>
-              <w:t xml:space="preserve">[ ] Yes [ ] No</w:t>
-            </w:r>
-          </w:p>
-        </w:tc>
-        <w:tc>
-          <w:tcPr/>
-          <w:p>
-            <w:pPr>
-              <w:pStyle w:val="Compact"/>
-            </w:pPr>
-            <w:r>
-              <w:t xml:space="preserve">[ ] Mtls [ ] Oauth2 [ ] Api Key [ ] Jwt [ ] Saml [ ] Oidc [ ] Basic Auth [ ] Certificate [ ] Iam Role [ ] None [ ] Other</w:t>
-            </w:r>
-          </w:p>
-        </w:tc>
-        <w:tc>
-          <w:tcPr/>
-          <w:p>
-            <w:pPr>
-              <w:pStyle w:val="Compact"/>
-            </w:pPr>
-          </w:p>
-        </w:tc>
-      </w:tr>
-    </w:tbl>
-    <w:bookmarkEnd w:id="35"/>
-    <w:bookmarkStart w:id="36" w:name="apis-interfaces"/>
-    <w:p>
-      <w:pPr>
-        <w:pStyle w:val="Heading4"/>
-      </w:pPr>
-      <w:r>
-        <w:t xml:space="preserve">APIs &amp; Interfaces</w:t>
-      </w:r>
-    </w:p>
-    <w:tbl>
-      <w:tblPr>
-        <w:tblStyle w:val="Table"/>
-        <w:tblW w:type="pct" w:w="5000"/>
-        <w:tblLayout w:type="fixed"/>
-        <w:tblLook w:firstRow="1" w:lastRow="0" w:firstColumn="0" w:lastColumn="0" w:noHBand="0" w:noVBand="0" w:val="0020"/>
-      </w:tblPr>
-      <w:tblGrid>
-        <w:gridCol w:w="1131"/>
-        <w:gridCol w:w="1131"/>
-        <w:gridCol w:w="1131"/>
-        <w:gridCol w:w="1131"/>
-        <w:gridCol w:w="1131"/>
-        <w:gridCol w:w="1131"/>
-        <w:gridCol w:w="1131"/>
-      </w:tblGrid>
-      <w:tr>
-        <w:trPr>
-          <w:tblHeader w:val="on"/>
-        </w:trPr>
-        <w:tc>
-          <w:tcPr/>
-          <w:p>
-            <w:pPr>
-              <w:pStyle w:val="Compact"/>
-            </w:pPr>
-            <w:r>
-              <w:t xml:space="preserve">Name</w:t>
-            </w:r>
-          </w:p>
-        </w:tc>
-        <w:tc>
-          <w:tcPr/>
-          <w:p>
-            <w:pPr>
-              <w:pStyle w:val="Compact"/>
-            </w:pPr>
-            <w:r>
-              <w:t xml:space="preserve">Api Type</w:t>
-            </w:r>
-          </w:p>
-        </w:tc>
-        <w:tc>
-          <w:tcPr/>
-          <w:p>
-            <w:pPr>
-              <w:pStyle w:val="Compact"/>
-            </w:pPr>
-            <w:r>
-              <w:t xml:space="preserve">Direction</w:t>
-            </w:r>
-          </w:p>
-        </w:tc>
-        <w:tc>
-          <w:tcPr/>
-          <w:p>
-            <w:pPr>
-              <w:pStyle w:val="Compact"/>
-            </w:pPr>
-            <w:r>
-              <w:t xml:space="preserve">Data Format</w:t>
-            </w:r>
-          </w:p>
-        </w:tc>
-        <w:tc>
-          <w:tcPr/>
-          <w:p>
-            <w:pPr>
-              <w:pStyle w:val="Compact"/>
-            </w:pPr>
-            <w:r>
-              <w:t xml:space="preserve">Version</w:t>
-            </w:r>
-          </w:p>
-        </w:tc>
-        <w:tc>
-          <w:tcPr/>
-          <w:p>
-            <w:pPr>
-              <w:pStyle w:val="Compact"/>
-            </w:pPr>
-            <w:r>
-              <w:t xml:space="preserve">Authenticated</w:t>
-            </w:r>
-          </w:p>
-        </w:tc>
-        <w:tc>
-          <w:tcPr/>
-          <w:p>
-            <w:pPr>
-              <w:pStyle w:val="Compact"/>
-            </w:pPr>
-            <w:r>
-              <w:t xml:space="preserve">Rate Limited</w:t>
-            </w:r>
-          </w:p>
-        </w:tc>
-      </w:tr>
-      <w:tr>
-        <w:tc>
-          <w:tcPr/>
-          <w:p>
-            <w:pPr>
-              <w:pStyle w:val="Compact"/>
-            </w:pPr>
-          </w:p>
-        </w:tc>
-        <w:tc>
-          <w:tcPr/>
-          <w:p>
-            <w:pPr>
-              <w:pStyle w:val="Compact"/>
-            </w:pPr>
-            <w:r>
-              <w:t xml:space="preserve">[ ] Rest [ ] Graphql [ ] Grpc [ ] Soap [ ] Websocket [ ] Event Stream [ ] File Transfer [ ] Other</w:t>
-            </w:r>
-          </w:p>
-        </w:tc>
-        <w:tc>
-          <w:tcPr/>
-          <w:p>
-            <w:pPr>
-              <w:pStyle w:val="Compact"/>
-            </w:pPr>
-            <w:r>
-              <w:t xml:space="preserve">[ ] Exposed [ ] Consumed</w:t>
-            </w:r>
-          </w:p>
-        </w:tc>
-        <w:tc>
-          <w:tcPr/>
-          <w:p>
-            <w:pPr>
-              <w:pStyle w:val="Compact"/>
-            </w:pPr>
-            <w:r>
-              <w:t xml:space="preserve">[ ] Json [ ] Xml [ ] Protobuf [ ] Avro [ ] Csv [ ] Parquet [ ] Binary [ ] Other</w:t>
-            </w:r>
-          </w:p>
-        </w:tc>
-        <w:tc>
-          <w:tcPr/>
-          <w:p>
-            <w:pPr>
-              <w:pStyle w:val="Compact"/>
-            </w:pPr>
-          </w:p>
-        </w:tc>
-        <w:tc>
-          <w:tcPr/>
-          <w:p>
-            <w:pPr>
-              <w:pStyle w:val="Compact"/>
-            </w:pPr>
-            <w:r>
-              <w:t xml:space="preserve">[ ] Yes [ ] No</w:t>
-            </w:r>
-          </w:p>
-        </w:tc>
-        <w:tc>
-          <w:tcPr/>
-          <w:p>
-            <w:pPr>
-              <w:pStyle w:val="Compact"/>
-            </w:pPr>
-            <w:r>
-              <w:t xml:space="preserve">[ ] Yes [ ] No</w:t>
-            </w:r>
-          </w:p>
-        </w:tc>
-      </w:tr>
-    </w:tbl>
-    <w:bookmarkEnd w:id="36"/>
-    <w:bookmarkEnd w:id="37"/>
-    <w:bookmarkStart w:id="39" w:name="quality-attribute-refs-1"/>
-    <w:p>
-      <w:pPr>
-        <w:pStyle w:val="Heading2"/>
-      </w:pPr>
-      <w:r>
         <w:rPr>
-          <w:b/>
-          <w:bCs/>
+          <w:i/>
+          <w:iCs/>
         </w:rPr>
-        <w:t xml:space="preserve">Quality Attribute Refs:</w:t>
-      </w:r>
-    </w:p>
-    <w:bookmarkStart w:id="38" w:name="physical-view"/>
-    <w:p>
-      <w:pPr>
-        <w:pStyle w:val="Heading3"/>
-      </w:pPr>
-      <w:r>
-        <w:t xml:space="preserve">3.3 Physical View</w:t>
-      </w:r>
-    </w:p>
-    <w:bookmarkEnd w:id="38"/>
-    <w:bookmarkEnd w:id="39"/>
-    <w:bookmarkStart w:id="41" w:name="diagrams-2"/>
-    <w:p>
-      <w:pPr>
-        <w:pStyle w:val="Heading2"/>
-      </w:pPr>
-      <w:r>
-        <w:rPr>
-          <w:b/>
-          <w:bCs/>
-        </w:rPr>
-        <w:t xml:space="preserve">Diagrams:</w:t>
-      </w:r>
-    </w:p>
-    <w:bookmarkStart w:id="40" w:name="hosting-infrastructure"/>
-    <w:p>
-      <w:pPr>
-        <w:pStyle w:val="Heading4"/>
-      </w:pPr>
-      <w:r>
-        <w:t xml:space="preserve">Hosting &amp; Infrastructure</w:t>
-      </w:r>
-    </w:p>
-    <w:bookmarkEnd w:id="40"/>
-    <w:bookmarkEnd w:id="41"/>
-    <w:bookmarkStart w:id="42" w:name="venue-types"/>
-    <w:p>
-      <w:pPr>
-        <w:pStyle w:val="Heading2"/>
-      </w:pPr>
-      <w:r>
-        <w:rPr>
-          <w:b/>
-          <w:bCs/>
-        </w:rPr>
-        <w:t xml:space="preserve">Venue Types:</w:t>
-      </w:r>
-    </w:p>
-    <w:bookmarkEnd w:id="42"/>
-    <w:bookmarkStart w:id="43" w:name="regions"/>
-    <w:p>
-      <w:pPr>
-        <w:pStyle w:val="Heading2"/>
-      </w:pPr>
-      <w:r>
-        <w:rPr>
-          <w:b/>
-          <w:bCs/>
-        </w:rPr>
-        <w:t xml:space="preserve">Regions:</w:t>
-      </w:r>
-    </w:p>
-    <w:bookmarkEnd w:id="43"/>
-    <w:bookmarkStart w:id="44" w:name="service-models"/>
-    <w:p>
-      <w:pPr>
-        <w:pStyle w:val="Heading2"/>
-      </w:pPr>
-      <w:r>
-        <w:rPr>
-          <w:b/>
-          <w:bCs/>
-        </w:rPr>
-        <w:t xml:space="preserve">Service Models:</w:t>
-      </w:r>
-    </w:p>
-    <w:bookmarkEnd w:id="44"/>
-    <w:bookmarkStart w:id="46" w:name="cloud-providers"/>
-    <w:p>
-      <w:pPr>
-        <w:pStyle w:val="Heading2"/>
-      </w:pPr>
-      <w:r>
-        <w:rPr>
-          <w:b/>
-          <w:bCs/>
-        </w:rPr>
-        <w:t xml:space="preserve">Cloud Providers:</w:t>
-      </w:r>
-    </w:p>
-    <w:bookmarkStart w:id="45" w:name="compute"/>
-    <w:p>
-      <w:pPr>
-        <w:pStyle w:val="Heading4"/>
-      </w:pPr>
-      <w:r>
-        <w:t xml:space="preserve">Compute</w:t>
-      </w:r>
-    </w:p>
-    <w:bookmarkEnd w:id="45"/>
-    <w:bookmarkEnd w:id="46"/>
-    <w:bookmarkStart w:id="49" w:name="compute-types"/>
-    <w:p>
-      <w:pPr>
-        <w:pStyle w:val="Heading2"/>
-      </w:pPr>
-      <w:r>
-        <w:rPr>
-          <w:b/>
-          <w:bCs/>
-        </w:rPr>
-        <w:t xml:space="preserve">Compute Types:</w:t>
-      </w:r>
-    </w:p>
-    <w:bookmarkStart w:id="47" w:name="servers"/>
-    <w:p>
-      <w:pPr>
-        <w:pStyle w:val="Heading5"/>
-      </w:pPr>
-      <w:r>
-        <w:t xml:space="preserve">Servers</w:t>
-      </w:r>
-    </w:p>
-    <w:tbl>
-      <w:tblPr>
-        <w:tblStyle w:val="Table"/>
-        <w:tblW w:type="pct" w:w="5000"/>
-        <w:tblLayout w:type="fixed"/>
-        <w:tblLook w:firstRow="1" w:lastRow="0" w:firstColumn="0" w:lastColumn="0" w:noHBand="0" w:noVBand="0" w:val="0020"/>
-      </w:tblPr>
-      <w:tblGrid>
-        <w:gridCol w:w="1131"/>
-        <w:gridCol w:w="1131"/>
-        <w:gridCol w:w="1131"/>
-        <w:gridCol w:w="1131"/>
-        <w:gridCol w:w="1131"/>
-        <w:gridCol w:w="1131"/>
-        <w:gridCol w:w="1131"/>
-      </w:tblGrid>
-      <w:tr>
-        <w:trPr>
-          <w:tblHeader w:val="on"/>
-        </w:trPr>
-        <w:tc>
-          <w:tcPr/>
-          <w:p>
-            <w:pPr>
-              <w:pStyle w:val="Compact"/>
-            </w:pPr>
-            <w:r>
-              <w:t xml:space="preserve">Name</w:t>
-            </w:r>
-          </w:p>
-        </w:tc>
-        <w:tc>
-          <w:tcPr/>
-          <w:p>
-            <w:pPr>
-              <w:pStyle w:val="Compact"/>
-            </w:pPr>
-            <w:r>
-              <w:t xml:space="preserve">Instance Type</w:t>
-            </w:r>
-          </w:p>
-        </w:tc>
-        <w:tc>
-          <w:tcPr/>
-          <w:p>
-            <w:pPr>
-              <w:pStyle w:val="Compact"/>
-            </w:pPr>
-            <w:r>
-              <w:t xml:space="preserve">V Cpu</w:t>
-            </w:r>
-          </w:p>
-        </w:tc>
-        <w:tc>
-          <w:tcPr/>
-          <w:p>
-            <w:pPr>
-              <w:pStyle w:val="Compact"/>
-            </w:pPr>
-            <w:r>
-              <w:t xml:space="preserve">Memory Gb</w:t>
-            </w:r>
-          </w:p>
-        </w:tc>
-        <w:tc>
-          <w:tcPr/>
-          <w:p>
-            <w:pPr>
-              <w:pStyle w:val="Compact"/>
-            </w:pPr>
-            <w:r>
-              <w:t xml:space="preserve">Storage Tb</w:t>
-            </w:r>
-          </w:p>
-        </w:tc>
-        <w:tc>
-          <w:tcPr/>
-          <w:p>
-            <w:pPr>
-              <w:pStyle w:val="Compact"/>
-            </w:pPr>
-            <w:r>
-              <w:t xml:space="preserve">Quantity</w:t>
-            </w:r>
-          </w:p>
-        </w:tc>
-        <w:tc>
-          <w:tcPr/>
-          <w:p>
-            <w:pPr>
-              <w:pStyle w:val="Compact"/>
-            </w:pPr>
-            <w:r>
-              <w:t xml:space="preserve">Os</w:t>
-            </w:r>
-          </w:p>
-        </w:tc>
-      </w:tr>
-      <w:tr>
-        <w:tc>
-          <w:tcPr/>
-          <w:p>
-            <w:pPr>
-              <w:pStyle w:val="Compact"/>
-            </w:pPr>
-          </w:p>
-        </w:tc>
-        <w:tc>
-          <w:tcPr/>
-          <w:p>
-            <w:pPr>
-              <w:pStyle w:val="Compact"/>
-            </w:pPr>
-          </w:p>
-        </w:tc>
-        <w:tc>
-          <w:tcPr/>
-          <w:p>
-            <w:pPr>
-              <w:pStyle w:val="Compact"/>
-            </w:pPr>
-          </w:p>
-        </w:tc>
-        <w:tc>
-          <w:tcPr/>
-          <w:p>
-            <w:pPr>
-              <w:pStyle w:val="Compact"/>
-            </w:pPr>
-          </w:p>
-        </w:tc>
-        <w:tc>
-          <w:tcPr/>
-          <w:p>
-            <w:pPr>
-              <w:pStyle w:val="Compact"/>
-            </w:pPr>
-          </w:p>
-        </w:tc>
-        <w:tc>
-          <w:tcPr/>
-          <w:p>
-            <w:pPr>
-              <w:pStyle w:val="Compact"/>
-            </w:pPr>
-          </w:p>
-        </w:tc>
-        <w:tc>
-          <w:tcPr/>
-          <w:p>
-            <w:pPr>
-              <w:pStyle w:val="Compact"/>
-            </w:pPr>
-            <w:r>
-              <w:t xml:space="preserve">[ ] Rhel [ ] Amazon Linux [ ] Ubuntu [ ] Debian [ ] Centos [ ] Windows Server [ ] Suse [ ] Other</w:t>
-            </w:r>
-          </w:p>
-        </w:tc>
-      </w:tr>
-    </w:tbl>
-    <w:bookmarkEnd w:id="47"/>
-    <w:bookmarkStart w:id="48" w:name="containers"/>
-    <w:p>
-      <w:pPr>
-        <w:pStyle w:val="Heading5"/>
-      </w:pPr>
-      <w:r>
-        <w:t xml:space="preserve">Containers</w:t>
-      </w:r>
-    </w:p>
-    <w:bookmarkEnd w:id="48"/>
-    <w:bookmarkEnd w:id="49"/>
-    <w:bookmarkStart w:id="51" w:name="base-images"/>
-    <w:p>
-      <w:pPr>
-        <w:pStyle w:val="Heading2"/>
-      </w:pPr>
-      <w:r>
-        <w:rPr>
-          <w:b/>
-          <w:bCs/>
-        </w:rPr>
-        <w:t xml:space="preserve">Base Images:</w:t>
-      </w:r>
-    </w:p>
-    <w:bookmarkStart w:id="50" w:name="serverless"/>
-    <w:p>
-      <w:pPr>
-        <w:pStyle w:val="Heading5"/>
-      </w:pPr>
-      <w:r>
-        <w:t xml:space="preserve">Serverless</w:t>
-      </w:r>
-    </w:p>
-    <w:bookmarkEnd w:id="50"/>
-    <w:bookmarkEnd w:id="51"/>
-    <w:bookmarkStart w:id="54" w:name="services"/>
-    <w:p>
-      <w:pPr>
-        <w:pStyle w:val="Heading2"/>
-      </w:pPr>
-      <w:r>
-        <w:rPr>
-          <w:b/>
-          <w:bCs/>
-        </w:rPr>
-        <w:t xml:space="preserve">Services:</w:t>
-      </w:r>
-    </w:p>
-    <w:bookmarkStart w:id="52" w:name="network-connectivity"/>
-    <w:p>
-      <w:pPr>
-        <w:pStyle w:val="Heading4"/>
-      </w:pPr>
-      <w:r>
-        <w:t xml:space="preserve">Network Connectivity</w:t>
+        <w:t xml:space="preserve">Repeat the table below for each internal component connectivity.</w:t>
       </w:r>
     </w:p>
     <w:tbl>
@@ -2540,6 +1711,1184 @@
                 <w:b/>
                 <w:bCs/>
               </w:rPr>
+              <w:t xml:space="preserve">Source</w:t>
+            </w:r>
+          </w:p>
+        </w:tc>
+        <w:tc>
+          <w:tcPr/>
+          <w:p>
+            <w:pPr>
+              <w:pStyle w:val="Compact"/>
+            </w:pPr>
+          </w:p>
+        </w:tc>
+      </w:tr>
+      <w:tr>
+        <w:tc>
+          <w:tcPr/>
+          <w:p>
+            <w:pPr>
+              <w:pStyle w:val="Compact"/>
+            </w:pPr>
+            <w:r>
+              <w:rPr>
+                <w:b/>
+                <w:bCs/>
+              </w:rPr>
+              <w:t xml:space="preserve">Destination</w:t>
+            </w:r>
+          </w:p>
+        </w:tc>
+        <w:tc>
+          <w:tcPr/>
+          <w:p>
+            <w:pPr>
+              <w:pStyle w:val="Compact"/>
+            </w:pPr>
+          </w:p>
+        </w:tc>
+      </w:tr>
+      <w:tr>
+        <w:tc>
+          <w:tcPr/>
+          <w:p>
+            <w:pPr>
+              <w:pStyle w:val="Compact"/>
+            </w:pPr>
+            <w:r>
+              <w:rPr>
+                <w:b/>
+                <w:bCs/>
+              </w:rPr>
+              <w:t xml:space="preserve">Protocol</w:t>
+            </w:r>
+          </w:p>
+        </w:tc>
+        <w:tc>
+          <w:tcPr/>
+          <w:p>
+            <w:pPr>
+              <w:pStyle w:val="Compact"/>
+            </w:pPr>
+            <w:r>
+              <w:t xml:space="preserve">[ ] HTTPS [ ] HTTP [ ] gRPC [ ] gRPC TLS [ ] TCP [ ] TCP TLS [ ] AMQP [ ] AMQPS [ ] MQTT [ ] MQTTS [ ] Kafka [ ] WebSocket [ ] WSS [ ] JDBC [ ] ODBC [ ] SFTP [ ] FTPS [ ] SMTP [ ] SMTPS [ ] LDAPS [ ] SSH [ ] Other</w:t>
+            </w:r>
+          </w:p>
+        </w:tc>
+      </w:tr>
+      <w:tr>
+        <w:tc>
+          <w:tcPr/>
+          <w:p>
+            <w:pPr>
+              <w:pStyle w:val="Compact"/>
+            </w:pPr>
+            <w:r>
+              <w:rPr>
+                <w:b/>
+                <w:bCs/>
+              </w:rPr>
+              <w:t xml:space="preserve">Encrypted</w:t>
+            </w:r>
+          </w:p>
+        </w:tc>
+        <w:tc>
+          <w:tcPr/>
+          <w:p>
+            <w:pPr>
+              <w:pStyle w:val="Compact"/>
+            </w:pPr>
+            <w:r>
+              <w:t xml:space="preserve">[ ] Yes [ ] No</w:t>
+            </w:r>
+          </w:p>
+        </w:tc>
+      </w:tr>
+      <w:tr>
+        <w:tc>
+          <w:tcPr/>
+          <w:p>
+            <w:pPr>
+              <w:pStyle w:val="Compact"/>
+            </w:pPr>
+            <w:r>
+              <w:rPr>
+                <w:b/>
+                <w:bCs/>
+              </w:rPr>
+              <w:t xml:space="preserve">Authentication Method</w:t>
+            </w:r>
+          </w:p>
+        </w:tc>
+        <w:tc>
+          <w:tcPr/>
+          <w:p>
+            <w:pPr>
+              <w:pStyle w:val="Compact"/>
+            </w:pPr>
+            <w:r>
+              <w:t xml:space="preserve">[ ] mTLS [ ] OAuth2 [ ] API Key [ ] JWT [ ] SAML [ ] OIDC [ ] Basic Auth [ ] Certificate [ ] IAM Role [ ] Kerberos [ ] None [ ] Other</w:t>
+            </w:r>
+          </w:p>
+        </w:tc>
+      </w:tr>
+      <w:tr>
+        <w:tc>
+          <w:tcPr/>
+          <w:p>
+            <w:pPr>
+              <w:pStyle w:val="Compact"/>
+            </w:pPr>
+            <w:r>
+              <w:rPr>
+                <w:b/>
+                <w:bCs/>
+              </w:rPr>
+              <w:t xml:space="preserve">Direction</w:t>
+            </w:r>
+          </w:p>
+        </w:tc>
+        <w:tc>
+          <w:tcPr/>
+          <w:p>
+            <w:pPr>
+              <w:pStyle w:val="Compact"/>
+            </w:pPr>
+            <w:r>
+              <w:t xml:space="preserve">[ ] Unidirectional [ ] Bidirectional</w:t>
+            </w:r>
+          </w:p>
+        </w:tc>
+      </w:tr>
+      <w:tr>
+        <w:tc>
+          <w:tcPr/>
+          <w:p>
+            <w:pPr>
+              <w:pStyle w:val="Compact"/>
+            </w:pPr>
+            <w:r>
+              <w:rPr>
+                <w:b/>
+                <w:bCs/>
+              </w:rPr>
+              <w:t xml:space="preserve">Synchronicity</w:t>
+            </w:r>
+          </w:p>
+        </w:tc>
+        <w:tc>
+          <w:tcPr/>
+          <w:p>
+            <w:pPr>
+              <w:pStyle w:val="Compact"/>
+            </w:pPr>
+            <w:r>
+              <w:t xml:space="preserve">[ ] Synchronous [ ] Asynchronous [ ] Event Driven</w:t>
+            </w:r>
+          </w:p>
+        </w:tc>
+      </w:tr>
+      <w:tr>
+        <w:tc>
+          <w:tcPr/>
+          <w:p>
+            <w:pPr>
+              <w:pStyle w:val="Compact"/>
+            </w:pPr>
+            <w:r>
+              <w:rPr>
+                <w:b/>
+                <w:bCs/>
+              </w:rPr>
+              <w:t xml:space="preserve">Purpose</w:t>
+            </w:r>
+          </w:p>
+        </w:tc>
+        <w:tc>
+          <w:tcPr/>
+          <w:p>
+            <w:pPr>
+              <w:pStyle w:val="Compact"/>
+            </w:pPr>
+          </w:p>
+        </w:tc>
+      </w:tr>
+    </w:tbl>
+    <w:bookmarkEnd w:id="34"/>
+    <w:bookmarkStart w:id="35" w:name="external-integrations"/>
+    <w:p>
+      <w:pPr>
+        <w:pStyle w:val="Heading4"/>
+      </w:pPr>
+      <w:r>
+        <w:t xml:space="preserve">External Integrations</w:t>
+      </w:r>
+    </w:p>
+    <w:p>
+      <w:pPr>
+        <w:pStyle w:val="FirstParagraph"/>
+      </w:pPr>
+      <w:r>
+        <w:rPr>
+          <w:i/>
+          <w:iCs/>
+        </w:rPr>
+        <w:t xml:space="preserve">Repeat the table below for each external integration.</w:t>
+      </w:r>
+    </w:p>
+    <w:tbl>
+      <w:tblPr>
+        <w:tblStyle w:val="Table"/>
+        <w:tblW w:type="pct" w:w="5000"/>
+        <w:tblLayout w:type="fixed"/>
+        <w:tblLook w:firstRow="1" w:lastRow="0" w:firstColumn="0" w:lastColumn="0" w:noHBand="0" w:noVBand="0" w:val="0020"/>
+      </w:tblPr>
+      <w:tblGrid>
+        <w:gridCol w:w="3960"/>
+        <w:gridCol w:w="3960"/>
+      </w:tblGrid>
+      <w:tr>
+        <w:trPr>
+          <w:tblHeader w:val="on"/>
+        </w:trPr>
+        <w:tc>
+          <w:tcPr/>
+          <w:p>
+            <w:pPr>
+              <w:pStyle w:val="Compact"/>
+            </w:pPr>
+            <w:r>
+              <w:t xml:space="preserve">Field</w:t>
+            </w:r>
+          </w:p>
+        </w:tc>
+        <w:tc>
+          <w:tcPr/>
+          <w:p>
+            <w:pPr>
+              <w:pStyle w:val="Compact"/>
+            </w:pPr>
+            <w:r>
+              <w:t xml:space="preserve">Value</w:t>
+            </w:r>
+          </w:p>
+        </w:tc>
+      </w:tr>
+      <w:tr>
+        <w:tc>
+          <w:tcPr/>
+          <w:p>
+            <w:pPr>
+              <w:pStyle w:val="Compact"/>
+            </w:pPr>
+            <w:r>
+              <w:rPr>
+                <w:b/>
+                <w:bCs/>
+              </w:rPr>
+              <w:t xml:space="preserve">Source App</w:t>
+            </w:r>
+          </w:p>
+        </w:tc>
+        <w:tc>
+          <w:tcPr/>
+          <w:p>
+            <w:pPr>
+              <w:pStyle w:val="Compact"/>
+            </w:pPr>
+          </w:p>
+        </w:tc>
+      </w:tr>
+      <w:tr>
+        <w:tc>
+          <w:tcPr/>
+          <w:p>
+            <w:pPr>
+              <w:pStyle w:val="Compact"/>
+            </w:pPr>
+            <w:r>
+              <w:rPr>
+                <w:b/>
+                <w:bCs/>
+              </w:rPr>
+              <w:t xml:space="preserve">Destination App</w:t>
+            </w:r>
+          </w:p>
+        </w:tc>
+        <w:tc>
+          <w:tcPr/>
+          <w:p>
+            <w:pPr>
+              <w:pStyle w:val="Compact"/>
+            </w:pPr>
+          </w:p>
+        </w:tc>
+      </w:tr>
+      <w:tr>
+        <w:tc>
+          <w:tcPr/>
+          <w:p>
+            <w:pPr>
+              <w:pStyle w:val="Compact"/>
+            </w:pPr>
+            <w:r>
+              <w:rPr>
+                <w:b/>
+                <w:bCs/>
+              </w:rPr>
+              <w:t xml:space="preserve">Integration Type</w:t>
+            </w:r>
+          </w:p>
+        </w:tc>
+        <w:tc>
+          <w:tcPr/>
+          <w:p>
+            <w:pPr>
+              <w:pStyle w:val="Compact"/>
+            </w:pPr>
+            <w:r>
+              <w:t xml:space="preserve">[ ] Internal App [ ] External Service [ ] SaaS [ ] Partner [ ] Customer Facing</w:t>
+            </w:r>
+          </w:p>
+        </w:tc>
+      </w:tr>
+      <w:tr>
+        <w:tc>
+          <w:tcPr/>
+          <w:p>
+            <w:pPr>
+              <w:pStyle w:val="Compact"/>
+            </w:pPr>
+            <w:r>
+              <w:rPr>
+                <w:b/>
+                <w:bCs/>
+              </w:rPr>
+              <w:t xml:space="preserve">Protocol</w:t>
+            </w:r>
+          </w:p>
+        </w:tc>
+        <w:tc>
+          <w:tcPr/>
+          <w:p>
+            <w:pPr>
+              <w:pStyle w:val="Compact"/>
+            </w:pPr>
+            <w:r>
+              <w:t xml:space="preserve">[ ] HTTPS [ ] HTTP [ ] gRPC [ ] gRPC TLS [ ] TCP [ ] TCP TLS [ ] AMQP [ ] AMQPS [ ] MQTT [ ] Kafka [ ] SFTP [ ] FTPS [ ] SMTP [ ] SMTPS [ ] Other</w:t>
+            </w:r>
+          </w:p>
+        </w:tc>
+      </w:tr>
+      <w:tr>
+        <w:tc>
+          <w:tcPr/>
+          <w:p>
+            <w:pPr>
+              <w:pStyle w:val="Compact"/>
+            </w:pPr>
+            <w:r>
+              <w:rPr>
+                <w:b/>
+                <w:bCs/>
+              </w:rPr>
+              <w:t xml:space="preserve">Encrypted</w:t>
+            </w:r>
+          </w:p>
+        </w:tc>
+        <w:tc>
+          <w:tcPr/>
+          <w:p>
+            <w:pPr>
+              <w:pStyle w:val="Compact"/>
+            </w:pPr>
+            <w:r>
+              <w:t xml:space="preserve">[ ] Yes [ ] No</w:t>
+            </w:r>
+          </w:p>
+        </w:tc>
+      </w:tr>
+      <w:tr>
+        <w:tc>
+          <w:tcPr/>
+          <w:p>
+            <w:pPr>
+              <w:pStyle w:val="Compact"/>
+            </w:pPr>
+            <w:r>
+              <w:rPr>
+                <w:b/>
+                <w:bCs/>
+              </w:rPr>
+              <w:t xml:space="preserve">Authentication Method</w:t>
+            </w:r>
+          </w:p>
+        </w:tc>
+        <w:tc>
+          <w:tcPr/>
+          <w:p>
+            <w:pPr>
+              <w:pStyle w:val="Compact"/>
+            </w:pPr>
+            <w:r>
+              <w:t xml:space="preserve">[ ] mTLS [ ] OAuth2 [ ] API Key [ ] JWT [ ] SAML [ ] OIDC [ ] Basic Auth [ ] Certificate [ ] IAM Role [ ] None [ ] Other</w:t>
+            </w:r>
+          </w:p>
+        </w:tc>
+      </w:tr>
+      <w:tr>
+        <w:tc>
+          <w:tcPr/>
+          <w:p>
+            <w:pPr>
+              <w:pStyle w:val="Compact"/>
+            </w:pPr>
+            <w:r>
+              <w:rPr>
+                <w:b/>
+                <w:bCs/>
+              </w:rPr>
+              <w:t xml:space="preserve">Purpose</w:t>
+            </w:r>
+          </w:p>
+        </w:tc>
+        <w:tc>
+          <w:tcPr/>
+          <w:p>
+            <w:pPr>
+              <w:pStyle w:val="Compact"/>
+            </w:pPr>
+          </w:p>
+        </w:tc>
+      </w:tr>
+    </w:tbl>
+    <w:bookmarkEnd w:id="35"/>
+    <w:bookmarkStart w:id="36" w:name="apis-interfaces"/>
+    <w:p>
+      <w:pPr>
+        <w:pStyle w:val="Heading4"/>
+      </w:pPr>
+      <w:r>
+        <w:t xml:space="preserve">APIs &amp; Interfaces</w:t>
+      </w:r>
+    </w:p>
+    <w:p>
+      <w:pPr>
+        <w:pStyle w:val="FirstParagraph"/>
+      </w:pPr>
+      <w:r>
+        <w:rPr>
+          <w:i/>
+          <w:iCs/>
+        </w:rPr>
+        <w:t xml:space="preserve">Repeat the table below for each API or interface.</w:t>
+      </w:r>
+    </w:p>
+    <w:tbl>
+      <w:tblPr>
+        <w:tblStyle w:val="Table"/>
+        <w:tblW w:type="pct" w:w="5000"/>
+        <w:tblLayout w:type="fixed"/>
+        <w:tblLook w:firstRow="1" w:lastRow="0" w:firstColumn="0" w:lastColumn="0" w:noHBand="0" w:noVBand="0" w:val="0020"/>
+      </w:tblPr>
+      <w:tblGrid>
+        <w:gridCol w:w="3960"/>
+        <w:gridCol w:w="3960"/>
+      </w:tblGrid>
+      <w:tr>
+        <w:trPr>
+          <w:tblHeader w:val="on"/>
+        </w:trPr>
+        <w:tc>
+          <w:tcPr/>
+          <w:p>
+            <w:pPr>
+              <w:pStyle w:val="Compact"/>
+            </w:pPr>
+            <w:r>
+              <w:t xml:space="preserve">Field</w:t>
+            </w:r>
+          </w:p>
+        </w:tc>
+        <w:tc>
+          <w:tcPr/>
+          <w:p>
+            <w:pPr>
+              <w:pStyle w:val="Compact"/>
+            </w:pPr>
+            <w:r>
+              <w:t xml:space="preserve">Value</w:t>
+            </w:r>
+          </w:p>
+        </w:tc>
+      </w:tr>
+      <w:tr>
+        <w:tc>
+          <w:tcPr/>
+          <w:p>
+            <w:pPr>
+              <w:pStyle w:val="Compact"/>
+            </w:pPr>
+            <w:r>
+              <w:rPr>
+                <w:b/>
+                <w:bCs/>
+              </w:rPr>
+              <w:t xml:space="preserve">Name</w:t>
+            </w:r>
+          </w:p>
+        </w:tc>
+        <w:tc>
+          <w:tcPr/>
+          <w:p>
+            <w:pPr>
+              <w:pStyle w:val="Compact"/>
+            </w:pPr>
+          </w:p>
+        </w:tc>
+      </w:tr>
+      <w:tr>
+        <w:tc>
+          <w:tcPr/>
+          <w:p>
+            <w:pPr>
+              <w:pStyle w:val="Compact"/>
+            </w:pPr>
+            <w:r>
+              <w:rPr>
+                <w:b/>
+                <w:bCs/>
+              </w:rPr>
+              <w:t xml:space="preserve">API Type</w:t>
+            </w:r>
+          </w:p>
+        </w:tc>
+        <w:tc>
+          <w:tcPr/>
+          <w:p>
+            <w:pPr>
+              <w:pStyle w:val="Compact"/>
+            </w:pPr>
+            <w:r>
+              <w:t xml:space="preserve">[ ] REST [ ] GraphQL [ ] gRPC [ ] SOAP [ ] WebSocket [ ] Event Stream [ ] File Transfer [ ] Other</w:t>
+            </w:r>
+          </w:p>
+        </w:tc>
+      </w:tr>
+      <w:tr>
+        <w:tc>
+          <w:tcPr/>
+          <w:p>
+            <w:pPr>
+              <w:pStyle w:val="Compact"/>
+            </w:pPr>
+            <w:r>
+              <w:rPr>
+                <w:b/>
+                <w:bCs/>
+              </w:rPr>
+              <w:t xml:space="preserve">Direction</w:t>
+            </w:r>
+          </w:p>
+        </w:tc>
+        <w:tc>
+          <w:tcPr/>
+          <w:p>
+            <w:pPr>
+              <w:pStyle w:val="Compact"/>
+            </w:pPr>
+            <w:r>
+              <w:t xml:space="preserve">[ ] Exposed [ ] Consumed</w:t>
+            </w:r>
+          </w:p>
+        </w:tc>
+      </w:tr>
+      <w:tr>
+        <w:tc>
+          <w:tcPr/>
+          <w:p>
+            <w:pPr>
+              <w:pStyle w:val="Compact"/>
+            </w:pPr>
+            <w:r>
+              <w:rPr>
+                <w:b/>
+                <w:bCs/>
+              </w:rPr>
+              <w:t xml:space="preserve">Data Format</w:t>
+            </w:r>
+          </w:p>
+        </w:tc>
+        <w:tc>
+          <w:tcPr/>
+          <w:p>
+            <w:pPr>
+              <w:pStyle w:val="Compact"/>
+            </w:pPr>
+            <w:r>
+              <w:t xml:space="preserve">[ ] JSON [ ] XML [ ] Protobuf [ ] Avro [ ] CSV [ ] Parquet [ ] Binary [ ] Other</w:t>
+            </w:r>
+          </w:p>
+        </w:tc>
+      </w:tr>
+      <w:tr>
+        <w:tc>
+          <w:tcPr/>
+          <w:p>
+            <w:pPr>
+              <w:pStyle w:val="Compact"/>
+            </w:pPr>
+            <w:r>
+              <w:rPr>
+                <w:b/>
+                <w:bCs/>
+              </w:rPr>
+              <w:t xml:space="preserve">Version</w:t>
+            </w:r>
+          </w:p>
+        </w:tc>
+        <w:tc>
+          <w:tcPr/>
+          <w:p>
+            <w:pPr>
+              <w:pStyle w:val="Compact"/>
+            </w:pPr>
+          </w:p>
+        </w:tc>
+      </w:tr>
+      <w:tr>
+        <w:tc>
+          <w:tcPr/>
+          <w:p>
+            <w:pPr>
+              <w:pStyle w:val="Compact"/>
+            </w:pPr>
+            <w:r>
+              <w:rPr>
+                <w:b/>
+                <w:bCs/>
+              </w:rPr>
+              <w:t xml:space="preserve">Authenticated</w:t>
+            </w:r>
+          </w:p>
+        </w:tc>
+        <w:tc>
+          <w:tcPr/>
+          <w:p>
+            <w:pPr>
+              <w:pStyle w:val="Compact"/>
+            </w:pPr>
+            <w:r>
+              <w:t xml:space="preserve">[ ] Yes [ ] No</w:t>
+            </w:r>
+          </w:p>
+        </w:tc>
+      </w:tr>
+      <w:tr>
+        <w:tc>
+          <w:tcPr/>
+          <w:p>
+            <w:pPr>
+              <w:pStyle w:val="Compact"/>
+            </w:pPr>
+            <w:r>
+              <w:rPr>
+                <w:b/>
+                <w:bCs/>
+              </w:rPr>
+              <w:t xml:space="preserve">Rate Limited</w:t>
+            </w:r>
+          </w:p>
+        </w:tc>
+        <w:tc>
+          <w:tcPr/>
+          <w:p>
+            <w:pPr>
+              <w:pStyle w:val="Compact"/>
+            </w:pPr>
+            <w:r>
+              <w:t xml:space="preserve">[ ] Yes [ ] No</w:t>
+            </w:r>
+          </w:p>
+        </w:tc>
+      </w:tr>
+    </w:tbl>
+    <w:bookmarkEnd w:id="36"/>
+    <w:bookmarkEnd w:id="37"/>
+    <w:bookmarkStart w:id="39" w:name="quality-attribute-references-1"/>
+    <w:p>
+      <w:pPr>
+        <w:pStyle w:val="Heading2"/>
+      </w:pPr>
+      <w:r>
+        <w:rPr>
+          <w:b/>
+          <w:bCs/>
+        </w:rPr>
+        <w:t xml:space="preserve">Quality Attribute References:</w:t>
+      </w:r>
+    </w:p>
+    <w:bookmarkStart w:id="38" w:name="physical-view"/>
+    <w:p>
+      <w:pPr>
+        <w:pStyle w:val="Heading3"/>
+      </w:pPr>
+      <w:r>
+        <w:t xml:space="preserve">3.3 Physical View</w:t>
+      </w:r>
+    </w:p>
+    <w:bookmarkEnd w:id="38"/>
+    <w:bookmarkEnd w:id="39"/>
+    <w:bookmarkStart w:id="41" w:name="diagrams-2"/>
+    <w:p>
+      <w:pPr>
+        <w:pStyle w:val="Heading2"/>
+      </w:pPr>
+      <w:r>
+        <w:rPr>
+          <w:b/>
+          <w:bCs/>
+        </w:rPr>
+        <w:t xml:space="preserve">Diagrams:</w:t>
+      </w:r>
+    </w:p>
+    <w:bookmarkStart w:id="40" w:name="hosting-infrastructure"/>
+    <w:p>
+      <w:pPr>
+        <w:pStyle w:val="Heading4"/>
+      </w:pPr>
+      <w:r>
+        <w:t xml:space="preserve">Hosting &amp; Infrastructure</w:t>
+      </w:r>
+    </w:p>
+    <w:bookmarkEnd w:id="40"/>
+    <w:bookmarkEnd w:id="41"/>
+    <w:bookmarkStart w:id="42" w:name="venue-types"/>
+    <w:p>
+      <w:pPr>
+        <w:pStyle w:val="Heading2"/>
+      </w:pPr>
+      <w:r>
+        <w:rPr>
+          <w:b/>
+          <w:bCs/>
+        </w:rPr>
+        <w:t xml:space="preserve">Venue Types:</w:t>
+      </w:r>
+    </w:p>
+    <w:bookmarkEnd w:id="42"/>
+    <w:bookmarkStart w:id="43" w:name="regions"/>
+    <w:p>
+      <w:pPr>
+        <w:pStyle w:val="Heading2"/>
+      </w:pPr>
+      <w:r>
+        <w:rPr>
+          <w:b/>
+          <w:bCs/>
+        </w:rPr>
+        <w:t xml:space="preserve">Regions:</w:t>
+      </w:r>
+    </w:p>
+    <w:bookmarkEnd w:id="43"/>
+    <w:bookmarkStart w:id="44" w:name="service-models"/>
+    <w:p>
+      <w:pPr>
+        <w:pStyle w:val="Heading2"/>
+      </w:pPr>
+      <w:r>
+        <w:rPr>
+          <w:b/>
+          <w:bCs/>
+        </w:rPr>
+        <w:t xml:space="preserve">Service Models:</w:t>
+      </w:r>
+    </w:p>
+    <w:bookmarkEnd w:id="44"/>
+    <w:bookmarkStart w:id="46" w:name="cloud-providers"/>
+    <w:p>
+      <w:pPr>
+        <w:pStyle w:val="Heading2"/>
+      </w:pPr>
+      <w:r>
+        <w:rPr>
+          <w:b/>
+          <w:bCs/>
+        </w:rPr>
+        <w:t xml:space="preserve">Cloud Providers:</w:t>
+      </w:r>
+    </w:p>
+    <w:bookmarkStart w:id="45" w:name="compute"/>
+    <w:p>
+      <w:pPr>
+        <w:pStyle w:val="Heading4"/>
+      </w:pPr>
+      <w:r>
+        <w:t xml:space="preserve">Compute</w:t>
+      </w:r>
+    </w:p>
+    <w:bookmarkEnd w:id="45"/>
+    <w:bookmarkEnd w:id="46"/>
+    <w:bookmarkStart w:id="49" w:name="compute-types"/>
+    <w:p>
+      <w:pPr>
+        <w:pStyle w:val="Heading2"/>
+      </w:pPr>
+      <w:r>
+        <w:rPr>
+          <w:b/>
+          <w:bCs/>
+        </w:rPr>
+        <w:t xml:space="preserve">Compute Types:</w:t>
+      </w:r>
+    </w:p>
+    <w:bookmarkStart w:id="47" w:name="servers"/>
+    <w:p>
+      <w:pPr>
+        <w:pStyle w:val="Heading5"/>
+      </w:pPr>
+      <w:r>
+        <w:t xml:space="preserve">Servers</w:t>
+      </w:r>
+    </w:p>
+    <w:p>
+      <w:pPr>
+        <w:pStyle w:val="FirstParagraph"/>
+      </w:pPr>
+      <w:r>
+        <w:rPr>
+          <w:i/>
+          <w:iCs/>
+        </w:rPr>
+        <w:t xml:space="preserve">Repeat the table below for each server.</w:t>
+      </w:r>
+    </w:p>
+    <w:tbl>
+      <w:tblPr>
+        <w:tblStyle w:val="Table"/>
+        <w:tblW w:type="pct" w:w="5000"/>
+        <w:tblLayout w:type="fixed"/>
+        <w:tblLook w:firstRow="1" w:lastRow="0" w:firstColumn="0" w:lastColumn="0" w:noHBand="0" w:noVBand="0" w:val="0020"/>
+      </w:tblPr>
+      <w:tblGrid>
+        <w:gridCol w:w="3960"/>
+        <w:gridCol w:w="3960"/>
+      </w:tblGrid>
+      <w:tr>
+        <w:trPr>
+          <w:tblHeader w:val="on"/>
+        </w:trPr>
+        <w:tc>
+          <w:tcPr/>
+          <w:p>
+            <w:pPr>
+              <w:pStyle w:val="Compact"/>
+            </w:pPr>
+            <w:r>
+              <w:t xml:space="preserve">Field</w:t>
+            </w:r>
+          </w:p>
+        </w:tc>
+        <w:tc>
+          <w:tcPr/>
+          <w:p>
+            <w:pPr>
+              <w:pStyle w:val="Compact"/>
+            </w:pPr>
+            <w:r>
+              <w:t xml:space="preserve">Value</w:t>
+            </w:r>
+          </w:p>
+        </w:tc>
+      </w:tr>
+      <w:tr>
+        <w:tc>
+          <w:tcPr/>
+          <w:p>
+            <w:pPr>
+              <w:pStyle w:val="Compact"/>
+            </w:pPr>
+            <w:r>
+              <w:rPr>
+                <w:b/>
+                <w:bCs/>
+              </w:rPr>
+              <w:t xml:space="preserve">Name</w:t>
+            </w:r>
+          </w:p>
+        </w:tc>
+        <w:tc>
+          <w:tcPr/>
+          <w:p>
+            <w:pPr>
+              <w:pStyle w:val="Compact"/>
+            </w:pPr>
+          </w:p>
+        </w:tc>
+      </w:tr>
+      <w:tr>
+        <w:tc>
+          <w:tcPr/>
+          <w:p>
+            <w:pPr>
+              <w:pStyle w:val="Compact"/>
+            </w:pPr>
+            <w:r>
+              <w:rPr>
+                <w:b/>
+                <w:bCs/>
+              </w:rPr>
+              <w:t xml:space="preserve">Instance Type</w:t>
+            </w:r>
+          </w:p>
+        </w:tc>
+        <w:tc>
+          <w:tcPr/>
+          <w:p>
+            <w:pPr>
+              <w:pStyle w:val="Compact"/>
+            </w:pPr>
+          </w:p>
+        </w:tc>
+      </w:tr>
+      <w:tr>
+        <w:tc>
+          <w:tcPr/>
+          <w:p>
+            <w:pPr>
+              <w:pStyle w:val="Compact"/>
+            </w:pPr>
+            <w:r>
+              <w:rPr>
+                <w:b/>
+                <w:bCs/>
+              </w:rPr>
+              <w:t xml:space="preserve">V CPU</w:t>
+            </w:r>
+          </w:p>
+        </w:tc>
+        <w:tc>
+          <w:tcPr/>
+          <w:p>
+            <w:pPr>
+              <w:pStyle w:val="Compact"/>
+            </w:pPr>
+          </w:p>
+        </w:tc>
+      </w:tr>
+      <w:tr>
+        <w:tc>
+          <w:tcPr/>
+          <w:p>
+            <w:pPr>
+              <w:pStyle w:val="Compact"/>
+            </w:pPr>
+            <w:r>
+              <w:rPr>
+                <w:b/>
+                <w:bCs/>
+              </w:rPr>
+              <w:t xml:space="preserve">Memory Gb</w:t>
+            </w:r>
+          </w:p>
+        </w:tc>
+        <w:tc>
+          <w:tcPr/>
+          <w:p>
+            <w:pPr>
+              <w:pStyle w:val="Compact"/>
+            </w:pPr>
+          </w:p>
+        </w:tc>
+      </w:tr>
+      <w:tr>
+        <w:tc>
+          <w:tcPr/>
+          <w:p>
+            <w:pPr>
+              <w:pStyle w:val="Compact"/>
+            </w:pPr>
+            <w:r>
+              <w:rPr>
+                <w:b/>
+                <w:bCs/>
+              </w:rPr>
+              <w:t xml:space="preserve">Storage Tb</w:t>
+            </w:r>
+          </w:p>
+        </w:tc>
+        <w:tc>
+          <w:tcPr/>
+          <w:p>
+            <w:pPr>
+              <w:pStyle w:val="Compact"/>
+            </w:pPr>
+          </w:p>
+        </w:tc>
+      </w:tr>
+      <w:tr>
+        <w:tc>
+          <w:tcPr/>
+          <w:p>
+            <w:pPr>
+              <w:pStyle w:val="Compact"/>
+            </w:pPr>
+            <w:r>
+              <w:rPr>
+                <w:b/>
+                <w:bCs/>
+              </w:rPr>
+              <w:t xml:space="preserve">Quantity</w:t>
+            </w:r>
+          </w:p>
+        </w:tc>
+        <w:tc>
+          <w:tcPr/>
+          <w:p>
+            <w:pPr>
+              <w:pStyle w:val="Compact"/>
+            </w:pPr>
+          </w:p>
+        </w:tc>
+      </w:tr>
+      <w:tr>
+        <w:tc>
+          <w:tcPr/>
+          <w:p>
+            <w:pPr>
+              <w:pStyle w:val="Compact"/>
+            </w:pPr>
+            <w:r>
+              <w:rPr>
+                <w:b/>
+                <w:bCs/>
+              </w:rPr>
+              <w:t xml:space="preserve">OS</w:t>
+            </w:r>
+          </w:p>
+        </w:tc>
+        <w:tc>
+          <w:tcPr/>
+          <w:p>
+            <w:pPr>
+              <w:pStyle w:val="Compact"/>
+            </w:pPr>
+            <w:r>
+              <w:t xml:space="preserve">[ ] RHEL [ ] Amazon Linux [ ] Ubuntu [ ] Debian [ ] CentOS [ ] Windows Server [ ] SUSE [ ] Other</w:t>
+            </w:r>
+          </w:p>
+        </w:tc>
+      </w:tr>
+    </w:tbl>
+    <w:bookmarkEnd w:id="47"/>
+    <w:bookmarkStart w:id="48" w:name="containers"/>
+    <w:p>
+      <w:pPr>
+        <w:pStyle w:val="Heading5"/>
+      </w:pPr>
+      <w:r>
+        <w:t xml:space="preserve">Containers</w:t>
+      </w:r>
+    </w:p>
+    <w:bookmarkEnd w:id="48"/>
+    <w:bookmarkEnd w:id="49"/>
+    <w:bookmarkStart w:id="51" w:name="base-images"/>
+    <w:p>
+      <w:pPr>
+        <w:pStyle w:val="Heading2"/>
+      </w:pPr>
+      <w:r>
+        <w:rPr>
+          <w:b/>
+          <w:bCs/>
+        </w:rPr>
+        <w:t xml:space="preserve">Base Images:</w:t>
+      </w:r>
+    </w:p>
+    <w:bookmarkStart w:id="50" w:name="serverless"/>
+    <w:p>
+      <w:pPr>
+        <w:pStyle w:val="Heading5"/>
+      </w:pPr>
+      <w:r>
+        <w:t xml:space="preserve">Serverless</w:t>
+      </w:r>
+    </w:p>
+    <w:bookmarkEnd w:id="50"/>
+    <w:bookmarkEnd w:id="51"/>
+    <w:bookmarkStart w:id="54" w:name="services"/>
+    <w:p>
+      <w:pPr>
+        <w:pStyle w:val="Heading2"/>
+      </w:pPr>
+      <w:r>
+        <w:rPr>
+          <w:b/>
+          <w:bCs/>
+        </w:rPr>
+        <w:t xml:space="preserve">Services:</w:t>
+      </w:r>
+    </w:p>
+    <w:bookmarkStart w:id="52" w:name="network-connectivity"/>
+    <w:p>
+      <w:pPr>
+        <w:pStyle w:val="Heading4"/>
+      </w:pPr>
+      <w:r>
+        <w:t xml:space="preserve">Network Connectivity</w:t>
+      </w:r>
+    </w:p>
+    <w:tbl>
+      <w:tblPr>
+        <w:tblStyle w:val="Table"/>
+        <w:tblW w:type="pct" w:w="5000"/>
+        <w:tblLayout w:type="fixed"/>
+        <w:tblLook w:firstRow="1" w:lastRow="0" w:firstColumn="0" w:lastColumn="0" w:noHBand="0" w:noVBand="0" w:val="0020"/>
+      </w:tblPr>
+      <w:tblGrid>
+        <w:gridCol w:w="3960"/>
+        <w:gridCol w:w="3960"/>
+      </w:tblGrid>
+      <w:tr>
+        <w:trPr>
+          <w:tblHeader w:val="on"/>
+        </w:trPr>
+        <w:tc>
+          <w:tcPr/>
+          <w:p>
+            <w:pPr>
+              <w:pStyle w:val="Compact"/>
+            </w:pPr>
+            <w:r>
+              <w:t xml:space="preserve">Field</w:t>
+            </w:r>
+          </w:p>
+        </w:tc>
+        <w:tc>
+          <w:tcPr/>
+          <w:p>
+            <w:pPr>
+              <w:pStyle w:val="Compact"/>
+            </w:pPr>
+            <w:r>
+              <w:t xml:space="preserve">Value</w:t>
+            </w:r>
+          </w:p>
+        </w:tc>
+      </w:tr>
+      <w:tr>
+        <w:tc>
+          <w:tcPr/>
+          <w:p>
+            <w:pPr>
+              <w:pStyle w:val="Compact"/>
+            </w:pPr>
+            <w:r>
+              <w:rPr>
+                <w:b/>
+                <w:bCs/>
+              </w:rPr>
               <w:t xml:space="preserve">Internet Facing</w:t>
             </w:r>
           </w:p>
@@ -2596,7 +2945,7 @@
                 <w:b/>
                 <w:bCs/>
               </w:rPr>
-              <w:t xml:space="preserve">Cloud To On Prem</w:t>
+              <w:t xml:space="preserve">Cloud-to-On-Premises Connectivity</w:t>
             </w:r>
           </w:p>
         </w:tc>
@@ -2624,7 +2973,7 @@
                 <w:b/>
                 <w:bCs/>
               </w:rPr>
-              <w:t xml:space="preserve">Third Party Connectivity</w:t>
+              <w:t xml:space="preserve">Third-Party Connectivity</w:t>
             </w:r>
           </w:p>
         </w:tc>
@@ -2708,32 +3057,32 @@
                 <w:b/>
                 <w:bCs/>
               </w:rPr>
-              <w:t xml:space="preserve">Peak Egress Mbps</w:t>
-            </w:r>
-          </w:p>
-        </w:tc>
-        <w:tc>
-          <w:tcPr/>
-          <w:p>
-            <w:pPr>
-              <w:pStyle w:val="Compact"/>
-            </w:pPr>
-          </w:p>
-        </w:tc>
-      </w:tr>
-      <w:tr>
-        <w:tc>
-          <w:tcPr/>
-          <w:p>
-            <w:pPr>
-              <w:pStyle w:val="Compact"/>
-            </w:pPr>
-            <w:r>
-              <w:rPr>
-                <w:b/>
-                <w:bCs/>
-              </w:rPr>
-              <w:t xml:space="preserve">Peak Ingress Mbps</w:t>
+              <w:t xml:space="preserve">Peak Egress (Mbps)</w:t>
+            </w:r>
+          </w:p>
+        </w:tc>
+        <w:tc>
+          <w:tcPr/>
+          <w:p>
+            <w:pPr>
+              <w:pStyle w:val="Compact"/>
+            </w:pPr>
+          </w:p>
+        </w:tc>
+      </w:tr>
+      <w:tr>
+        <w:tc>
+          <w:tcPr/>
+          <w:p>
+            <w:pPr>
+              <w:pStyle w:val="Compact"/>
+            </w:pPr>
+            <w:r>
+              <w:rPr>
+                <w:b/>
+                <w:bCs/>
+              </w:rPr>
+              <w:t xml:space="preserve">Peak Ingress (Mbps)</w:t>
             </w:r>
           </w:p>
         </w:tc>
@@ -2814,7 +3163,7 @@
                 <w:b/>
                 <w:bCs/>
               </w:rPr>
-              <w:t xml:space="preserve">Ddos Protection</w:t>
+              <w:t xml:space="preserve">DDoS Protection</w:t>
             </w:r>
           </w:p>
         </w:tc>
@@ -2842,35 +3191,35 @@
                 <w:b/>
                 <w:bCs/>
               </w:rPr>
-              <w:t xml:space="preserve">Ddos Provider</w:t>
-            </w:r>
-          </w:p>
-        </w:tc>
-        <w:tc>
-          <w:tcPr/>
-          <w:p>
-            <w:pPr>
-              <w:pStyle w:val="Compact"/>
-            </w:pPr>
-            <w:r>
-              <w:t xml:space="preserve">[ ] Aws Shield [ ] Azure Ddos [ ] Cloudflare [ ] Akamai [ ] Gcp Cloud Armor [ ] Arbor [ ] Other [ ] None</w:t>
-            </w:r>
-          </w:p>
-        </w:tc>
-      </w:tr>
-      <w:tr>
-        <w:tc>
-          <w:tcPr/>
-          <w:p>
-            <w:pPr>
-              <w:pStyle w:val="Compact"/>
-            </w:pPr>
-            <w:r>
-              <w:rPr>
-                <w:b/>
-                <w:bCs/>
-              </w:rPr>
-              <w:t xml:space="preserve">Waf Enabled</w:t>
+              <w:t xml:space="preserve">DDoS Provider</w:t>
+            </w:r>
+          </w:p>
+        </w:tc>
+        <w:tc>
+          <w:tcPr/>
+          <w:p>
+            <w:pPr>
+              <w:pStyle w:val="Compact"/>
+            </w:pPr>
+            <w:r>
+              <w:t xml:space="preserve">[ ] AWS Shield [ ] Azure DDoS [ ] Cloudflare [ ] Akamai [ ] GCP Cloud Armor [ ] Arbor [ ] Other [ ] None</w:t>
+            </w:r>
+          </w:p>
+        </w:tc>
+      </w:tr>
+      <w:tr>
+        <w:tc>
+          <w:tcPr/>
+          <w:p>
+            <w:pPr>
+              <w:pStyle w:val="Compact"/>
+            </w:pPr>
+            <w:r>
+              <w:rPr>
+                <w:b/>
+                <w:bCs/>
+              </w:rPr>
+              <w:t xml:space="preserve">WAF Enabled</w:t>
             </w:r>
           </w:p>
         </w:tc>
@@ -2898,18 +3247,18 @@
                 <w:b/>
                 <w:bCs/>
               </w:rPr>
-              <w:t xml:space="preserve">Waf Provider</w:t>
-            </w:r>
-          </w:p>
-        </w:tc>
-        <w:tc>
-          <w:tcPr/>
-          <w:p>
-            <w:pPr>
-              <w:pStyle w:val="Compact"/>
-            </w:pPr>
-            <w:r>
-              <w:t xml:space="preserve">[ ] Aws Waf [ ] Azure Waf [ ] Cloudflare Waf [ ] Gcp Cloud Armor [ ] F5 [ ] Imperva [ ] Other [ ] None</w:t>
+              <w:t xml:space="preserve">WAF Provider</w:t>
+            </w:r>
+          </w:p>
+        </w:tc>
+        <w:tc>
+          <w:tcPr/>
+          <w:p>
+            <w:pPr>
+              <w:pStyle w:val="Compact"/>
+            </w:pPr>
+            <w:r>
+              <w:t xml:space="preserve">[ ] AWS WAF [ ] Azure WAF [ ] Cloudflare WAF [ ] GCP Cloud Armor [ ] F5 [ ] Imperva [ ] Other [ ] None</w:t>
             </w:r>
           </w:p>
         </w:tc>
@@ -3023,7 +3372,7 @@
               <w:pStyle w:val="Compact"/>
             </w:pPr>
             <w:r>
-              <w:t xml:space="preserve">[ ] Development [ ] Test [ ] Qa [ ] Integration Test [ ] Staging [ ] Pre Production [ ] Production [ ] Dr [ ] Sandbox [ ] Demo [ ] Performance Test</w:t>
+              <w:t xml:space="preserve">[ ] Development [ ] Test [ ] QA [ ] Integration Test [ ] Staging [ ] Pre Production [ ] Production [ ] DR [ ] Sandbox [ ] Demo [ ] Performance Test</w:t>
             </w:r>
           </w:p>
         </w:tc>
@@ -3072,7 +3421,7 @@
       </w:r>
     </w:p>
     <w:bookmarkEnd w:id="55"/>
-    <w:bookmarkStart w:id="59" w:name="quality-attribute-refs-2"/>
+    <w:bookmarkStart w:id="59" w:name="quality-attribute-references-2"/>
     <w:p>
       <w:pPr>
         <w:pStyle w:val="Heading2"/>
@@ -3082,7 +3431,7 @@
           <w:b/>
           <w:bCs/>
         </w:rPr>
-        <w:t xml:space="preserve">Quality Attribute Refs:</w:t>
+        <w:t xml:space="preserve">Quality Attribute References:</w:t>
       </w:r>
     </w:p>
     <w:bookmarkStart w:id="58" w:name="data-view"/>
@@ -3101,6 +3450,18 @@
       </w:pPr>
       <w:r>
         <w:t xml:space="preserve">Data Stores</w:t>
+      </w:r>
+    </w:p>
+    <w:p>
+      <w:pPr>
+        <w:pStyle w:val="FirstParagraph"/>
+      </w:pPr>
+      <w:r>
+        <w:rPr>
+          <w:i/>
+          <w:iCs/>
+        </w:rPr>
+        <w:t xml:space="preserve">Repeat the table below for each data store.</w:t>
       </w:r>
     </w:p>
     <w:tbl>
@@ -3111,17 +3472,8 @@
         <w:tblLook w:firstRow="1" w:lastRow="0" w:firstColumn="0" w:lastColumn="0" w:noHBand="0" w:noVBand="0" w:val="0020"/>
       </w:tblPr>
       <w:tblGrid>
-        <w:gridCol w:w="719"/>
-        <w:gridCol w:w="719"/>
-        <w:gridCol w:w="719"/>
-        <w:gridCol w:w="719"/>
-        <w:gridCol w:w="719"/>
-        <w:gridCol w:w="719"/>
-        <w:gridCol w:w="719"/>
-        <w:gridCol w:w="719"/>
-        <w:gridCol w:w="719"/>
-        <w:gridCol w:w="719"/>
-        <w:gridCol w:w="719"/>
+        <w:gridCol w:w="3960"/>
+        <w:gridCol w:w="3960"/>
       </w:tblGrid>
       <w:tr>
         <w:trPr>
@@ -3134,6 +3486,34 @@
               <w:pStyle w:val="Compact"/>
             </w:pPr>
             <w:r>
+              <w:t xml:space="preserve">Field</w:t>
+            </w:r>
+          </w:p>
+        </w:tc>
+        <w:tc>
+          <w:tcPr/>
+          <w:p>
+            <w:pPr>
+              <w:pStyle w:val="Compact"/>
+            </w:pPr>
+            <w:r>
+              <w:t xml:space="preserve">Value</w:t>
+            </w:r>
+          </w:p>
+        </w:tc>
+      </w:tr>
+      <w:tr>
+        <w:tc>
+          <w:tcPr/>
+          <w:p>
+            <w:pPr>
+              <w:pStyle w:val="Compact"/>
+            </w:pPr>
+            <w:r>
+              <w:rPr>
+                <w:b/>
+                <w:bCs/>
+              </w:rPr>
               <w:t xml:space="preserve">Name</w:t>
             </w:r>
           </w:p>
@@ -3144,7 +3524,21 @@
             <w:pPr>
               <w:pStyle w:val="Compact"/>
             </w:pPr>
-            <w:r>
+          </w:p>
+        </w:tc>
+      </w:tr>
+      <w:tr>
+        <w:tc>
+          <w:tcPr/>
+          <w:p>
+            <w:pPr>
+              <w:pStyle w:val="Compact"/>
+            </w:pPr>
+            <w:r>
+              <w:rPr>
+                <w:b/>
+                <w:bCs/>
+              </w:rPr>
               <w:t xml:space="preserve">Store Type</w:t>
             </w:r>
           </w:p>
@@ -3156,6 +3550,23 @@
               <w:pStyle w:val="Compact"/>
             </w:pPr>
             <w:r>
+              <w:t xml:space="preserve">[ ] Relational DB [ ] NoSQL Document [ ] NoSQL Key Value [ ] NoSQL Graph [ ] NoSQL Columnar [ ] Object Storage [ ] Block Storage [ ] File Storage [ ] Data Warehouse [ ] Data Lake [ ] Cache [ ] Message Queue [ ] Search Index [ ] Time Series DB [ ] In Memory [ ] Other</w:t>
+            </w:r>
+          </w:p>
+        </w:tc>
+      </w:tr>
+      <w:tr>
+        <w:tc>
+          <w:tcPr/>
+          <w:p>
+            <w:pPr>
+              <w:pStyle w:val="Compact"/>
+            </w:pPr>
+            <w:r>
+              <w:rPr>
+                <w:b/>
+                <w:bCs/>
+              </w:rPr>
               <w:t xml:space="preserve">Technology</w:t>
             </w:r>
           </w:p>
@@ -3166,7 +3577,21 @@
             <w:pPr>
               <w:pStyle w:val="Compact"/>
             </w:pPr>
-            <w:r>
+          </w:p>
+        </w:tc>
+      </w:tr>
+      <w:tr>
+        <w:tc>
+          <w:tcPr/>
+          <w:p>
+            <w:pPr>
+              <w:pStyle w:val="Compact"/>
+            </w:pPr>
+            <w:r>
+              <w:rPr>
+                <w:b/>
+                <w:bCs/>
+              </w:rPr>
               <w:t xml:space="preserve">Authoritative</w:t>
             </w:r>
           </w:p>
@@ -3178,6 +3603,23 @@
               <w:pStyle w:val="Compact"/>
             </w:pPr>
             <w:r>
+              <w:t xml:space="preserve">[ ] Yes [ ] No</w:t>
+            </w:r>
+          </w:p>
+        </w:tc>
+      </w:tr>
+      <w:tr>
+        <w:tc>
+          <w:tcPr/>
+          <w:p>
+            <w:pPr>
+              <w:pStyle w:val="Compact"/>
+            </w:pPr>
+            <w:r>
+              <w:rPr>
+                <w:b/>
+                <w:bCs/>
+              </w:rPr>
               <w:t xml:space="preserve">Retention Period</w:t>
             </w:r>
           </w:p>
@@ -3189,6 +3631,23 @@
               <w:pStyle w:val="Compact"/>
             </w:pPr>
             <w:r>
+              <w:t xml:space="preserve">[ ] Transient [ ] Hours [ ] Days [ ] Weeks [ ] Months [ ] 1 Year [ ] 2 5 Years [ ] 5 10 Years [ ] 10 Plus Years [ ] Indefinite</w:t>
+            </w:r>
+          </w:p>
+        </w:tc>
+      </w:tr>
+      <w:tr>
+        <w:tc>
+          <w:tcPr/>
+          <w:p>
+            <w:pPr>
+              <w:pStyle w:val="Compact"/>
+            </w:pPr>
+            <w:r>
+              <w:rPr>
+                <w:b/>
+                <w:bCs/>
+              </w:rPr>
               <w:t xml:space="preserve">Data Size Category</w:t>
             </w:r>
           </w:p>
@@ -3200,6 +3659,23 @@
               <w:pStyle w:val="Compact"/>
             </w:pPr>
             <w:r>
+              <w:t xml:space="preserve">[ ] Under 1 GB [ ] 1 100 GB [ ] 100 GB 1 TB [ ] 1 10 TB [ ] 10 100 TB [ ] 100 TB 1 PB [ ] Over 1 PB</w:t>
+            </w:r>
+          </w:p>
+        </w:tc>
+      </w:tr>
+      <w:tr>
+        <w:tc>
+          <w:tcPr/>
+          <w:p>
+            <w:pPr>
+              <w:pStyle w:val="Compact"/>
+            </w:pPr>
+            <w:r>
+              <w:rPr>
+                <w:b/>
+                <w:bCs/>
+              </w:rPr>
               <w:t xml:space="preserve">Classification</w:t>
             </w:r>
           </w:p>
@@ -3211,6 +3687,23 @@
               <w:pStyle w:val="Compact"/>
             </w:pPr>
             <w:r>
+              <w:t xml:space="preserve">[ ] Public [ ] Internal [ ] Restricted [ ] Highly Restricted</w:t>
+            </w:r>
+          </w:p>
+        </w:tc>
+      </w:tr>
+      <w:tr>
+        <w:tc>
+          <w:tcPr/>
+          <w:p>
+            <w:pPr>
+              <w:pStyle w:val="Compact"/>
+            </w:pPr>
+            <w:r>
+              <w:rPr>
+                <w:b/>
+                <w:bCs/>
+              </w:rPr>
               <w:t xml:space="preserve">Contains Personal Data</w:t>
             </w:r>
           </w:p>
@@ -3222,6 +3715,23 @@
               <w:pStyle w:val="Compact"/>
             </w:pPr>
             <w:r>
+              <w:t xml:space="preserve">[ ] Yes [ ] No</w:t>
+            </w:r>
+          </w:p>
+        </w:tc>
+      </w:tr>
+      <w:tr>
+        <w:tc>
+          <w:tcPr/>
+          <w:p>
+            <w:pPr>
+              <w:pStyle w:val="Compact"/>
+            </w:pPr>
+            <w:r>
+              <w:rPr>
+                <w:b/>
+                <w:bCs/>
+              </w:rPr>
               <w:t xml:space="preserve">Contains Sensitive Personal Data</w:t>
             </w:r>
           </w:p>
@@ -3233,6 +3743,23 @@
               <w:pStyle w:val="Compact"/>
             </w:pPr>
             <w:r>
+              <w:t xml:space="preserve">[ ] Yes [ ] No</w:t>
+            </w:r>
+          </w:p>
+        </w:tc>
+      </w:tr>
+      <w:tr>
+        <w:tc>
+          <w:tcPr/>
+          <w:p>
+            <w:pPr>
+              <w:pStyle w:val="Compact"/>
+            </w:pPr>
+            <w:r>
+              <w:rPr>
+                <w:b/>
+                <w:bCs/>
+              </w:rPr>
               <w:t xml:space="preserve">Encryption Level</w:t>
             </w:r>
           </w:p>
@@ -3244,124 +3771,35 @@
               <w:pStyle w:val="Compact"/>
             </w:pPr>
             <w:r>
+              <w:t xml:space="preserve">[ ] None [ ] Storage Level [ ] Logical Container [ ] Application Level [ ] Field Level</w:t>
+            </w:r>
+          </w:p>
+        </w:tc>
+      </w:tr>
+      <w:tr>
+        <w:tc>
+          <w:tcPr/>
+          <w:p>
+            <w:pPr>
+              <w:pStyle w:val="Compact"/>
+            </w:pPr>
+            <w:r>
+              <w:rPr>
+                <w:b/>
+                <w:bCs/>
+              </w:rPr>
               <w:t xml:space="preserve">Key Management</w:t>
             </w:r>
           </w:p>
         </w:tc>
-      </w:tr>
-      <w:tr>
-        <w:tc>
-          <w:tcPr/>
-          <w:p>
-            <w:pPr>
-              <w:pStyle w:val="Compact"/>
-            </w:pPr>
-          </w:p>
-        </w:tc>
-        <w:tc>
-          <w:tcPr/>
-          <w:p>
-            <w:pPr>
-              <w:pStyle w:val="Compact"/>
-            </w:pPr>
-            <w:r>
-              <w:t xml:space="preserve">[ ] Relational Db [ ] Nosql Document [ ] Nosql Key Value [ ] Nosql Graph [ ] Nosql Columnar [ ] Object Storage [ ] Block Storage [ ] File Storage [ ] Data Warehouse [ ] Data Lake [ ] Cache [ ] Message Queue [ ] Search Index [ ] Time Series Db [ ] In Memory [ ] Other</w:t>
-            </w:r>
-          </w:p>
-        </w:tc>
-        <w:tc>
-          <w:tcPr/>
-          <w:p>
-            <w:pPr>
-              <w:pStyle w:val="Compact"/>
-            </w:pPr>
-          </w:p>
-        </w:tc>
-        <w:tc>
-          <w:tcPr/>
-          <w:p>
-            <w:pPr>
-              <w:pStyle w:val="Compact"/>
-            </w:pPr>
-            <w:r>
-              <w:t xml:space="preserve">[ ] Yes [ ] No</w:t>
-            </w:r>
-          </w:p>
-        </w:tc>
-        <w:tc>
-          <w:tcPr/>
-          <w:p>
-            <w:pPr>
-              <w:pStyle w:val="Compact"/>
-            </w:pPr>
-            <w:r>
-              <w:t xml:space="preserve">[ ] Transient [ ] Hours [ ] Days [ ] Weeks [ ] Months [ ] 1 Year [ ] 2 5 Years [ ] 5 10 Years [ ] 10 Plus Years [ ] Indefinite</w:t>
-            </w:r>
-          </w:p>
-        </w:tc>
-        <w:tc>
-          <w:tcPr/>
-          <w:p>
-            <w:pPr>
-              <w:pStyle w:val="Compact"/>
-            </w:pPr>
-            <w:r>
-              <w:t xml:space="preserve">[ ] Under 1gb [ ] 1 100gb [ ] 100gb 1tb [ ] 1 10tb [ ] 10 100tb [ ] 100tb 1pb [ ] Over 1pb</w:t>
-            </w:r>
-          </w:p>
-        </w:tc>
-        <w:tc>
-          <w:tcPr/>
-          <w:p>
-            <w:pPr>
-              <w:pStyle w:val="Compact"/>
-            </w:pPr>
-            <w:r>
-              <w:t xml:space="preserve">[ ] Public [ ] Internal [ ] Restricted [ ] Highly Restricted</w:t>
-            </w:r>
-          </w:p>
-        </w:tc>
-        <w:tc>
-          <w:tcPr/>
-          <w:p>
-            <w:pPr>
-              <w:pStyle w:val="Compact"/>
-            </w:pPr>
-            <w:r>
-              <w:t xml:space="preserve">[ ] Yes [ ] No</w:t>
-            </w:r>
-          </w:p>
-        </w:tc>
-        <w:tc>
-          <w:tcPr/>
-          <w:p>
-            <w:pPr>
-              <w:pStyle w:val="Compact"/>
-            </w:pPr>
-            <w:r>
-              <w:t xml:space="preserve">[ ] Yes [ ] No</w:t>
-            </w:r>
-          </w:p>
-        </w:tc>
-        <w:tc>
-          <w:tcPr/>
-          <w:p>
-            <w:pPr>
-              <w:pStyle w:val="Compact"/>
-            </w:pPr>
-            <w:r>
-              <w:t xml:space="preserve">[ ] None [ ] Storage Level [ ] Logical Container [ ] Application Level [ ] Field Level</w:t>
-            </w:r>
-          </w:p>
-        </w:tc>
-        <w:tc>
-          <w:tcPr/>
-          <w:p>
-            <w:pPr>
-              <w:pStyle w:val="Compact"/>
-            </w:pPr>
-            <w:r>
-              <w:t xml:space="preserve">[ ] Provider Managed [ ] Customer Managed Kms [ ] Hsm [ ] Byok [ ] Custom [ ] None</w:t>
+        <w:tc>
+          <w:tcPr/>
+          <w:p>
+            <w:pPr>
+              <w:pStyle w:val="Compact"/>
+            </w:pPr>
+            <w:r>
+              <w:t xml:space="preserve">[ ] Provider Managed [ ] Customer Managed KMS [ ] HSM [ ] BYOK [ ] Custom [ ] None</w:t>
             </w:r>
           </w:p>
         </w:tc>
@@ -3489,7 +3927,7 @@
               <w:pStyle w:val="Compact"/>
             </w:pPr>
             <w:r>
-              <w:t xml:space="preserve">[ ] Api [ ] Sftp [ ] Email [ ] Message Queue [ ] Database Replication [ ] File Share [ ] Manual [ ] Other</w:t>
+              <w:t xml:space="preserve">[ ] API [ ] SFTP [ ] Email [ ] Message Queue [ ] Database Replication [ ] File Share [ ] Manual [ ] Other</w:t>
             </w:r>
           </w:p>
         </w:tc>
@@ -3509,7 +3947,7 @@
     <w:bookmarkEnd w:id="57"/>
     <w:bookmarkEnd w:id="58"/>
     <w:bookmarkEnd w:id="59"/>
-    <w:bookmarkStart w:id="68" w:name="quality-attribute-refs-3"/>
+    <w:bookmarkStart w:id="68" w:name="quality-attribute-references-3"/>
     <w:p>
       <w:pPr>
         <w:pStyle w:val="Heading2"/>
@@ -3519,7 +3957,7 @@
           <w:b/>
           <w:bCs/>
         </w:rPr>
-        <w:t xml:space="preserve">Quality Attribute Refs:</w:t>
+        <w:t xml:space="preserve">Quality Attribute References:</w:t>
       </w:r>
     </w:p>
     <w:bookmarkStart w:id="67" w:name="security-view"/>
@@ -3759,18 +4197,18 @@
               <w:pStyle w:val="Compact"/>
             </w:pPr>
             <w:r>
-              <w:t xml:space="preserve">[ ] End User Internal [ ] End User External [ ] It Operations [ ] Service Account [ ] Api Consumer</w:t>
-            </w:r>
-          </w:p>
-        </w:tc>
-        <w:tc>
-          <w:tcPr/>
-          <w:p>
-            <w:pPr>
-              <w:pStyle w:val="Compact"/>
-            </w:pPr>
-            <w:r>
-              <w:t xml:space="preserve">[ ] Sso Saml [ ] Sso Oidc [ ] Mfa [ ] Certificate [ ] Api Key [ ] Oauth2 [ ] Basic Auth [ ] Kerberos [ ] Passwordless [ ] Custom</w:t>
+              <w:t xml:space="preserve">[ ] End User Internal [ ] End User External [ ] IT Operations [ ] Service Account [ ] API Consumer</w:t>
+            </w:r>
+          </w:p>
+        </w:tc>
+        <w:tc>
+          <w:tcPr/>
+          <w:p>
+            <w:pPr>
+              <w:pStyle w:val="Compact"/>
+            </w:pPr>
+            <w:r>
+              <w:t xml:space="preserve">[ ] SSO SAML [ ] SSO OIDC [ ] MFA [ ] Certificate [ ] API Key [ ] OAuth2 [ ] Basic Auth [ ] Kerberos [ ] Passwordless [ ] Custom</w:t>
             </w:r>
           </w:p>
         </w:tc>
@@ -3858,7 +4296,7 @@
               <w:pStyle w:val="Compact"/>
             </w:pPr>
             <w:r>
-              <w:t xml:space="preserve">[ ] Rbac [ ] Abac [ ] Pbac [ ] Acl [ ] Custom</w:t>
+              <w:t xml:space="preserve">[ ] RBAC [ ] ABAC [ ] PBAC [ ] ACL [ ] Custom</w:t>
             </w:r>
           </w:p>
         </w:tc>
@@ -3911,7 +4349,7 @@
               <w:pStyle w:val="Compact"/>
             </w:pPr>
             <w:r>
-              <w:t xml:space="preserve">[ ] Automated Idm [ ] Manual Request [ ] Self Service [ ] Api Driven [ ] Other</w:t>
+              <w:t xml:space="preserve">[ ] Automated IDM [ ] Manual Request [ ] Self Service [ ] API Driven [ ] Other</w:t>
             </w:r>
           </w:p>
         </w:tc>
@@ -4032,7 +4470,7 @@
                 <w:b/>
                 <w:bCs/>
               </w:rPr>
-              <w:t xml:space="preserve">Pam Solution</w:t>
+              <w:t xml:space="preserve">PAM Solution</w:t>
             </w:r>
           </w:p>
         </w:tc>
@@ -4310,7 +4748,7 @@
               <w:pStyle w:val="Compact"/>
             </w:pPr>
             <w:r>
-              <w:t xml:space="preserve">[ ] Hsm Fips140 L3 [ ] Hsm Fips140 L2 [ ] Kms [ ] Software [ ] Other</w:t>
+              <w:t xml:space="preserve">[ ] HSM FIPS 140 L3 [ ] HSM FIPS 140 L2 [ ] KMS [ ] Software [ ] Other</w:t>
             </w:r>
           </w:p>
         </w:tc>
@@ -4338,24 +4776,24 @@
               <w:pStyle w:val="Compact"/>
             </w:pPr>
             <w:r>
-              <w:t xml:space="preserve">[ ] Hsm [ ] Kms [ ] Software Keystore [ ] Other</w:t>
-            </w:r>
-          </w:p>
-        </w:tc>
-      </w:tr>
-      <w:tr>
-        <w:tc>
-          <w:tcPr/>
-          <w:p>
-            <w:pPr>
-              <w:pStyle w:val="Compact"/>
-            </w:pPr>
-            <w:r>
-              <w:rPr>
-                <w:b/>
-                <w:bCs/>
-              </w:rPr>
-              <w:t xml:space="preserve">Key Rotation Days</w:t>
+              <w:t xml:space="preserve">[ ] HSM [ ] KMS [ ] Software Keystore [ ] Other</w:t>
+            </w:r>
+          </w:p>
+        </w:tc>
+      </w:tr>
+      <w:tr>
+        <w:tc>
+          <w:tcPr/>
+          <w:p>
+            <w:pPr>
+              <w:pStyle w:val="Compact"/>
+            </w:pPr>
+            <w:r>
+              <w:rPr>
+                <w:b/>
+                <w:bCs/>
+              </w:rPr>
+              <w:t xml:space="preserve">Key Rotation (Days)</w:t>
             </w:r>
           </w:p>
         </w:tc>
@@ -4440,7 +4878,7 @@
               <w:pStyle w:val="Compact"/>
             </w:pPr>
             <w:r>
-              <w:t xml:space="preserve">[ ] Hashicorp Vault [ ] Aws Secrets Manager [ ] Azure Key Vault [ ] Gcp Secret Manager [ ] Cyberark [ ] Custom [ ] None</w:t>
+              <w:t xml:space="preserve">[ ] Hashicorp Vault [ ] AWS Secrets Manager [ ] Azure Key Vault [ ] GCP Secret Manager [ ] CyberArk [ ] Custom [ ] None</w:t>
             </w:r>
           </w:p>
         </w:tc>
@@ -4561,7 +4999,7 @@
                 <w:b/>
                 <w:bCs/>
               </w:rPr>
-              <w:t xml:space="preserve">Siem Integration</w:t>
+              <w:t xml:space="preserve">SIEM Integration</w:t>
             </w:r>
           </w:p>
         </w:tc>
@@ -4589,7 +5027,7 @@
                 <w:b/>
                 <w:bCs/>
               </w:rPr>
-              <w:t xml:space="preserve">Siem Tool</w:t>
+              <w:t xml:space="preserve">SIEM Tool</w:t>
             </w:r>
           </w:p>
         </w:tc>
@@ -4662,7 +5100,7 @@
     <w:bookmarkEnd w:id="66"/>
     <w:bookmarkEnd w:id="67"/>
     <w:bookmarkEnd w:id="68"/>
-    <w:bookmarkStart w:id="72" w:name="quality-attribute-refs-4"/>
+    <w:bookmarkStart w:id="72" w:name="quality-attribute-references-4"/>
     <w:p>
       <w:pPr>
         <w:pStyle w:val="Heading2"/>
@@ -4672,7 +5110,7 @@
           <w:b/>
           <w:bCs/>
         </w:rPr>
-        <w:t xml:space="preserve">Quality Attribute Refs:</w:t>
+        <w:t xml:space="preserve">Quality Attribute References:</w:t>
       </w:r>
     </w:p>
     <w:bookmarkStart w:id="71" w:name="scenarios"/>
@@ -4691,6 +5129,18 @@
       </w:pPr>
       <w:r>
         <w:t xml:space="preserve">Key Use Cases</w:t>
+      </w:r>
+    </w:p>
+    <w:p>
+      <w:pPr>
+        <w:pStyle w:val="FirstParagraph"/>
+      </w:pPr>
+      <w:r>
+        <w:rPr>
+          <w:i/>
+          <w:iCs/>
+        </w:rPr>
+        <w:t xml:space="preserve">Repeat the table below for each key use case.</w:t>
       </w:r>
     </w:p>
     <w:tbl>
@@ -4700,12 +5150,8 @@
         <w:tblLook w:firstRow="1" w:lastRow="0" w:firstColumn="0" w:lastColumn="0" w:noHBand="0" w:noVBand="0" w:val="0020"/>
       </w:tblPr>
       <w:tblGrid>
-        <w:gridCol w:w="1320"/>
-        <w:gridCol w:w="1320"/>
-        <w:gridCol w:w="1320"/>
-        <w:gridCol w:w="1320"/>
-        <w:gridCol w:w="1320"/>
-        <w:gridCol w:w="1320"/>
+        <w:gridCol w:w="3960"/>
+        <w:gridCol w:w="3960"/>
       </w:tblGrid>
       <w:tr>
         <w:trPr>
@@ -4718,6 +5164,34 @@
               <w:pStyle w:val="Compact"/>
             </w:pPr>
             <w:r>
+              <w:t xml:space="preserve">Field</w:t>
+            </w:r>
+          </w:p>
+        </w:tc>
+        <w:tc>
+          <w:tcPr/>
+          <w:p>
+            <w:pPr>
+              <w:pStyle w:val="Compact"/>
+            </w:pPr>
+            <w:r>
+              <w:t xml:space="preserve">Value</w:t>
+            </w:r>
+          </w:p>
+        </w:tc>
+      </w:tr>
+      <w:tr>
+        <w:tc>
+          <w:tcPr/>
+          <w:p>
+            <w:pPr>
+              <w:pStyle w:val="Compact"/>
+            </w:pPr>
+            <w:r>
+              <w:rPr>
+                <w:b/>
+                <w:bCs/>
+              </w:rPr>
               <w:t xml:space="preserve">Id</w:t>
             </w:r>
           </w:p>
@@ -4728,7 +5202,21 @@
             <w:pPr>
               <w:pStyle w:val="Compact"/>
             </w:pPr>
-            <w:r>
+          </w:p>
+        </w:tc>
+      </w:tr>
+      <w:tr>
+        <w:tc>
+          <w:tcPr/>
+          <w:p>
+            <w:pPr>
+              <w:pStyle w:val="Compact"/>
+            </w:pPr>
+            <w:r>
+              <w:rPr>
+                <w:b/>
+                <w:bCs/>
+              </w:rPr>
               <w:t xml:space="preserve">Name</w:t>
             </w:r>
           </w:p>
@@ -4739,7 +5227,21 @@
             <w:pPr>
               <w:pStyle w:val="Compact"/>
             </w:pPr>
-            <w:r>
+          </w:p>
+        </w:tc>
+      </w:tr>
+      <w:tr>
+        <w:tc>
+          <w:tcPr/>
+          <w:p>
+            <w:pPr>
+              <w:pStyle w:val="Compact"/>
+            </w:pPr>
+            <w:r>
+              <w:rPr>
+                <w:b/>
+                <w:bCs/>
+              </w:rPr>
               <w:t xml:space="preserve">Actors</w:t>
             </w:r>
           </w:p>
@@ -4750,7 +5252,21 @@
             <w:pPr>
               <w:pStyle w:val="Compact"/>
             </w:pPr>
-            <w:r>
+          </w:p>
+        </w:tc>
+      </w:tr>
+      <w:tr>
+        <w:tc>
+          <w:tcPr/>
+          <w:p>
+            <w:pPr>
+              <w:pStyle w:val="Compact"/>
+            </w:pPr>
+            <w:r>
+              <w:rPr>
+                <w:b/>
+                <w:bCs/>
+              </w:rPr>
               <w:t xml:space="preserve">Trigger</w:t>
             </w:r>
           </w:p>
@@ -4761,7 +5277,21 @@
             <w:pPr>
               <w:pStyle w:val="Compact"/>
             </w:pPr>
-            <w:r>
+          </w:p>
+        </w:tc>
+      </w:tr>
+      <w:tr>
+        <w:tc>
+          <w:tcPr/>
+          <w:p>
+            <w:pPr>
+              <w:pStyle w:val="Compact"/>
+            </w:pPr>
+            <w:r>
+              <w:rPr>
+                <w:b/>
+                <w:bCs/>
+              </w:rPr>
               <w:t xml:space="preserve">Main Flow</w:t>
             </w:r>
           </w:p>
@@ -4772,51 +5302,23 @@
             <w:pPr>
               <w:pStyle w:val="Compact"/>
             </w:pPr>
-            <w:r>
+          </w:p>
+        </w:tc>
+      </w:tr>
+      <w:tr>
+        <w:tc>
+          <w:tcPr/>
+          <w:p>
+            <w:pPr>
+              <w:pStyle w:val="Compact"/>
+            </w:pPr>
+            <w:r>
+              <w:rPr>
+                <w:b/>
+                <w:bCs/>
+              </w:rPr>
               <w:t xml:space="preserve">Views Involved</w:t>
             </w:r>
-          </w:p>
-        </w:tc>
-      </w:tr>
-      <w:tr>
-        <w:tc>
-          <w:tcPr/>
-          <w:p>
-            <w:pPr>
-              <w:pStyle w:val="Compact"/>
-            </w:pPr>
-          </w:p>
-        </w:tc>
-        <w:tc>
-          <w:tcPr/>
-          <w:p>
-            <w:pPr>
-              <w:pStyle w:val="Compact"/>
-            </w:pPr>
-          </w:p>
-        </w:tc>
-        <w:tc>
-          <w:tcPr/>
-          <w:p>
-            <w:pPr>
-              <w:pStyle w:val="Compact"/>
-            </w:pPr>
-          </w:p>
-        </w:tc>
-        <w:tc>
-          <w:tcPr/>
-          <w:p>
-            <w:pPr>
-              <w:pStyle w:val="Compact"/>
-            </w:pPr>
-          </w:p>
-        </w:tc>
-        <w:tc>
-          <w:tcPr/>
-          <w:p>
-            <w:pPr>
-              <w:pStyle w:val="Compact"/>
-            </w:pPr>
           </w:p>
         </w:tc>
         <w:tc>
@@ -4839,23 +5341,27 @@
         <w:t xml:space="preserve">Architecture Decision Records</w:t>
       </w:r>
     </w:p>
+    <w:p>
+      <w:pPr>
+        <w:pStyle w:val="FirstParagraph"/>
+      </w:pPr>
+      <w:r>
+        <w:rPr>
+          <w:i/>
+          <w:iCs/>
+        </w:rPr>
+        <w:t xml:space="preserve">Repeat the table below for each architecture decision record.</w:t>
+      </w:r>
+    </w:p>
     <w:tbl>
       <w:tblPr>
         <w:tblStyle w:val="Table"/>
-        <w:tblW w:type="pct" w:w="5000"/>
-        <w:tblLayout w:type="fixed"/>
+        <w:tblW w:type="auto" w:w="0"/>
         <w:tblLook w:firstRow="1" w:lastRow="0" w:firstColumn="0" w:lastColumn="0" w:noHBand="0" w:noVBand="0" w:val="0020"/>
       </w:tblPr>
       <w:tblGrid>
-        <w:gridCol w:w="879"/>
-        <w:gridCol w:w="879"/>
-        <w:gridCol w:w="879"/>
-        <w:gridCol w:w="879"/>
-        <w:gridCol w:w="879"/>
-        <w:gridCol w:w="879"/>
-        <w:gridCol w:w="879"/>
-        <w:gridCol w:w="879"/>
-        <w:gridCol w:w="879"/>
+        <w:gridCol w:w="3960"/>
+        <w:gridCol w:w="3960"/>
       </w:tblGrid>
       <w:tr>
         <w:trPr>
@@ -4868,6 +5374,34 @@
               <w:pStyle w:val="Compact"/>
             </w:pPr>
             <w:r>
+              <w:t xml:space="preserve">Field</w:t>
+            </w:r>
+          </w:p>
+        </w:tc>
+        <w:tc>
+          <w:tcPr/>
+          <w:p>
+            <w:pPr>
+              <w:pStyle w:val="Compact"/>
+            </w:pPr>
+            <w:r>
+              <w:t xml:space="preserve">Value</w:t>
+            </w:r>
+          </w:p>
+        </w:tc>
+      </w:tr>
+      <w:tr>
+        <w:tc>
+          <w:tcPr/>
+          <w:p>
+            <w:pPr>
+              <w:pStyle w:val="Compact"/>
+            </w:pPr>
+            <w:r>
+              <w:rPr>
+                <w:b/>
+                <w:bCs/>
+              </w:rPr>
               <w:t xml:space="preserve">Id</w:t>
             </w:r>
           </w:p>
@@ -4878,7 +5412,21 @@
             <w:pPr>
               <w:pStyle w:val="Compact"/>
             </w:pPr>
-            <w:r>
+          </w:p>
+        </w:tc>
+      </w:tr>
+      <w:tr>
+        <w:tc>
+          <w:tcPr/>
+          <w:p>
+            <w:pPr>
+              <w:pStyle w:val="Compact"/>
+            </w:pPr>
+            <w:r>
+              <w:rPr>
+                <w:b/>
+                <w:bCs/>
+              </w:rPr>
               <w:t xml:space="preserve">Title</w:t>
             </w:r>
           </w:p>
@@ -4889,7 +5437,21 @@
             <w:pPr>
               <w:pStyle w:val="Compact"/>
             </w:pPr>
-            <w:r>
+          </w:p>
+        </w:tc>
+      </w:tr>
+      <w:tr>
+        <w:tc>
+          <w:tcPr/>
+          <w:p>
+            <w:pPr>
+              <w:pStyle w:val="Compact"/>
+            </w:pPr>
+            <w:r>
+              <w:rPr>
+                <w:b/>
+                <w:bCs/>
+              </w:rPr>
               <w:t xml:space="preserve">Status</w:t>
             </w:r>
           </w:p>
@@ -4901,6 +5463,23 @@
               <w:pStyle w:val="Compact"/>
             </w:pPr>
             <w:r>
+              <w:t xml:space="preserve">[ ] Proposed [ ] Accepted [ ] Superseded [ ] Deprecated</w:t>
+            </w:r>
+          </w:p>
+        </w:tc>
+      </w:tr>
+      <w:tr>
+        <w:tc>
+          <w:tcPr/>
+          <w:p>
+            <w:pPr>
+              <w:pStyle w:val="Compact"/>
+            </w:pPr>
+            <w:r>
+              <w:rPr>
+                <w:b/>
+                <w:bCs/>
+              </w:rPr>
               <w:t xml:space="preserve">Date</w:t>
             </w:r>
           </w:p>
@@ -4911,7 +5490,21 @@
             <w:pPr>
               <w:pStyle w:val="Compact"/>
             </w:pPr>
-            <w:r>
+          </w:p>
+        </w:tc>
+      </w:tr>
+      <w:tr>
+        <w:tc>
+          <w:tcPr/>
+          <w:p>
+            <w:pPr>
+              <w:pStyle w:val="Compact"/>
+            </w:pPr>
+            <w:r>
+              <w:rPr>
+                <w:b/>
+                <w:bCs/>
+              </w:rPr>
               <w:t xml:space="preserve">Context</w:t>
             </w:r>
           </w:p>
@@ -4922,7 +5515,21 @@
             <w:pPr>
               <w:pStyle w:val="Compact"/>
             </w:pPr>
-            <w:r>
+          </w:p>
+        </w:tc>
+      </w:tr>
+      <w:tr>
+        <w:tc>
+          <w:tcPr/>
+          <w:p>
+            <w:pPr>
+              <w:pStyle w:val="Compact"/>
+            </w:pPr>
+            <w:r>
+              <w:rPr>
+                <w:b/>
+                <w:bCs/>
+              </w:rPr>
               <w:t xml:space="preserve">Decision</w:t>
             </w:r>
           </w:p>
@@ -4933,7 +5540,21 @@
             <w:pPr>
               <w:pStyle w:val="Compact"/>
             </w:pPr>
-            <w:r>
+          </w:p>
+        </w:tc>
+      </w:tr>
+      <w:tr>
+        <w:tc>
+          <w:tcPr/>
+          <w:p>
+            <w:pPr>
+              <w:pStyle w:val="Compact"/>
+            </w:pPr>
+            <w:r>
+              <w:rPr>
+                <w:b/>
+                <w:bCs/>
+              </w:rPr>
               <w:t xml:space="preserve">Alternatives</w:t>
             </w:r>
           </w:p>
@@ -4944,7 +5565,21 @@
             <w:pPr>
               <w:pStyle w:val="Compact"/>
             </w:pPr>
-            <w:r>
+          </w:p>
+        </w:tc>
+      </w:tr>
+      <w:tr>
+        <w:tc>
+          <w:tcPr/>
+          <w:p>
+            <w:pPr>
+              <w:pStyle w:val="Compact"/>
+            </w:pPr>
+            <w:r>
+              <w:rPr>
+                <w:b/>
+                <w:bCs/>
+              </w:rPr>
               <w:t xml:space="preserve">Consequences</w:t>
             </w:r>
           </w:p>
@@ -4955,78 +5590,23 @@
             <w:pPr>
               <w:pStyle w:val="Compact"/>
             </w:pPr>
-            <w:r>
+          </w:p>
+        </w:tc>
+      </w:tr>
+      <w:tr>
+        <w:tc>
+          <w:tcPr/>
+          <w:p>
+            <w:pPr>
+              <w:pStyle w:val="Compact"/>
+            </w:pPr>
+            <w:r>
+              <w:rPr>
+                <w:b/>
+                <w:bCs/>
+              </w:rPr>
               <w:t xml:space="preserve">Affected Attributes</w:t>
             </w:r>
-          </w:p>
-        </w:tc>
-      </w:tr>
-      <w:tr>
-        <w:tc>
-          <w:tcPr/>
-          <w:p>
-            <w:pPr>
-              <w:pStyle w:val="Compact"/>
-            </w:pPr>
-          </w:p>
-        </w:tc>
-        <w:tc>
-          <w:tcPr/>
-          <w:p>
-            <w:pPr>
-              <w:pStyle w:val="Compact"/>
-            </w:pPr>
-          </w:p>
-        </w:tc>
-        <w:tc>
-          <w:tcPr/>
-          <w:p>
-            <w:pPr>
-              <w:pStyle w:val="Compact"/>
-            </w:pPr>
-            <w:r>
-              <w:t xml:space="preserve">[ ] Proposed [ ] Accepted [ ] Superseded [ ] Deprecated</w:t>
-            </w:r>
-          </w:p>
-        </w:tc>
-        <w:tc>
-          <w:tcPr/>
-          <w:p>
-            <w:pPr>
-              <w:pStyle w:val="Compact"/>
-            </w:pPr>
-          </w:p>
-        </w:tc>
-        <w:tc>
-          <w:tcPr/>
-          <w:p>
-            <w:pPr>
-              <w:pStyle w:val="Compact"/>
-            </w:pPr>
-          </w:p>
-        </w:tc>
-        <w:tc>
-          <w:tcPr/>
-          <w:p>
-            <w:pPr>
-              <w:pStyle w:val="Compact"/>
-            </w:pPr>
-          </w:p>
-        </w:tc>
-        <w:tc>
-          <w:tcPr/>
-          <w:p>
-            <w:pPr>
-              <w:pStyle w:val="Compact"/>
-            </w:pPr>
-          </w:p>
-        </w:tc>
-        <w:tc>
-          <w:tcPr/>
-          <w:p>
-            <w:pPr>
-              <w:pStyle w:val="Compact"/>
-            </w:pPr>
           </w:p>
         </w:tc>
         <w:tc>
@@ -5327,7 +5907,7 @@
                 <w:b/>
                 <w:bCs/>
               </w:rPr>
-              <w:t xml:space="preserve">Dr Strategy</w:t>
+              <w:t xml:space="preserve">DR Strategy</w:t>
             </w:r>
           </w:p>
         </w:tc>
@@ -5383,32 +5963,32 @@
                 <w:b/>
                 <w:bCs/>
               </w:rPr>
-              <w:t xml:space="preserve">Rto Target</w:t>
-            </w:r>
-          </w:p>
-        </w:tc>
-        <w:tc>
-          <w:tcPr/>
-          <w:p>
-            <w:pPr>
-              <w:pStyle w:val="Compact"/>
-            </w:pPr>
-          </w:p>
-        </w:tc>
-      </w:tr>
-      <w:tr>
-        <w:tc>
-          <w:tcPr/>
-          <w:p>
-            <w:pPr>
-              <w:pStyle w:val="Compact"/>
-            </w:pPr>
-            <w:r>
-              <w:rPr>
-                <w:b/>
-                <w:bCs/>
-              </w:rPr>
-              <w:t xml:space="preserve">Rpo Target</w:t>
+              <w:t xml:space="preserve">RTO Target</w:t>
+            </w:r>
+          </w:p>
+        </w:tc>
+        <w:tc>
+          <w:tcPr/>
+          <w:p>
+            <w:pPr>
+              <w:pStyle w:val="Compact"/>
+            </w:pPr>
+          </w:p>
+        </w:tc>
+      </w:tr>
+      <w:tr>
+        <w:tc>
+          <w:tcPr/>
+          <w:p>
+            <w:pPr>
+              <w:pStyle w:val="Compact"/>
+            </w:pPr>
+            <w:r>
+              <w:rPr>
+                <w:b/>
+                <w:bCs/>
+              </w:rPr>
+              <w:t xml:space="preserve">RPO Target</w:t>
             </w:r>
           </w:p>
         </w:tc>
@@ -6233,7 +6813,7 @@
                 <w:b/>
                 <w:bCs/>
               </w:rPr>
-              <w:t xml:space="preserve">Hosting Location Optimised For Carbon</w:t>
+              <w:t xml:space="preserve">Hosting Location Optimised for Carbon</w:t>
             </w:r>
           </w:p>
         </w:tc>
@@ -6261,7 +6841,7 @@
                 <w:b/>
                 <w:bCs/>
               </w:rPr>
-              <w:t xml:space="preserve">Non Prod Auto Shutdown</w:t>
+              <w:t xml:space="preserve">Non-Production Auto-Shutdown</w:t>
             </w:r>
           </w:p>
         </w:tc>
@@ -6289,7 +6869,7 @@
                 <w:b/>
                 <w:bCs/>
               </w:rPr>
-              <w:t xml:space="preserve">Resources Rightsized</w:t>
+              <w:t xml:space="preserve">Resources Right-Sized</w:t>
             </w:r>
           </w:p>
         </w:tc>
@@ -6363,13 +6943,13 @@
       </w:tr>
     </w:tbl>
     <w:bookmarkEnd w:id="78"/>
-    <w:bookmarkStart w:id="79" w:name="quality-attribute-tradeoffs"/>
+    <w:bookmarkStart w:id="79" w:name="quality-attribute-trade-offs"/>
     <w:p>
       <w:pPr>
         <w:pStyle w:val="Heading3"/>
       </w:pPr>
       <w:r>
-        <w:t xml:space="preserve">Quality Attribute Tradeoffs</w:t>
+        <w:t xml:space="preserve">Quality Attribute Trade-offs</w:t>
       </w:r>
     </w:p>
     <w:tbl>
@@ -6925,7 +7505,7 @@
                 <w:b/>
                 <w:bCs/>
               </w:rPr>
-              <w:t xml:space="preserve">Cicd Management</w:t>
+              <w:t xml:space="preserve">CI/CD Management</w:t>
             </w:r>
           </w:p>
         </w:tc>
@@ -7211,6 +7791,259 @@
         <w:t xml:space="preserve">6.2 Assumptions</w:t>
       </w:r>
     </w:p>
+    <w:p>
+      <w:pPr>
+        <w:pStyle w:val="FirstParagraph"/>
+      </w:pPr>
+      <w:r>
+        <w:rPr>
+          <w:i/>
+          <w:iCs/>
+        </w:rPr>
+        <w:t xml:space="preserve">Repeat the table below for each assumption.</w:t>
+      </w:r>
+    </w:p>
+    <w:tbl>
+      <w:tblPr>
+        <w:tblStyle w:val="Table"/>
+        <w:tblW w:type="auto" w:w="0"/>
+        <w:tblLook w:firstRow="1" w:lastRow="0" w:firstColumn="0" w:lastColumn="0" w:noHBand="0" w:noVBand="0" w:val="0020"/>
+      </w:tblPr>
+      <w:tblGrid>
+        <w:gridCol w:w="3960"/>
+        <w:gridCol w:w="3960"/>
+      </w:tblGrid>
+      <w:tr>
+        <w:trPr>
+          <w:tblHeader w:val="on"/>
+        </w:trPr>
+        <w:tc>
+          <w:tcPr/>
+          <w:p>
+            <w:pPr>
+              <w:pStyle w:val="Compact"/>
+            </w:pPr>
+            <w:r>
+              <w:t xml:space="preserve">Field</w:t>
+            </w:r>
+          </w:p>
+        </w:tc>
+        <w:tc>
+          <w:tcPr/>
+          <w:p>
+            <w:pPr>
+              <w:pStyle w:val="Compact"/>
+            </w:pPr>
+            <w:r>
+              <w:t xml:space="preserve">Value</w:t>
+            </w:r>
+          </w:p>
+        </w:tc>
+      </w:tr>
+      <w:tr>
+        <w:tc>
+          <w:tcPr/>
+          <w:p>
+            <w:pPr>
+              <w:pStyle w:val="Compact"/>
+            </w:pPr>
+            <w:r>
+              <w:rPr>
+                <w:b/>
+                <w:bCs/>
+              </w:rPr>
+              <w:t xml:space="preserve">Id</w:t>
+            </w:r>
+          </w:p>
+        </w:tc>
+        <w:tc>
+          <w:tcPr/>
+          <w:p>
+            <w:pPr>
+              <w:pStyle w:val="Compact"/>
+            </w:pPr>
+          </w:p>
+        </w:tc>
+      </w:tr>
+      <w:tr>
+        <w:tc>
+          <w:tcPr/>
+          <w:p>
+            <w:pPr>
+              <w:pStyle w:val="Compact"/>
+            </w:pPr>
+            <w:r>
+              <w:rPr>
+                <w:b/>
+                <w:bCs/>
+              </w:rPr>
+              <w:t xml:space="preserve">Assumption</w:t>
+            </w:r>
+          </w:p>
+        </w:tc>
+        <w:tc>
+          <w:tcPr/>
+          <w:p>
+            <w:pPr>
+              <w:pStyle w:val="Compact"/>
+            </w:pPr>
+          </w:p>
+        </w:tc>
+      </w:tr>
+      <w:tr>
+        <w:tc>
+          <w:tcPr/>
+          <w:p>
+            <w:pPr>
+              <w:pStyle w:val="Compact"/>
+            </w:pPr>
+            <w:r>
+              <w:rPr>
+                <w:b/>
+                <w:bCs/>
+              </w:rPr>
+              <w:t xml:space="preserve">Impact If False</w:t>
+            </w:r>
+          </w:p>
+        </w:tc>
+        <w:tc>
+          <w:tcPr/>
+          <w:p>
+            <w:pPr>
+              <w:pStyle w:val="Compact"/>
+            </w:pPr>
+          </w:p>
+        </w:tc>
+      </w:tr>
+      <w:tr>
+        <w:tc>
+          <w:tcPr/>
+          <w:p>
+            <w:pPr>
+              <w:pStyle w:val="Compact"/>
+            </w:pPr>
+            <w:r>
+              <w:rPr>
+                <w:b/>
+                <w:bCs/>
+              </w:rPr>
+              <w:t xml:space="preserve">Certainty</w:t>
+            </w:r>
+          </w:p>
+        </w:tc>
+        <w:tc>
+          <w:tcPr/>
+          <w:p>
+            <w:pPr>
+              <w:pStyle w:val="Compact"/>
+            </w:pPr>
+            <w:r>
+              <w:t xml:space="preserve">[ ] High [ ] Medium [ ] Low</w:t>
+            </w:r>
+          </w:p>
+        </w:tc>
+      </w:tr>
+      <w:tr>
+        <w:tc>
+          <w:tcPr/>
+          <w:p>
+            <w:pPr>
+              <w:pStyle w:val="Compact"/>
+            </w:pPr>
+            <w:r>
+              <w:rPr>
+                <w:b/>
+                <w:bCs/>
+              </w:rPr>
+              <w:t xml:space="preserve">Status</w:t>
+            </w:r>
+          </w:p>
+        </w:tc>
+        <w:tc>
+          <w:tcPr/>
+          <w:p>
+            <w:pPr>
+              <w:pStyle w:val="Compact"/>
+            </w:pPr>
+            <w:r>
+              <w:t xml:space="preserve">[ ] Open [ ] Closed</w:t>
+            </w:r>
+          </w:p>
+        </w:tc>
+      </w:tr>
+      <w:tr>
+        <w:tc>
+          <w:tcPr/>
+          <w:p>
+            <w:pPr>
+              <w:pStyle w:val="Compact"/>
+            </w:pPr>
+            <w:r>
+              <w:rPr>
+                <w:b/>
+                <w:bCs/>
+              </w:rPr>
+              <w:t xml:space="preserve">Owner</w:t>
+            </w:r>
+          </w:p>
+        </w:tc>
+        <w:tc>
+          <w:tcPr/>
+          <w:p>
+            <w:pPr>
+              <w:pStyle w:val="Compact"/>
+            </w:pPr>
+          </w:p>
+        </w:tc>
+      </w:tr>
+      <w:tr>
+        <w:tc>
+          <w:tcPr/>
+          <w:p>
+            <w:pPr>
+              <w:pStyle w:val="Compact"/>
+            </w:pPr>
+            <w:r>
+              <w:rPr>
+                <w:b/>
+                <w:bCs/>
+              </w:rPr>
+              <w:t xml:space="preserve">Evidence</w:t>
+            </w:r>
+          </w:p>
+        </w:tc>
+        <w:tc>
+          <w:tcPr/>
+          <w:p>
+            <w:pPr>
+              <w:pStyle w:val="Compact"/>
+            </w:pPr>
+          </w:p>
+        </w:tc>
+      </w:tr>
+    </w:tbl>
+    <w:bookmarkEnd w:id="85"/>
+    <w:bookmarkStart w:id="86" w:name="risks"/>
+    <w:p>
+      <w:pPr>
+        <w:pStyle w:val="Heading3"/>
+      </w:pPr>
+      <w:r>
+        <w:t xml:space="preserve">6.3 Risks</w:t>
+      </w:r>
+    </w:p>
+    <w:p>
+      <w:pPr>
+        <w:pStyle w:val="FirstParagraph"/>
+      </w:pPr>
+      <w:r>
+        <w:rPr>
+          <w:i/>
+          <w:iCs/>
+        </w:rPr>
+        <w:t xml:space="preserve">Repeat the table below for each risk.</w:t>
+      </w:r>
+    </w:p>
     <w:tbl>
       <w:tblPr>
         <w:tblStyle w:val="Table"/>
@@ -7219,13 +8052,8 @@
         <w:tblLook w:firstRow="1" w:lastRow="0" w:firstColumn="0" w:lastColumn="0" w:noHBand="0" w:noVBand="0" w:val="0020"/>
       </w:tblPr>
       <w:tblGrid>
-        <w:gridCol w:w="1131"/>
-        <w:gridCol w:w="1131"/>
-        <w:gridCol w:w="1131"/>
-        <w:gridCol w:w="1131"/>
-        <w:gridCol w:w="1131"/>
-        <w:gridCol w:w="1131"/>
-        <w:gridCol w:w="1131"/>
+        <w:gridCol w:w="3960"/>
+        <w:gridCol w:w="3960"/>
       </w:tblGrid>
       <w:tr>
         <w:trPr>
@@ -7238,6 +8066,34 @@
               <w:pStyle w:val="Compact"/>
             </w:pPr>
             <w:r>
+              <w:t xml:space="preserve">Field</w:t>
+            </w:r>
+          </w:p>
+        </w:tc>
+        <w:tc>
+          <w:tcPr/>
+          <w:p>
+            <w:pPr>
+              <w:pStyle w:val="Compact"/>
+            </w:pPr>
+            <w:r>
+              <w:t xml:space="preserve">Value</w:t>
+            </w:r>
+          </w:p>
+        </w:tc>
+      </w:tr>
+      <w:tr>
+        <w:tc>
+          <w:tcPr/>
+          <w:p>
+            <w:pPr>
+              <w:pStyle w:val="Compact"/>
+            </w:pPr>
+            <w:r>
+              <w:rPr>
+                <w:b/>
+                <w:bCs/>
+              </w:rPr>
               <w:t xml:space="preserve">Id</w:t>
             </w:r>
           </w:p>
@@ -7248,51 +8104,211 @@
             <w:pPr>
               <w:pStyle w:val="Compact"/>
             </w:pPr>
-            <w:r>
-              <w:t xml:space="preserve">Assumption</w:t>
-            </w:r>
-          </w:p>
-        </w:tc>
-        <w:tc>
-          <w:tcPr/>
-          <w:p>
-            <w:pPr>
-              <w:pStyle w:val="Compact"/>
-            </w:pPr>
-            <w:r>
-              <w:t xml:space="preserve">Impact If False</w:t>
-            </w:r>
-          </w:p>
-        </w:tc>
-        <w:tc>
-          <w:tcPr/>
-          <w:p>
-            <w:pPr>
-              <w:pStyle w:val="Compact"/>
-            </w:pPr>
-            <w:r>
-              <w:t xml:space="preserve">Certainty</w:t>
-            </w:r>
-          </w:p>
-        </w:tc>
-        <w:tc>
-          <w:tcPr/>
-          <w:p>
-            <w:pPr>
-              <w:pStyle w:val="Compact"/>
-            </w:pPr>
-            <w:r>
-              <w:t xml:space="preserve">Status</w:t>
-            </w:r>
-          </w:p>
-        </w:tc>
-        <w:tc>
-          <w:tcPr/>
-          <w:p>
-            <w:pPr>
-              <w:pStyle w:val="Compact"/>
-            </w:pPr>
-            <w:r>
+          </w:p>
+        </w:tc>
+      </w:tr>
+      <w:tr>
+        <w:tc>
+          <w:tcPr/>
+          <w:p>
+            <w:pPr>
+              <w:pStyle w:val="Compact"/>
+            </w:pPr>
+            <w:r>
+              <w:rPr>
+                <w:b/>
+                <w:bCs/>
+              </w:rPr>
+              <w:t xml:space="preserve">Risk Event</w:t>
+            </w:r>
+          </w:p>
+        </w:tc>
+        <w:tc>
+          <w:tcPr/>
+          <w:p>
+            <w:pPr>
+              <w:pStyle w:val="Compact"/>
+            </w:pPr>
+          </w:p>
+        </w:tc>
+      </w:tr>
+      <w:tr>
+        <w:tc>
+          <w:tcPr/>
+          <w:p>
+            <w:pPr>
+              <w:pStyle w:val="Compact"/>
+            </w:pPr>
+            <w:r>
+              <w:rPr>
+                <w:b/>
+                <w:bCs/>
+              </w:rPr>
+              <w:t xml:space="preserve">Risk Category</w:t>
+            </w:r>
+          </w:p>
+        </w:tc>
+        <w:tc>
+          <w:tcPr/>
+          <w:p>
+            <w:pPr>
+              <w:pStyle w:val="Compact"/>
+            </w:pPr>
+            <w:r>
+              <w:t xml:space="preserve">[ ] Technical [ ] Security [ ] Operational [ ] Delivery [ ] Commercial [ ] Compliance [ ] Other</w:t>
+            </w:r>
+          </w:p>
+        </w:tc>
+      </w:tr>
+      <w:tr>
+        <w:tc>
+          <w:tcPr/>
+          <w:p>
+            <w:pPr>
+              <w:pStyle w:val="Compact"/>
+            </w:pPr>
+            <w:r>
+              <w:rPr>
+                <w:b/>
+                <w:bCs/>
+              </w:rPr>
+              <w:t xml:space="preserve">Severity</w:t>
+            </w:r>
+          </w:p>
+        </w:tc>
+        <w:tc>
+          <w:tcPr/>
+          <w:p>
+            <w:pPr>
+              <w:pStyle w:val="Compact"/>
+            </w:pPr>
+            <w:r>
+              <w:t xml:space="preserve">[ ] Critical [ ] High [ ] Medium [ ] Low [ ] Negligible</w:t>
+            </w:r>
+          </w:p>
+        </w:tc>
+      </w:tr>
+      <w:tr>
+        <w:tc>
+          <w:tcPr/>
+          <w:p>
+            <w:pPr>
+              <w:pStyle w:val="Compact"/>
+            </w:pPr>
+            <w:r>
+              <w:rPr>
+                <w:b/>
+                <w:bCs/>
+              </w:rPr>
+              <w:t xml:space="preserve">Likelihood</w:t>
+            </w:r>
+          </w:p>
+        </w:tc>
+        <w:tc>
+          <w:tcPr/>
+          <w:p>
+            <w:pPr>
+              <w:pStyle w:val="Compact"/>
+            </w:pPr>
+            <w:r>
+              <w:t xml:space="preserve">[ ] Critical [ ] High [ ] Medium [ ] Low [ ] Negligible</w:t>
+            </w:r>
+          </w:p>
+        </w:tc>
+      </w:tr>
+      <w:tr>
+        <w:tc>
+          <w:tcPr/>
+          <w:p>
+            <w:pPr>
+              <w:pStyle w:val="Compact"/>
+            </w:pPr>
+            <w:r>
+              <w:rPr>
+                <w:b/>
+                <w:bCs/>
+              </w:rPr>
+              <w:t xml:space="preserve">Mitigation Strategy</w:t>
+            </w:r>
+          </w:p>
+        </w:tc>
+        <w:tc>
+          <w:tcPr/>
+          <w:p>
+            <w:pPr>
+              <w:pStyle w:val="Compact"/>
+            </w:pPr>
+            <w:r>
+              <w:t xml:space="preserve">[ ] Accept [ ] Mitigate [ ] Transfer [ ] Avoid</w:t>
+            </w:r>
+          </w:p>
+        </w:tc>
+      </w:tr>
+      <w:tr>
+        <w:tc>
+          <w:tcPr/>
+          <w:p>
+            <w:pPr>
+              <w:pStyle w:val="Compact"/>
+            </w:pPr>
+            <w:r>
+              <w:rPr>
+                <w:b/>
+                <w:bCs/>
+              </w:rPr>
+              <w:t xml:space="preserve">Mitigation Plan</w:t>
+            </w:r>
+          </w:p>
+        </w:tc>
+        <w:tc>
+          <w:tcPr/>
+          <w:p>
+            <w:pPr>
+              <w:pStyle w:val="Compact"/>
+            </w:pPr>
+          </w:p>
+        </w:tc>
+      </w:tr>
+      <w:tr>
+        <w:tc>
+          <w:tcPr/>
+          <w:p>
+            <w:pPr>
+              <w:pStyle w:val="Compact"/>
+            </w:pPr>
+            <w:r>
+              <w:rPr>
+                <w:b/>
+                <w:bCs/>
+              </w:rPr>
+              <w:t xml:space="preserve">Residual Risk</w:t>
+            </w:r>
+          </w:p>
+        </w:tc>
+        <w:tc>
+          <w:tcPr/>
+          <w:p>
+            <w:pPr>
+              <w:pStyle w:val="Compact"/>
+            </w:pPr>
+            <w:r>
+              <w:t xml:space="preserve">[ ] Critical [ ] High [ ] Medium [ ] Low [ ] Negligible</w:t>
+            </w:r>
+          </w:p>
+        </w:tc>
+      </w:tr>
+      <w:tr>
+        <w:tc>
+          <w:tcPr/>
+          <w:p>
+            <w:pPr>
+              <w:pStyle w:val="Compact"/>
+            </w:pPr>
+            <w:r>
+              <w:rPr>
+                <w:b/>
+                <w:bCs/>
+              </w:rPr>
               <w:t xml:space="preserve">Owner</w:t>
             </w:r>
           </w:p>
@@ -7303,65 +8319,23 @@
             <w:pPr>
               <w:pStyle w:val="Compact"/>
             </w:pPr>
-            <w:r>
-              <w:t xml:space="preserve">Evidence</w:t>
-            </w:r>
-          </w:p>
-        </w:tc>
-      </w:tr>
-      <w:tr>
-        <w:tc>
-          <w:tcPr/>
-          <w:p>
-            <w:pPr>
-              <w:pStyle w:val="Compact"/>
-            </w:pPr>
-          </w:p>
-        </w:tc>
-        <w:tc>
-          <w:tcPr/>
-          <w:p>
-            <w:pPr>
-              <w:pStyle w:val="Compact"/>
-            </w:pPr>
-          </w:p>
-        </w:tc>
-        <w:tc>
-          <w:tcPr/>
-          <w:p>
-            <w:pPr>
-              <w:pStyle w:val="Compact"/>
-            </w:pPr>
-          </w:p>
-        </w:tc>
-        <w:tc>
-          <w:tcPr/>
-          <w:p>
-            <w:pPr>
-              <w:pStyle w:val="Compact"/>
-            </w:pPr>
-            <w:r>
-              <w:t xml:space="preserve">[ ] High [ ] Medium [ ] Low</w:t>
-            </w:r>
-          </w:p>
-        </w:tc>
-        <w:tc>
-          <w:tcPr/>
-          <w:p>
-            <w:pPr>
-              <w:pStyle w:val="Compact"/>
-            </w:pPr>
-            <w:r>
-              <w:t xml:space="preserve">[ ] Open [ ] Closed</w:t>
-            </w:r>
-          </w:p>
-        </w:tc>
-        <w:tc>
-          <w:tcPr/>
-          <w:p>
-            <w:pPr>
-              <w:pStyle w:val="Compact"/>
-            </w:pPr>
+          </w:p>
+        </w:tc>
+      </w:tr>
+      <w:tr>
+        <w:tc>
+          <w:tcPr/>
+          <w:p>
+            <w:pPr>
+              <w:pStyle w:val="Compact"/>
+            </w:pPr>
+            <w:r>
+              <w:rPr>
+                <w:b/>
+                <w:bCs/>
+              </w:rPr>
+              <w:t xml:space="preserve">Last Assessed</w:t>
+            </w:r>
           </w:p>
         </w:tc>
         <w:tc>
@@ -7374,14 +8348,267 @@
         </w:tc>
       </w:tr>
     </w:tbl>
-    <w:bookmarkEnd w:id="85"/>
-    <w:bookmarkStart w:id="86" w:name="risks"/>
+    <w:bookmarkEnd w:id="86"/>
+    <w:bookmarkStart w:id="87" w:name="dependencies"/>
     <w:p>
       <w:pPr>
         <w:pStyle w:val="Heading3"/>
       </w:pPr>
       <w:r>
-        <w:t xml:space="preserve">6.3 Risks</w:t>
+        <w:t xml:space="preserve">6.4 Dependencies</w:t>
+      </w:r>
+    </w:p>
+    <w:p>
+      <w:pPr>
+        <w:pStyle w:val="FirstParagraph"/>
+      </w:pPr>
+      <w:r>
+        <w:rPr>
+          <w:i/>
+          <w:iCs/>
+        </w:rPr>
+        <w:t xml:space="preserve">Repeat the table below for each dependency.</w:t>
+      </w:r>
+    </w:p>
+    <w:tbl>
+      <w:tblPr>
+        <w:tblStyle w:val="Table"/>
+        <w:tblW w:type="auto" w:w="0"/>
+        <w:tblLook w:firstRow="1" w:lastRow="0" w:firstColumn="0" w:lastColumn="0" w:noHBand="0" w:noVBand="0" w:val="0020"/>
+      </w:tblPr>
+      <w:tblGrid>
+        <w:gridCol w:w="3960"/>
+        <w:gridCol w:w="3960"/>
+      </w:tblGrid>
+      <w:tr>
+        <w:trPr>
+          <w:tblHeader w:val="on"/>
+        </w:trPr>
+        <w:tc>
+          <w:tcPr/>
+          <w:p>
+            <w:pPr>
+              <w:pStyle w:val="Compact"/>
+            </w:pPr>
+            <w:r>
+              <w:t xml:space="preserve">Field</w:t>
+            </w:r>
+          </w:p>
+        </w:tc>
+        <w:tc>
+          <w:tcPr/>
+          <w:p>
+            <w:pPr>
+              <w:pStyle w:val="Compact"/>
+            </w:pPr>
+            <w:r>
+              <w:t xml:space="preserve">Value</w:t>
+            </w:r>
+          </w:p>
+        </w:tc>
+      </w:tr>
+      <w:tr>
+        <w:tc>
+          <w:tcPr/>
+          <w:p>
+            <w:pPr>
+              <w:pStyle w:val="Compact"/>
+            </w:pPr>
+            <w:r>
+              <w:rPr>
+                <w:b/>
+                <w:bCs/>
+              </w:rPr>
+              <w:t xml:space="preserve">Id</w:t>
+            </w:r>
+          </w:p>
+        </w:tc>
+        <w:tc>
+          <w:tcPr/>
+          <w:p>
+            <w:pPr>
+              <w:pStyle w:val="Compact"/>
+            </w:pPr>
+          </w:p>
+        </w:tc>
+      </w:tr>
+      <w:tr>
+        <w:tc>
+          <w:tcPr/>
+          <w:p>
+            <w:pPr>
+              <w:pStyle w:val="Compact"/>
+            </w:pPr>
+            <w:r>
+              <w:rPr>
+                <w:b/>
+                <w:bCs/>
+              </w:rPr>
+              <w:t xml:space="preserve">Dependency</w:t>
+            </w:r>
+          </w:p>
+        </w:tc>
+        <w:tc>
+          <w:tcPr/>
+          <w:p>
+            <w:pPr>
+              <w:pStyle w:val="Compact"/>
+            </w:pPr>
+          </w:p>
+        </w:tc>
+      </w:tr>
+      <w:tr>
+        <w:tc>
+          <w:tcPr/>
+          <w:p>
+            <w:pPr>
+              <w:pStyle w:val="Compact"/>
+            </w:pPr>
+            <w:r>
+              <w:rPr>
+                <w:b/>
+                <w:bCs/>
+              </w:rPr>
+              <w:t xml:space="preserve">Direction</w:t>
+            </w:r>
+          </w:p>
+        </w:tc>
+        <w:tc>
+          <w:tcPr/>
+          <w:p>
+            <w:pPr>
+              <w:pStyle w:val="Compact"/>
+            </w:pPr>
+            <w:r>
+              <w:t xml:space="preserve">[ ] Inbound [ ] Outbound</w:t>
+            </w:r>
+          </w:p>
+        </w:tc>
+      </w:tr>
+      <w:tr>
+        <w:tc>
+          <w:tcPr/>
+          <w:p>
+            <w:pPr>
+              <w:pStyle w:val="Compact"/>
+            </w:pPr>
+            <w:r>
+              <w:rPr>
+                <w:b/>
+                <w:bCs/>
+              </w:rPr>
+              <w:t xml:space="preserve">Status</w:t>
+            </w:r>
+          </w:p>
+        </w:tc>
+        <w:tc>
+          <w:tcPr/>
+          <w:p>
+            <w:pPr>
+              <w:pStyle w:val="Compact"/>
+            </w:pPr>
+            <w:r>
+              <w:t xml:space="preserve">[ ] Committed [ ] Not Committed [ ] Resolved</w:t>
+            </w:r>
+          </w:p>
+        </w:tc>
+      </w:tr>
+      <w:tr>
+        <w:tc>
+          <w:tcPr/>
+          <w:p>
+            <w:pPr>
+              <w:pStyle w:val="Compact"/>
+            </w:pPr>
+            <w:r>
+              <w:rPr>
+                <w:b/>
+                <w:bCs/>
+              </w:rPr>
+              <w:t xml:space="preserve">Owner</w:t>
+            </w:r>
+          </w:p>
+        </w:tc>
+        <w:tc>
+          <w:tcPr/>
+          <w:p>
+            <w:pPr>
+              <w:pStyle w:val="Compact"/>
+            </w:pPr>
+          </w:p>
+        </w:tc>
+      </w:tr>
+      <w:tr>
+        <w:tc>
+          <w:tcPr/>
+          <w:p>
+            <w:pPr>
+              <w:pStyle w:val="Compact"/>
+            </w:pPr>
+            <w:r>
+              <w:rPr>
+                <w:b/>
+                <w:bCs/>
+              </w:rPr>
+              <w:t xml:space="preserve">Evidence</w:t>
+            </w:r>
+          </w:p>
+        </w:tc>
+        <w:tc>
+          <w:tcPr/>
+          <w:p>
+            <w:pPr>
+              <w:pStyle w:val="Compact"/>
+            </w:pPr>
+          </w:p>
+        </w:tc>
+      </w:tr>
+      <w:tr>
+        <w:tc>
+          <w:tcPr/>
+          <w:p>
+            <w:pPr>
+              <w:pStyle w:val="Compact"/>
+            </w:pPr>
+            <w:r>
+              <w:rPr>
+                <w:b/>
+                <w:bCs/>
+              </w:rPr>
+              <w:t xml:space="preserve">Last Assessed</w:t>
+            </w:r>
+          </w:p>
+        </w:tc>
+        <w:tc>
+          <w:tcPr/>
+          <w:p>
+            <w:pPr>
+              <w:pStyle w:val="Compact"/>
+            </w:pPr>
+          </w:p>
+        </w:tc>
+      </w:tr>
+    </w:tbl>
+    <w:bookmarkEnd w:id="87"/>
+    <w:bookmarkStart w:id="88" w:name="issues"/>
+    <w:p>
+      <w:pPr>
+        <w:pStyle w:val="Heading3"/>
+      </w:pPr>
+      <w:r>
+        <w:t xml:space="preserve">6.5 Issues</w:t>
+      </w:r>
+    </w:p>
+    <w:p>
+      <w:pPr>
+        <w:pStyle w:val="FirstParagraph"/>
+      </w:pPr>
+      <w:r>
+        <w:rPr>
+          <w:i/>
+          <w:iCs/>
+        </w:rPr>
+        <w:t xml:space="preserve">Repeat the table below for each issue.</w:t>
       </w:r>
     </w:p>
     <w:tbl>
@@ -7392,16 +8619,8 @@
         <w:tblLook w:firstRow="1" w:lastRow="0" w:firstColumn="0" w:lastColumn="0" w:noHBand="0" w:noVBand="0" w:val="0020"/>
       </w:tblPr>
       <w:tblGrid>
-        <w:gridCol w:w="792"/>
-        <w:gridCol w:w="792"/>
-        <w:gridCol w:w="792"/>
-        <w:gridCol w:w="792"/>
-        <w:gridCol w:w="792"/>
-        <w:gridCol w:w="792"/>
-        <w:gridCol w:w="792"/>
-        <w:gridCol w:w="792"/>
-        <w:gridCol w:w="792"/>
-        <w:gridCol w:w="792"/>
+        <w:gridCol w:w="3960"/>
+        <w:gridCol w:w="3960"/>
       </w:tblGrid>
       <w:tr>
         <w:trPr>
@@ -7414,6 +8633,34 @@
               <w:pStyle w:val="Compact"/>
             </w:pPr>
             <w:r>
+              <w:t xml:space="preserve">Field</w:t>
+            </w:r>
+          </w:p>
+        </w:tc>
+        <w:tc>
+          <w:tcPr/>
+          <w:p>
+            <w:pPr>
+              <w:pStyle w:val="Compact"/>
+            </w:pPr>
+            <w:r>
+              <w:t xml:space="preserve">Value</w:t>
+            </w:r>
+          </w:p>
+        </w:tc>
+      </w:tr>
+      <w:tr>
+        <w:tc>
+          <w:tcPr/>
+          <w:p>
+            <w:pPr>
+              <w:pStyle w:val="Compact"/>
+            </w:pPr>
+            <w:r>
+              <w:rPr>
+                <w:b/>
+                <w:bCs/>
+              </w:rPr>
               <w:t xml:space="preserve">Id</w:t>
             </w:r>
           </w:p>
@@ -7424,84 +8671,102 @@
             <w:pPr>
               <w:pStyle w:val="Compact"/>
             </w:pPr>
-            <w:r>
-              <w:t xml:space="preserve">Risk Event</w:t>
-            </w:r>
-          </w:p>
-        </w:tc>
-        <w:tc>
-          <w:tcPr/>
-          <w:p>
-            <w:pPr>
-              <w:pStyle w:val="Compact"/>
-            </w:pPr>
-            <w:r>
-              <w:t xml:space="preserve">Risk Category</w:t>
-            </w:r>
-          </w:p>
-        </w:tc>
-        <w:tc>
-          <w:tcPr/>
-          <w:p>
-            <w:pPr>
-              <w:pStyle w:val="Compact"/>
-            </w:pPr>
-            <w:r>
-              <w:t xml:space="preserve">Severity</w:t>
-            </w:r>
-          </w:p>
-        </w:tc>
-        <w:tc>
-          <w:tcPr/>
-          <w:p>
-            <w:pPr>
-              <w:pStyle w:val="Compact"/>
-            </w:pPr>
-            <w:r>
-              <w:t xml:space="preserve">Likelihood</w:t>
-            </w:r>
-          </w:p>
-        </w:tc>
-        <w:tc>
-          <w:tcPr/>
-          <w:p>
-            <w:pPr>
-              <w:pStyle w:val="Compact"/>
-            </w:pPr>
-            <w:r>
-              <w:t xml:space="preserve">Mitigation Strategy</w:t>
-            </w:r>
-          </w:p>
-        </w:tc>
-        <w:tc>
-          <w:tcPr/>
-          <w:p>
-            <w:pPr>
-              <w:pStyle w:val="Compact"/>
-            </w:pPr>
-            <w:r>
-              <w:t xml:space="preserve">Mitigation Plan</w:t>
-            </w:r>
-          </w:p>
-        </w:tc>
-        <w:tc>
-          <w:tcPr/>
-          <w:p>
-            <w:pPr>
-              <w:pStyle w:val="Compact"/>
-            </w:pPr>
-            <w:r>
-              <w:t xml:space="preserve">Residual Risk</w:t>
-            </w:r>
-          </w:p>
-        </w:tc>
-        <w:tc>
-          <w:tcPr/>
-          <w:p>
-            <w:pPr>
-              <w:pStyle w:val="Compact"/>
-            </w:pPr>
-            <w:r>
+          </w:p>
+        </w:tc>
+      </w:tr>
+      <w:tr>
+        <w:tc>
+          <w:tcPr/>
+          <w:p>
+            <w:pPr>
+              <w:pStyle w:val="Compact"/>
+            </w:pPr>
+            <w:r>
+              <w:rPr>
+                <w:b/>
+                <w:bCs/>
+              </w:rPr>
+              <w:t xml:space="preserve">Issue</w:t>
+            </w:r>
+          </w:p>
+        </w:tc>
+        <w:tc>
+          <w:tcPr/>
+          <w:p>
+            <w:pPr>
+              <w:pStyle w:val="Compact"/>
+            </w:pPr>
+          </w:p>
+        </w:tc>
+      </w:tr>
+      <w:tr>
+        <w:tc>
+          <w:tcPr/>
+          <w:p>
+            <w:pPr>
+              <w:pStyle w:val="Compact"/>
+            </w:pPr>
+            <w:r>
+              <w:rPr>
+                <w:b/>
+                <w:bCs/>
+              </w:rPr>
+              <w:t xml:space="preserve">Category</w:t>
+            </w:r>
+          </w:p>
+        </w:tc>
+        <w:tc>
+          <w:tcPr/>
+          <w:p>
+            <w:pPr>
+              <w:pStyle w:val="Compact"/>
+            </w:pPr>
+            <w:r>
+              <w:t xml:space="preserve">[ ] Technical [ ] Security [ ] Operational [ ] Delivery [ ] Commercial</w:t>
+            </w:r>
+          </w:p>
+        </w:tc>
+      </w:tr>
+      <w:tr>
+        <w:tc>
+          <w:tcPr/>
+          <w:p>
+            <w:pPr>
+              <w:pStyle w:val="Compact"/>
+            </w:pPr>
+            <w:r>
+              <w:rPr>
+                <w:b/>
+                <w:bCs/>
+              </w:rPr>
+              <w:t xml:space="preserve">Impact</w:t>
+            </w:r>
+          </w:p>
+        </w:tc>
+        <w:tc>
+          <w:tcPr/>
+          <w:p>
+            <w:pPr>
+              <w:pStyle w:val="Compact"/>
+            </w:pPr>
+            <w:r>
+              <w:t xml:space="preserve">[ ] Critical [ ] High [ ] Medium [ ] Low [ ] Negligible</w:t>
+            </w:r>
+          </w:p>
+        </w:tc>
+      </w:tr>
+      <w:tr>
+        <w:tc>
+          <w:tcPr/>
+          <w:p>
+            <w:pPr>
+              <w:pStyle w:val="Compact"/>
+            </w:pPr>
+            <w:r>
+              <w:rPr>
+                <w:b/>
+                <w:bCs/>
+              </w:rPr>
               <w:t xml:space="preserve">Owner</w:t>
             </w:r>
           </w:p>
@@ -7512,466 +8777,75 @@
             <w:pPr>
               <w:pStyle w:val="Compact"/>
             </w:pPr>
-            <w:r>
+          </w:p>
+        </w:tc>
+      </w:tr>
+      <w:tr>
+        <w:tc>
+          <w:tcPr/>
+          <w:p>
+            <w:pPr>
+              <w:pStyle w:val="Compact"/>
+            </w:pPr>
+            <w:r>
+              <w:rPr>
+                <w:b/>
+                <w:bCs/>
+              </w:rPr>
+              <w:t xml:space="preserve">Resolution Plan</w:t>
+            </w:r>
+          </w:p>
+        </w:tc>
+        <w:tc>
+          <w:tcPr/>
+          <w:p>
+            <w:pPr>
+              <w:pStyle w:val="Compact"/>
+            </w:pPr>
+          </w:p>
+        </w:tc>
+      </w:tr>
+      <w:tr>
+        <w:tc>
+          <w:tcPr/>
+          <w:p>
+            <w:pPr>
+              <w:pStyle w:val="Compact"/>
+            </w:pPr>
+            <w:r>
+              <w:rPr>
+                <w:b/>
+                <w:bCs/>
+              </w:rPr>
+              <w:t xml:space="preserve">Status</w:t>
+            </w:r>
+          </w:p>
+        </w:tc>
+        <w:tc>
+          <w:tcPr/>
+          <w:p>
+            <w:pPr>
+              <w:pStyle w:val="Compact"/>
+            </w:pPr>
+            <w:r>
+              <w:t xml:space="preserve">[ ] Open [ ] In Progress [ ] Resolved</w:t>
+            </w:r>
+          </w:p>
+        </w:tc>
+      </w:tr>
+      <w:tr>
+        <w:tc>
+          <w:tcPr/>
+          <w:p>
+            <w:pPr>
+              <w:pStyle w:val="Compact"/>
+            </w:pPr>
+            <w:r>
+              <w:rPr>
+                <w:b/>
+                <w:bCs/>
+              </w:rPr>
               <w:t xml:space="preserve">Last Assessed</w:t>
-            </w:r>
-          </w:p>
-        </w:tc>
-      </w:tr>
-      <w:tr>
-        <w:tc>
-          <w:tcPr/>
-          <w:p>
-            <w:pPr>
-              <w:pStyle w:val="Compact"/>
-            </w:pPr>
-          </w:p>
-        </w:tc>
-        <w:tc>
-          <w:tcPr/>
-          <w:p>
-            <w:pPr>
-              <w:pStyle w:val="Compact"/>
-            </w:pPr>
-          </w:p>
-        </w:tc>
-        <w:tc>
-          <w:tcPr/>
-          <w:p>
-            <w:pPr>
-              <w:pStyle w:val="Compact"/>
-            </w:pPr>
-            <w:r>
-              <w:t xml:space="preserve">[ ] Technical [ ] Security [ ] Operational [ ] Delivery [ ] Commercial [ ] Compliance [ ] Other</w:t>
-            </w:r>
-          </w:p>
-        </w:tc>
-        <w:tc>
-          <w:tcPr/>
-          <w:p>
-            <w:pPr>
-              <w:pStyle w:val="Compact"/>
-            </w:pPr>
-            <w:r>
-              <w:t xml:space="preserve">[ ] Critical [ ] High [ ] Medium [ ] Low [ ] Negligible</w:t>
-            </w:r>
-          </w:p>
-        </w:tc>
-        <w:tc>
-          <w:tcPr/>
-          <w:p>
-            <w:pPr>
-              <w:pStyle w:val="Compact"/>
-            </w:pPr>
-            <w:r>
-              <w:t xml:space="preserve">[ ] Critical [ ] High [ ] Medium [ ] Low [ ] Negligible</w:t>
-            </w:r>
-          </w:p>
-        </w:tc>
-        <w:tc>
-          <w:tcPr/>
-          <w:p>
-            <w:pPr>
-              <w:pStyle w:val="Compact"/>
-            </w:pPr>
-            <w:r>
-              <w:t xml:space="preserve">[ ] Accept [ ] Mitigate [ ] Transfer [ ] Avoid</w:t>
-            </w:r>
-          </w:p>
-        </w:tc>
-        <w:tc>
-          <w:tcPr/>
-          <w:p>
-            <w:pPr>
-              <w:pStyle w:val="Compact"/>
-            </w:pPr>
-          </w:p>
-        </w:tc>
-        <w:tc>
-          <w:tcPr/>
-          <w:p>
-            <w:pPr>
-              <w:pStyle w:val="Compact"/>
-            </w:pPr>
-            <w:r>
-              <w:t xml:space="preserve">[ ] Critical [ ] High [ ] Medium [ ] Low [ ] Negligible</w:t>
-            </w:r>
-          </w:p>
-        </w:tc>
-        <w:tc>
-          <w:tcPr/>
-          <w:p>
-            <w:pPr>
-              <w:pStyle w:val="Compact"/>
-            </w:pPr>
-          </w:p>
-        </w:tc>
-        <w:tc>
-          <w:tcPr/>
-          <w:p>
-            <w:pPr>
-              <w:pStyle w:val="Compact"/>
-            </w:pPr>
-          </w:p>
-        </w:tc>
-      </w:tr>
-    </w:tbl>
-    <w:bookmarkEnd w:id="86"/>
-    <w:bookmarkStart w:id="87" w:name="dependencies"/>
-    <w:p>
-      <w:pPr>
-        <w:pStyle w:val="Heading3"/>
-      </w:pPr>
-      <w:r>
-        <w:t xml:space="preserve">6.4 Dependencies</w:t>
-      </w:r>
-    </w:p>
-    <w:tbl>
-      <w:tblPr>
-        <w:tblStyle w:val="Table"/>
-        <w:tblW w:type="pct" w:w="5000"/>
-        <w:tblLayout w:type="fixed"/>
-        <w:tblLook w:firstRow="1" w:lastRow="0" w:firstColumn="0" w:lastColumn="0" w:noHBand="0" w:noVBand="0" w:val="0020"/>
-      </w:tblPr>
-      <w:tblGrid>
-        <w:gridCol w:w="1131"/>
-        <w:gridCol w:w="1131"/>
-        <w:gridCol w:w="1131"/>
-        <w:gridCol w:w="1131"/>
-        <w:gridCol w:w="1131"/>
-        <w:gridCol w:w="1131"/>
-        <w:gridCol w:w="1131"/>
-      </w:tblGrid>
-      <w:tr>
-        <w:trPr>
-          <w:tblHeader w:val="on"/>
-        </w:trPr>
-        <w:tc>
-          <w:tcPr/>
-          <w:p>
-            <w:pPr>
-              <w:pStyle w:val="Compact"/>
-            </w:pPr>
-            <w:r>
-              <w:t xml:space="preserve">Id</w:t>
-            </w:r>
-          </w:p>
-        </w:tc>
-        <w:tc>
-          <w:tcPr/>
-          <w:p>
-            <w:pPr>
-              <w:pStyle w:val="Compact"/>
-            </w:pPr>
-            <w:r>
-              <w:t xml:space="preserve">Dependency</w:t>
-            </w:r>
-          </w:p>
-        </w:tc>
-        <w:tc>
-          <w:tcPr/>
-          <w:p>
-            <w:pPr>
-              <w:pStyle w:val="Compact"/>
-            </w:pPr>
-            <w:r>
-              <w:t xml:space="preserve">Direction</w:t>
-            </w:r>
-          </w:p>
-        </w:tc>
-        <w:tc>
-          <w:tcPr/>
-          <w:p>
-            <w:pPr>
-              <w:pStyle w:val="Compact"/>
-            </w:pPr>
-            <w:r>
-              <w:t xml:space="preserve">Status</w:t>
-            </w:r>
-          </w:p>
-        </w:tc>
-        <w:tc>
-          <w:tcPr/>
-          <w:p>
-            <w:pPr>
-              <w:pStyle w:val="Compact"/>
-            </w:pPr>
-            <w:r>
-              <w:t xml:space="preserve">Owner</w:t>
-            </w:r>
-          </w:p>
-        </w:tc>
-        <w:tc>
-          <w:tcPr/>
-          <w:p>
-            <w:pPr>
-              <w:pStyle w:val="Compact"/>
-            </w:pPr>
-            <w:r>
-              <w:t xml:space="preserve">Evidence</w:t>
-            </w:r>
-          </w:p>
-        </w:tc>
-        <w:tc>
-          <w:tcPr/>
-          <w:p>
-            <w:pPr>
-              <w:pStyle w:val="Compact"/>
-            </w:pPr>
-            <w:r>
-              <w:t xml:space="preserve">Last Assessed</w:t>
-            </w:r>
-          </w:p>
-        </w:tc>
-      </w:tr>
-      <w:tr>
-        <w:tc>
-          <w:tcPr/>
-          <w:p>
-            <w:pPr>
-              <w:pStyle w:val="Compact"/>
-            </w:pPr>
-          </w:p>
-        </w:tc>
-        <w:tc>
-          <w:tcPr/>
-          <w:p>
-            <w:pPr>
-              <w:pStyle w:val="Compact"/>
-            </w:pPr>
-          </w:p>
-        </w:tc>
-        <w:tc>
-          <w:tcPr/>
-          <w:p>
-            <w:pPr>
-              <w:pStyle w:val="Compact"/>
-            </w:pPr>
-            <w:r>
-              <w:t xml:space="preserve">[ ] Inbound [ ] Outbound</w:t>
-            </w:r>
-          </w:p>
-        </w:tc>
-        <w:tc>
-          <w:tcPr/>
-          <w:p>
-            <w:pPr>
-              <w:pStyle w:val="Compact"/>
-            </w:pPr>
-            <w:r>
-              <w:t xml:space="preserve">[ ] Committed [ ] Not Committed [ ] Resolved</w:t>
-            </w:r>
-          </w:p>
-        </w:tc>
-        <w:tc>
-          <w:tcPr/>
-          <w:p>
-            <w:pPr>
-              <w:pStyle w:val="Compact"/>
-            </w:pPr>
-          </w:p>
-        </w:tc>
-        <w:tc>
-          <w:tcPr/>
-          <w:p>
-            <w:pPr>
-              <w:pStyle w:val="Compact"/>
-            </w:pPr>
-          </w:p>
-        </w:tc>
-        <w:tc>
-          <w:tcPr/>
-          <w:p>
-            <w:pPr>
-              <w:pStyle w:val="Compact"/>
-            </w:pPr>
-          </w:p>
-        </w:tc>
-      </w:tr>
-    </w:tbl>
-    <w:bookmarkEnd w:id="87"/>
-    <w:bookmarkStart w:id="88" w:name="issues"/>
-    <w:p>
-      <w:pPr>
-        <w:pStyle w:val="Heading3"/>
-      </w:pPr>
-      <w:r>
-        <w:t xml:space="preserve">6.5 Issues</w:t>
-      </w:r>
-    </w:p>
-    <w:tbl>
-      <w:tblPr>
-        <w:tblStyle w:val="Table"/>
-        <w:tblW w:type="pct" w:w="5000"/>
-        <w:tblLayout w:type="fixed"/>
-        <w:tblLook w:firstRow="1" w:lastRow="0" w:firstColumn="0" w:lastColumn="0" w:noHBand="0" w:noVBand="0" w:val="0020"/>
-      </w:tblPr>
-      <w:tblGrid>
-        <w:gridCol w:w="990"/>
-        <w:gridCol w:w="990"/>
-        <w:gridCol w:w="990"/>
-        <w:gridCol w:w="990"/>
-        <w:gridCol w:w="990"/>
-        <w:gridCol w:w="990"/>
-        <w:gridCol w:w="990"/>
-        <w:gridCol w:w="990"/>
-      </w:tblGrid>
-      <w:tr>
-        <w:trPr>
-          <w:tblHeader w:val="on"/>
-        </w:trPr>
-        <w:tc>
-          <w:tcPr/>
-          <w:p>
-            <w:pPr>
-              <w:pStyle w:val="Compact"/>
-            </w:pPr>
-            <w:r>
-              <w:t xml:space="preserve">Id</w:t>
-            </w:r>
-          </w:p>
-        </w:tc>
-        <w:tc>
-          <w:tcPr/>
-          <w:p>
-            <w:pPr>
-              <w:pStyle w:val="Compact"/>
-            </w:pPr>
-            <w:r>
-              <w:t xml:space="preserve">Issue</w:t>
-            </w:r>
-          </w:p>
-        </w:tc>
-        <w:tc>
-          <w:tcPr/>
-          <w:p>
-            <w:pPr>
-              <w:pStyle w:val="Compact"/>
-            </w:pPr>
-            <w:r>
-              <w:t xml:space="preserve">Category</w:t>
-            </w:r>
-          </w:p>
-        </w:tc>
-        <w:tc>
-          <w:tcPr/>
-          <w:p>
-            <w:pPr>
-              <w:pStyle w:val="Compact"/>
-            </w:pPr>
-            <w:r>
-              <w:t xml:space="preserve">Impact</w:t>
-            </w:r>
-          </w:p>
-        </w:tc>
-        <w:tc>
-          <w:tcPr/>
-          <w:p>
-            <w:pPr>
-              <w:pStyle w:val="Compact"/>
-            </w:pPr>
-            <w:r>
-              <w:t xml:space="preserve">Owner</w:t>
-            </w:r>
-          </w:p>
-        </w:tc>
-        <w:tc>
-          <w:tcPr/>
-          <w:p>
-            <w:pPr>
-              <w:pStyle w:val="Compact"/>
-            </w:pPr>
-            <w:r>
-              <w:t xml:space="preserve">Resolution Plan</w:t>
-            </w:r>
-          </w:p>
-        </w:tc>
-        <w:tc>
-          <w:tcPr/>
-          <w:p>
-            <w:pPr>
-              <w:pStyle w:val="Compact"/>
-            </w:pPr>
-            <w:r>
-              <w:t xml:space="preserve">Status</w:t>
-            </w:r>
-          </w:p>
-        </w:tc>
-        <w:tc>
-          <w:tcPr/>
-          <w:p>
-            <w:pPr>
-              <w:pStyle w:val="Compact"/>
-            </w:pPr>
-            <w:r>
-              <w:t xml:space="preserve">Last Assessed</w:t>
-            </w:r>
-          </w:p>
-        </w:tc>
-      </w:tr>
-      <w:tr>
-        <w:tc>
-          <w:tcPr/>
-          <w:p>
-            <w:pPr>
-              <w:pStyle w:val="Compact"/>
-            </w:pPr>
-          </w:p>
-        </w:tc>
-        <w:tc>
-          <w:tcPr/>
-          <w:p>
-            <w:pPr>
-              <w:pStyle w:val="Compact"/>
-            </w:pPr>
-          </w:p>
-        </w:tc>
-        <w:tc>
-          <w:tcPr/>
-          <w:p>
-            <w:pPr>
-              <w:pStyle w:val="Compact"/>
-            </w:pPr>
-            <w:r>
-              <w:t xml:space="preserve">[ ] Technical [ ] Security [ ] Operational [ ] Delivery [ ] Commercial</w:t>
-            </w:r>
-          </w:p>
-        </w:tc>
-        <w:tc>
-          <w:tcPr/>
-          <w:p>
-            <w:pPr>
-              <w:pStyle w:val="Compact"/>
-            </w:pPr>
-            <w:r>
-              <w:t xml:space="preserve">[ ] Critical [ ] High [ ] Medium [ ] Low [ ] Negligible</w:t>
-            </w:r>
-          </w:p>
-        </w:tc>
-        <w:tc>
-          <w:tcPr/>
-          <w:p>
-            <w:pPr>
-              <w:pStyle w:val="Compact"/>
-            </w:pPr>
-          </w:p>
-        </w:tc>
-        <w:tc>
-          <w:tcPr/>
-          <w:p>
-            <w:pPr>
-              <w:pStyle w:val="Compact"/>
-            </w:pPr>
-          </w:p>
-        </w:tc>
-        <w:tc>
-          <w:tcPr/>
-          <w:p>
-            <w:pPr>
-              <w:pStyle w:val="Compact"/>
-            </w:pPr>
-            <w:r>
-              <w:t xml:space="preserve">[ ] Open [ ] In Progress [ ] Resolved</w:t>
             </w:r>
           </w:p>
         </w:tc>
@@ -8253,7 +9127,7 @@
               <w:pStyle w:val="Compact"/>
             </w:pPr>
             <w:r>
-              <w:t xml:space="preserve">Url</w:t>
+              <w:t xml:space="preserve">URL</w:t>
             </w:r>
           </w:p>
         </w:tc>
@@ -9404,6 +10278,8 @@
       <w:footnotePr>
         <w:numRestart w:val="eachSect"/>
       </w:footnotePr>
+      <w:pgSz w:h="16838" w:w="11906"/>
+      <w:pgMar w:bottom="851" w:footer="425" w:gutter="0" w:header="425" w:left="851" w:right="851" w:top="851"/>
     </w:sectPr>
   </w:body>
 </w:document>
@@ -9524,7 +10400,7 @@
         <w:rFonts w:asciiTheme="minorHAnsi" w:cstheme="minorBidi" w:eastAsiaTheme="minorEastAsia" w:hAnsiTheme="minorHAnsi"/>
         <w:sz w:val="24"/>
         <w:szCs w:val="24"/>
-        <w:lang w:bidi="ar-SA" w:eastAsia="zh-CN" w:val="en-US"/>
+        <w:lang w:bidi="ar-SA" w:eastAsia="zh-CN" w:val="en-GB"/>
       </w:rPr>
     </w:rPrDefault>
     <w:pPrDefault>

--- a/public/templates/sad-template.docx
+++ b/public/templates/sad-template.docx
@@ -36,9 +36,11 @@
       <w:r>
         <w:t xml:space="preserve">ADS v1.3.0 (Architecture Description Standard)</w:t>
       </w:r>
-      <w:r>
-        <w:t xml:space="preserve"> </w:t>
-      </w:r>
+    </w:p>
+    <w:p>
+      <w:pPr>
+        <w:pStyle w:val="BlockText"/>
+      </w:pPr>
       <w:r>
         <w:rPr>
           <w:b/>
@@ -52,9 +54,11 @@
       <w:r>
         <w:t xml:space="preserve">ArchStandard (archstandard.org)</w:t>
       </w:r>
-      <w:r>
-        <w:t xml:space="preserve"> </w:t>
-      </w:r>
+    </w:p>
+    <w:p>
+      <w:pPr>
+        <w:pStyle w:val="BlockText"/>
+      </w:pPr>
       <w:r>
         <w:rPr>
           <w:b/>
@@ -68,9 +72,11 @@
       <w:r>
         <w:t xml:space="preserve">CC BY 4.0 (https://creativecommons.org/licenses/by/4.0/)</w:t>
       </w:r>
-      <w:r>
-        <w:t xml:space="preserve"> </w:t>
-      </w:r>
+    </w:p>
+    <w:p>
+      <w:pPr>
+        <w:pStyle w:val="BlockText"/>
+      </w:pPr>
       <w:r>
         <w:rPr>
           <w:b/>

--- a/public/templates/sad-template.docx
+++ b/public/templates/sad-template.docx
@@ -34,7 +34,7 @@
         <w:t xml:space="preserve"> </w:t>
       </w:r>
       <w:r>
-        <w:t xml:space="preserve">ADS v1.3.0 (Architecture Description Standard)</w:t>
+        <w:t xml:space="preserve">ADS v1.3.1 (Architecture Description Standard)</w:t>
       </w:r>
     </w:p>
     <w:p>

--- a/public/templates/sad-template.docx
+++ b/public/templates/sad-template.docx
@@ -10,7 +10,7 @@
         <w:t xml:space="preserve">ADS — Solution Architecture Document Template</w:t>
       </w:r>
     </w:p>
-    <w:bookmarkStart w:id="97" w:name="solution-architecture-document"/>
+    <w:bookmarkStart w:id="99" w:name="solution-architecture-document"/>
     <w:p>
       <w:pPr>
         <w:pStyle w:val="Heading1"/>
@@ -34,11 +34,13 @@
         <w:t xml:space="preserve"> </w:t>
       </w:r>
       <w:r>
-        <w:t xml:space="preserve">ADS v1.3.0 (Architecture Description Standard)</w:t>
-      </w:r>
-      <w:r>
-        <w:t xml:space="preserve"> </w:t>
-      </w:r>
+        <w:t xml:space="preserve">ADS v1.3.2 (Architecture Description Standard)</w:t>
+      </w:r>
+    </w:p>
+    <w:p>
+      <w:pPr>
+        <w:pStyle w:val="BlockText"/>
+      </w:pPr>
       <w:r>
         <w:rPr>
           <w:b/>
@@ -52,9 +54,11 @@
       <w:r>
         <w:t xml:space="preserve">ArchStandard (archstandard.org)</w:t>
       </w:r>
-      <w:r>
-        <w:t xml:space="preserve"> </w:t>
-      </w:r>
+    </w:p>
+    <w:p>
+      <w:pPr>
+        <w:pStyle w:val="BlockText"/>
+      </w:pPr>
       <w:r>
         <w:rPr>
           <w:b/>
@@ -68,9 +72,11 @@
       <w:r>
         <w:t xml:space="preserve">CC BY 4.0 (https://creativecommons.org/licenses/by/4.0/)</w:t>
       </w:r>
-      <w:r>
-        <w:t xml:space="preserve"> </w:t>
-      </w:r>
+    </w:p>
+    <w:p>
+      <w:pPr>
+        <w:pStyle w:val="BlockText"/>
+      </w:pPr>
       <w:r>
         <w:rPr>
           <w:b/>
@@ -2076,7 +2082,7 @@
               <w:pStyle w:val="Compact"/>
             </w:pPr>
             <w:r>
-              <w:t xml:space="preserve">[ ] HTTPS [ ] HTTP [ ] gRPC [ ] gRPC TLS [ ] TCP [ ] TCP TLS [ ] AMQP [ ] AMQPS [ ] MQTT [ ] Kafka [ ] SFTP [ ] FTPS [ ] SMTP [ ] SMTPS [ ] Other</w:t>
+              <w:t xml:space="preserve">[ ] HTTPS [ ] HTTP [ ] gRPC [ ] gRPC TLS [ ] TCP [ ] TCP TLS [ ] AMQP [ ] AMQPS [ ] MQTT [ ] MQTTS [ ] Kafka [ ] WebSocket [ ] WSS [ ] JDBC [ ] ODBC [ ] SFTP [ ] FTPS [ ] SMTP [ ] SMTPS [ ] LDAPS [ ] SSH [ ] Other</w:t>
             </w:r>
           </w:p>
         </w:tc>
@@ -2132,7 +2138,7 @@
               <w:pStyle w:val="Compact"/>
             </w:pPr>
             <w:r>
-              <w:t xml:space="preserve">[ ] mTLS [ ] OAuth2 [ ] API Key [ ] JWT [ ] SAML [ ] OIDC [ ] Basic Auth [ ] Certificate [ ] IAM Role [ ] None [ ] Other</w:t>
+              <w:t xml:space="preserve">[ ] mTLS [ ] OAuth2 [ ] API Key [ ] JWT [ ] SAML [ ] OIDC [ ] Basic Auth [ ] Certificate [ ] IAM Role [ ] Kerberos [ ] None [ ] Other</w:t>
             </w:r>
           </w:p>
         </w:tc>
@@ -7643,7 +7649,7 @@
     </w:p>
     <w:bookmarkEnd w:id="82"/>
     <w:bookmarkEnd w:id="83"/>
-    <w:bookmarkStart w:id="90" w:name="decision-making-governance"/>
+    <w:bookmarkStart w:id="93" w:name="decision-making-governance"/>
     <w:p>
       <w:pPr>
         <w:pStyle w:val="Heading2"/>
@@ -8860,13 +8866,384 @@
       </w:tr>
     </w:tbl>
     <w:bookmarkEnd w:id="88"/>
-    <w:bookmarkStart w:id="89" w:name="compliance-traceability"/>
+    <w:bookmarkStart w:id="89" w:name="technical-debt-register"/>
     <w:p>
       <w:pPr>
         <w:pStyle w:val="Heading3"/>
       </w:pPr>
       <w:r>
-        <w:t xml:space="preserve">6.8 Compliance Traceability</w:t>
+        <w:t xml:space="preserve">6.6 Technical Debt Register</w:t>
+      </w:r>
+    </w:p>
+    <w:p>
+      <w:pPr>
+        <w:pStyle w:val="FirstParagraph"/>
+      </w:pPr>
+      <w:r>
+        <w:rPr>
+          <w:i/>
+          <w:iCs/>
+        </w:rPr>
+        <w:t xml:space="preserve">Repeat the table below for each technical debt register.</w:t>
+      </w:r>
+    </w:p>
+    <w:tbl>
+      <w:tblPr>
+        <w:tblStyle w:val="Table"/>
+        <w:tblW w:type="pct" w:w="5000"/>
+        <w:tblLayout w:type="fixed"/>
+        <w:tblLook w:firstRow="1" w:lastRow="0" w:firstColumn="0" w:lastColumn="0" w:noHBand="0" w:noVBand="0" w:val="0020"/>
+      </w:tblPr>
+      <w:tblGrid>
+        <w:gridCol w:w="3960"/>
+        <w:gridCol w:w="3960"/>
+      </w:tblGrid>
+      <w:tr>
+        <w:trPr>
+          <w:tblHeader w:val="on"/>
+        </w:trPr>
+        <w:tc>
+          <w:tcPr/>
+          <w:p>
+            <w:pPr>
+              <w:pStyle w:val="Compact"/>
+            </w:pPr>
+            <w:r>
+              <w:t xml:space="preserve">Field</w:t>
+            </w:r>
+          </w:p>
+        </w:tc>
+        <w:tc>
+          <w:tcPr/>
+          <w:p>
+            <w:pPr>
+              <w:pStyle w:val="Compact"/>
+            </w:pPr>
+            <w:r>
+              <w:t xml:space="preserve">Value</w:t>
+            </w:r>
+          </w:p>
+        </w:tc>
+      </w:tr>
+      <w:tr>
+        <w:tc>
+          <w:tcPr/>
+          <w:p>
+            <w:pPr>
+              <w:pStyle w:val="Compact"/>
+            </w:pPr>
+            <w:r>
+              <w:rPr>
+                <w:b/>
+                <w:bCs/>
+              </w:rPr>
+              <w:t xml:space="preserve">Id</w:t>
+            </w:r>
+          </w:p>
+        </w:tc>
+        <w:tc>
+          <w:tcPr/>
+          <w:p>
+            <w:pPr>
+              <w:pStyle w:val="Compact"/>
+            </w:pPr>
+          </w:p>
+        </w:tc>
+      </w:tr>
+      <w:tr>
+        <w:tc>
+          <w:tcPr/>
+          <w:p>
+            <w:pPr>
+              <w:pStyle w:val="Compact"/>
+            </w:pPr>
+            <w:r>
+              <w:rPr>
+                <w:b/>
+                <w:bCs/>
+              </w:rPr>
+              <w:t xml:space="preserve">Description</w:t>
+            </w:r>
+          </w:p>
+        </w:tc>
+        <w:tc>
+          <w:tcPr/>
+          <w:p>
+            <w:pPr>
+              <w:pStyle w:val="Compact"/>
+            </w:pPr>
+          </w:p>
+        </w:tc>
+      </w:tr>
+      <w:tr>
+        <w:tc>
+          <w:tcPr/>
+          <w:p>
+            <w:pPr>
+              <w:pStyle w:val="Compact"/>
+            </w:pPr>
+            <w:r>
+              <w:rPr>
+                <w:b/>
+                <w:bCs/>
+              </w:rPr>
+              <w:t xml:space="preserve">Category</w:t>
+            </w:r>
+          </w:p>
+        </w:tc>
+        <w:tc>
+          <w:tcPr/>
+          <w:p>
+            <w:pPr>
+              <w:pStyle w:val="Compact"/>
+            </w:pPr>
+            <w:r>
+              <w:t xml:space="preserve">[ ] Design [ ] Code [ ] Infrastructure [ ] Security [ ] Operational</w:t>
+            </w:r>
+          </w:p>
+        </w:tc>
+      </w:tr>
+      <w:tr>
+        <w:tc>
+          <w:tcPr/>
+          <w:p>
+            <w:pPr>
+              <w:pStyle w:val="Compact"/>
+            </w:pPr>
+            <w:r>
+              <w:rPr>
+                <w:b/>
+                <w:bCs/>
+              </w:rPr>
+              <w:t xml:space="preserve">Impact</w:t>
+            </w:r>
+          </w:p>
+        </w:tc>
+        <w:tc>
+          <w:tcPr/>
+          <w:p>
+            <w:pPr>
+              <w:pStyle w:val="Compact"/>
+            </w:pPr>
+            <w:r>
+              <w:t xml:space="preserve">[ ] High [ ] Medium [ ] Low</w:t>
+            </w:r>
+          </w:p>
+        </w:tc>
+      </w:tr>
+      <w:tr>
+        <w:tc>
+          <w:tcPr/>
+          <w:p>
+            <w:pPr>
+              <w:pStyle w:val="Compact"/>
+            </w:pPr>
+            <w:r>
+              <w:rPr>
+                <w:b/>
+                <w:bCs/>
+              </w:rPr>
+              <w:t xml:space="preserve">Remediation Plan</w:t>
+            </w:r>
+          </w:p>
+        </w:tc>
+        <w:tc>
+          <w:tcPr/>
+          <w:p>
+            <w:pPr>
+              <w:pStyle w:val="Compact"/>
+            </w:pPr>
+          </w:p>
+        </w:tc>
+      </w:tr>
+      <w:tr>
+        <w:tc>
+          <w:tcPr/>
+          <w:p>
+            <w:pPr>
+              <w:pStyle w:val="Compact"/>
+            </w:pPr>
+            <w:r>
+              <w:rPr>
+                <w:b/>
+                <w:bCs/>
+              </w:rPr>
+              <w:t xml:space="preserve">Target Date</w:t>
+            </w:r>
+          </w:p>
+        </w:tc>
+        <w:tc>
+          <w:tcPr/>
+          <w:p>
+            <w:pPr>
+              <w:pStyle w:val="Compact"/>
+            </w:pPr>
+          </w:p>
+        </w:tc>
+      </w:tr>
+      <w:tr>
+        <w:tc>
+          <w:tcPr/>
+          <w:p>
+            <w:pPr>
+              <w:pStyle w:val="Compact"/>
+            </w:pPr>
+            <w:r>
+              <w:rPr>
+                <w:b/>
+                <w:bCs/>
+              </w:rPr>
+              <w:t xml:space="preserve">Owner</w:t>
+            </w:r>
+          </w:p>
+        </w:tc>
+        <w:tc>
+          <w:tcPr/>
+          <w:p>
+            <w:pPr>
+              <w:pStyle w:val="Compact"/>
+            </w:pPr>
+          </w:p>
+        </w:tc>
+      </w:tr>
+    </w:tbl>
+    <w:bookmarkEnd w:id="89"/>
+    <w:bookmarkStart w:id="90" w:name="architectural-decisions-log"/>
+    <w:p>
+      <w:pPr>
+        <w:pStyle w:val="Heading3"/>
+      </w:pPr>
+      <w:r>
+        <w:t xml:space="preserve">6.8 Architectural Decisions Log</w:t>
+      </w:r>
+    </w:p>
+    <w:tbl>
+      <w:tblPr>
+        <w:tblStyle w:val="Table"/>
+        <w:tblW w:type="auto" w:w="0"/>
+        <w:tblLook w:firstRow="1" w:lastRow="0" w:firstColumn="0" w:lastColumn="0" w:noHBand="0" w:noVBand="0" w:val="0020"/>
+      </w:tblPr>
+      <w:tblGrid>
+        <w:gridCol w:w="1584"/>
+        <w:gridCol w:w="1584"/>
+        <w:gridCol w:w="1584"/>
+        <w:gridCol w:w="1584"/>
+        <w:gridCol w:w="1584"/>
+      </w:tblGrid>
+      <w:tr>
+        <w:trPr>
+          <w:tblHeader w:val="on"/>
+        </w:trPr>
+        <w:tc>
+          <w:tcPr/>
+          <w:p>
+            <w:pPr>
+              <w:pStyle w:val="Compact"/>
+            </w:pPr>
+            <w:r>
+              <w:t xml:space="preserve">Adr Id</w:t>
+            </w:r>
+          </w:p>
+        </w:tc>
+        <w:tc>
+          <w:tcPr/>
+          <w:p>
+            <w:pPr>
+              <w:pStyle w:val="Compact"/>
+            </w:pPr>
+            <w:r>
+              <w:t xml:space="preserve">Title</w:t>
+            </w:r>
+          </w:p>
+        </w:tc>
+        <w:tc>
+          <w:tcPr/>
+          <w:p>
+            <w:pPr>
+              <w:pStyle w:val="Compact"/>
+            </w:pPr>
+            <w:r>
+              <w:t xml:space="preserve">Status</w:t>
+            </w:r>
+          </w:p>
+        </w:tc>
+        <w:tc>
+          <w:tcPr/>
+          <w:p>
+            <w:pPr>
+              <w:pStyle w:val="Compact"/>
+            </w:pPr>
+            <w:r>
+              <w:t xml:space="preserve">Date</w:t>
+            </w:r>
+          </w:p>
+        </w:tc>
+        <w:tc>
+          <w:tcPr/>
+          <w:p>
+            <w:pPr>
+              <w:pStyle w:val="Compact"/>
+            </w:pPr>
+            <w:r>
+              <w:t xml:space="preserve">Impact</w:t>
+            </w:r>
+          </w:p>
+        </w:tc>
+      </w:tr>
+      <w:tr>
+        <w:tc>
+          <w:tcPr/>
+          <w:p>
+            <w:pPr>
+              <w:pStyle w:val="Compact"/>
+            </w:pPr>
+          </w:p>
+        </w:tc>
+        <w:tc>
+          <w:tcPr/>
+          <w:p>
+            <w:pPr>
+              <w:pStyle w:val="Compact"/>
+            </w:pPr>
+          </w:p>
+        </w:tc>
+        <w:tc>
+          <w:tcPr/>
+          <w:p>
+            <w:pPr>
+              <w:pStyle w:val="Compact"/>
+            </w:pPr>
+            <w:r>
+              <w:t xml:space="preserve">[ ] Proposed [ ] Accepted [ ] Superseded [ ] Deprecated</w:t>
+            </w:r>
+          </w:p>
+        </w:tc>
+        <w:tc>
+          <w:tcPr/>
+          <w:p>
+            <w:pPr>
+              <w:pStyle w:val="Compact"/>
+            </w:pPr>
+          </w:p>
+        </w:tc>
+        <w:tc>
+          <w:tcPr/>
+          <w:p>
+            <w:pPr>
+              <w:pStyle w:val="Compact"/>
+            </w:pPr>
+          </w:p>
+        </w:tc>
+      </w:tr>
+    </w:tbl>
+    <w:bookmarkEnd w:id="90"/>
+    <w:bookmarkStart w:id="91" w:name="compliance-traceability"/>
+    <w:p>
+      <w:pPr>
+        <w:pStyle w:val="Heading3"/>
+      </w:pPr>
+      <w:r>
+        <w:t xml:space="preserve">6.9 Compliance Traceability</w:t>
       </w:r>
     </w:p>
     <w:tbl>
@@ -8989,6 +9366,136 @@
         </w:tc>
       </w:tr>
     </w:tbl>
+    <w:bookmarkEnd w:id="91"/>
+    <w:bookmarkStart w:id="92" w:name="approval-sign-off"/>
+    <w:p>
+      <w:pPr>
+        <w:pStyle w:val="Heading3"/>
+      </w:pPr>
+      <w:r>
+        <w:t xml:space="preserve">6.10 Approval Sign-Off</w:t>
+      </w:r>
+    </w:p>
+    <w:tbl>
+      <w:tblPr>
+        <w:tblStyle w:val="Table"/>
+        <w:tblW w:type="pct" w:w="5000"/>
+        <w:tblLayout w:type="fixed"/>
+        <w:tblLook w:firstRow="1" w:lastRow="0" w:firstColumn="0" w:lastColumn="0" w:noHBand="0" w:noVBand="0" w:val="0020"/>
+      </w:tblPr>
+      <w:tblGrid>
+        <w:gridCol w:w="1584"/>
+        <w:gridCol w:w="1584"/>
+        <w:gridCol w:w="1584"/>
+        <w:gridCol w:w="1584"/>
+        <w:gridCol w:w="1584"/>
+      </w:tblGrid>
+      <w:tr>
+        <w:trPr>
+          <w:tblHeader w:val="on"/>
+        </w:trPr>
+        <w:tc>
+          <w:tcPr/>
+          <w:p>
+            <w:pPr>
+              <w:pStyle w:val="Compact"/>
+            </w:pPr>
+            <w:r>
+              <w:t xml:space="preserve">Role</w:t>
+            </w:r>
+          </w:p>
+        </w:tc>
+        <w:tc>
+          <w:tcPr/>
+          <w:p>
+            <w:pPr>
+              <w:pStyle w:val="Compact"/>
+            </w:pPr>
+            <w:r>
+              <w:t xml:space="preserve">Name</w:t>
+            </w:r>
+          </w:p>
+        </w:tc>
+        <w:tc>
+          <w:tcPr/>
+          <w:p>
+            <w:pPr>
+              <w:pStyle w:val="Compact"/>
+            </w:pPr>
+            <w:r>
+              <w:t xml:space="preserve">Date</w:t>
+            </w:r>
+          </w:p>
+        </w:tc>
+        <w:tc>
+          <w:tcPr/>
+          <w:p>
+            <w:pPr>
+              <w:pStyle w:val="Compact"/>
+            </w:pPr>
+            <w:r>
+              <w:t xml:space="preserve">Decision</w:t>
+            </w:r>
+          </w:p>
+        </w:tc>
+        <w:tc>
+          <w:tcPr/>
+          <w:p>
+            <w:pPr>
+              <w:pStyle w:val="Compact"/>
+            </w:pPr>
+            <w:r>
+              <w:t xml:space="preserve">Conditions</w:t>
+            </w:r>
+          </w:p>
+        </w:tc>
+      </w:tr>
+      <w:tr>
+        <w:tc>
+          <w:tcPr/>
+          <w:p>
+            <w:pPr>
+              <w:pStyle w:val="Compact"/>
+            </w:pPr>
+          </w:p>
+        </w:tc>
+        <w:tc>
+          <w:tcPr/>
+          <w:p>
+            <w:pPr>
+              <w:pStyle w:val="Compact"/>
+            </w:pPr>
+          </w:p>
+        </w:tc>
+        <w:tc>
+          <w:tcPr/>
+          <w:p>
+            <w:pPr>
+              <w:pStyle w:val="Compact"/>
+            </w:pPr>
+          </w:p>
+        </w:tc>
+        <w:tc>
+          <w:tcPr/>
+          <w:p>
+            <w:pPr>
+              <w:pStyle w:val="Compact"/>
+            </w:pPr>
+            <w:r>
+              <w:t xml:space="preserve">[ ] Approved [ ] Approved With Conditions [ ] Rejected [ ] Deferred</w:t>
+            </w:r>
+          </w:p>
+        </w:tc>
+        <w:tc>
+          <w:tcPr/>
+          <w:p>
+            <w:pPr>
+              <w:pStyle w:val="Compact"/>
+            </w:pPr>
+          </w:p>
+        </w:tc>
+      </w:tr>
+    </w:tbl>
     <w:p>
       <w:r>
         <w:pict>
@@ -8996,9 +9503,9 @@
         </w:pict>
       </w:r>
     </w:p>
-    <w:bookmarkEnd w:id="89"/>
-    <w:bookmarkEnd w:id="90"/>
-    <w:bookmarkStart w:id="94" w:name="appendices"/>
+    <w:bookmarkEnd w:id="92"/>
+    <w:bookmarkEnd w:id="93"/>
+    <w:bookmarkStart w:id="96" w:name="appendices"/>
     <w:p>
       <w:pPr>
         <w:pStyle w:val="Heading2"/>
@@ -9007,13 +9514,13 @@
         <w:t xml:space="preserve">7. Appendices</w:t>
       </w:r>
     </w:p>
-    <w:bookmarkStart w:id="91" w:name="glossary"/>
+    <w:bookmarkStart w:id="94" w:name="glossary"/>
     <w:p>
       <w:pPr>
         <w:pStyle w:val="Heading3"/>
       </w:pPr>
       <w:r>
-        <w:t xml:space="preserve">Glossary</w:t>
+        <w:t xml:space="preserve">7.1 Glossary</w:t>
       </w:r>
     </w:p>
     <w:tbl>
@@ -9072,14 +9579,14 @@
         </w:tc>
       </w:tr>
     </w:tbl>
-    <w:bookmarkEnd w:id="91"/>
-    <w:bookmarkStart w:id="92" w:name="references"/>
+    <w:bookmarkEnd w:id="94"/>
+    <w:bookmarkStart w:id="95" w:name="references"/>
     <w:p>
       <w:pPr>
         <w:pStyle w:val="Heading3"/>
       </w:pPr>
       <w:r>
-        <w:t xml:space="preserve">References</w:t>
+        <w:t xml:space="preserve">7.2 References</w:t>
       </w:r>
     </w:p>
     <w:tbl>
@@ -9178,116 +9685,6 @@
         </w:tc>
       </w:tr>
     </w:tbl>
-    <w:bookmarkEnd w:id="92"/>
-    <w:bookmarkStart w:id="93" w:name="approvals"/>
-    <w:p>
-      <w:pPr>
-        <w:pStyle w:val="Heading3"/>
-      </w:pPr>
-      <w:r>
-        <w:t xml:space="preserve">Approvals</w:t>
-      </w:r>
-    </w:p>
-    <w:tbl>
-      <w:tblPr>
-        <w:tblStyle w:val="Table"/>
-        <w:tblW w:type="pct" w:w="5000"/>
-        <w:tblLayout w:type="fixed"/>
-        <w:tblLook w:firstRow="1" w:lastRow="0" w:firstColumn="0" w:lastColumn="0" w:noHBand="0" w:noVBand="0" w:val="0020"/>
-      </w:tblPr>
-      <w:tblGrid>
-        <w:gridCol w:w="1980"/>
-        <w:gridCol w:w="1980"/>
-        <w:gridCol w:w="1980"/>
-        <w:gridCol w:w="1980"/>
-      </w:tblGrid>
-      <w:tr>
-        <w:trPr>
-          <w:tblHeader w:val="on"/>
-        </w:trPr>
-        <w:tc>
-          <w:tcPr/>
-          <w:p>
-            <w:pPr>
-              <w:pStyle w:val="Compact"/>
-            </w:pPr>
-            <w:r>
-              <w:t xml:space="preserve">Role</w:t>
-            </w:r>
-          </w:p>
-        </w:tc>
-        <w:tc>
-          <w:tcPr/>
-          <w:p>
-            <w:pPr>
-              <w:pStyle w:val="Compact"/>
-            </w:pPr>
-            <w:r>
-              <w:t xml:space="preserve">Name</w:t>
-            </w:r>
-          </w:p>
-        </w:tc>
-        <w:tc>
-          <w:tcPr/>
-          <w:p>
-            <w:pPr>
-              <w:pStyle w:val="Compact"/>
-            </w:pPr>
-            <w:r>
-              <w:t xml:space="preserve">Date</w:t>
-            </w:r>
-          </w:p>
-        </w:tc>
-        <w:tc>
-          <w:tcPr/>
-          <w:p>
-            <w:pPr>
-              <w:pStyle w:val="Compact"/>
-            </w:pPr>
-            <w:r>
-              <w:t xml:space="preserve">Decision</w:t>
-            </w:r>
-          </w:p>
-        </w:tc>
-      </w:tr>
-      <w:tr>
-        <w:tc>
-          <w:tcPr/>
-          <w:p>
-            <w:pPr>
-              <w:pStyle w:val="Compact"/>
-            </w:pPr>
-          </w:p>
-        </w:tc>
-        <w:tc>
-          <w:tcPr/>
-          <w:p>
-            <w:pPr>
-              <w:pStyle w:val="Compact"/>
-            </w:pPr>
-          </w:p>
-        </w:tc>
-        <w:tc>
-          <w:tcPr/>
-          <w:p>
-            <w:pPr>
-              <w:pStyle w:val="Compact"/>
-            </w:pPr>
-          </w:p>
-        </w:tc>
-        <w:tc>
-          <w:tcPr/>
-          <w:p>
-            <w:pPr>
-              <w:pStyle w:val="Compact"/>
-            </w:pPr>
-            <w:r>
-              <w:t xml:space="preserve">[ ] Approved [ ] Approved With Conditions [ ] Rejected [ ] Deferred</w:t>
-            </w:r>
-          </w:p>
-        </w:tc>
-      </w:tr>
-    </w:tbl>
     <w:p>
       <w:r>
         <w:pict>
@@ -9295,9 +9692,9 @@
         </w:pict>
       </w:r>
     </w:p>
-    <w:bookmarkEnd w:id="93"/>
-    <w:bookmarkEnd w:id="94"/>
-    <w:bookmarkStart w:id="95" w:name="compliance-scoring"/>
+    <w:bookmarkEnd w:id="95"/>
+    <w:bookmarkEnd w:id="96"/>
+    <w:bookmarkStart w:id="97" w:name="compliance-scoring"/>
     <w:p>
       <w:pPr>
         <w:pStyle w:val="Heading2"/>
@@ -10079,8 +10476,8 @@
         </w:pict>
       </w:r>
     </w:p>
-    <w:bookmarkEnd w:id="95"/>
-    <w:bookmarkStart w:id="96" w:name="approval-sign-off"/>
+    <w:bookmarkEnd w:id="97"/>
+    <w:bookmarkStart w:id="98" w:name="approval-sign-off-1"/>
     <w:p>
       <w:pPr>
         <w:pStyle w:val="Heading2"/>
@@ -10272,8 +10669,8 @@
         </w:tc>
       </w:tr>
     </w:tbl>
-    <w:bookmarkEnd w:id="96"/>
-    <w:bookmarkEnd w:id="97"/>
+    <w:bookmarkEnd w:id="98"/>
+    <w:bookmarkEnd w:id="99"/>
     <w:sectPr>
       <w:footnotePr>
         <w:numRestart w:val="eachSect"/>

--- a/public/templates/sad-template.docx
+++ b/public/templates/sad-template.docx
@@ -7,16 +7,75 @@
         <w:pStyle w:val="Title"/>
       </w:pPr>
       <w:r>
-        <w:t xml:space="preserve">ADS — Solution Architecture Document Template</w:t>
-      </w:r>
-    </w:p>
-    <w:bookmarkStart w:id="99" w:name="solution-architecture-document"/>
-    <w:p>
-      <w:pPr>
-        <w:pStyle w:val="Heading1"/>
-      </w:pPr>
-      <w:r>
         <w:t xml:space="preserve">Solution Architecture Document</w:t>
+      </w:r>
+    </w:p>
+    <w:p>
+      <w:pPr>
+        <w:pStyle w:val="Subtitle"/>
+      </w:pPr>
+      <w:r>
+        <w:t xml:space="preserve">ADS v1.3.2 — Architecture Description Standard Template</w:t>
+      </w:r>
+    </w:p>
+    <w:p>
+      <w:pPr>
+        <w:pStyle w:val="CaptionedFigure"/>
+      </w:pPr>
+      <w:r>
+        <w:drawing>
+          <wp:inline>
+            <wp:extent cx="1463040" cy="1463040"/>
+            <wp:effectExtent b="0" l="0" r="0" t="0"/>
+            <wp:docPr descr="ADS" title="" id="10" name="Picture"/>
+            <a:graphic>
+              <a:graphicData uri="http://schemas.openxmlformats.org/drawingml/2006/picture">
+                <pic:pic>
+                  <pic:nvPicPr>
+                    <pic:cNvPr descr="C:/Users/andi/Code/Projects/HLDStandard/scripts/ads-logo-cover.png" id="11" name="Picture"/>
+                    <pic:cNvPicPr>
+                      <a:picLocks noChangeArrowheads="1" noChangeAspect="1"/>
+                    </pic:cNvPicPr>
+                  </pic:nvPicPr>
+                  <pic:blipFill>
+                    <a:blip r:embed="rId9"/>
+                    <a:stretch>
+                      <a:fillRect/>
+                    </a:stretch>
+                  </pic:blipFill>
+                  <pic:spPr bwMode="auto">
+                    <a:xfrm>
+                      <a:off x="0" y="0"/>
+                      <a:ext cx="1463040" cy="1463040"/>
+                    </a:xfrm>
+                    <a:prstGeom prst="rect">
+                      <a:avLst/>
+                    </a:prstGeom>
+                    <a:noFill/>
+                    <a:ln w="9525">
+                      <a:noFill/>
+                      <a:headEnd/>
+                      <a:tailEnd/>
+                    </a:ln>
+                  </pic:spPr>
+                </pic:pic>
+              </a:graphicData>
+            </a:graphic>
+          </wp:inline>
+        </w:drawing>
+      </w:r>
+    </w:p>
+    <w:p>
+      <w:pPr>
+        <w:pStyle w:val="ImageCaption"/>
+      </w:pPr>
+      <w:r>
+        <w:t xml:space="preserve">ADS</w:t>
+      </w:r>
+    </w:p>
+    <w:p>
+      <w:r>
+        <w:br w:type="page"/>
       </w:r>
     </w:p>
     <w:p>
@@ -136,7 +195,7 @@
       <w:r>
         <w:t xml:space="preserve"> </w:t>
       </w:r>
-      <w:hyperlink r:id="rId9">
+      <w:hyperlink r:id="rId12">
         <w:r>
           <w:rPr>
             <w:rStyle w:val="Hyperlink"/>
@@ -148,7 +207,7 @@
         <w:t xml:space="preserve">.</w:t>
       </w:r>
     </w:p>
-    <w:bookmarkStart w:id="11" w:name="document-control"/>
+    <w:bookmarkStart w:id="16" w:name="document-control"/>
     <w:p>
       <w:pPr>
         <w:pStyle w:val="Heading2"/>
@@ -157,7 +216,7 @@
         <w:t xml:space="preserve">0. Document Control</w:t>
       </w:r>
     </w:p>
-    <w:bookmarkStart w:id="10" w:name="document-metadata"/>
+    <w:bookmarkStart w:id="13" w:name="document-metadata"/>
     <w:p>
       <w:pPr>
         <w:pStyle w:val="Heading3"/>
@@ -166,12 +225,9 @@
         <w:t xml:space="preserve">Document Metadata</w:t>
       </w:r>
     </w:p>
-    <w:bookmarkEnd w:id="10"/>
-    <w:bookmarkEnd w:id="11"/>
-    <w:bookmarkStart w:id="14" w:name="authors"/>
-    <w:p>
-      <w:pPr>
-        <w:pStyle w:val="Heading2"/>
+    <w:p>
+      <w:pPr>
+        <w:pStyle w:val="FirstParagraph"/>
       </w:pPr>
       <w:r>
         <w:rPr>
@@ -181,7 +237,8 @@
         <w:t xml:space="preserve">Authors:</w:t>
       </w:r>
     </w:p>
-    <w:bookmarkStart w:id="12" w:name="change-history"/>
+    <w:bookmarkEnd w:id="13"/>
+    <w:bookmarkStart w:id="14" w:name="change-history"/>
     <w:p>
       <w:pPr>
         <w:pStyle w:val="Heading3"/>
@@ -310,8 +367,8 @@
         </w:tc>
       </w:tr>
     </w:tbl>
-    <w:bookmarkEnd w:id="12"/>
-    <w:bookmarkStart w:id="13" w:name="contributors-approvals"/>
+    <w:bookmarkEnd w:id="14"/>
+    <w:bookmarkStart w:id="15" w:name="contributors-approvals"/>
     <w:p>
       <w:pPr>
         <w:pStyle w:val="Heading3"/>
@@ -406,9 +463,9 @@
         </w:pict>
       </w:r>
     </w:p>
-    <w:bookmarkEnd w:id="13"/>
-    <w:bookmarkEnd w:id="14"/>
-    <w:bookmarkStart w:id="18" w:name="executive-summary"/>
+    <w:bookmarkEnd w:id="15"/>
+    <w:bookmarkEnd w:id="16"/>
+    <w:bookmarkStart w:id="22" w:name="executive-summary"/>
     <w:p>
       <w:pPr>
         <w:pStyle w:val="Heading2"/>
@@ -417,7 +474,7 @@
         <w:t xml:space="preserve">1. Executive Summary</w:t>
       </w:r>
     </w:p>
-    <w:bookmarkStart w:id="15" w:name="business-context-drivers"/>
+    <w:bookmarkStart w:id="17" w:name="business-context-drivers"/>
     <w:p>
       <w:pPr>
         <w:pStyle w:val="Heading3"/>
@@ -529,8 +586,8 @@
         </w:tc>
       </w:tr>
     </w:tbl>
-    <w:bookmarkEnd w:id="15"/>
-    <w:bookmarkStart w:id="17" w:name="strategic-alignment"/>
+    <w:bookmarkEnd w:id="17"/>
+    <w:bookmarkStart w:id="19" w:name="strategic-alignment"/>
     <w:p>
       <w:pPr>
         <w:pStyle w:val="Heading3"/>
@@ -539,7 +596,7 @@
         <w:t xml:space="preserve">Strategic Alignment</w:t>
       </w:r>
     </w:p>
-    <w:bookmarkStart w:id="16" w:name="shared-service-reuse"/>
+    <w:bookmarkStart w:id="18" w:name="shared-service-reuse"/>
     <w:p>
       <w:pPr>
         <w:pStyle w:val="Heading4"/>
@@ -647,13 +704,9 @@
         </w:tc>
       </w:tr>
     </w:tbl>
-    <w:bookmarkEnd w:id="16"/>
-    <w:bookmarkEnd w:id="17"/>
-    <w:bookmarkEnd w:id="18"/>
-    <w:bookmarkStart w:id="19" w:name="in-scope"/>
-    <w:p>
-      <w:pPr>
-        <w:pStyle w:val="Heading2"/>
+    <w:p>
+      <w:pPr>
+        <w:pStyle w:val="BodyText"/>
       </w:pPr>
       <w:r>
         <w:rPr>
@@ -663,11 +716,9 @@
         <w:t xml:space="preserve">In Scope:</w:t>
       </w:r>
     </w:p>
-    <w:bookmarkEnd w:id="19"/>
-    <w:bookmarkStart w:id="22" w:name="out-of-scope"/>
-    <w:p>
-      <w:pPr>
-        <w:pStyle w:val="Heading2"/>
+    <w:p>
+      <w:pPr>
+        <w:pStyle w:val="FirstParagraph"/>
       </w:pPr>
       <w:r>
         <w:rPr>
@@ -677,6 +728,8 @@
         <w:t xml:space="preserve">Out Of Scope:</w:t>
       </w:r>
     </w:p>
+    <w:bookmarkEnd w:id="18"/>
+    <w:bookmarkEnd w:id="19"/>
     <w:bookmarkStart w:id="20" w:name="key-decisions-constraints"/>
     <w:p>
       <w:pPr>
@@ -1268,7 +1321,7 @@
     <w:bookmarkEnd w:id="24"/>
     <w:bookmarkEnd w:id="25"/>
     <w:bookmarkEnd w:id="26"/>
-    <w:bookmarkStart w:id="28" w:name="architectural-views"/>
+    <w:bookmarkStart w:id="56" w:name="architectural-views"/>
     <w:p>
       <w:pPr>
         <w:pStyle w:val="Heading2"/>
@@ -1277,7 +1330,7 @@
         <w:t xml:space="preserve">3. Architectural Views</w:t>
       </w:r>
     </w:p>
-    <w:bookmarkStart w:id="27" w:name="logical-view"/>
+    <w:bookmarkStart w:id="29" w:name="logical-view"/>
     <w:p>
       <w:pPr>
         <w:pStyle w:val="Heading3"/>
@@ -1286,12 +1339,9 @@
         <w:t xml:space="preserve">3.1 Logical View</w:t>
       </w:r>
     </w:p>
-    <w:bookmarkEnd w:id="27"/>
-    <w:bookmarkEnd w:id="28"/>
-    <w:bookmarkStart w:id="31" w:name="diagrams"/>
-    <w:p>
-      <w:pPr>
-        <w:pStyle w:val="Heading2"/>
+    <w:p>
+      <w:pPr>
+        <w:pStyle w:val="FirstParagraph"/>
       </w:pPr>
       <w:r>
         <w:rPr>
@@ -1301,7 +1351,7 @@
         <w:t xml:space="preserve">Diagrams:</w:t>
       </w:r>
     </w:p>
-    <w:bookmarkStart w:id="29" w:name="components"/>
+    <w:bookmarkStart w:id="27" w:name="components"/>
     <w:p>
       <w:pPr>
         <w:pStyle w:val="Heading4"/>
@@ -1517,8 +1567,8 @@
         </w:tc>
       </w:tr>
     </w:tbl>
-    <w:bookmarkEnd w:id="29"/>
-    <w:bookmarkStart w:id="30" w:name="design-patterns"/>
+    <w:bookmarkEnd w:id="27"/>
+    <w:bookmarkStart w:id="28" w:name="design-patterns"/>
     <w:p>
       <w:pPr>
         <w:pStyle w:val="Heading4"/>
@@ -1607,12 +1657,9 @@
         </w:tc>
       </w:tr>
     </w:tbl>
-    <w:bookmarkEnd w:id="30"/>
-    <w:bookmarkEnd w:id="31"/>
-    <w:bookmarkStart w:id="33" w:name="quality-attribute-references"/>
-    <w:p>
-      <w:pPr>
-        <w:pStyle w:val="Heading2"/>
+    <w:p>
+      <w:pPr>
+        <w:pStyle w:val="BodyText"/>
       </w:pPr>
       <w:r>
         <w:rPr>
@@ -1622,7 +1669,9 @@
         <w:t xml:space="preserve">Quality Attribute References:</w:t>
       </w:r>
     </w:p>
-    <w:bookmarkStart w:id="32" w:name="integration-data-flow-view"/>
+    <w:bookmarkEnd w:id="28"/>
+    <w:bookmarkEnd w:id="29"/>
+    <w:bookmarkStart w:id="33" w:name="integration-data-flow-view"/>
     <w:p>
       <w:pPr>
         <w:pStyle w:val="Heading3"/>
@@ -1631,12 +1680,9 @@
         <w:t xml:space="preserve">3.2 Integration &amp; Data Flow View</w:t>
       </w:r>
     </w:p>
-    <w:bookmarkEnd w:id="32"/>
-    <w:bookmarkEnd w:id="33"/>
-    <w:bookmarkStart w:id="37" w:name="diagrams-1"/>
-    <w:p>
-      <w:pPr>
-        <w:pStyle w:val="Heading2"/>
+    <w:p>
+      <w:pPr>
+        <w:pStyle w:val="FirstParagraph"/>
       </w:pPr>
       <w:r>
         <w:rPr>
@@ -1646,7 +1692,7 @@
         <w:t xml:space="preserve">Diagrams:</w:t>
       </w:r>
     </w:p>
-    <w:bookmarkStart w:id="34" w:name="internal-component-connectivity"/>
+    <w:bookmarkStart w:id="30" w:name="internal-component-connectivity"/>
     <w:p>
       <w:pPr>
         <w:pStyle w:val="Heading4"/>
@@ -1921,8 +1967,8 @@
         </w:tc>
       </w:tr>
     </w:tbl>
-    <w:bookmarkEnd w:id="34"/>
-    <w:bookmarkStart w:id="35" w:name="external-integrations"/>
+    <w:bookmarkEnd w:id="30"/>
+    <w:bookmarkStart w:id="31" w:name="external-integrations"/>
     <w:p>
       <w:pPr>
         <w:pStyle w:val="Heading4"/>
@@ -2169,8 +2215,8 @@
         </w:tc>
       </w:tr>
     </w:tbl>
-    <w:bookmarkEnd w:id="35"/>
-    <w:bookmarkStart w:id="36" w:name="apis-interfaces"/>
+    <w:bookmarkEnd w:id="31"/>
+    <w:bookmarkStart w:id="32" w:name="apis-interfaces"/>
     <w:p>
       <w:pPr>
         <w:pStyle w:val="Heading4"/>
@@ -2420,12 +2466,9 @@
         </w:tc>
       </w:tr>
     </w:tbl>
-    <w:bookmarkEnd w:id="36"/>
-    <w:bookmarkEnd w:id="37"/>
-    <w:bookmarkStart w:id="39" w:name="quality-attribute-references-1"/>
-    <w:p>
-      <w:pPr>
-        <w:pStyle w:val="Heading2"/>
+    <w:p>
+      <w:pPr>
+        <w:pStyle w:val="BodyText"/>
       </w:pPr>
       <w:r>
         <w:rPr>
@@ -2435,7 +2478,9 @@
         <w:t xml:space="preserve">Quality Attribute References:</w:t>
       </w:r>
     </w:p>
-    <w:bookmarkStart w:id="38" w:name="physical-view"/>
+    <w:bookmarkEnd w:id="32"/>
+    <w:bookmarkEnd w:id="33"/>
+    <w:bookmarkStart w:id="41" w:name="physical-view"/>
     <w:p>
       <w:pPr>
         <w:pStyle w:val="Heading3"/>
@@ -2444,12 +2489,9 @@
         <w:t xml:space="preserve">3.3 Physical View</w:t>
       </w:r>
     </w:p>
-    <w:bookmarkEnd w:id="38"/>
-    <w:bookmarkEnd w:id="39"/>
-    <w:bookmarkStart w:id="41" w:name="diagrams-2"/>
-    <w:p>
-      <w:pPr>
-        <w:pStyle w:val="Heading2"/>
+    <w:p>
+      <w:pPr>
+        <w:pStyle w:val="FirstParagraph"/>
       </w:pPr>
       <w:r>
         <w:rPr>
@@ -2459,7 +2501,7 @@
         <w:t xml:space="preserve">Diagrams:</w:t>
       </w:r>
     </w:p>
-    <w:bookmarkStart w:id="40" w:name="hosting-infrastructure"/>
+    <w:bookmarkStart w:id="34" w:name="hosting-infrastructure"/>
     <w:p>
       <w:pPr>
         <w:pStyle w:val="Heading4"/>
@@ -2468,12 +2510,9 @@
         <w:t xml:space="preserve">Hosting &amp; Infrastructure</w:t>
       </w:r>
     </w:p>
-    <w:bookmarkEnd w:id="40"/>
-    <w:bookmarkEnd w:id="41"/>
-    <w:bookmarkStart w:id="42" w:name="venue-types"/>
-    <w:p>
-      <w:pPr>
-        <w:pStyle w:val="Heading2"/>
+    <w:p>
+      <w:pPr>
+        <w:pStyle w:val="FirstParagraph"/>
       </w:pPr>
       <w:r>
         <w:rPr>
@@ -2483,11 +2522,9 @@
         <w:t xml:space="preserve">Venue Types:</w:t>
       </w:r>
     </w:p>
-    <w:bookmarkEnd w:id="42"/>
-    <w:bookmarkStart w:id="43" w:name="regions"/>
-    <w:p>
-      <w:pPr>
-        <w:pStyle w:val="Heading2"/>
+    <w:p>
+      <w:pPr>
+        <w:pStyle w:val="FirstParagraph"/>
       </w:pPr>
       <w:r>
         <w:rPr>
@@ -2497,11 +2534,9 @@
         <w:t xml:space="preserve">Regions:</w:t>
       </w:r>
     </w:p>
-    <w:bookmarkEnd w:id="43"/>
-    <w:bookmarkStart w:id="44" w:name="service-models"/>
-    <w:p>
-      <w:pPr>
-        <w:pStyle w:val="Heading2"/>
+    <w:p>
+      <w:pPr>
+        <w:pStyle w:val="FirstParagraph"/>
       </w:pPr>
       <w:r>
         <w:rPr>
@@ -2511,11 +2546,9 @@
         <w:t xml:space="preserve">Service Models:</w:t>
       </w:r>
     </w:p>
-    <w:bookmarkEnd w:id="44"/>
-    <w:bookmarkStart w:id="46" w:name="cloud-providers"/>
-    <w:p>
-      <w:pPr>
-        <w:pStyle w:val="Heading2"/>
+    <w:p>
+      <w:pPr>
+        <w:pStyle w:val="FirstParagraph"/>
       </w:pPr>
       <w:r>
         <w:rPr>
@@ -2525,7 +2558,8 @@
         <w:t xml:space="preserve">Cloud Providers:</w:t>
       </w:r>
     </w:p>
-    <w:bookmarkStart w:id="45" w:name="compute"/>
+    <w:bookmarkEnd w:id="34"/>
+    <w:bookmarkStart w:id="38" w:name="compute"/>
     <w:p>
       <w:pPr>
         <w:pStyle w:val="Heading4"/>
@@ -2534,12 +2568,9 @@
         <w:t xml:space="preserve">Compute</w:t>
       </w:r>
     </w:p>
-    <w:bookmarkEnd w:id="45"/>
-    <w:bookmarkEnd w:id="46"/>
-    <w:bookmarkStart w:id="49" w:name="compute-types"/>
-    <w:p>
-      <w:pPr>
-        <w:pStyle w:val="Heading2"/>
+    <w:p>
+      <w:pPr>
+        <w:pStyle w:val="FirstParagraph"/>
       </w:pPr>
       <w:r>
         <w:rPr>
@@ -2549,7 +2580,7 @@
         <w:t xml:space="preserve">Compute Types:</w:t>
       </w:r>
     </w:p>
-    <w:bookmarkStart w:id="47" w:name="servers"/>
+    <w:bookmarkStart w:id="35" w:name="servers"/>
     <w:p>
       <w:pPr>
         <w:pStyle w:val="Heading5"/>
@@ -2787,8 +2818,8 @@
         </w:tc>
       </w:tr>
     </w:tbl>
-    <w:bookmarkEnd w:id="47"/>
-    <w:bookmarkStart w:id="48" w:name="containers"/>
+    <w:bookmarkEnd w:id="35"/>
+    <w:bookmarkStart w:id="36" w:name="containers"/>
     <w:p>
       <w:pPr>
         <w:pStyle w:val="Heading5"/>
@@ -2797,12 +2828,9 @@
         <w:t xml:space="preserve">Containers</w:t>
       </w:r>
     </w:p>
-    <w:bookmarkEnd w:id="48"/>
-    <w:bookmarkEnd w:id="49"/>
-    <w:bookmarkStart w:id="51" w:name="base-images"/>
-    <w:p>
-      <w:pPr>
-        <w:pStyle w:val="Heading2"/>
+    <w:p>
+      <w:pPr>
+        <w:pStyle w:val="FirstParagraph"/>
       </w:pPr>
       <w:r>
         <w:rPr>
@@ -2812,7 +2840,8 @@
         <w:t xml:space="preserve">Base Images:</w:t>
       </w:r>
     </w:p>
-    <w:bookmarkStart w:id="50" w:name="serverless"/>
+    <w:bookmarkEnd w:id="36"/>
+    <w:bookmarkStart w:id="37" w:name="serverless"/>
     <w:p>
       <w:pPr>
         <w:pStyle w:val="Heading5"/>
@@ -2821,12 +2850,9 @@
         <w:t xml:space="preserve">Serverless</w:t>
       </w:r>
     </w:p>
-    <w:bookmarkEnd w:id="50"/>
-    <w:bookmarkEnd w:id="51"/>
-    <w:bookmarkStart w:id="54" w:name="services"/>
-    <w:p>
-      <w:pPr>
-        <w:pStyle w:val="Heading2"/>
+    <w:p>
+      <w:pPr>
+        <w:pStyle w:val="FirstParagraph"/>
       </w:pPr>
       <w:r>
         <w:rPr>
@@ -2836,7 +2862,9 @@
         <w:t xml:space="preserve">Services:</w:t>
       </w:r>
     </w:p>
-    <w:bookmarkStart w:id="52" w:name="network-connectivity"/>
+    <w:bookmarkEnd w:id="37"/>
+    <w:bookmarkEnd w:id="38"/>
+    <w:bookmarkStart w:id="39" w:name="network-connectivity"/>
     <w:p>
       <w:pPr>
         <w:pStyle w:val="Heading4"/>
@@ -3298,8 +3326,8 @@
         </w:tc>
       </w:tr>
     </w:tbl>
-    <w:bookmarkEnd w:id="52"/>
-    <w:bookmarkStart w:id="53" w:name="environments"/>
+    <w:bookmarkEnd w:id="39"/>
+    <w:bookmarkStart w:id="40" w:name="environments"/>
     <w:p>
       <w:pPr>
         <w:pStyle w:val="Heading4"/>
@@ -3411,12 +3439,9 @@
         </w:tc>
       </w:tr>
     </w:tbl>
-    <w:bookmarkEnd w:id="53"/>
-    <w:bookmarkEnd w:id="54"/>
-    <w:bookmarkStart w:id="55" w:name="security-agents"/>
-    <w:p>
-      <w:pPr>
-        <w:pStyle w:val="Heading2"/>
+    <w:p>
+      <w:pPr>
+        <w:pStyle w:val="BodyText"/>
       </w:pPr>
       <w:r>
         <w:rPr>
@@ -3426,11 +3451,9 @@
         <w:t xml:space="preserve">Security Agents:</w:t>
       </w:r>
     </w:p>
-    <w:bookmarkEnd w:id="55"/>
-    <w:bookmarkStart w:id="59" w:name="quality-attribute-references-2"/>
-    <w:p>
-      <w:pPr>
-        <w:pStyle w:val="Heading2"/>
+    <w:p>
+      <w:pPr>
+        <w:pStyle w:val="FirstParagraph"/>
       </w:pPr>
       <w:r>
         <w:rPr>
@@ -3440,7 +3463,9 @@
         <w:t xml:space="preserve">Quality Attribute References:</w:t>
       </w:r>
     </w:p>
-    <w:bookmarkStart w:id="58" w:name="data-view"/>
+    <w:bookmarkEnd w:id="40"/>
+    <w:bookmarkEnd w:id="41"/>
+    <w:bookmarkStart w:id="44" w:name="data-view"/>
     <w:p>
       <w:pPr>
         <w:pStyle w:val="Heading3"/>
@@ -3449,7 +3474,7 @@
         <w:t xml:space="preserve">3.4 Data View</w:t>
       </w:r>
     </w:p>
-    <w:bookmarkStart w:id="56" w:name="data-stores"/>
+    <w:bookmarkStart w:id="42" w:name="data-stores"/>
     <w:p>
       <w:pPr>
         <w:pStyle w:val="Heading4"/>
@@ -3811,8 +3836,8 @@
         </w:tc>
       </w:tr>
     </w:tbl>
-    <w:bookmarkEnd w:id="56"/>
-    <w:bookmarkStart w:id="57" w:name="data-transfers"/>
+    <w:bookmarkEnd w:id="42"/>
+    <w:bookmarkStart w:id="43" w:name="data-transfers"/>
     <w:p>
       <w:pPr>
         <w:pStyle w:val="Heading4"/>
@@ -3950,13 +3975,9 @@
         </w:tc>
       </w:tr>
     </w:tbl>
-    <w:bookmarkEnd w:id="57"/>
-    <w:bookmarkEnd w:id="58"/>
-    <w:bookmarkEnd w:id="59"/>
-    <w:bookmarkStart w:id="68" w:name="quality-attribute-references-3"/>
-    <w:p>
-      <w:pPr>
-        <w:pStyle w:val="Heading2"/>
+    <w:p>
+      <w:pPr>
+        <w:pStyle w:val="BodyText"/>
       </w:pPr>
       <w:r>
         <w:rPr>
@@ -3966,7 +3987,9 @@
         <w:t xml:space="preserve">Quality Attribute References:</w:t>
       </w:r>
     </w:p>
-    <w:bookmarkStart w:id="67" w:name="security-view"/>
+    <w:bookmarkEnd w:id="43"/>
+    <w:bookmarkEnd w:id="44"/>
+    <w:bookmarkStart w:id="52" w:name="security-view"/>
     <w:p>
       <w:pPr>
         <w:pStyle w:val="Heading3"/>
@@ -3975,7 +3998,7 @@
         <w:t xml:space="preserve">3.5 Security View</w:t>
       </w:r>
     </w:p>
-    <w:bookmarkStart w:id="60" w:name="business-impact-assessment"/>
+    <w:bookmarkStart w:id="45" w:name="business-impact-assessment"/>
     <w:p>
       <w:pPr>
         <w:pStyle w:val="Heading4"/>
@@ -4135,8 +4158,8 @@
         </w:tc>
       </w:tr>
     </w:tbl>
-    <w:bookmarkEnd w:id="60"/>
-    <w:bookmarkStart w:id="61" w:name="authentication"/>
+    <w:bookmarkEnd w:id="45"/>
+    <w:bookmarkStart w:id="46" w:name="authentication"/>
     <w:p>
       <w:pPr>
         <w:pStyle w:val="Heading4"/>
@@ -4231,8 +4254,8 @@
         </w:tc>
       </w:tr>
     </w:tbl>
-    <w:bookmarkEnd w:id="61"/>
-    <w:bookmarkStart w:id="62" w:name="authorisation"/>
+    <w:bookmarkEnd w:id="46"/>
+    <w:bookmarkStart w:id="47" w:name="authorisation"/>
     <w:p>
       <w:pPr>
         <w:pStyle w:val="Heading4"/>
@@ -4417,8 +4440,8 @@
         </w:tc>
       </w:tr>
     </w:tbl>
-    <w:bookmarkEnd w:id="62"/>
-    <w:bookmarkStart w:id="63" w:name="privileged-access"/>
+    <w:bookmarkEnd w:id="47"/>
+    <w:bookmarkStart w:id="48" w:name="privileged-access"/>
     <w:p>
       <w:pPr>
         <w:pStyle w:val="Heading4"/>
@@ -4574,8 +4597,8 @@
         </w:tc>
       </w:tr>
     </w:tbl>
-    <w:bookmarkEnd w:id="63"/>
-    <w:bookmarkStart w:id="64" w:name="encryption-at-rest"/>
+    <w:bookmarkEnd w:id="48"/>
+    <w:bookmarkStart w:id="49" w:name="encryption-at-rest"/>
     <w:p>
       <w:pPr>
         <w:pStyle w:val="Heading4"/>
@@ -4813,8 +4836,8 @@
         </w:tc>
       </w:tr>
     </w:tbl>
-    <w:bookmarkEnd w:id="64"/>
-    <w:bookmarkStart w:id="65" w:name="secret-management"/>
+    <w:bookmarkEnd w:id="49"/>
+    <w:bookmarkStart w:id="50" w:name="secret-management"/>
     <w:p>
       <w:pPr>
         <w:pStyle w:val="Heading4"/>
@@ -4946,8 +4969,8 @@
         </w:tc>
       </w:tr>
     </w:tbl>
-    <w:bookmarkEnd w:id="65"/>
-    <w:bookmarkStart w:id="66" w:name="security-monitoring"/>
+    <w:bookmarkEnd w:id="50"/>
+    <w:bookmarkStart w:id="51" w:name="security-monitoring"/>
     <w:p>
       <w:pPr>
         <w:pStyle w:val="Heading4"/>
@@ -5103,13 +5126,9 @@
         </w:tc>
       </w:tr>
     </w:tbl>
-    <w:bookmarkEnd w:id="66"/>
-    <w:bookmarkEnd w:id="67"/>
-    <w:bookmarkEnd w:id="68"/>
-    <w:bookmarkStart w:id="72" w:name="quality-attribute-references-4"/>
-    <w:p>
-      <w:pPr>
-        <w:pStyle w:val="Heading2"/>
+    <w:p>
+      <w:pPr>
+        <w:pStyle w:val="BodyText"/>
       </w:pPr>
       <w:r>
         <w:rPr>
@@ -5119,7 +5138,9 @@
         <w:t xml:space="preserve">Quality Attribute References:</w:t>
       </w:r>
     </w:p>
-    <w:bookmarkStart w:id="71" w:name="scenarios"/>
+    <w:bookmarkEnd w:id="51"/>
+    <w:bookmarkEnd w:id="52"/>
+    <w:bookmarkStart w:id="55" w:name="scenarios"/>
     <w:p>
       <w:pPr>
         <w:pStyle w:val="Heading3"/>
@@ -5128,7 +5149,7 @@
         <w:t xml:space="preserve">3.6 Scenarios</w:t>
       </w:r>
     </w:p>
-    <w:bookmarkStart w:id="69" w:name="key-use-cases"/>
+    <w:bookmarkStart w:id="53" w:name="key-use-cases"/>
     <w:p>
       <w:pPr>
         <w:pStyle w:val="Heading4"/>
@@ -5337,8 +5358,8 @@
         </w:tc>
       </w:tr>
     </w:tbl>
-    <w:bookmarkEnd w:id="69"/>
-    <w:bookmarkStart w:id="70" w:name="architecture-decision-records"/>
+    <w:bookmarkEnd w:id="53"/>
+    <w:bookmarkStart w:id="54" w:name="architecture-decision-records"/>
     <w:p>
       <w:pPr>
         <w:pStyle w:val="Heading4"/>
@@ -5632,10 +5653,10 @@
         </w:pict>
       </w:r>
     </w:p>
-    <w:bookmarkEnd w:id="70"/>
-    <w:bookmarkEnd w:id="71"/>
-    <w:bookmarkEnd w:id="72"/>
-    <w:bookmarkStart w:id="80" w:name="quality-attributes"/>
+    <w:bookmarkEnd w:id="54"/>
+    <w:bookmarkEnd w:id="55"/>
+    <w:bookmarkEnd w:id="56"/>
+    <w:bookmarkStart w:id="64" w:name="quality-attributes"/>
     <w:p>
       <w:pPr>
         <w:pStyle w:val="Heading2"/>
@@ -5644,7 +5665,7 @@
         <w:t xml:space="preserve">4. Quality Attributes</w:t>
       </w:r>
     </w:p>
-    <w:bookmarkStart w:id="73" w:name="operational-excellence"/>
+    <w:bookmarkStart w:id="57" w:name="operational-excellence"/>
     <w:p>
       <w:pPr>
         <w:pStyle w:val="Heading3"/>
@@ -5853,8 +5874,8 @@
         </w:tc>
       </w:tr>
     </w:tbl>
-    <w:bookmarkEnd w:id="73"/>
-    <w:bookmarkStart w:id="74" w:name="reliability-resilience"/>
+    <w:bookmarkEnd w:id="57"/>
+    <w:bookmarkStart w:id="58" w:name="reliability-resilience"/>
     <w:p>
       <w:pPr>
         <w:pStyle w:val="Heading3"/>
@@ -6232,8 +6253,8 @@
         </w:tc>
       </w:tr>
     </w:tbl>
-    <w:bookmarkEnd w:id="74"/>
-    <w:bookmarkStart w:id="76" w:name="performance-efficiency"/>
+    <w:bookmarkEnd w:id="58"/>
+    <w:bookmarkStart w:id="60" w:name="performance-efficiency"/>
     <w:p>
       <w:pPr>
         <w:pStyle w:val="Heading3"/>
@@ -6242,7 +6263,7 @@
         <w:t xml:space="preserve">4.3 Performance Efficiency</w:t>
       </w:r>
     </w:p>
-    <w:bookmarkStart w:id="75" w:name="capacity-growth-projections"/>
+    <w:bookmarkStart w:id="59" w:name="capacity-growth-projections"/>
     <w:p>
       <w:pPr>
         <w:pStyle w:val="Heading4"/>
@@ -6570,9 +6591,9 @@
         </w:tc>
       </w:tr>
     </w:tbl>
-    <w:bookmarkEnd w:id="75"/>
-    <w:bookmarkEnd w:id="76"/>
-    <w:bookmarkStart w:id="77" w:name="cost-optimisation"/>
+    <w:bookmarkEnd w:id="59"/>
+    <w:bookmarkEnd w:id="60"/>
+    <w:bookmarkStart w:id="61" w:name="cost-optimisation"/>
     <w:p>
       <w:pPr>
         <w:pStyle w:val="Heading3"/>
@@ -6759,8 +6780,8 @@
         </w:tc>
       </w:tr>
     </w:tbl>
-    <w:bookmarkEnd w:id="77"/>
-    <w:bookmarkStart w:id="78" w:name="sustainability"/>
+    <w:bookmarkEnd w:id="61"/>
+    <w:bookmarkStart w:id="62" w:name="sustainability"/>
     <w:p>
       <w:pPr>
         <w:pStyle w:val="Heading3"/>
@@ -6948,8 +6969,8 @@
         </w:tc>
       </w:tr>
     </w:tbl>
-    <w:bookmarkEnd w:id="78"/>
-    <w:bookmarkStart w:id="79" w:name="quality-attribute-trade-offs"/>
+    <w:bookmarkEnd w:id="62"/>
+    <w:bookmarkStart w:id="63" w:name="quality-attribute-trade-offs"/>
     <w:p>
       <w:pPr>
         <w:pStyle w:val="Heading3"/>
@@ -7065,9 +7086,9 @@
         </w:pict>
       </w:r>
     </w:p>
-    <w:bookmarkEnd w:id="79"/>
-    <w:bookmarkEnd w:id="80"/>
-    <w:bookmarkStart w:id="83" w:name="lifecycle-management"/>
+    <w:bookmarkEnd w:id="63"/>
+    <w:bookmarkEnd w:id="64"/>
+    <w:bookmarkStart w:id="67" w:name="lifecycle-management"/>
     <w:p>
       <w:pPr>
         <w:pStyle w:val="Heading2"/>
@@ -7076,7 +7097,7 @@
         <w:t xml:space="preserve">5. Lifecycle Management</w:t>
       </w:r>
     </w:p>
-    <w:bookmarkStart w:id="81" w:name="migration"/>
+    <w:bookmarkStart w:id="65" w:name="migration"/>
     <w:p>
       <w:pPr>
         <w:pStyle w:val="Heading3"/>
@@ -7395,8 +7416,8 @@
         </w:tc>
       </w:tr>
     </w:tbl>
-    <w:bookmarkEnd w:id="81"/>
-    <w:bookmarkStart w:id="82" w:name="resourcing-skills"/>
+    <w:bookmarkEnd w:id="65"/>
+    <w:bookmarkStart w:id="66" w:name="resourcing-skills"/>
     <w:p>
       <w:pPr>
         <w:pStyle w:val="Heading3"/>
@@ -7647,9 +7668,9 @@
         </w:pict>
       </w:r>
     </w:p>
-    <w:bookmarkEnd w:id="82"/>
-    <w:bookmarkEnd w:id="83"/>
-    <w:bookmarkStart w:id="93" w:name="decision-making-governance"/>
+    <w:bookmarkEnd w:id="66"/>
+    <w:bookmarkEnd w:id="67"/>
+    <w:bookmarkStart w:id="77" w:name="decision-making-governance"/>
     <w:p>
       <w:pPr>
         <w:pStyle w:val="Heading2"/>
@@ -7658,7 +7679,7 @@
         <w:t xml:space="preserve">6. Decision Making &amp; Governance</w:t>
       </w:r>
     </w:p>
-    <w:bookmarkStart w:id="84" w:name="constraints"/>
+    <w:bookmarkStart w:id="68" w:name="constraints"/>
     <w:p>
       <w:pPr>
         <w:pStyle w:val="Heading3"/>
@@ -7787,8 +7808,8 @@
         </w:tc>
       </w:tr>
     </w:tbl>
-    <w:bookmarkEnd w:id="84"/>
-    <w:bookmarkStart w:id="85" w:name="assumptions"/>
+    <w:bookmarkEnd w:id="68"/>
+    <w:bookmarkStart w:id="69" w:name="assumptions"/>
     <w:p>
       <w:pPr>
         <w:pStyle w:val="Heading3"/>
@@ -8028,8 +8049,8 @@
         </w:tc>
       </w:tr>
     </w:tbl>
-    <w:bookmarkEnd w:id="85"/>
-    <w:bookmarkStart w:id="86" w:name="risks"/>
+    <w:bookmarkEnd w:id="69"/>
+    <w:bookmarkStart w:id="70" w:name="risks"/>
     <w:p>
       <w:pPr>
         <w:pStyle w:val="Heading3"/>
@@ -8354,8 +8375,8 @@
         </w:tc>
       </w:tr>
     </w:tbl>
-    <w:bookmarkEnd w:id="86"/>
-    <w:bookmarkStart w:id="87" w:name="dependencies"/>
+    <w:bookmarkEnd w:id="70"/>
+    <w:bookmarkStart w:id="71" w:name="dependencies"/>
     <w:p>
       <w:pPr>
         <w:pStyle w:val="Heading3"/>
@@ -8595,8 +8616,8 @@
         </w:tc>
       </w:tr>
     </w:tbl>
-    <w:bookmarkEnd w:id="87"/>
-    <w:bookmarkStart w:id="88" w:name="issues"/>
+    <w:bookmarkEnd w:id="71"/>
+    <w:bookmarkStart w:id="72" w:name="issues"/>
     <w:p>
       <w:pPr>
         <w:pStyle w:val="Heading3"/>
@@ -8865,8 +8886,8 @@
         </w:tc>
       </w:tr>
     </w:tbl>
-    <w:bookmarkEnd w:id="88"/>
-    <w:bookmarkStart w:id="89" w:name="technical-debt-register"/>
+    <w:bookmarkEnd w:id="72"/>
+    <w:bookmarkStart w:id="73" w:name="technical-debt-register"/>
     <w:p>
       <w:pPr>
         <w:pStyle w:val="Heading3"/>
@@ -9107,8 +9128,8 @@
         </w:tc>
       </w:tr>
     </w:tbl>
-    <w:bookmarkEnd w:id="89"/>
-    <w:bookmarkStart w:id="90" w:name="architectural-decisions-log"/>
+    <w:bookmarkEnd w:id="73"/>
+    <w:bookmarkStart w:id="74" w:name="architectural-decisions-log"/>
     <w:p>
       <w:pPr>
         <w:pStyle w:val="Heading3"/>
@@ -9236,8 +9257,8 @@
         </w:tc>
       </w:tr>
     </w:tbl>
-    <w:bookmarkEnd w:id="90"/>
-    <w:bookmarkStart w:id="91" w:name="compliance-traceability"/>
+    <w:bookmarkEnd w:id="74"/>
+    <w:bookmarkStart w:id="75" w:name="compliance-traceability"/>
     <w:p>
       <w:pPr>
         <w:pStyle w:val="Heading3"/>
@@ -9366,8 +9387,8 @@
         </w:tc>
       </w:tr>
     </w:tbl>
-    <w:bookmarkEnd w:id="91"/>
-    <w:bookmarkStart w:id="92" w:name="approval-sign-off"/>
+    <w:bookmarkEnd w:id="75"/>
+    <w:bookmarkStart w:id="76" w:name="approval-sign-off"/>
     <w:p>
       <w:pPr>
         <w:pStyle w:val="Heading3"/>
@@ -9503,9 +9524,9 @@
         </w:pict>
       </w:r>
     </w:p>
-    <w:bookmarkEnd w:id="92"/>
-    <w:bookmarkEnd w:id="93"/>
-    <w:bookmarkStart w:id="96" w:name="appendices"/>
+    <w:bookmarkEnd w:id="76"/>
+    <w:bookmarkEnd w:id="77"/>
+    <w:bookmarkStart w:id="80" w:name="appendices"/>
     <w:p>
       <w:pPr>
         <w:pStyle w:val="Heading2"/>
@@ -9514,7 +9535,7 @@
         <w:t xml:space="preserve">7. Appendices</w:t>
       </w:r>
     </w:p>
-    <w:bookmarkStart w:id="94" w:name="glossary"/>
+    <w:bookmarkStart w:id="78" w:name="glossary"/>
     <w:p>
       <w:pPr>
         <w:pStyle w:val="Heading3"/>
@@ -9579,8 +9600,8 @@
         </w:tc>
       </w:tr>
     </w:tbl>
-    <w:bookmarkEnd w:id="94"/>
-    <w:bookmarkStart w:id="95" w:name="references"/>
+    <w:bookmarkEnd w:id="78"/>
+    <w:bookmarkStart w:id="79" w:name="references"/>
     <w:p>
       <w:pPr>
         <w:pStyle w:val="Heading3"/>
@@ -9692,9 +9713,9 @@
         </w:pict>
       </w:r>
     </w:p>
-    <w:bookmarkEnd w:id="95"/>
-    <w:bookmarkEnd w:id="96"/>
-    <w:bookmarkStart w:id="97" w:name="compliance-scoring"/>
+    <w:bookmarkEnd w:id="79"/>
+    <w:bookmarkEnd w:id="80"/>
+    <w:bookmarkStart w:id="81" w:name="compliance-scoring"/>
     <w:p>
       <w:pPr>
         <w:pStyle w:val="Heading2"/>
@@ -10476,8 +10497,8 @@
         </w:pict>
       </w:r>
     </w:p>
-    <w:bookmarkEnd w:id="97"/>
-    <w:bookmarkStart w:id="98" w:name="approval-sign-off-1"/>
+    <w:bookmarkEnd w:id="81"/>
+    <w:bookmarkStart w:id="82" w:name="approval-sign-off-1"/>
     <w:p>
       <w:pPr>
         <w:pStyle w:val="Heading2"/>
@@ -10669,8 +10690,7 @@
         </w:tc>
       </w:tr>
     </w:tbl>
-    <w:bookmarkEnd w:id="98"/>
-    <w:bookmarkEnd w:id="99"/>
+    <w:bookmarkEnd w:id="82"/>
     <w:sectPr>
       <w:footnotePr>
         <w:numRestart w:val="eachSect"/>
@@ -10783,8 +10803,168 @@
       </w:pPr>
     </w:lvl>
   </w:abstractNum>
+  <w:abstractNum w:abstractNumId="991">
+    <w:nsid w:val="0000A991"/>
+    <w:multiLevelType w:val="multilevel"/>
+    <w:lvl w:ilvl="0">
+      <w:numFmt w:val="bullet"/>
+      <w:lvlText w:val=""/>
+      <w:lvlJc w:val="left"/>
+      <w:pPr>
+        <w:ind w:left="720" w:hanging="360"/>
+      </w:pPr>
+      <w:rPr>
+        <w:rFonts w:ascii="Symbol" w:hAnsi="Symbol" w:cs="Symbol" w:hint="default"/>
+      </w:rPr>
+    </w:lvl>
+    <w:lvl w:ilvl="1">
+      <w:numFmt w:val="bullet"/>
+      <w:lvlText w:val="o"/>
+      <w:lvlJc w:val="left"/>
+      <w:pPr>
+        <w:ind w:left="1440" w:hanging="360"/>
+      </w:pPr>
+      <w:rPr>
+        <w:rFonts w:ascii="Courier New" w:hAnsi="Courier New" w:cs="Courier New" w:hint="default"/>
+      </w:rPr>
+    </w:lvl>
+    <w:lvl w:ilvl="2">
+      <w:numFmt w:val="bullet"/>
+      <w:lvlText w:val=""/>
+      <w:lvlJc w:val="left"/>
+      <w:pPr>
+        <w:ind w:left="2160" w:hanging="360"/>
+      </w:pPr>
+      <w:rPr>
+        <w:rFonts w:ascii="Wingdings" w:hAnsi="Wingdings" w:cs="Wingdings" w:hint="default"/>
+      </w:rPr>
+    </w:lvl>
+    <w:lvl w:ilvl="3">
+      <w:numFmt w:val="bullet"/>
+      <w:lvlText w:val=""/>
+      <w:lvlJc w:val="left"/>
+      <w:pPr>
+        <w:ind w:left="2880" w:hanging="360"/>
+      </w:pPr>
+      <w:rPr>
+        <w:rFonts w:ascii="Symbol" w:hAnsi="Symbol" w:cs="Symbol" w:hint="default"/>
+      </w:rPr>
+    </w:lvl>
+    <w:lvl w:ilvl="4">
+      <w:numFmt w:val="bullet"/>
+      <w:lvlText w:val="o"/>
+      <w:lvlJc w:val="left"/>
+      <w:pPr>
+        <w:ind w:left="3600" w:hanging="360"/>
+      </w:pPr>
+      <w:rPr>
+        <w:rFonts w:ascii="Courier New" w:hAnsi="Courier New" w:cs="Courier New" w:hint="default"/>
+      </w:rPr>
+    </w:lvl>
+    <w:lvl w:ilvl="5">
+      <w:numFmt w:val="bullet"/>
+      <w:lvlText w:val=""/>
+      <w:lvlJc w:val="left"/>
+      <w:pPr>
+        <w:ind w:left="4320" w:hanging="360"/>
+      </w:pPr>
+      <w:rPr>
+        <w:rFonts w:ascii="Wingdings" w:hAnsi="Wingdings" w:cs="Wingdings" w:hint="default"/>
+      </w:rPr>
+    </w:lvl>
+    <w:lvl w:ilvl="6">
+      <w:numFmt w:val="bullet"/>
+      <w:lvlText w:val=""/>
+      <w:lvlJc w:val="left"/>
+      <w:pPr>
+        <w:ind w:left="5040" w:hanging="360"/>
+      </w:pPr>
+      <w:rPr>
+        <w:rFonts w:ascii="Symbol" w:hAnsi="Symbol" w:cs="Symbol" w:hint="default"/>
+      </w:rPr>
+    </w:lvl>
+    <w:lvl w:ilvl="7">
+      <w:numFmt w:val="bullet"/>
+      <w:lvlText w:val="o"/>
+      <w:lvlJc w:val="left"/>
+      <w:pPr>
+        <w:ind w:left="5760" w:hanging="360"/>
+      </w:pPr>
+      <w:rPr>
+        <w:rFonts w:ascii="Courier New" w:hAnsi="Courier New" w:cs="Courier New" w:hint="default"/>
+      </w:rPr>
+    </w:lvl>
+    <w:lvl w:ilvl="8">
+      <w:numFmt w:val="bullet"/>
+      <w:lvlText w:val=""/>
+      <w:lvlJc w:val="left"/>
+      <w:pPr>
+        <w:ind w:left="6480" w:hanging="360"/>
+      </w:pPr>
+      <w:rPr>
+        <w:rFonts w:ascii="Wingdings" w:hAnsi="Wingdings" w:cs="Wingdings" w:hint="default"/>
+      </w:rPr>
+    </w:lvl>
+  </w:abstractNum>
   <w:num w:numId="1000">
     <w:abstractNumId w:val="990"/>
+  </w:num>
+  <w:num w:numId="1001">
+    <w:abstractNumId w:val="991"/>
+  </w:num>
+  <w:num w:numId="1002">
+    <w:abstractNumId w:val="991"/>
+  </w:num>
+  <w:num w:numId="1003">
+    <w:abstractNumId w:val="991"/>
+  </w:num>
+  <w:num w:numId="1004">
+    <w:abstractNumId w:val="991"/>
+  </w:num>
+  <w:num w:numId="1005">
+    <w:abstractNumId w:val="991"/>
+  </w:num>
+  <w:num w:numId="1006">
+    <w:abstractNumId w:val="991"/>
+  </w:num>
+  <w:num w:numId="1007">
+    <w:abstractNumId w:val="991"/>
+  </w:num>
+  <w:num w:numId="1008">
+    <w:abstractNumId w:val="991"/>
+  </w:num>
+  <w:num w:numId="1009">
+    <w:abstractNumId w:val="991"/>
+  </w:num>
+  <w:num w:numId="1010">
+    <w:abstractNumId w:val="991"/>
+  </w:num>
+  <w:num w:numId="1011">
+    <w:abstractNumId w:val="991"/>
+  </w:num>
+  <w:num w:numId="1012">
+    <w:abstractNumId w:val="991"/>
+  </w:num>
+  <w:num w:numId="1013">
+    <w:abstractNumId w:val="991"/>
+  </w:num>
+  <w:num w:numId="1014">
+    <w:abstractNumId w:val="991"/>
+  </w:num>
+  <w:num w:numId="1015">
+    <w:abstractNumId w:val="991"/>
+  </w:num>
+  <w:num w:numId="1016">
+    <w:abstractNumId w:val="991"/>
+  </w:num>
+  <w:num w:numId="1017">
+    <w:abstractNumId w:val="991"/>
+  </w:num>
+  <w:num w:numId="1018">
+    <w:abstractNumId w:val="991"/>
+  </w:num>
+  <w:num w:numId="1019">
+    <w:abstractNumId w:val="991"/>
   </w:num>
 </w:numbering>
 </file>

--- a/public/templates/sad-template.docx
+++ b/public/templates/sad-template.docx
@@ -4,30 +4,14 @@
   <w:body>
     <w:p>
       <w:pPr>
-        <w:pStyle w:val="Title"/>
-      </w:pPr>
-      <w:r>
-        <w:t xml:space="preserve">Solution Architecture Document</w:t>
-      </w:r>
-    </w:p>
-    <w:p>
-      <w:pPr>
-        <w:pStyle w:val="Subtitle"/>
-      </w:pPr>
-      <w:r>
-        <w:t xml:space="preserve">ADS v1.3.2 — Architecture Description Standard Template</w:t>
-      </w:r>
-    </w:p>
-    <w:p>
-      <w:pPr>
-        <w:pStyle w:val="CaptionedFigure"/>
+        <w:pStyle w:val="Author"/>
       </w:pPr>
       <w:r>
         <w:drawing>
           <wp:inline>
-            <wp:extent cx="1463040" cy="1463040"/>
+            <wp:extent cx="1280160" cy="1280160"/>
             <wp:effectExtent b="0" l="0" r="0" t="0"/>
-            <wp:docPr descr="ADS" title="" id="10" name="Picture"/>
+            <wp:docPr descr="" title="" id="10" name="Picture"/>
             <a:graphic>
               <a:graphicData uri="http://schemas.openxmlformats.org/drawingml/2006/picture">
                 <pic:pic>
@@ -46,7 +30,7 @@
                   <pic:spPr bwMode="auto">
                     <a:xfrm>
                       <a:off x="0" y="0"/>
-                      <a:ext cx="1463040" cy="1463040"/>
+                      <a:ext cx="1280160" cy="1280160"/>
                     </a:xfrm>
                     <a:prstGeom prst="rect">
                       <a:avLst/>
@@ -67,10 +51,18 @@
     </w:p>
     <w:p>
       <w:pPr>
-        <w:pStyle w:val="ImageCaption"/>
-      </w:pPr>
-      <w:r>
-        <w:t xml:space="preserve">ADS</w:t>
+        <w:pStyle w:val="Title"/>
+      </w:pPr>
+      <w:r>
+        <w:t xml:space="preserve">Solution Architecture Document</w:t>
+      </w:r>
+    </w:p>
+    <w:p>
+      <w:pPr>
+        <w:pStyle w:val="Subtitle"/>
+      </w:pPr>
+      <w:r>
+        <w:t xml:space="preserve">ADS v1.3.2 — Architecture Description Standard Template</w:t>
       </w:r>
     </w:p>
     <w:p>
